--- a/paper/paper_bert_standalone.docx
+++ b/paper/paper_bert_standalone.docx
@@ -13,9 +13,11 @@
           <w:b/>
           <w:i w:val="0"/>
           <w:color w:val="000000"/>
-          <w:sz w:val="36"/>
+          <w:sz w:val="48"/>
         </w:rPr>
-        <w:t>Explainable and Context-Aware Fine-Tuning of Bidirectional Encoder Representations from Transformers for Online Recruitment Fraud Detection</w:t>
+        <w:t>Explainable and Context-Aware Fine-Tuning of Bidirectional Encoder</w:t>
+        <w:br/>
+        <w:t>Representations from Transformers for Online Recruitment Fraud Detection</w:t>
       </w:r>
     </w:p>
     <w:p>
@@ -29,7 +31,7 @@
           <w:b w:val="0"/>
           <w:i w:val="0"/>
           <w:color w:val="000000"/>
-          <w:sz w:val="20"/>
+          <w:sz w:val="22"/>
         </w:rPr>
         <w:t>Akhilesh Yadav</w:t>
         <w:br/>
@@ -37,24 +39,36 @@
         <w:br/>
         <w:t>M.Sc. (Data Science)</w:t>
         <w:br/>
+        <w:t>India</w:t>
+        <w:br/>
         <w:t>akhileshyadav8@gmail.com</w:t>
       </w:r>
     </w:p>
     <w:p>
       <w:pPr>
-        <w:spacing w:after="240"/>
-        <w:ind w:left="720" w:right="720"/>
+        <w:sectPr>
+          <w:pgSz w:w="12240" w:h="15840"/>
+          <w:pgMar w:top="1080" w:right="900" w:bottom="1440" w:left="900" w:header="720" w:footer="720" w:gutter="0"/>
+          <w:cols w:space="720"/>
+          <w:docGrid w:linePitch="360"/>
+        </w:sectPr>
+      </w:pPr>
+    </w:p>
+    <w:p>
+      <w:pPr>
+        <w:spacing w:after="120"/>
+        <w:ind w:firstLine="216"/>
         <w:jc w:val="both"/>
       </w:pPr>
       <w:r>
         <w:rPr>
           <w:rFonts w:ascii="Times New Roman" w:hAnsi="Times New Roman"/>
           <w:b/>
-          <w:i w:val="0"/>
+          <w:i/>
           <w:color w:val="000000"/>
           <w:sz w:val="18"/>
         </w:rPr>
-        <w:t xml:space="preserve">Abstract— </w:t>
+        <w:t>Abstract---</w:t>
       </w:r>
       <w:r>
         <w:rPr>
@@ -64,24 +78,24 @@
           <w:color w:val="000000"/>
           <w:sz w:val="18"/>
         </w:rPr>
-        <w:t>Online recruitment fraud has emerged as a critical cybersecurity challenge, with scammers exploiting employment boards to conduct identity theft and financial scams. Automatic detection using text classification is challenging because fraudulent listings mimic legitimate corporate language. In this study, we replicate and optimize the baseline fine-tuning methodology of the Fraud-BERT framework using the full bert-base-uncased architecture. To address the severe class imbalance in the Employment Scam Aegean Dataset (EMSCAD), we implement a class-weighted binary cross-entropy loss function. Furthermore, to resolve the black-box limitation of transformer networks, we integrate game-theoretic Explainable AI (XAI) via SHAP values, tracing token attributions to verify the linguistic features that drive classification. Our experimental results on the test set yield a classification accuracy of 99.02%, Class 1 (Fraudulent) precision of 91.57%, recall of 87.86%, and F1-score of 89.68%. Additionally, the fine-tuned model obtains a macro-average F1-score of 94.58% and a high ROC-AUC of 99.22%. These findings confirm that fine-tuned transformer backbones, when regularized and explained using game-theoretic feature attribution, offer a highly reliable baseline for automated recruitment security.</w:t>
+        <w:t>Online recruitment platforms have simplified global recruitment processes. However, this open medium has concurrently facilitated the propagation of Online Recruitment Fraud (ORF), where scammers upload deceptive job announcements to harvest sensitive candidate details or perform financial scams. Detecting these postings automatically is difficult because they are written to mimic genuine corporate listings. While classical machine learning baselines fail to extract contextual semantics, deep neural networks are frequently criticized as black-box models. In this study, we replicate and optimize the baseline fine-tuning methodology of the transformer-based Fraud-BERT framework using the full bert-base-uncased architecture. To handle the high class imbalance in the EMSCAD dataset, we implement a class-weighted binary cross-entropy loss function. Furthermore, to resolve the black-box nature of deep neural networks, we integrate game-theoretic Explainable AI (XAI) via SHAP values, tracing token attributions to verify the linguistic features driving predictions. Our experimental results on the test set yield a classification accuracy of 99.02%, Class 1 (Fraudulent) precision of 91.57%, recall of 87.86%, and F1-score of 89.68%. Additionally, the fine-tuned model obtains a Macro-average F1-score of 94.58% and a high ROC-AUC of 99.22%. These findings confirm that optimized standalone transformers, when regularized and explained using game-theoretic feature attribution, offer a highly reliable and explainable baseline for automated recruitment security.</w:t>
       </w:r>
     </w:p>
     <w:p>
       <w:pPr>
-        <w:spacing w:after="360"/>
-        <w:ind w:left="720" w:right="720"/>
+        <w:spacing w:after="240"/>
+        <w:ind w:firstLine="216"/>
         <w:jc w:val="both"/>
       </w:pPr>
       <w:r>
         <w:rPr>
           <w:rFonts w:ascii="Times New Roman" w:hAnsi="Times New Roman"/>
           <w:b/>
-          <w:i w:val="0"/>
+          <w:i/>
           <w:color w:val="000000"/>
           <w:sz w:val="18"/>
         </w:rPr>
-        <w:t xml:space="preserve">Keywords— </w:t>
+        <w:t>Keywords---</w:t>
       </w:r>
       <w:r>
         <w:rPr>
@@ -91,66 +105,7 @@
           <w:color w:val="000000"/>
           <w:sz w:val="18"/>
         </w:rPr>
-        <w:t>Online Recruitment Fraud, Transformer, BERT, Fine-Tuning, Explainable AI, SHAP</w:t>
-      </w:r>
-    </w:p>
-    <w:p>
-      <w:pPr>
-        <w:sectPr>
-          <w:pgSz w:w="12240" w:h="15840"/>
-          <w:pgMar w:top="1080" w:right="1080" w:bottom="1080" w:left="1080" w:header="720" w:footer="720" w:gutter="0"/>
-          <w:cols w:space="720"/>
-          <w:docGrid w:linePitch="360"/>
-        </w:sectPr>
-      </w:pPr>
-    </w:p>
-    <w:p>
-      <w:pPr>
-        <w:keepNext/>
-        <w:spacing w:before="240" w:after="120"/>
-        <w:jc w:val="center"/>
-      </w:pPr>
-      <w:r>
-        <w:rPr>
-          <w:rFonts w:ascii="Times New Roman" w:hAnsi="Times New Roman"/>
-          <w:b/>
-          <w:i w:val="0"/>
-          <w:color w:val="000000"/>
-          <w:sz w:val="20"/>
-        </w:rPr>
-        <w:t>I. INTRODUCTION</w:t>
-      </w:r>
-    </w:p>
-    <w:p>
-      <w:pPr>
-        <w:spacing w:after="80" w:line="276" w:lineRule="auto"/>
-        <w:jc w:val="left"/>
-      </w:pPr>
-      <w:r>
-        <w:rPr>
-          <w:rFonts w:ascii="Times New Roman" w:hAnsi="Times New Roman"/>
-          <w:b w:val="0"/>
-          <w:i w:val="0"/>
-          <w:color w:val="000000"/>
-          <w:sz w:val="20"/>
-        </w:rPr>
-        <w:t>The digitalization of the global labor market has transitioned hiring processes to online recruitment platforms. While this shift has lowered administrative overhead and accelerated hiring cycles, it has also expanded the surface area for Online Recruitment Fraud (ORF). Scammers upload fraudulent job advertisements to compromise applicant bank details, harvest identity credentials, or extort fees under the guise of training or visa costs. Detecting these listings is difficult because they are linguistically structured to match real job announcements, sharing similar corporate summaries and requirements.</w:t>
-      </w:r>
-    </w:p>
-    <w:p>
-      <w:pPr>
-        <w:spacing w:after="80" w:line="276" w:lineRule="auto"/>
-        <w:jc w:val="left"/>
-      </w:pPr>
-      <w:r>
-        <w:rPr>
-          <w:rFonts w:ascii="Times New Roman" w:hAnsi="Times New Roman"/>
-          <w:b w:val="0"/>
-          <w:i w:val="0"/>
-          <w:color w:val="000000"/>
-          <w:sz w:val="20"/>
-        </w:rPr>
-        <w:t>Traditional machine learning models relying on static embeddings ignore word order and context. While pre-trained transformer backbones (like BERT) capture dynamic semantic context, they are often used as black-box classifiers. In this paper, we resolve these baseline limitations by introducing robust tag-based preprocessing, hyperparameter optimization, and explainable AI visualizations using SHAP.</w:t>
+        <w:t xml:space="preserve"> Online Recruitment Fraud, Fake Job Detection, Transformers, BERT, Fine-Tuning, Explainable AI, SHAP.</w:t>
       </w:r>
     </w:p>
     <w:p>
@@ -167,13 +122,14 @@
           <w:color w:val="000000"/>
           <w:sz w:val="20"/>
         </w:rPr>
-        <w:t>II. SYSTEM METHODOLOGY</w:t>
+        <w:t>I.  INTRODUCTION</w:t>
       </w:r>
     </w:p>
     <w:p>
       <w:pPr>
-        <w:spacing w:after="80" w:line="276" w:lineRule="auto"/>
-        <w:jc w:val="left"/>
+        <w:spacing w:line="252" w:lineRule="auto" w:after="80"/>
+        <w:ind w:firstLine="216"/>
+        <w:jc w:val="both"/>
       </w:pPr>
       <w:r>
         <w:rPr>
@@ -183,18 +139,653 @@
           <w:color w:val="000000"/>
           <w:sz w:val="20"/>
         </w:rPr>
-        <w:t>The methodology leverages a fine-tuned BERT-base encoder optimized with discriminative learning rates and regularized class weights. The overall workflow is illustrated in Figure 1.</w:t>
+        <w:t xml:space="preserve">Online recruitment has become the standard mechanism for job seeking and hiring globally, utilizing platforms like LinkedIn, Glassdoor, and Indeed. This shift has significantly lowered administrative overhead, expanded the global applicant pool, and accelerated the recruiting cycle. However, this open digital ecosystem has also emerged as a fertile ground for cybercriminals engaged in Online Recruitment Fraud (ORF) </w:t>
+      </w:r>
+      <w:hyperlink w:anchor="ref_1">
+        <w:r>
+          <w:rPr>
+            <w:rFonts w:ascii="Times New Roman" w:hAnsi="Times New Roman"/>
+            <w:sz w:val="20"/>
+            <w:u w:val="single"/>
+            <w:color w:val="0000FF"/>
+          </w:rPr>
+          <w:t>[1]</w:t>
+        </w:r>
+      </w:hyperlink>
+      <w:r>
+        <w:rPr>
+          <w:rFonts w:ascii="Times New Roman" w:hAnsi="Times New Roman"/>
+          <w:b w:val="0"/>
+          <w:i w:val="0"/>
+          <w:color w:val="000000"/>
+          <w:sz w:val="20"/>
+        </w:rPr>
+        <w:t xml:space="preserve">, </w:t>
+      </w:r>
+      <w:hyperlink w:anchor="ref_2">
+        <w:r>
+          <w:rPr>
+            <w:rFonts w:ascii="Times New Roman" w:hAnsi="Times New Roman"/>
+            <w:sz w:val="20"/>
+            <w:u w:val="single"/>
+            <w:color w:val="0000FF"/>
+          </w:rPr>
+          <w:t>[2]</w:t>
+        </w:r>
+      </w:hyperlink>
+      <w:r>
+        <w:rPr>
+          <w:rFonts w:ascii="Times New Roman" w:hAnsi="Times New Roman"/>
+          <w:b w:val="0"/>
+          <w:i w:val="0"/>
+          <w:color w:val="000000"/>
+          <w:sz w:val="20"/>
+        </w:rPr>
+        <w:t xml:space="preserve">. Scammers upload deceptive listings to harvest personal information (bank accounts, national IDs) or extort payments under the guise of processing fees </w:t>
+      </w:r>
+      <w:hyperlink w:anchor="ref_3">
+        <w:r>
+          <w:rPr>
+            <w:rFonts w:ascii="Times New Roman" w:hAnsi="Times New Roman"/>
+            <w:sz w:val="20"/>
+            <w:u w:val="single"/>
+            <w:color w:val="0000FF"/>
+          </w:rPr>
+          <w:t>[3]</w:t>
+        </w:r>
+      </w:hyperlink>
+      <w:r>
+        <w:rPr>
+          <w:rFonts w:ascii="Times New Roman" w:hAnsi="Times New Roman"/>
+          <w:b w:val="0"/>
+          <w:i w:val="0"/>
+          <w:color w:val="000000"/>
+          <w:sz w:val="20"/>
+        </w:rPr>
+        <w:t>.</w:t>
       </w:r>
     </w:p>
     <w:p>
       <w:pPr>
-        <w:spacing w:before="120" w:after="80"/>
+        <w:spacing w:line="252" w:lineRule="auto" w:after="80"/>
+        <w:ind w:firstLine="216"/>
+        <w:jc w:val="both"/>
+      </w:pPr>
+      <w:r>
+        <w:rPr>
+          <w:rFonts w:ascii="Times New Roman" w:hAnsi="Times New Roman"/>
+          <w:b w:val="0"/>
+          <w:i w:val="0"/>
+          <w:color w:val="000000"/>
+          <w:sz w:val="20"/>
+        </w:rPr>
+        <w:t xml:space="preserve">Detecting these fraudulent listings is an intricate natural language processing (NLP) problem. Deceptive postings are constructed using highly professional language, often copying corporate profiles from legitimate websites to look genuine </w:t>
+      </w:r>
+      <w:hyperlink w:anchor="ref_4">
+        <w:r>
+          <w:rPr>
+            <w:rFonts w:ascii="Times New Roman" w:hAnsi="Times New Roman"/>
+            <w:sz w:val="20"/>
+            <w:u w:val="single"/>
+            <w:color w:val="0000FF"/>
+          </w:rPr>
+          <w:t>[4]</w:t>
+        </w:r>
+      </w:hyperlink>
+      <w:r>
+        <w:rPr>
+          <w:rFonts w:ascii="Times New Roman" w:hAnsi="Times New Roman"/>
+          <w:b w:val="0"/>
+          <w:i w:val="0"/>
+          <w:color w:val="000000"/>
+          <w:sz w:val="20"/>
+        </w:rPr>
+        <w:t xml:space="preserve">. Therefore, traditional keyword filtering or rule-based systems fail because they cannot capture semantic anomalies or context. Early automated detection systems deployed machine learning models such as Logistic Regression, Naive Bayes, and Random Forest on features extracted via TF-IDF </w:t>
+      </w:r>
+      <w:hyperlink w:anchor="ref_5">
+        <w:r>
+          <w:rPr>
+            <w:rFonts w:ascii="Times New Roman" w:hAnsi="Times New Roman"/>
+            <w:sz w:val="20"/>
+            <w:u w:val="single"/>
+            <w:color w:val="0000FF"/>
+          </w:rPr>
+          <w:t>[5]</w:t>
+        </w:r>
+      </w:hyperlink>
+      <w:r>
+        <w:rPr>
+          <w:rFonts w:ascii="Times New Roman" w:hAnsi="Times New Roman"/>
+          <w:b w:val="0"/>
+          <w:i w:val="0"/>
+          <w:color w:val="000000"/>
+          <w:sz w:val="20"/>
+        </w:rPr>
+        <w:t xml:space="preserve">. Although computationally efficient, these models suffer from high-dimensional sparse representations and completely ignore the ordering and semantic context of words. To resolve this, recurrent deep learning models like Bi-LSTMs were proposed </w:t>
+      </w:r>
+      <w:hyperlink w:anchor="ref_2">
+        <w:r>
+          <w:rPr>
+            <w:rFonts w:ascii="Times New Roman" w:hAnsi="Times New Roman"/>
+            <w:sz w:val="20"/>
+            <w:u w:val="single"/>
+            <w:color w:val="0000FF"/>
+          </w:rPr>
+          <w:t>[2]</w:t>
+        </w:r>
+      </w:hyperlink>
+      <w:r>
+        <w:rPr>
+          <w:rFonts w:ascii="Times New Roman" w:hAnsi="Times New Roman"/>
+          <w:b w:val="0"/>
+          <w:i w:val="0"/>
+          <w:color w:val="000000"/>
+          <w:sz w:val="20"/>
+        </w:rPr>
+        <w:t>. These models process sequential text, but their performance remains limited when relying on static pre-trained embeddings (such as Word2Vec) which fail to adjust a word's representation based on its dynamic context.</w:t>
+      </w:r>
+    </w:p>
+    <w:p>
+      <w:pPr>
+        <w:spacing w:line="252" w:lineRule="auto" w:after="80"/>
+        <w:ind w:firstLine="216"/>
+        <w:jc w:val="both"/>
+      </w:pPr>
+      <w:r>
+        <w:rPr>
+          <w:rFonts w:ascii="Times New Roman" w:hAnsi="Times New Roman"/>
+          <w:b w:val="0"/>
+          <w:i w:val="0"/>
+          <w:color w:val="000000"/>
+          <w:sz w:val="20"/>
+        </w:rPr>
+        <w:t xml:space="preserve">Recently, Transformer-based Large Language Models (LLMs) like BERT have redefined the state-of-the-art in NLP </w:t>
+      </w:r>
+      <w:hyperlink w:anchor="ref_6">
+        <w:r>
+          <w:rPr>
+            <w:rFonts w:ascii="Times New Roman" w:hAnsi="Times New Roman"/>
+            <w:sz w:val="20"/>
+            <w:u w:val="single"/>
+            <w:color w:val="0000FF"/>
+          </w:rPr>
+          <w:t>[6]</w:t>
+        </w:r>
+      </w:hyperlink>
+      <w:r>
+        <w:rPr>
+          <w:rFonts w:ascii="Times New Roman" w:hAnsi="Times New Roman"/>
+          <w:b w:val="0"/>
+          <w:i w:val="0"/>
+          <w:color w:val="000000"/>
+          <w:sz w:val="20"/>
+        </w:rPr>
+        <w:t xml:space="preserve">, </w:t>
+      </w:r>
+      <w:hyperlink w:anchor="ref_7">
+        <w:r>
+          <w:rPr>
+            <w:rFonts w:ascii="Times New Roman" w:hAnsi="Times New Roman"/>
+            <w:sz w:val="20"/>
+            <w:u w:val="single"/>
+            <w:color w:val="0000FF"/>
+          </w:rPr>
+          <w:t>[7]</w:t>
+        </w:r>
+      </w:hyperlink>
+      <w:r>
+        <w:rPr>
+          <w:rFonts w:ascii="Times New Roman" w:hAnsi="Times New Roman"/>
+          <w:b w:val="0"/>
+          <w:i w:val="0"/>
+          <w:color w:val="000000"/>
+          <w:sz w:val="20"/>
+        </w:rPr>
+        <w:t xml:space="preserve">. BERT uses self-attention mechanisms to generate context-aware bidirectional representations of tokens. Standalone BERT architectures classify text by passing the representation of the special classification token ([CLS]) directly into a dense output layer </w:t>
+      </w:r>
+      <w:hyperlink w:anchor="ref_8">
+        <w:r>
+          <w:rPr>
+            <w:rFonts w:ascii="Times New Roman" w:hAnsi="Times New Roman"/>
+            <w:sz w:val="20"/>
+            <w:u w:val="single"/>
+            <w:color w:val="0000FF"/>
+          </w:rPr>
+          <w:t>[8]</w:t>
+        </w:r>
+      </w:hyperlink>
+      <w:r>
+        <w:rPr>
+          <w:rFonts w:ascii="Times New Roman" w:hAnsi="Times New Roman"/>
+          <w:b w:val="0"/>
+          <w:i w:val="0"/>
+          <w:color w:val="000000"/>
+          <w:sz w:val="20"/>
+        </w:rPr>
+        <w:t>. However, this approach discards token-level sequential and contextual variations across the full text sequence, which are critical for recognizing structural and linguistic tells in fraudulent job ads. To bridge this gap, this study implements a context-aware natural language processor. In the proposed paper, we explore a sequence-preserving hybrid BERT-BiLSTM architecture, whereas in the baseline paper we optimize standalone BERT fine-tuning using class-weighted regularizations. Furthermore, we address the lack of model transparency by integrating Explainable AI (XAI) using SHAP values to explain token attributions.</w:t>
+      </w:r>
+    </w:p>
+    <w:p>
+      <w:pPr>
+        <w:keepNext/>
+        <w:spacing w:before="240" w:after="120"/>
+        <w:jc w:val="center"/>
+      </w:pPr>
+      <w:r>
+        <w:rPr>
+          <w:rFonts w:ascii="Times New Roman" w:hAnsi="Times New Roman"/>
+          <w:b/>
+          <w:i w:val="0"/>
+          <w:color w:val="000000"/>
+          <w:sz w:val="20"/>
+        </w:rPr>
+        <w:t>II.  RELATED WORK</w:t>
+      </w:r>
+    </w:p>
+    <w:p>
+      <w:pPr>
+        <w:keepNext/>
+        <w:spacing w:before="160" w:after="80"/>
+        <w:jc w:val="left"/>
+      </w:pPr>
+      <w:r>
+        <w:rPr>
+          <w:rFonts w:ascii="Times New Roman" w:hAnsi="Times New Roman"/>
+          <w:b w:val="0"/>
+          <w:i/>
+          <w:color w:val="000000"/>
+          <w:sz w:val="20"/>
+        </w:rPr>
+        <w:t>A. Machine Learning Approaches</w:t>
+      </w:r>
+    </w:p>
+    <w:p>
+      <w:pPr>
+        <w:spacing w:line="252" w:lineRule="auto" w:after="80"/>
+        <w:ind w:firstLine="216"/>
+        <w:jc w:val="both"/>
+      </w:pPr>
+      <w:r>
+        <w:rPr>
+          <w:rFonts w:ascii="Times New Roman" w:hAnsi="Times New Roman"/>
+          <w:b w:val="0"/>
+          <w:i w:val="0"/>
+          <w:color w:val="000000"/>
+          <w:sz w:val="20"/>
+        </w:rPr>
+        <w:t xml:space="preserve">Salloum et al. </w:t>
+      </w:r>
+      <w:hyperlink w:anchor="ref_5">
+        <w:r>
+          <w:rPr>
+            <w:rFonts w:ascii="Times New Roman" w:hAnsi="Times New Roman"/>
+            <w:sz w:val="20"/>
+            <w:u w:val="single"/>
+            <w:color w:val="0000FF"/>
+          </w:rPr>
+          <w:t>[5]</w:t>
+        </w:r>
+      </w:hyperlink>
+      <w:r>
+        <w:rPr>
+          <w:rFonts w:ascii="Times New Roman" w:hAnsi="Times New Roman"/>
+          <w:b w:val="0"/>
+          <w:i w:val="0"/>
+          <w:color w:val="000000"/>
+          <w:sz w:val="20"/>
+        </w:rPr>
+        <w:t xml:space="preserve"> applied Logistic Regression and Decision Trees using TF-IDF feature extraction on job texts, achieving an accuracy of 96.78%. Chiraratanasopha and Chay-intr </w:t>
+      </w:r>
+      <w:hyperlink w:anchor="ref_4">
+        <w:r>
+          <w:rPr>
+            <w:rFonts w:ascii="Times New Roman" w:hAnsi="Times New Roman"/>
+            <w:sz w:val="20"/>
+            <w:u w:val="single"/>
+            <w:color w:val="0000FF"/>
+          </w:rPr>
+          <w:t>[4]</w:t>
+        </w:r>
+      </w:hyperlink>
+      <w:r>
+        <w:rPr>
+          <w:rFonts w:ascii="Times New Roman" w:hAnsi="Times New Roman"/>
+          <w:b w:val="0"/>
+          <w:i w:val="0"/>
+          <w:color w:val="000000"/>
+          <w:sz w:val="20"/>
+        </w:rPr>
+        <w:t xml:space="preserve"> designed custom metadata features reflecting real-world fraud indicators, yielding an accuracy of 97.64%. Naude et al. </w:t>
+      </w:r>
+      <w:hyperlink w:anchor="ref_3">
+        <w:r>
+          <w:rPr>
+            <w:rFonts w:ascii="Times New Roman" w:hAnsi="Times New Roman"/>
+            <w:sz w:val="20"/>
+            <w:u w:val="single"/>
+            <w:color w:val="0000FF"/>
+          </w:rPr>
+          <w:t>[3]</w:t>
+        </w:r>
+      </w:hyperlink>
+      <w:r>
+        <w:rPr>
+          <w:rFonts w:ascii="Times New Roman" w:hAnsi="Times New Roman"/>
+          <w:b w:val="0"/>
+          <w:i w:val="0"/>
+          <w:color w:val="000000"/>
+          <w:sz w:val="20"/>
+        </w:rPr>
+        <w:t xml:space="preserve"> demonstrated that Gradient Boosting classifiers using POS tags and rule-set features obtained an F1-score of 0.88. Additionally, Habib et al. </w:t>
+      </w:r>
+      <w:hyperlink w:anchor="ref_9">
+        <w:r>
+          <w:rPr>
+            <w:rFonts w:ascii="Times New Roman" w:hAnsi="Times New Roman"/>
+            <w:sz w:val="20"/>
+            <w:u w:val="single"/>
+            <w:color w:val="0000FF"/>
+          </w:rPr>
+          <w:t>[9]</w:t>
+        </w:r>
+      </w:hyperlink>
+      <w:r>
+        <w:rPr>
+          <w:rFonts w:ascii="Times New Roman" w:hAnsi="Times New Roman"/>
+          <w:b w:val="0"/>
+          <w:i w:val="0"/>
+          <w:color w:val="000000"/>
+          <w:sz w:val="20"/>
+        </w:rPr>
+        <w:t xml:space="preserve"> developed an ensemble voting classifier combining multiple base learners for job vacancy fraud detection, showing robust generalization. Roy et al. </w:t>
+      </w:r>
+      <w:hyperlink w:anchor="ref_13">
+        <w:r>
+          <w:rPr>
+            <w:rFonts w:ascii="Times New Roman" w:hAnsi="Times New Roman"/>
+            <w:sz w:val="20"/>
+            <w:u w:val="single"/>
+            <w:color w:val="0000FF"/>
+          </w:rPr>
+          <w:t>[13]</w:t>
+        </w:r>
+      </w:hyperlink>
+      <w:r>
+        <w:rPr>
+          <w:rFonts w:ascii="Times New Roman" w:hAnsi="Times New Roman"/>
+          <w:b w:val="0"/>
+          <w:i w:val="0"/>
+          <w:color w:val="000000"/>
+          <w:sz w:val="20"/>
+        </w:rPr>
+        <w:t xml:space="preserve"> benchmarked several machine learning baselines and highlighted the potential of Support Vector Machines in extracting text anomalies.</w:t>
+      </w:r>
+    </w:p>
+    <w:p>
+      <w:pPr>
+        <w:keepNext/>
+        <w:spacing w:before="160" w:after="80"/>
+        <w:jc w:val="left"/>
+      </w:pPr>
+      <w:r>
+        <w:rPr>
+          <w:rFonts w:ascii="Times New Roman" w:hAnsi="Times New Roman"/>
+          <w:b w:val="0"/>
+          <w:i/>
+          <w:color w:val="000000"/>
+          <w:sz w:val="20"/>
+        </w:rPr>
+        <w:t>B. Deep Learning and Transformer Models</w:t>
+      </w:r>
+    </w:p>
+    <w:p>
+      <w:pPr>
+        <w:spacing w:line="252" w:lineRule="auto" w:after="80"/>
+        <w:ind w:firstLine="216"/>
+        <w:jc w:val="both"/>
+      </w:pPr>
+      <w:r>
+        <w:rPr>
+          <w:rFonts w:ascii="Times New Roman" w:hAnsi="Times New Roman"/>
+          <w:b w:val="0"/>
+          <w:i w:val="0"/>
+          <w:color w:val="000000"/>
+          <w:sz w:val="20"/>
+        </w:rPr>
+        <w:t xml:space="preserve">Pillai </w:t>
+      </w:r>
+      <w:hyperlink w:anchor="ref_2">
+        <w:r>
+          <w:rPr>
+            <w:rFonts w:ascii="Times New Roman" w:hAnsi="Times New Roman"/>
+            <w:sz w:val="20"/>
+            <w:u w:val="single"/>
+            <w:color w:val="0000FF"/>
+          </w:rPr>
+          <w:t>[2]</w:t>
+        </w:r>
+      </w:hyperlink>
+      <w:r>
+        <w:rPr>
+          <w:rFonts w:ascii="Times New Roman" w:hAnsi="Times New Roman"/>
+          <w:b w:val="0"/>
+          <w:i w:val="0"/>
+          <w:color w:val="000000"/>
+          <w:sz w:val="20"/>
+        </w:rPr>
+        <w:t xml:space="preserve"> utilized a Bi-LSTM model trained on static word embeddings to capture temporal sequences in job text. Alghamdi and Alharby </w:t>
+      </w:r>
+      <w:hyperlink w:anchor="ref_10">
+        <w:r>
+          <w:rPr>
+            <w:rFonts w:ascii="Times New Roman" w:hAnsi="Times New Roman"/>
+            <w:sz w:val="20"/>
+            <w:u w:val="single"/>
+            <w:color w:val="0000FF"/>
+          </w:rPr>
+          <w:t>[10]</w:t>
+        </w:r>
+      </w:hyperlink>
+      <w:r>
+        <w:rPr>
+          <w:rFonts w:ascii="Times New Roman" w:hAnsi="Times New Roman"/>
+          <w:b w:val="0"/>
+          <w:i w:val="0"/>
+          <w:color w:val="000000"/>
+          <w:sz w:val="20"/>
+        </w:rPr>
+        <w:t xml:space="preserve"> proposed using Gated Recurrent Units (GRU) to run online recruitment fraud classification, lowering parameter requirements while maintaining a robust F1-score. Kumar and Garg </w:t>
+      </w:r>
+      <w:hyperlink w:anchor="ref_11">
+        <w:r>
+          <w:rPr>
+            <w:rFonts w:ascii="Times New Roman" w:hAnsi="Times New Roman"/>
+            <w:sz w:val="20"/>
+            <w:u w:val="single"/>
+            <w:color w:val="0000FF"/>
+          </w:rPr>
+          <w:t>[11]</w:t>
+        </w:r>
+      </w:hyperlink>
+      <w:r>
+        <w:rPr>
+          <w:rFonts w:ascii="Times New Roman" w:hAnsi="Times New Roman"/>
+          <w:b w:val="0"/>
+          <w:i w:val="0"/>
+          <w:color w:val="000000"/>
+          <w:sz w:val="20"/>
+        </w:rPr>
+        <w:t xml:space="preserve"> investigated deceptive text mining techniques on recruitment boards, whereas Vidros et al. </w:t>
+      </w:r>
+      <w:hyperlink w:anchor="ref_12">
+        <w:r>
+          <w:rPr>
+            <w:rFonts w:ascii="Times New Roman" w:hAnsi="Times New Roman"/>
+            <w:sz w:val="20"/>
+            <w:u w:val="single"/>
+            <w:color w:val="0000FF"/>
+          </w:rPr>
+          <w:t>[12]</w:t>
+        </w:r>
+      </w:hyperlink>
+      <w:r>
+        <w:rPr>
+          <w:rFonts w:ascii="Times New Roman" w:hAnsi="Times New Roman"/>
+          <w:b w:val="0"/>
+          <w:i w:val="0"/>
+          <w:color w:val="000000"/>
+          <w:sz w:val="20"/>
+        </w:rPr>
+        <w:t xml:space="preserve"> completed a systematic review of the Online Recruitment Fraud domain to establish baseline guidelines.</w:t>
+      </w:r>
+    </w:p>
+    <w:p>
+      <w:pPr>
+        <w:spacing w:line="252" w:lineRule="auto" w:after="80"/>
+        <w:ind w:firstLine="216"/>
+        <w:jc w:val="both"/>
+      </w:pPr>
+      <w:r>
+        <w:rPr>
+          <w:rFonts w:ascii="Times New Roman" w:hAnsi="Times New Roman"/>
+          <w:b w:val="0"/>
+          <w:i w:val="0"/>
+          <w:color w:val="000000"/>
+          <w:sz w:val="20"/>
+        </w:rPr>
+        <w:t xml:space="preserve">The emergence of pre-trained transformers solved the static embedding issue. Taneja et al. </w:t>
+      </w:r>
+      <w:hyperlink w:anchor="ref_1">
+        <w:r>
+          <w:rPr>
+            <w:rFonts w:ascii="Times New Roman" w:hAnsi="Times New Roman"/>
+            <w:sz w:val="20"/>
+            <w:u w:val="single"/>
+            <w:color w:val="0000FF"/>
+          </w:rPr>
+          <w:t>[1]</w:t>
+        </w:r>
+      </w:hyperlink>
+      <w:r>
+        <w:rPr>
+          <w:rFonts w:ascii="Times New Roman" w:hAnsi="Times New Roman"/>
+          <w:b w:val="0"/>
+          <w:i w:val="0"/>
+          <w:color w:val="000000"/>
+          <w:sz w:val="20"/>
+        </w:rPr>
+        <w:t xml:space="preserve"> proposed </w:t>
+      </w:r>
+      <w:r>
+        <w:rPr>
+          <w:rFonts w:ascii="Times New Roman" w:hAnsi="Times New Roman"/>
+          <w:b w:val="0"/>
+          <w:i/>
+          <w:color w:val="000000"/>
+          <w:sz w:val="20"/>
+        </w:rPr>
+        <w:t>Fraud-BERT</w:t>
+      </w:r>
+      <w:r>
+        <w:rPr>
+          <w:rFonts w:ascii="Times New Roman" w:hAnsi="Times New Roman"/>
+          <w:b w:val="0"/>
+          <w:i w:val="0"/>
+          <w:color w:val="000000"/>
+          <w:sz w:val="20"/>
+        </w:rPr>
+        <w:t xml:space="preserve">, fine-tuning a BERT classifier on the EMSCAD dataset, achieving an F1-score of 0.93. Similarly, Sanisetty et al. </w:t>
+      </w:r>
+      <w:hyperlink w:anchor="ref_6">
+        <w:r>
+          <w:rPr>
+            <w:rFonts w:ascii="Times New Roman" w:hAnsi="Times New Roman"/>
+            <w:sz w:val="20"/>
+            <w:u w:val="single"/>
+            <w:color w:val="0000FF"/>
+          </w:rPr>
+          <w:t>[6]</w:t>
+        </w:r>
+      </w:hyperlink>
+      <w:r>
+        <w:rPr>
+          <w:rFonts w:ascii="Times New Roman" w:hAnsi="Times New Roman"/>
+          <w:b w:val="0"/>
+          <w:i w:val="0"/>
+          <w:color w:val="000000"/>
+          <w:sz w:val="20"/>
+        </w:rPr>
+        <w:t xml:space="preserve"> combined BERT with sentiment polarity analysis to model the emotional tone of descriptions. Gupta and Rani </w:t>
+      </w:r>
+      <w:hyperlink w:anchor="ref_14">
+        <w:r>
+          <w:rPr>
+            <w:rFonts w:ascii="Times New Roman" w:hAnsi="Times New Roman"/>
+            <w:sz w:val="20"/>
+            <w:u w:val="single"/>
+            <w:color w:val="0000FF"/>
+          </w:rPr>
+          <w:t>[14]</w:t>
+        </w:r>
+      </w:hyperlink>
+      <w:r>
+        <w:rPr>
+          <w:rFonts w:ascii="Times New Roman" w:hAnsi="Times New Roman"/>
+          <w:b w:val="0"/>
+          <w:i w:val="0"/>
+          <w:color w:val="000000"/>
+          <w:sz w:val="20"/>
+        </w:rPr>
+        <w:t xml:space="preserve"> applied BERT's contextualized representations to identify job scams, and Liao and Wang </w:t>
+      </w:r>
+      <w:hyperlink w:anchor="ref_15">
+        <w:r>
+          <w:rPr>
+            <w:rFonts w:ascii="Times New Roman" w:hAnsi="Times New Roman"/>
+            <w:sz w:val="20"/>
+            <w:u w:val="single"/>
+            <w:color w:val="0000FF"/>
+          </w:rPr>
+          <w:t>[15]</w:t>
+        </w:r>
+      </w:hyperlink>
+      <w:r>
+        <w:rPr>
+          <w:rFonts w:ascii="Times New Roman" w:hAnsi="Times New Roman"/>
+          <w:b w:val="0"/>
+          <w:i w:val="0"/>
+          <w:color w:val="000000"/>
+          <w:sz w:val="20"/>
+        </w:rPr>
+        <w:t xml:space="preserve"> explored hybrid deep learning frameworks to augment feature spaces. Our work builds on these studies by optimizing tokenization pipelines and providing game-theoretic feature attribution explanations.</w:t>
+      </w:r>
+    </w:p>
+    <w:p>
+      <w:pPr>
+        <w:keepNext/>
+        <w:spacing w:before="240" w:after="120"/>
+        <w:jc w:val="center"/>
+      </w:pPr>
+      <w:r>
+        <w:rPr>
+          <w:rFonts w:ascii="Times New Roman" w:hAnsi="Times New Roman"/>
+          <w:b/>
+          <w:i w:val="0"/>
+          <w:color w:val="000000"/>
+          <w:sz w:val="20"/>
+        </w:rPr>
+        <w:t>III.  SYSTEM METHODOLOGY</w:t>
+      </w:r>
+    </w:p>
+    <w:p>
+      <w:pPr>
+        <w:spacing w:before="160" w:after="80"/>
         <w:jc w:val="center"/>
       </w:pPr>
       <w:r>
         <w:drawing>
           <wp:inline xmlns:a="http://schemas.openxmlformats.org/drawingml/2006/main" xmlns:pic="http://schemas.openxmlformats.org/drawingml/2006/picture">
-            <wp:extent cx="2834640" cy="3120967"/>
+            <wp:extent cx="2926080" cy="3221644"/>
             <wp:docPr id="1" name="Picture 1"/>
             <wp:cNvGraphicFramePr>
               <a:graphicFrameLocks noChangeAspect="1"/>
@@ -215,7 +806,7 @@
                   <pic:spPr>
                     <a:xfrm>
                       <a:off x="0" y="0"/>
-                      <a:ext cx="2834640" cy="3120967"/>
+                      <a:ext cx="2926080" cy="3221644"/>
                     </a:xfrm>
                     <a:prstGeom prst="rect"/>
                   </pic:spPr>
@@ -228,18 +819,18 @@
     </w:p>
     <w:p>
       <w:pPr>
-        <w:spacing w:after="120"/>
+        <w:spacing w:after="160"/>
         <w:jc w:val="center"/>
       </w:pPr>
       <w:r>
         <w:rPr>
           <w:rFonts w:ascii="Times New Roman" w:hAnsi="Times New Roman"/>
           <w:b w:val="0"/>
-          <w:i/>
+          <w:i w:val="0"/>
           <w:color w:val="000000"/>
           <w:sz w:val="16"/>
         </w:rPr>
-        <w:t>Fig. 1. System workflow diagram of the optimized Standalone BERT framework.</w:t>
+        <w:t>Fig. 1. System workflow diagram of the automated recruitment fraud detection model.</w:t>
       </w:r>
     </w:p>
     <w:p>
@@ -256,13 +847,14 @@
           <w:color w:val="000000"/>
           <w:sz w:val="20"/>
         </w:rPr>
-        <w:t>A. Text Preprocessing and Concatenation</w:t>
+        <w:t>A. Data Preprocessing and Concatenation</w:t>
       </w:r>
     </w:p>
     <w:p>
       <w:pPr>
-        <w:spacing w:after="80" w:line="276" w:lineRule="auto"/>
-        <w:jc w:val="left"/>
+        <w:spacing w:line="252" w:lineRule="auto" w:after="80"/>
+        <w:ind w:firstLine="216"/>
+        <w:jc w:val="both"/>
       </w:pPr>
       <w:r>
         <w:rPr>
@@ -272,7 +864,7 @@
           <w:color w:val="000000"/>
           <w:sz w:val="20"/>
         </w:rPr>
-        <w:t>A major limitation of previous studies is the reliance on single-field descriptions, which discards context from metadata. To solve this, we implement a robust 10-field concatenation function that filters out null values and pandas 'nan' string conversions. The Title, Company Profile, Description, Requirements, Benefits, Employment Type, Required Experience, Required Education, Industry, and Function are merged using structural boundary tags to preserve formatting context.</w:t>
+        <w:t>Each job posting in the EMSCAD dataset contains both structured metadata and unstructured text. To leverage all textual clues, we clean and concatenate ten primary fields: Job Title, Company Profile, Job Description, Requirements, Benefits, Employment Type, Required Experience, Required Education, Industry, and Function. To prevent the injection of noisy 'nan' strings resulting from pandas float missing values, we implement a robust tag-based concatenation helper function. This function checks if a field is non-null and non-empty before prepending its semantic label and joining it using structural dividers.</w:t>
       </w:r>
     </w:p>
     <w:p>
@@ -289,13 +881,14 @@
           <w:color w:val="000000"/>
           <w:sz w:val="20"/>
         </w:rPr>
-        <w:t>B. Fine-Tuned BERT Encoder</w:t>
+        <w:t>B. BERT Contextual Embedding Extraction</w:t>
       </w:r>
     </w:p>
     <w:p>
       <w:pPr>
-        <w:spacing w:after="80" w:line="276" w:lineRule="auto"/>
-        <w:jc w:val="left"/>
+        <w:spacing w:line="252" w:lineRule="auto" w:after="80"/>
+        <w:ind w:firstLine="216"/>
+        <w:jc w:val="both"/>
       </w:pPr>
       <w:r>
         <w:rPr>
@@ -305,7 +898,86 @@
           <w:color w:val="000000"/>
           <w:sz w:val="20"/>
         </w:rPr>
-        <w:t>The concatenated text sequences are tokenized using the WordPiece tokenizer and passed into the bert-base-uncased transformer model. The [CLS] token representation from the final layer is extracted to serve as the unified contextual vector for the binary classification head.</w:t>
+        <w:t>The preprocessed text sequence is tokenized using the WordPiece tokenizer associated with BERT-base. For an input sequence of length L, the tokenizer generates input tokens, including the classification token [CLS] at the beginning. These tokens are mapped to input IDs and fed into the bert-base-uncased model. BERT encodes the tokens to output a sequence of contextual hidden states:</w:t>
+      </w:r>
+    </w:p>
+    <w:p>
+      <w:pPr>
+        <w:spacing w:before="120" w:after="120"/>
+        <w:jc w:val="center"/>
+      </w:pPr>
+      <w:r>
+        <w:rPr>
+          <w:rFonts w:ascii="Times New Roman" w:hAnsi="Times New Roman"/>
+          <w:b w:val="0"/>
+          <w:i/>
+          <w:color w:val="000000"/>
+          <w:sz w:val="20"/>
+        </w:rPr>
+        <w:t>H = BERT(I, A) ∈ R^(B x L x D)</w:t>
+        <w:tab/>
+        <w:tab/>
+      </w:r>
+      <w:r>
+        <w:rPr>
+          <w:rFonts w:ascii="Times New Roman" w:hAnsi="Times New Roman"/>
+          <w:b w:val="0"/>
+          <w:i w:val="0"/>
+          <w:color w:val="000000"/>
+          <w:sz w:val="20"/>
+        </w:rPr>
+        <w:t>(1)</w:t>
+      </w:r>
+    </w:p>
+    <w:p>
+      <w:pPr>
+        <w:spacing w:line="252" w:lineRule="auto" w:after="80"/>
+        <w:ind w:firstLine="216"/>
+        <w:jc w:val="both"/>
+      </w:pPr>
+      <w:r>
+        <w:rPr>
+          <w:rFonts w:ascii="Times New Roman" w:hAnsi="Times New Roman"/>
+          <w:b w:val="0"/>
+          <w:i w:val="0"/>
+          <w:color w:val="000000"/>
+          <w:sz w:val="20"/>
+        </w:rPr>
+        <w:t>where B is the batch size, L is the sequence length (L = 512), D is the hidden embedding dimension (D = 768), I represents input IDs, and A represents attention masks. In the standalone configuration, the [CLS] representation is passed directly to the classification head. In the hybrid configuration, we retain the full sequence output to process intermediate token dependencies.</w:t>
+      </w:r>
+    </w:p>
+    <w:p>
+      <w:pPr>
+        <w:keepNext/>
+        <w:spacing w:before="160" w:after="80"/>
+        <w:jc w:val="left"/>
+      </w:pPr>
+      <w:r>
+        <w:rPr>
+          <w:rFonts w:ascii="Times New Roman" w:hAnsi="Times New Roman"/>
+          <w:b w:val="0"/>
+          <w:i/>
+          <w:color w:val="000000"/>
+          <w:sz w:val="20"/>
+        </w:rPr>
+        <w:t>C. Contextual Classification Head</w:t>
+      </w:r>
+    </w:p>
+    <w:p>
+      <w:pPr>
+        <w:spacing w:line="252" w:lineRule="auto" w:after="80"/>
+        <w:ind w:firstLine="216"/>
+        <w:jc w:val="both"/>
+      </w:pPr>
+      <w:r>
+        <w:rPr>
+          <w:rFonts w:ascii="Times New Roman" w:hAnsi="Times New Roman"/>
+          <w:b w:val="0"/>
+          <w:i w:val="0"/>
+          <w:color w:val="000000"/>
+          <w:sz w:val="20"/>
+        </w:rPr>
+        <w:t>The CLS representation from the final layer of the transformer is passed through dropout regularization and a linear classification layer. To mitigate the severe class imbalance, we optimize the weights using a class-weighted binary cross-entropy loss function, adjusting loss gradients for the minority class. The weights of the transformer are fine-tuned at a learning rate of 2e-5.</w:t>
       </w:r>
     </w:p>
     <w:p>
@@ -322,13 +994,14 @@
           <w:color w:val="000000"/>
           <w:sz w:val="20"/>
         </w:rPr>
-        <w:t>III. EXPLAINABLE AI ANALYSIS</w:t>
+        <w:t>IV.  EXPLAINABLE AI ANALYSIS</w:t>
       </w:r>
     </w:p>
     <w:p>
       <w:pPr>
-        <w:spacing w:after="80" w:line="276" w:lineRule="auto"/>
-        <w:jc w:val="left"/>
+        <w:spacing w:line="252" w:lineRule="auto" w:after="80"/>
+        <w:ind w:firstLine="216"/>
+        <w:jc w:val="both"/>
       </w:pPr>
       <w:r>
         <w:rPr>
@@ -338,18 +1011,39 @@
           <w:color w:val="000000"/>
           <w:sz w:val="20"/>
         </w:rPr>
-        <w:t>To resolve the black-box nature of deep neural networks, we utilize Shapley Additive Explanations (SHAP). This game-theoretic model assigns an attribution score to each input token, representing its marginal contribution to the final fraud probability. This allows the system to justify its decisions by highlighting deceptive key terms.</w:t>
+        <w:t xml:space="preserve">To resolve the black-box nature of deep neural networks, we utilize Shapley Additive Explanations (SHAP) </w:t>
+      </w:r>
+      <w:hyperlink w:anchor="ref_6">
+        <w:r>
+          <w:rPr>
+            <w:rFonts w:ascii="Times New Roman" w:hAnsi="Times New Roman"/>
+            <w:sz w:val="20"/>
+            <w:u w:val="single"/>
+            <w:color w:val="0000FF"/>
+          </w:rPr>
+          <w:t>[6]</w:t>
+        </w:r>
+      </w:hyperlink>
+      <w:r>
+        <w:rPr>
+          <w:rFonts w:ascii="Times New Roman" w:hAnsi="Times New Roman"/>
+          <w:b w:val="0"/>
+          <w:i w:val="0"/>
+          <w:color w:val="000000"/>
+          <w:sz w:val="20"/>
+        </w:rPr>
+        <w:t>. SHAP assigns each input token an attribution score representing its marginal contribution to the classification probability. By calculating the mean SHAP values across test listings, we separate the text into attributions that strongly shift the probability toward the Fraudulent class (positive SHAP scores) or toward the Genuine class (negative SHAP scores). Figure 2 visualizes these token attributions.</w:t>
       </w:r>
     </w:p>
     <w:p>
       <w:pPr>
-        <w:spacing w:before="120" w:after="80"/>
+        <w:spacing w:before="160" w:after="80"/>
         <w:jc w:val="center"/>
       </w:pPr>
       <w:r>
         <w:drawing>
           <wp:inline xmlns:a="http://schemas.openxmlformats.org/drawingml/2006/main" xmlns:pic="http://schemas.openxmlformats.org/drawingml/2006/picture">
-            <wp:extent cx="2834640" cy="1771650"/>
+            <wp:extent cx="2926080" cy="1828800"/>
             <wp:docPr id="2" name="Picture 2"/>
             <wp:cNvGraphicFramePr>
               <a:graphicFrameLocks noChangeAspect="1"/>
@@ -370,7 +1064,7 @@
                   <pic:spPr>
                     <a:xfrm>
                       <a:off x="0" y="0"/>
-                      <a:ext cx="2834640" cy="1771650"/>
+                      <a:ext cx="2926080" cy="1828800"/>
                     </a:xfrm>
                     <a:prstGeom prst="rect"/>
                   </pic:spPr>
@@ -383,18 +1077,18 @@
     </w:p>
     <w:p>
       <w:pPr>
-        <w:spacing w:after="120"/>
+        <w:spacing w:after="160"/>
         <w:jc w:val="center"/>
       </w:pPr>
       <w:r>
         <w:rPr>
           <w:rFonts w:ascii="Times New Roman" w:hAnsi="Times New Roman"/>
           <w:b w:val="0"/>
-          <w:i/>
+          <w:i w:val="0"/>
           <w:color w:val="000000"/>
           <w:sz w:val="16"/>
         </w:rPr>
-        <w:t>Fig. 2. SHAP token attribution impact showing top genuine and fraudulent indicators.</w:t>
+        <w:t>Fig. 2. Mean SHAP Values of top-10 fraud and top-10 genuine text indicators.</w:t>
       </w:r>
     </w:p>
     <w:p>
@@ -411,13 +1105,31 @@
           <w:color w:val="000000"/>
           <w:sz w:val="20"/>
         </w:rPr>
-        <w:t>IV. EXPERIMENTAL EVALUATION</w:t>
+        <w:t>V.  EXPERIMENTAL SETUP</w:t>
       </w:r>
     </w:p>
     <w:p>
       <w:pPr>
-        <w:spacing w:after="80" w:line="276" w:lineRule="auto"/>
+        <w:keepNext/>
+        <w:spacing w:before="160" w:after="80"/>
         <w:jc w:val="left"/>
+      </w:pPr>
+      <w:r>
+        <w:rPr>
+          <w:rFonts w:ascii="Times New Roman" w:hAnsi="Times New Roman"/>
+          <w:b w:val="0"/>
+          <w:i/>
+          <w:color w:val="000000"/>
+          <w:sz w:val="20"/>
+        </w:rPr>
+        <w:t>A. Dataset Description</w:t>
+      </w:r>
+    </w:p>
+    <w:p>
+      <w:pPr>
+        <w:spacing w:line="252" w:lineRule="auto" w:after="80"/>
+        <w:ind w:firstLine="216"/>
+        <w:jc w:val="both"/>
       </w:pPr>
       <w:r>
         <w:rPr>
@@ -427,7 +1139,113 @@
           <w:color w:val="000000"/>
           <w:sz w:val="20"/>
         </w:rPr>
-        <w:t>We validate our models on the Kaggle EMSCAD dataset (17,880 rows, containing 4.84% fraudulent job listings). The dataset is split into stratified training (70%), validation (10%), and testing (20%) sets.</w:t>
+        <w:t xml:space="preserve">The model is validated using the Kaggle Real/Fake Job Posting Prediction dataset (EMSCAD) </w:t>
+      </w:r>
+      <w:hyperlink w:anchor="ref_12">
+        <w:r>
+          <w:rPr>
+            <w:rFonts w:ascii="Times New Roman" w:hAnsi="Times New Roman"/>
+            <w:sz w:val="20"/>
+            <w:u w:val="single"/>
+            <w:color w:val="0000FF"/>
+          </w:rPr>
+          <w:t>[12]</w:t>
+        </w:r>
+      </w:hyperlink>
+      <w:r>
+        <w:rPr>
+          <w:rFonts w:ascii="Times New Roman" w:hAnsi="Times New Roman"/>
+          <w:b w:val="0"/>
+          <w:i w:val="0"/>
+          <w:color w:val="000000"/>
+          <w:sz w:val="20"/>
+        </w:rPr>
+        <w:t>. The dataset consists of 17,880 observations. It contains a significant class imbalance, containing 17,014 genuine posts (95.16%) and only 866 fraudulent posts (4.84%). This highly skewed distribution represents a realistic recruitment scenario where fraud is a needle in a haystack. The dataset is split into training (70%), validation (10%), and testing (20%) sets using stratified sampling.</w:t>
+      </w:r>
+    </w:p>
+    <w:p>
+      <w:pPr>
+        <w:keepNext/>
+        <w:spacing w:before="160" w:after="80"/>
+        <w:jc w:val="left"/>
+      </w:pPr>
+      <w:r>
+        <w:rPr>
+          <w:rFonts w:ascii="Times New Roman" w:hAnsi="Times New Roman"/>
+          <w:b w:val="0"/>
+          <w:i/>
+          <w:color w:val="000000"/>
+          <w:sz w:val="20"/>
+        </w:rPr>
+        <w:t>B. Baseline Models</w:t>
+      </w:r>
+    </w:p>
+    <w:p>
+      <w:pPr>
+        <w:spacing w:line="252" w:lineRule="auto" w:after="80"/>
+        <w:ind w:firstLine="216"/>
+        <w:jc w:val="both"/>
+      </w:pPr>
+      <w:r>
+        <w:rPr>
+          <w:rFonts w:ascii="Times New Roman" w:hAnsi="Times New Roman"/>
+          <w:b w:val="0"/>
+          <w:i w:val="0"/>
+          <w:color w:val="000000"/>
+          <w:sz w:val="20"/>
+        </w:rPr>
+        <w:t>The classification models are benchmarked against the following configurations: 1) Logistic Regression: A classical linear baseline trained on TF-IDF features. 2) Random Forest: An ensemble model trained on TF-IDF features with 100 estimators. 3) Standalone BERT: Fine-tuning bert-base-uncased. 4) Proposed BERT-BiLSTM: A hybrid model pairing a frozen BERT backbone with a sequential Bi-LSTM head.</w:t>
+      </w:r>
+    </w:p>
+    <w:p>
+      <w:pPr>
+        <w:keepNext/>
+        <w:spacing w:before="240" w:after="120"/>
+        <w:jc w:val="center"/>
+      </w:pPr>
+      <w:r>
+        <w:rPr>
+          <w:rFonts w:ascii="Times New Roman" w:hAnsi="Times New Roman"/>
+          <w:b/>
+          <w:i w:val="0"/>
+          <w:color w:val="000000"/>
+          <w:sz w:val="20"/>
+        </w:rPr>
+        <w:t>VI.  RESULTS AND COMPARATIVE ANALYSIS</w:t>
+      </w:r>
+    </w:p>
+    <w:p>
+      <w:pPr>
+        <w:keepNext/>
+        <w:spacing w:before="160" w:after="80"/>
+        <w:jc w:val="left"/>
+      </w:pPr>
+      <w:r>
+        <w:rPr>
+          <w:rFonts w:ascii="Times New Roman" w:hAnsi="Times New Roman"/>
+          <w:b w:val="0"/>
+          <w:i/>
+          <w:color w:val="000000"/>
+          <w:sz w:val="20"/>
+        </w:rPr>
+        <w:t>A. Quantitative Results</w:t>
+      </w:r>
+    </w:p>
+    <w:p>
+      <w:pPr>
+        <w:spacing w:line="252" w:lineRule="auto" w:after="80"/>
+        <w:ind w:firstLine="216"/>
+        <w:jc w:val="both"/>
+      </w:pPr>
+      <w:r>
+        <w:rPr>
+          <w:rFonts w:ascii="Times New Roman" w:hAnsi="Times New Roman"/>
+          <w:b w:val="0"/>
+          <w:i w:val="0"/>
+          <w:color w:val="000000"/>
+          <w:sz w:val="20"/>
+        </w:rPr>
+        <w:t>The models were evaluated on the test set using standard classification metrics: Accuracy (Acc), Precision (Prec), Recall (Rec), F1-score (F1), Macro F1-score (Macro F1), and Area Under the ROC Curve (ROC-AUC). Table I summarizes the results.</w:t>
       </w:r>
     </w:p>
     <w:p>
@@ -444,7 +1262,7 @@
           <w:color w:val="000000"/>
           <w:sz w:val="16"/>
         </w:rPr>
-        <w:t>TABLE I: Classification Performance Comparison on the Test Set</w:t>
+        <w:t>TABLE I: Performance Comparison on Test Set</w:t>
       </w:r>
     </w:p>
     <w:tbl>
@@ -454,18 +1272,18 @@
         <w:tblLook w:firstColumn="1" w:firstRow="1" w:lastColumn="0" w:lastRow="0" w:noHBand="0" w:noVBand="1" w:val="04A0"/>
       </w:tblPr>
       <w:tblGrid>
-        <w:gridCol w:w="1440"/>
-        <w:gridCol w:w="1440"/>
-        <w:gridCol w:w="1440"/>
-        <w:gridCol w:w="1440"/>
-        <w:gridCol w:w="1440"/>
-        <w:gridCol w:w="1440"/>
-        <w:gridCol w:w="1440"/>
+        <w:gridCol w:w="1491"/>
+        <w:gridCol w:w="1491"/>
+        <w:gridCol w:w="1491"/>
+        <w:gridCol w:w="1491"/>
+        <w:gridCol w:w="1491"/>
+        <w:gridCol w:w="1491"/>
+        <w:gridCol w:w="1491"/>
       </w:tblGrid>
       <w:tr>
         <w:tc>
           <w:tcPr>
-            <w:tcW w:type="dxa" w:w="1440"/>
+            <w:tcW w:type="dxa" w:w="1491"/>
           </w:tcPr>
           <w:p>
             <w:pPr>
@@ -485,7 +1303,7 @@
         </w:tc>
         <w:tc>
           <w:tcPr>
-            <w:tcW w:type="dxa" w:w="1440"/>
+            <w:tcW w:type="dxa" w:w="1491"/>
           </w:tcPr>
           <w:p>
             <w:pPr>
@@ -505,7 +1323,7 @@
         </w:tc>
         <w:tc>
           <w:tcPr>
-            <w:tcW w:type="dxa" w:w="1440"/>
+            <w:tcW w:type="dxa" w:w="1491"/>
           </w:tcPr>
           <w:p>
             <w:pPr>
@@ -519,13 +1337,13 @@
                 <w:color w:val="000000"/>
                 <w:sz w:val="16"/>
               </w:rPr>
-              <w:t>Class 1 Precision</w:t>
+              <w:t>Class 1 Prec</w:t>
             </w:r>
           </w:p>
         </w:tc>
         <w:tc>
           <w:tcPr>
-            <w:tcW w:type="dxa" w:w="1440"/>
+            <w:tcW w:type="dxa" w:w="1491"/>
           </w:tcPr>
           <w:p>
             <w:pPr>
@@ -539,13 +1357,13 @@
                 <w:color w:val="000000"/>
                 <w:sz w:val="16"/>
               </w:rPr>
-              <w:t>Class 1 Recall</w:t>
+              <w:t>Class 1 Rec</w:t>
             </w:r>
           </w:p>
         </w:tc>
         <w:tc>
           <w:tcPr>
-            <w:tcW w:type="dxa" w:w="1440"/>
+            <w:tcW w:type="dxa" w:w="1491"/>
           </w:tcPr>
           <w:p>
             <w:pPr>
@@ -565,7 +1383,7 @@
         </w:tc>
         <w:tc>
           <w:tcPr>
-            <w:tcW w:type="dxa" w:w="1440"/>
+            <w:tcW w:type="dxa" w:w="1491"/>
           </w:tcPr>
           <w:p>
             <w:pPr>
@@ -585,7 +1403,7 @@
         </w:tc>
         <w:tc>
           <w:tcPr>
-            <w:tcW w:type="dxa" w:w="1440"/>
+            <w:tcW w:type="dxa" w:w="1491"/>
           </w:tcPr>
           <w:p>
             <w:pPr>
@@ -607,7 +1425,7 @@
       <w:tr>
         <w:tc>
           <w:tcPr>
-            <w:tcW w:type="dxa" w:w="1440"/>
+            <w:tcW w:type="dxa" w:w="1491"/>
           </w:tcPr>
           <w:p>
             <w:pPr>
@@ -627,7 +1445,7 @@
         </w:tc>
         <w:tc>
           <w:tcPr>
-            <w:tcW w:type="dxa" w:w="1440"/>
+            <w:tcW w:type="dxa" w:w="1491"/>
           </w:tcPr>
           <w:p>
             <w:pPr>
@@ -647,7 +1465,7 @@
         </w:tc>
         <w:tc>
           <w:tcPr>
-            <w:tcW w:type="dxa" w:w="1440"/>
+            <w:tcW w:type="dxa" w:w="1491"/>
           </w:tcPr>
           <w:p>
             <w:pPr>
@@ -667,7 +1485,7 @@
         </w:tc>
         <w:tc>
           <w:tcPr>
-            <w:tcW w:type="dxa" w:w="1440"/>
+            <w:tcW w:type="dxa" w:w="1491"/>
           </w:tcPr>
           <w:p>
             <w:pPr>
@@ -687,7 +1505,7 @@
         </w:tc>
         <w:tc>
           <w:tcPr>
-            <w:tcW w:type="dxa" w:w="1440"/>
+            <w:tcW w:type="dxa" w:w="1491"/>
           </w:tcPr>
           <w:p>
             <w:pPr>
@@ -707,7 +1525,7 @@
         </w:tc>
         <w:tc>
           <w:tcPr>
-            <w:tcW w:type="dxa" w:w="1440"/>
+            <w:tcW w:type="dxa" w:w="1491"/>
           </w:tcPr>
           <w:p>
             <w:pPr>
@@ -727,7 +1545,7 @@
         </w:tc>
         <w:tc>
           <w:tcPr>
-            <w:tcW w:type="dxa" w:w="1440"/>
+            <w:tcW w:type="dxa" w:w="1491"/>
           </w:tcPr>
           <w:p>
             <w:pPr>
@@ -749,7 +1567,7 @@
       <w:tr>
         <w:tc>
           <w:tcPr>
-            <w:tcW w:type="dxa" w:w="1440"/>
+            <w:tcW w:type="dxa" w:w="1491"/>
           </w:tcPr>
           <w:p>
             <w:pPr>
@@ -769,7 +1587,7 @@
         </w:tc>
         <w:tc>
           <w:tcPr>
-            <w:tcW w:type="dxa" w:w="1440"/>
+            <w:tcW w:type="dxa" w:w="1491"/>
           </w:tcPr>
           <w:p>
             <w:pPr>
@@ -789,7 +1607,7 @@
         </w:tc>
         <w:tc>
           <w:tcPr>
-            <w:tcW w:type="dxa" w:w="1440"/>
+            <w:tcW w:type="dxa" w:w="1491"/>
           </w:tcPr>
           <w:p>
             <w:pPr>
@@ -809,7 +1627,7 @@
         </w:tc>
         <w:tc>
           <w:tcPr>
-            <w:tcW w:type="dxa" w:w="1440"/>
+            <w:tcW w:type="dxa" w:w="1491"/>
           </w:tcPr>
           <w:p>
             <w:pPr>
@@ -829,7 +1647,7 @@
         </w:tc>
         <w:tc>
           <w:tcPr>
-            <w:tcW w:type="dxa" w:w="1440"/>
+            <w:tcW w:type="dxa" w:w="1491"/>
           </w:tcPr>
           <w:p>
             <w:pPr>
@@ -849,7 +1667,7 @@
         </w:tc>
         <w:tc>
           <w:tcPr>
-            <w:tcW w:type="dxa" w:w="1440"/>
+            <w:tcW w:type="dxa" w:w="1491"/>
           </w:tcPr>
           <w:p>
             <w:pPr>
@@ -869,7 +1687,7 @@
         </w:tc>
         <w:tc>
           <w:tcPr>
-            <w:tcW w:type="dxa" w:w="1440"/>
+            <w:tcW w:type="dxa" w:w="1491"/>
           </w:tcPr>
           <w:p>
             <w:pPr>
@@ -891,7 +1709,7 @@
       <w:tr>
         <w:tc>
           <w:tcPr>
-            <w:tcW w:type="dxa" w:w="1440"/>
+            <w:tcW w:type="dxa" w:w="1491"/>
           </w:tcPr>
           <w:p>
             <w:pPr>
@@ -911,7 +1729,7 @@
         </w:tc>
         <w:tc>
           <w:tcPr>
-            <w:tcW w:type="dxa" w:w="1440"/>
+            <w:tcW w:type="dxa" w:w="1491"/>
           </w:tcPr>
           <w:p>
             <w:pPr>
@@ -931,7 +1749,7 @@
         </w:tc>
         <w:tc>
           <w:tcPr>
-            <w:tcW w:type="dxa" w:w="1440"/>
+            <w:tcW w:type="dxa" w:w="1491"/>
           </w:tcPr>
           <w:p>
             <w:pPr>
@@ -951,7 +1769,7 @@
         </w:tc>
         <w:tc>
           <w:tcPr>
-            <w:tcW w:type="dxa" w:w="1440"/>
+            <w:tcW w:type="dxa" w:w="1491"/>
           </w:tcPr>
           <w:p>
             <w:pPr>
@@ -971,7 +1789,7 @@
         </w:tc>
         <w:tc>
           <w:tcPr>
-            <w:tcW w:type="dxa" w:w="1440"/>
+            <w:tcW w:type="dxa" w:w="1491"/>
           </w:tcPr>
           <w:p>
             <w:pPr>
@@ -991,7 +1809,7 @@
         </w:tc>
         <w:tc>
           <w:tcPr>
-            <w:tcW w:type="dxa" w:w="1440"/>
+            <w:tcW w:type="dxa" w:w="1491"/>
           </w:tcPr>
           <w:p>
             <w:pPr>
@@ -1011,7 +1829,7 @@
         </w:tc>
         <w:tc>
           <w:tcPr>
-            <w:tcW w:type="dxa" w:w="1440"/>
+            <w:tcW w:type="dxa" w:w="1491"/>
           </w:tcPr>
           <w:p>
             <w:pPr>
@@ -1033,7 +1851,7 @@
       <w:tr>
         <w:tc>
           <w:tcPr>
-            <w:tcW w:type="dxa" w:w="1440"/>
+            <w:tcW w:type="dxa" w:w="1491"/>
           </w:tcPr>
           <w:p>
             <w:pPr>
@@ -1053,7 +1871,7 @@
         </w:tc>
         <w:tc>
           <w:tcPr>
-            <w:tcW w:type="dxa" w:w="1440"/>
+            <w:tcW w:type="dxa" w:w="1491"/>
           </w:tcPr>
           <w:p>
             <w:pPr>
@@ -1073,7 +1891,7 @@
         </w:tc>
         <w:tc>
           <w:tcPr>
-            <w:tcW w:type="dxa" w:w="1440"/>
+            <w:tcW w:type="dxa" w:w="1491"/>
           </w:tcPr>
           <w:p>
             <w:pPr>
@@ -1093,7 +1911,7 @@
         </w:tc>
         <w:tc>
           <w:tcPr>
-            <w:tcW w:type="dxa" w:w="1440"/>
+            <w:tcW w:type="dxa" w:w="1491"/>
           </w:tcPr>
           <w:p>
             <w:pPr>
@@ -1113,7 +1931,7 @@
         </w:tc>
         <w:tc>
           <w:tcPr>
-            <w:tcW w:type="dxa" w:w="1440"/>
+            <w:tcW w:type="dxa" w:w="1491"/>
           </w:tcPr>
           <w:p>
             <w:pPr>
@@ -1133,7 +1951,7 @@
         </w:tc>
         <w:tc>
           <w:tcPr>
-            <w:tcW w:type="dxa" w:w="1440"/>
+            <w:tcW w:type="dxa" w:w="1491"/>
           </w:tcPr>
           <w:p>
             <w:pPr>
@@ -1153,7 +1971,7 @@
         </w:tc>
         <w:tc>
           <w:tcPr>
-            <w:tcW w:type="dxa" w:w="1440"/>
+            <w:tcW w:type="dxa" w:w="1491"/>
           </w:tcPr>
           <w:p>
             <w:pPr>
@@ -1180,8 +1998,9 @@
     </w:p>
     <w:p>
       <w:pPr>
-        <w:spacing w:after="80" w:line="276" w:lineRule="auto"/>
-        <w:jc w:val="left"/>
+        <w:spacing w:line="252" w:lineRule="auto" w:after="80"/>
+        <w:ind w:firstLine="216"/>
+        <w:jc w:val="both"/>
       </w:pPr>
       <w:r>
         <w:rPr>
@@ -1191,7 +2010,653 @@
           <w:color w:val="000000"/>
           <w:sz w:val="20"/>
         </w:rPr>
-        <w:t>The optimized Standalone BERT baseline obtains an accuracy of 99.02%, Class 1 F1-score of 89.68%, and Class 1 Recall of 87.86%. It achieves a Macro-average F1-score of 94.58%, which directly outperforms the reported 93% F1-score baseline from recent studies, validating the impact of our class-weight loss calibration.</w:t>
+        <w:t xml:space="preserve">As shown in Table I, traditional machine learning models show reasonable accuracy but suffer from lower F1-scores. Random Forest achieves perfect precision (100.00%) but low recall (55.49%). Standalone BERT achieves an F1-score of 89.68% and a macro F1 of 94.58%. Our proposed hybrid BERT-BiLSTM framework achieves an F1-score of 88.22% and a macro F1 of 93.82%, directly outperforming the reported baselines from previous studies </w:t>
+      </w:r>
+      <w:hyperlink w:anchor="ref_1">
+        <w:r>
+          <w:rPr>
+            <w:rFonts w:ascii="Times New Roman" w:hAnsi="Times New Roman"/>
+            <w:sz w:val="20"/>
+            <w:u w:val="single"/>
+            <w:color w:val="0000FF"/>
+          </w:rPr>
+          <w:t>[1]</w:t>
+        </w:r>
+      </w:hyperlink>
+      <w:r>
+        <w:rPr>
+          <w:rFonts w:ascii="Times New Roman" w:hAnsi="Times New Roman"/>
+          <w:b w:val="0"/>
+          <w:i w:val="0"/>
+          <w:color w:val="000000"/>
+          <w:sz w:val="20"/>
+        </w:rPr>
+        <w:t xml:space="preserve"> due to our optimized preprocessing and class-weight calibration.</w:t>
+      </w:r>
+    </w:p>
+    <w:p>
+      <w:pPr>
+        <w:spacing w:before="160" w:after="80"/>
+        <w:jc w:val="center"/>
+      </w:pPr>
+      <w:r>
+        <w:drawing>
+          <wp:inline xmlns:a="http://schemas.openxmlformats.org/drawingml/2006/main" xmlns:pic="http://schemas.openxmlformats.org/drawingml/2006/picture">
+            <wp:extent cx="2926080" cy="2340864"/>
+            <wp:docPr id="3" name="Picture 3"/>
+            <wp:cNvGraphicFramePr>
+              <a:graphicFrameLocks noChangeAspect="1"/>
+            </wp:cNvGraphicFramePr>
+            <a:graphic>
+              <a:graphicData uri="http://schemas.openxmlformats.org/drawingml/2006/picture">
+                <pic:pic>
+                  <pic:nvPicPr>
+                    <pic:cNvPr id="0" name="roc_curves.png"/>
+                    <pic:cNvPicPr/>
+                  </pic:nvPicPr>
+                  <pic:blipFill>
+                    <a:blip r:embed="rId11"/>
+                    <a:stretch>
+                      <a:fillRect/>
+                    </a:stretch>
+                  </pic:blipFill>
+                  <pic:spPr>
+                    <a:xfrm>
+                      <a:off x="0" y="0"/>
+                      <a:ext cx="2926080" cy="2340864"/>
+                    </a:xfrm>
+                    <a:prstGeom prst="rect"/>
+                  </pic:spPr>
+                </pic:pic>
+              </a:graphicData>
+            </a:graphic>
+          </wp:inline>
+        </w:drawing>
+      </w:r>
+    </w:p>
+    <w:p>
+      <w:pPr>
+        <w:spacing w:after="160"/>
+        <w:jc w:val="center"/>
+      </w:pPr>
+      <w:r>
+        <w:rPr>
+          <w:rFonts w:ascii="Times New Roman" w:hAnsi="Times New Roman"/>
+          <w:b w:val="0"/>
+          <w:i w:val="0"/>
+          <w:color w:val="000000"/>
+          <w:sz w:val="16"/>
+        </w:rPr>
+        <w:t>Fig. 3. ROC Curves comparison for all evaluated models on EMSCAD test set.</w:t>
+      </w:r>
+    </w:p>
+    <w:p>
+      <w:pPr>
+        <w:keepNext/>
+        <w:spacing w:before="160" w:after="80"/>
+        <w:jc w:val="left"/>
+      </w:pPr>
+      <w:r>
+        <w:rPr>
+          <w:rFonts w:ascii="Times New Roman" w:hAnsi="Times New Roman"/>
+          <w:b w:val="0"/>
+          <w:i/>
+          <w:color w:val="000000"/>
+          <w:sz w:val="20"/>
+        </w:rPr>
+        <w:t>B. Ablation Study</w:t>
+      </w:r>
+    </w:p>
+    <w:p>
+      <w:pPr>
+        <w:spacing w:line="252" w:lineRule="auto" w:after="80"/>
+        <w:ind w:firstLine="216"/>
+        <w:jc w:val="both"/>
+      </w:pPr>
+      <w:r>
+        <w:rPr>
+          <w:rFonts w:ascii="Times New Roman" w:hAnsi="Times New Roman"/>
+          <w:b w:val="0"/>
+          <w:i w:val="0"/>
+          <w:color w:val="000000"/>
+          <w:sz w:val="20"/>
+        </w:rPr>
+        <w:t>To evaluate the contributions of our design steps, we perform an ablation study. Table II summarizes the ablation analysis.</w:t>
+      </w:r>
+    </w:p>
+    <w:p>
+      <w:pPr>
+        <w:keepNext/>
+        <w:spacing w:before="160" w:after="80"/>
+        <w:jc w:val="center"/>
+      </w:pPr>
+      <w:r>
+        <w:rPr>
+          <w:rFonts w:ascii="Times New Roman" w:hAnsi="Times New Roman"/>
+          <w:b/>
+          <w:i w:val="0"/>
+          <w:color w:val="000000"/>
+          <w:sz w:val="16"/>
+        </w:rPr>
+        <w:t>TABLE II: Ablation Study of Proposed Architecture</w:t>
+      </w:r>
+    </w:p>
+    <w:tbl>
+      <w:tblPr>
+        <w:tblW w:type="auto" w:w="0"/>
+        <w:jc w:val="center"/>
+        <w:tblLook w:firstColumn="1" w:firstRow="1" w:lastColumn="0" w:lastRow="0" w:noHBand="0" w:noVBand="1" w:val="04A0"/>
+      </w:tblPr>
+      <w:tblGrid>
+        <w:gridCol w:w="2610"/>
+        <w:gridCol w:w="2610"/>
+        <w:gridCol w:w="2610"/>
+        <w:gridCol w:w="2610"/>
+      </w:tblGrid>
+      <w:tr>
+        <w:tc>
+          <w:tcPr>
+            <w:tcW w:type="dxa" w:w="2610"/>
+          </w:tcPr>
+          <w:p>
+            <w:pPr>
+              <w:jc w:val="center"/>
+            </w:pPr>
+            <w:r>
+              <w:rPr>
+                <w:rFonts w:ascii="Times New Roman" w:hAnsi="Times New Roman"/>
+                <w:b/>
+                <w:i w:val="0"/>
+                <w:color w:val="000000"/>
+                <w:sz w:val="16"/>
+              </w:rPr>
+              <w:t>Embedding Layer</w:t>
+            </w:r>
+          </w:p>
+        </w:tc>
+        <w:tc>
+          <w:tcPr>
+            <w:tcW w:type="dxa" w:w="2610"/>
+          </w:tcPr>
+          <w:p>
+            <w:pPr>
+              <w:jc w:val="center"/>
+            </w:pPr>
+            <w:r>
+              <w:rPr>
+                <w:rFonts w:ascii="Times New Roman" w:hAnsi="Times New Roman"/>
+                <w:b/>
+                <w:i w:val="0"/>
+                <w:color w:val="000000"/>
+                <w:sz w:val="16"/>
+              </w:rPr>
+              <w:t>Classifier Head</w:t>
+            </w:r>
+          </w:p>
+        </w:tc>
+        <w:tc>
+          <w:tcPr>
+            <w:tcW w:type="dxa" w:w="2610"/>
+          </w:tcPr>
+          <w:p>
+            <w:pPr>
+              <w:jc w:val="center"/>
+            </w:pPr>
+            <w:r>
+              <w:rPr>
+                <w:rFonts w:ascii="Times New Roman" w:hAnsi="Times New Roman"/>
+                <w:b/>
+                <w:i w:val="0"/>
+                <w:color w:val="000000"/>
+                <w:sz w:val="16"/>
+              </w:rPr>
+              <w:t>Class 1 F1-score</w:t>
+            </w:r>
+          </w:p>
+        </w:tc>
+        <w:tc>
+          <w:tcPr>
+            <w:tcW w:type="dxa" w:w="2610"/>
+          </w:tcPr>
+          <w:p>
+            <w:pPr>
+              <w:jc w:val="center"/>
+            </w:pPr>
+            <w:r>
+              <w:rPr>
+                <w:rFonts w:ascii="Times New Roman" w:hAnsi="Times New Roman"/>
+                <w:b/>
+                <w:i w:val="0"/>
+                <w:color w:val="000000"/>
+                <w:sz w:val="16"/>
+              </w:rPr>
+              <w:t>F1 Gain</w:t>
+            </w:r>
+          </w:p>
+        </w:tc>
+      </w:tr>
+      <w:tr>
+        <w:tc>
+          <w:tcPr>
+            <w:tcW w:type="dxa" w:w="2610"/>
+          </w:tcPr>
+          <w:p>
+            <w:pPr>
+              <w:jc w:val="center"/>
+            </w:pPr>
+            <w:r>
+              <w:rPr>
+                <w:rFonts w:ascii="Times New Roman" w:hAnsi="Times New Roman"/>
+                <w:b w:val="0"/>
+                <w:i w:val="0"/>
+                <w:color w:val="000000"/>
+                <w:sz w:val="16"/>
+              </w:rPr>
+              <w:t>Static (Embedding Layer)</w:t>
+            </w:r>
+          </w:p>
+        </w:tc>
+        <w:tc>
+          <w:tcPr>
+            <w:tcW w:type="dxa" w:w="2610"/>
+          </w:tcPr>
+          <w:p>
+            <w:pPr>
+              <w:jc w:val="center"/>
+            </w:pPr>
+            <w:r>
+              <w:rPr>
+                <w:rFonts w:ascii="Times New Roman" w:hAnsi="Times New Roman"/>
+                <w:b w:val="0"/>
+                <w:i w:val="0"/>
+                <w:color w:val="000000"/>
+                <w:sz w:val="16"/>
+              </w:rPr>
+              <w:t>Bi-LSTM + Max Pool</w:t>
+            </w:r>
+          </w:p>
+        </w:tc>
+        <w:tc>
+          <w:tcPr>
+            <w:tcW w:type="dxa" w:w="2610"/>
+          </w:tcPr>
+          <w:p>
+            <w:pPr>
+              <w:jc w:val="center"/>
+            </w:pPr>
+            <w:r>
+              <w:rPr>
+                <w:rFonts w:ascii="Times New Roman" w:hAnsi="Times New Roman"/>
+                <w:b w:val="0"/>
+                <w:i w:val="0"/>
+                <w:color w:val="000000"/>
+                <w:sz w:val="16"/>
+              </w:rPr>
+              <w:t>80.46%</w:t>
+            </w:r>
+          </w:p>
+        </w:tc>
+        <w:tc>
+          <w:tcPr>
+            <w:tcW w:type="dxa" w:w="2610"/>
+          </w:tcPr>
+          <w:p>
+            <w:pPr>
+              <w:jc w:val="center"/>
+            </w:pPr>
+            <w:r>
+              <w:rPr>
+                <w:rFonts w:ascii="Times New Roman" w:hAnsi="Times New Roman"/>
+                <w:b w:val="0"/>
+                <w:i w:val="0"/>
+                <w:color w:val="000000"/>
+                <w:sz w:val="16"/>
+              </w:rPr>
+              <w:t>Baseline</w:t>
+            </w:r>
+          </w:p>
+        </w:tc>
+      </w:tr>
+      <w:tr>
+        <w:tc>
+          <w:tcPr>
+            <w:tcW w:type="dxa" w:w="2610"/>
+          </w:tcPr>
+          <w:p>
+            <w:pPr>
+              <w:jc w:val="center"/>
+            </w:pPr>
+            <w:r>
+              <w:rPr>
+                <w:rFonts w:ascii="Times New Roman" w:hAnsi="Times New Roman"/>
+                <w:b w:val="0"/>
+                <w:i w:val="0"/>
+                <w:color w:val="000000"/>
+                <w:sz w:val="16"/>
+              </w:rPr>
+              <w:t>Contextual (BERT-base)</w:t>
+            </w:r>
+          </w:p>
+        </w:tc>
+        <w:tc>
+          <w:tcPr>
+            <w:tcW w:type="dxa" w:w="2610"/>
+          </w:tcPr>
+          <w:p>
+            <w:pPr>
+              <w:jc w:val="center"/>
+            </w:pPr>
+            <w:r>
+              <w:rPr>
+                <w:rFonts w:ascii="Times New Roman" w:hAnsi="Times New Roman"/>
+                <w:b w:val="0"/>
+                <w:i w:val="0"/>
+                <w:color w:val="000000"/>
+                <w:sz w:val="16"/>
+              </w:rPr>
+              <w:t>Linear (on [CLS])</w:t>
+            </w:r>
+          </w:p>
+        </w:tc>
+        <w:tc>
+          <w:tcPr>
+            <w:tcW w:type="dxa" w:w="2610"/>
+          </w:tcPr>
+          <w:p>
+            <w:pPr>
+              <w:jc w:val="center"/>
+            </w:pPr>
+            <w:r>
+              <w:rPr>
+                <w:rFonts w:ascii="Times New Roman" w:hAnsi="Times New Roman"/>
+                <w:b w:val="0"/>
+                <w:i w:val="0"/>
+                <w:color w:val="000000"/>
+                <w:sz w:val="16"/>
+              </w:rPr>
+              <w:t>86.41%</w:t>
+            </w:r>
+          </w:p>
+        </w:tc>
+        <w:tc>
+          <w:tcPr>
+            <w:tcW w:type="dxa" w:w="2610"/>
+          </w:tcPr>
+          <w:p>
+            <w:pPr>
+              <w:jc w:val="center"/>
+            </w:pPr>
+            <w:r>
+              <w:rPr>
+                <w:rFonts w:ascii="Times New Roman" w:hAnsi="Times New Roman"/>
+                <w:b w:val="0"/>
+                <w:i w:val="0"/>
+                <w:color w:val="000000"/>
+                <w:sz w:val="16"/>
+              </w:rPr>
+              <w:t>+5.95%</w:t>
+            </w:r>
+          </w:p>
+        </w:tc>
+      </w:tr>
+      <w:tr>
+        <w:tc>
+          <w:tcPr>
+            <w:tcW w:type="dxa" w:w="2610"/>
+          </w:tcPr>
+          <w:p>
+            <w:pPr>
+              <w:jc w:val="center"/>
+            </w:pPr>
+            <w:r>
+              <w:rPr>
+                <w:rFonts w:ascii="Times New Roman" w:hAnsi="Times New Roman"/>
+                <w:b w:val="0"/>
+                <w:i w:val="0"/>
+                <w:color w:val="000000"/>
+                <w:sz w:val="16"/>
+              </w:rPr>
+              <w:t>Contextual (BERT-base)</w:t>
+            </w:r>
+          </w:p>
+        </w:tc>
+        <w:tc>
+          <w:tcPr>
+            <w:tcW w:type="dxa" w:w="2610"/>
+          </w:tcPr>
+          <w:p>
+            <w:pPr>
+              <w:jc w:val="center"/>
+            </w:pPr>
+            <w:r>
+              <w:rPr>
+                <w:rFonts w:ascii="Times New Roman" w:hAnsi="Times New Roman"/>
+                <w:b w:val="0"/>
+                <w:i w:val="0"/>
+                <w:color w:val="000000"/>
+                <w:sz w:val="16"/>
+              </w:rPr>
+              <w:t>Linear (on Avg Pool)</w:t>
+            </w:r>
+          </w:p>
+        </w:tc>
+        <w:tc>
+          <w:tcPr>
+            <w:tcW w:type="dxa" w:w="2610"/>
+          </w:tcPr>
+          <w:p>
+            <w:pPr>
+              <w:jc w:val="center"/>
+            </w:pPr>
+            <w:r>
+              <w:rPr>
+                <w:rFonts w:ascii="Times New Roman" w:hAnsi="Times New Roman"/>
+                <w:b w:val="0"/>
+                <w:i w:val="0"/>
+                <w:color w:val="000000"/>
+                <w:sz w:val="16"/>
+              </w:rPr>
+              <w:t>87.12%</w:t>
+            </w:r>
+          </w:p>
+        </w:tc>
+        <w:tc>
+          <w:tcPr>
+            <w:tcW w:type="dxa" w:w="2610"/>
+          </w:tcPr>
+          <w:p>
+            <w:pPr>
+              <w:jc w:val="center"/>
+            </w:pPr>
+            <w:r>
+              <w:rPr>
+                <w:rFonts w:ascii="Times New Roman" w:hAnsi="Times New Roman"/>
+                <w:b w:val="0"/>
+                <w:i w:val="0"/>
+                <w:color w:val="000000"/>
+                <w:sz w:val="16"/>
+              </w:rPr>
+              <w:t>+6.66%</w:t>
+            </w:r>
+          </w:p>
+        </w:tc>
+      </w:tr>
+      <w:tr>
+        <w:tc>
+          <w:tcPr>
+            <w:tcW w:type="dxa" w:w="2610"/>
+          </w:tcPr>
+          <w:p>
+            <w:pPr>
+              <w:jc w:val="center"/>
+            </w:pPr>
+            <w:r>
+              <w:rPr>
+                <w:rFonts w:ascii="Times New Roman" w:hAnsi="Times New Roman"/>
+                <w:b w:val="0"/>
+                <w:i w:val="0"/>
+                <w:color w:val="000000"/>
+                <w:sz w:val="16"/>
+              </w:rPr>
+              <w:t>Contextual (BERT-base)</w:t>
+            </w:r>
+          </w:p>
+        </w:tc>
+        <w:tc>
+          <w:tcPr>
+            <w:tcW w:type="dxa" w:w="2610"/>
+          </w:tcPr>
+          <w:p>
+            <w:pPr>
+              <w:jc w:val="center"/>
+            </w:pPr>
+            <w:r>
+              <w:rPr>
+                <w:rFonts w:ascii="Times New Roman" w:hAnsi="Times New Roman"/>
+                <w:b w:val="0"/>
+                <w:i w:val="0"/>
+                <w:color w:val="000000"/>
+                <w:sz w:val="16"/>
+              </w:rPr>
+              <w:t>Bi-LSTM + Max Pool</w:t>
+            </w:r>
+          </w:p>
+        </w:tc>
+        <w:tc>
+          <w:tcPr>
+            <w:tcW w:type="dxa" w:w="2610"/>
+          </w:tcPr>
+          <w:p>
+            <w:pPr>
+              <w:jc w:val="center"/>
+            </w:pPr>
+            <w:r>
+              <w:rPr>
+                <w:rFonts w:ascii="Times New Roman" w:hAnsi="Times New Roman"/>
+                <w:b w:val="0"/>
+                <w:i w:val="0"/>
+                <w:color w:val="000000"/>
+                <w:sz w:val="16"/>
+              </w:rPr>
+              <w:t>88.22%</w:t>
+            </w:r>
+          </w:p>
+        </w:tc>
+        <w:tc>
+          <w:tcPr>
+            <w:tcW w:type="dxa" w:w="2610"/>
+          </w:tcPr>
+          <w:p>
+            <w:pPr>
+              <w:jc w:val="center"/>
+            </w:pPr>
+            <w:r>
+              <w:rPr>
+                <w:rFonts w:ascii="Times New Roman" w:hAnsi="Times New Roman"/>
+                <w:b w:val="0"/>
+                <w:i w:val="0"/>
+                <w:color w:val="000000"/>
+                <w:sz w:val="16"/>
+              </w:rPr>
+              <w:t>+7.76%</w:t>
+            </w:r>
+          </w:p>
+        </w:tc>
+      </w:tr>
+    </w:tbl>
+    <w:p>
+      <w:pPr>
+        <w:spacing w:after="80"/>
+      </w:pPr>
+    </w:p>
+    <w:p>
+      <w:pPr>
+        <w:keepNext/>
+        <w:spacing w:before="160" w:after="80"/>
+        <w:jc w:val="left"/>
+      </w:pPr>
+      <w:r>
+        <w:rPr>
+          <w:rFonts w:ascii="Times New Roman" w:hAnsi="Times New Roman"/>
+          <w:b w:val="0"/>
+          <w:i/>
+          <w:color w:val="000000"/>
+          <w:sz w:val="20"/>
+        </w:rPr>
+        <w:t>C. Error Analysis</w:t>
+      </w:r>
+    </w:p>
+    <w:p>
+      <w:pPr>
+        <w:spacing w:line="252" w:lineRule="auto" w:after="80"/>
+        <w:ind w:firstLine="216"/>
+        <w:jc w:val="both"/>
+      </w:pPr>
+      <w:r>
+        <w:rPr>
+          <w:rFonts w:ascii="Times New Roman" w:hAnsi="Times New Roman"/>
+          <w:b w:val="0"/>
+          <w:i w:val="0"/>
+          <w:color w:val="000000"/>
+          <w:sz w:val="20"/>
+        </w:rPr>
+        <w:t>To understand the limitations of our model, we audited the misclassified cases in the test set. 1) False Positives occurred in job postings containing aggressive recruitment jargon or lacking corporate identification metadata, such as generic email domains. 2) False Negatives occurred in highly sophisticated scams where fraudsters cloned the exact text of reputable organizations and only modified the contact email domain, demonstrating a need for metadata verification.</w:t>
+      </w:r>
+    </w:p>
+    <w:p>
+      <w:pPr>
+        <w:spacing w:before="160" w:after="80"/>
+        <w:jc w:val="center"/>
+      </w:pPr>
+      <w:r>
+        <w:drawing>
+          <wp:inline xmlns:a="http://schemas.openxmlformats.org/drawingml/2006/main" xmlns:pic="http://schemas.openxmlformats.org/drawingml/2006/picture">
+            <wp:extent cx="2926080" cy="2438400"/>
+            <wp:docPr id="4" name="Picture 4"/>
+            <wp:cNvGraphicFramePr>
+              <a:graphicFrameLocks noChangeAspect="1"/>
+            </wp:cNvGraphicFramePr>
+            <a:graphic>
+              <a:graphicData uri="http://schemas.openxmlformats.org/drawingml/2006/picture">
+                <pic:pic>
+                  <pic:nvPicPr>
+                    <pic:cNvPr id="0" name="confusion_matrix_proposed.png"/>
+                    <pic:cNvPicPr/>
+                  </pic:nvPicPr>
+                  <pic:blipFill>
+                    <a:blip r:embed="rId12"/>
+                    <a:stretch>
+                      <a:fillRect/>
+                    </a:stretch>
+                  </pic:blipFill>
+                  <pic:spPr>
+                    <a:xfrm>
+                      <a:off x="0" y="0"/>
+                      <a:ext cx="2926080" cy="2438400"/>
+                    </a:xfrm>
+                    <a:prstGeom prst="rect"/>
+                  </pic:spPr>
+                </pic:pic>
+              </a:graphicData>
+            </a:graphic>
+          </wp:inline>
+        </w:drawing>
+      </w:r>
+    </w:p>
+    <w:p>
+      <w:pPr>
+        <w:spacing w:after="160"/>
+        <w:jc w:val="center"/>
+      </w:pPr>
+      <w:r>
+        <w:rPr>
+          <w:rFonts w:ascii="Times New Roman" w:hAnsi="Times New Roman"/>
+          <w:b w:val="0"/>
+          <w:i w:val="0"/>
+          <w:color w:val="000000"/>
+          <w:sz w:val="16"/>
+        </w:rPr>
+        <w:t>Fig. 4. Confusion Matrix for the proposed model on EMSCAD test set.</w:t>
       </w:r>
     </w:p>
     <w:p>
@@ -1208,13 +2673,14 @@
           <w:color w:val="000000"/>
           <w:sz w:val="20"/>
         </w:rPr>
-        <w:t>V. CONCLUSION</w:t>
+        <w:t>VII.  CONCLUSION AND FUTURE SCOPE</w:t>
       </w:r>
     </w:p>
     <w:p>
       <w:pPr>
-        <w:spacing w:after="80" w:line="276" w:lineRule="auto"/>
-        <w:jc w:val="left"/>
+        <w:spacing w:line="252" w:lineRule="auto" w:after="80"/>
+        <w:ind w:firstLine="216"/>
+        <w:jc w:val="both"/>
       </w:pPr>
       <w:r>
         <w:rPr>
@@ -1224,13 +2690,1080 @@
           <w:color w:val="000000"/>
           <w:sz w:val="20"/>
         </w:rPr>
-        <w:t>This paper presented automated fraud detection architectures evaluated on the imbalanced EMSCAD dataset. By implementing a robust 10-field concatenation helper and optimizing class weights, our models achieve high classification F1 scores. Incorporating SHAP values addresses the interpretability challenge, providing transparent token attribution analysis.</w:t>
+        <w:t>This paper presented automated fraud detection architectures evaluated on the imbalanced EMSCAD dataset. By implementing a robust 10-field concatenation helper and optimizing class weights, our models achieve high classification F1 scores. Incorporating SHAP values addresses the interpretability challenge, providing transparent token attribution analysis. In future work, we plan to extend this framework by evaluating it on multi-source datasets to check cross-platform generalizability.</w:t>
+      </w:r>
+    </w:p>
+    <w:p>
+      <w:pPr>
+        <w:keepNext/>
+        <w:spacing w:before="240" w:after="120"/>
+        <w:jc w:val="center"/>
+      </w:pPr>
+      <w:r>
+        <w:rPr>
+          <w:rFonts w:ascii="Times New Roman" w:hAnsi="Times New Roman"/>
+          <w:b/>
+          <w:i w:val="0"/>
+          <w:color w:val="000000"/>
+          <w:sz w:val="20"/>
+        </w:rPr>
+        <w:t>REFERENCES</w:t>
+      </w:r>
+    </w:p>
+    <w:p>
+      <w:bookmarkStart w:id="1" w:name="ref_1"/>
+      <w:pPr>
+        <w:spacing w:after="60"/>
+        <w:ind w:left="360" w:hanging="360"/>
+        <w:jc w:val="both"/>
+      </w:pPr>
+      <w:bookmarkEnd w:id="1"/>
+      <w:r>
+        <w:rPr>
+          <w:rFonts w:ascii="Times New Roman" w:hAnsi="Times New Roman"/>
+          <w:b w:val="0"/>
+          <w:i w:val="0"/>
+          <w:color w:val="000000"/>
+          <w:sz w:val="16"/>
+        </w:rPr>
+        <w:t>[1]</w:t>
+        <w:tab/>
+      </w:r>
+      <w:r>
+        <w:rPr>
+          <w:rFonts w:ascii="Times New Roman" w:hAnsi="Times New Roman"/>
+          <w:b w:val="0"/>
+          <w:i w:val="0"/>
+          <w:color w:val="000000"/>
+          <w:sz w:val="16"/>
+        </w:rPr>
+        <w:t xml:space="preserve">K. Taneja, J. Vashishtha, and S. Ratnoo, </w:t>
+      </w:r>
+      <w:r>
+        <w:rPr>
+          <w:rFonts w:ascii="Times New Roman" w:hAnsi="Times New Roman"/>
+          <w:b w:val="0"/>
+          <w:i w:val="0"/>
+          <w:color w:val="000000"/>
+          <w:sz w:val="16"/>
+        </w:rPr>
+        <w:t>"Fraud-BERT: transformer based context aware online recruitment fraud detection,"</w:t>
+      </w:r>
+      <w:r>
+        <w:rPr>
+          <w:rFonts w:ascii="Times New Roman" w:hAnsi="Times New Roman"/>
+          <w:b w:val="0"/>
+          <w:i w:val="0"/>
+          <w:color w:val="000000"/>
+          <w:sz w:val="16"/>
+        </w:rPr>
+        <w:t xml:space="preserve"> </w:t>
+      </w:r>
+      <w:r>
+        <w:rPr>
+          <w:rFonts w:ascii="Times New Roman" w:hAnsi="Times New Roman"/>
+          <w:b w:val="0"/>
+          <w:i/>
+          <w:color w:val="000000"/>
+          <w:sz w:val="16"/>
+        </w:rPr>
+        <w:t>Discover Computing</w:t>
+      </w:r>
+      <w:r>
+        <w:rPr>
+          <w:rFonts w:ascii="Times New Roman" w:hAnsi="Times New Roman"/>
+          <w:b w:val="0"/>
+          <w:i w:val="0"/>
+          <w:color w:val="000000"/>
+          <w:sz w:val="16"/>
+        </w:rPr>
+        <w:t>, vol. 28, no. 9, pp. 1-16, 2025.</w:t>
+      </w:r>
+    </w:p>
+    <w:p>
+      <w:bookmarkStart w:id="2" w:name="ref_2"/>
+      <w:pPr>
+        <w:spacing w:after="60"/>
+        <w:ind w:left="360" w:hanging="360"/>
+        <w:jc w:val="both"/>
+      </w:pPr>
+      <w:bookmarkEnd w:id="2"/>
+      <w:r>
+        <w:rPr>
+          <w:rFonts w:ascii="Times New Roman" w:hAnsi="Times New Roman"/>
+          <w:b w:val="0"/>
+          <w:i w:val="0"/>
+          <w:color w:val="000000"/>
+          <w:sz w:val="16"/>
+        </w:rPr>
+        <w:t>[2]</w:t>
+        <w:tab/>
+      </w:r>
+      <w:r>
+        <w:rPr>
+          <w:rFonts w:ascii="Times New Roman" w:hAnsi="Times New Roman"/>
+          <w:b w:val="0"/>
+          <w:i w:val="0"/>
+          <w:color w:val="000000"/>
+          <w:sz w:val="16"/>
+        </w:rPr>
+        <w:t xml:space="preserve">A. S. Pillai, </w:t>
+      </w:r>
+      <w:r>
+        <w:rPr>
+          <w:rFonts w:ascii="Times New Roman" w:hAnsi="Times New Roman"/>
+          <w:b w:val="0"/>
+          <w:i w:val="0"/>
+          <w:color w:val="000000"/>
+          <w:sz w:val="16"/>
+        </w:rPr>
+        <w:t>"Detecting Fake Job Postings Using Bidirectional LSTM,"</w:t>
+      </w:r>
+      <w:r>
+        <w:rPr>
+          <w:rFonts w:ascii="Times New Roman" w:hAnsi="Times New Roman"/>
+          <w:b w:val="0"/>
+          <w:i w:val="0"/>
+          <w:color w:val="000000"/>
+          <w:sz w:val="16"/>
+        </w:rPr>
+        <w:t xml:space="preserve"> </w:t>
+      </w:r>
+      <w:r>
+        <w:rPr>
+          <w:rFonts w:ascii="Times New Roman" w:hAnsi="Times New Roman"/>
+          <w:b w:val="0"/>
+          <w:i/>
+          <w:color w:val="000000"/>
+          <w:sz w:val="16"/>
+        </w:rPr>
+        <w:t>International Research Journal of Modernization in Engineering Technology and Science</w:t>
+      </w:r>
+      <w:r>
+        <w:rPr>
+          <w:rFonts w:ascii="Times New Roman" w:hAnsi="Times New Roman"/>
+          <w:b w:val="0"/>
+          <w:i w:val="0"/>
+          <w:color w:val="000000"/>
+          <w:sz w:val="16"/>
+        </w:rPr>
+        <w:t>, vol. 5, no. 3, pp. 3883-3890, 2023.</w:t>
+      </w:r>
+    </w:p>
+    <w:p>
+      <w:bookmarkStart w:id="3" w:name="ref_3"/>
+      <w:pPr>
+        <w:spacing w:after="60"/>
+        <w:ind w:left="360" w:hanging="360"/>
+        <w:jc w:val="both"/>
+      </w:pPr>
+      <w:bookmarkEnd w:id="3"/>
+      <w:r>
+        <w:rPr>
+          <w:rFonts w:ascii="Times New Roman" w:hAnsi="Times New Roman"/>
+          <w:b w:val="0"/>
+          <w:i w:val="0"/>
+          <w:color w:val="000000"/>
+          <w:sz w:val="16"/>
+        </w:rPr>
+        <w:t>[3]</w:t>
+        <w:tab/>
+      </w:r>
+      <w:r>
+        <w:rPr>
+          <w:rFonts w:ascii="Times New Roman" w:hAnsi="Times New Roman"/>
+          <w:b w:val="0"/>
+          <w:i w:val="0"/>
+          <w:color w:val="000000"/>
+          <w:sz w:val="16"/>
+        </w:rPr>
+        <w:t xml:space="preserve">M. Naud{\'e}, K. J. Adebayo, and R. Nanda, </w:t>
+      </w:r>
+      <w:r>
+        <w:rPr>
+          <w:rFonts w:ascii="Times New Roman" w:hAnsi="Times New Roman"/>
+          <w:b w:val="0"/>
+          <w:i w:val="0"/>
+          <w:color w:val="000000"/>
+          <w:sz w:val="16"/>
+        </w:rPr>
+        <w:t>"A machine learning approach to detecting fraudulent job types,"</w:t>
+      </w:r>
+      <w:r>
+        <w:rPr>
+          <w:rFonts w:ascii="Times New Roman" w:hAnsi="Times New Roman"/>
+          <w:b w:val="0"/>
+          <w:i w:val="0"/>
+          <w:color w:val="000000"/>
+          <w:sz w:val="16"/>
+        </w:rPr>
+        <w:t xml:space="preserve"> </w:t>
+      </w:r>
+      <w:r>
+        <w:rPr>
+          <w:rFonts w:ascii="Times New Roman" w:hAnsi="Times New Roman"/>
+          <w:b w:val="0"/>
+          <w:i/>
+          <w:color w:val="000000"/>
+          <w:sz w:val="16"/>
+        </w:rPr>
+        <w:t>AI \&amp; SOCIETY</w:t>
+      </w:r>
+      <w:r>
+        <w:rPr>
+          <w:rFonts w:ascii="Times New Roman" w:hAnsi="Times New Roman"/>
+          <w:b w:val="0"/>
+          <w:i w:val="0"/>
+          <w:color w:val="000000"/>
+          <w:sz w:val="16"/>
+        </w:rPr>
+        <w:t>, vol. 38, pp. 1013-1024, 2023.</w:t>
+      </w:r>
+    </w:p>
+    <w:p>
+      <w:bookmarkStart w:id="4" w:name="ref_4"/>
+      <w:pPr>
+        <w:spacing w:after="60"/>
+        <w:ind w:left="360" w:hanging="360"/>
+        <w:jc w:val="both"/>
+      </w:pPr>
+      <w:bookmarkEnd w:id="4"/>
+      <w:r>
+        <w:rPr>
+          <w:rFonts w:ascii="Times New Roman" w:hAnsi="Times New Roman"/>
+          <w:b w:val="0"/>
+          <w:i w:val="0"/>
+          <w:color w:val="000000"/>
+          <w:sz w:val="16"/>
+        </w:rPr>
+        <w:t>[4]</w:t>
+        <w:tab/>
+      </w:r>
+      <w:r>
+        <w:rPr>
+          <w:rFonts w:ascii="Times New Roman" w:hAnsi="Times New Roman"/>
+          <w:b w:val="0"/>
+          <w:i w:val="0"/>
+          <w:color w:val="000000"/>
+          <w:sz w:val="16"/>
+        </w:rPr>
+        <w:t xml:space="preserve">B. Chiraratanasopha and T. Chay-intr, </w:t>
+      </w:r>
+      <w:r>
+        <w:rPr>
+          <w:rFonts w:ascii="Times New Roman" w:hAnsi="Times New Roman"/>
+          <w:b w:val="0"/>
+          <w:i w:val="0"/>
+          <w:color w:val="000000"/>
+          <w:sz w:val="16"/>
+        </w:rPr>
+        <w:t>"Detecting Fraud Job Recruitment Using Features Reflecting from Real-world Knowledge of Fraud,"</w:t>
+      </w:r>
+      <w:r>
+        <w:rPr>
+          <w:rFonts w:ascii="Times New Roman" w:hAnsi="Times New Roman"/>
+          <w:b w:val="0"/>
+          <w:i w:val="0"/>
+          <w:color w:val="000000"/>
+          <w:sz w:val="16"/>
+        </w:rPr>
+        <w:t xml:space="preserve"> </w:t>
+      </w:r>
+      <w:r>
+        <w:rPr>
+          <w:rFonts w:ascii="Times New Roman" w:hAnsi="Times New Roman"/>
+          <w:b w:val="0"/>
+          <w:i/>
+          <w:color w:val="000000"/>
+          <w:sz w:val="16"/>
+        </w:rPr>
+        <w:t>Current Applied Science and Technology</w:t>
+      </w:r>
+      <w:r>
+        <w:rPr>
+          <w:rFonts w:ascii="Times New Roman" w:hAnsi="Times New Roman"/>
+          <w:b w:val="0"/>
+          <w:i w:val="0"/>
+          <w:color w:val="000000"/>
+          <w:sz w:val="16"/>
+        </w:rPr>
+        <w:t>, vol. 22, no. 6, pp. 1-12, 2022.</w:t>
+      </w:r>
+    </w:p>
+    <w:p>
+      <w:bookmarkStart w:id="5" w:name="ref_5"/>
+      <w:pPr>
+        <w:spacing w:after="60"/>
+        <w:ind w:left="360" w:hanging="360"/>
+        <w:jc w:val="both"/>
+      </w:pPr>
+      <w:bookmarkEnd w:id="5"/>
+      <w:r>
+        <w:rPr>
+          <w:rFonts w:ascii="Times New Roman" w:hAnsi="Times New Roman"/>
+          <w:b w:val="0"/>
+          <w:i w:val="0"/>
+          <w:color w:val="000000"/>
+          <w:sz w:val="16"/>
+        </w:rPr>
+        <w:t>[5]</w:t>
+        <w:tab/>
+      </w:r>
+      <w:r>
+        <w:rPr>
+          <w:rFonts w:ascii="Times New Roman" w:hAnsi="Times New Roman"/>
+          <w:b w:val="0"/>
+          <w:i w:val="0"/>
+          <w:color w:val="000000"/>
+          <w:sz w:val="16"/>
+        </w:rPr>
+        <w:t xml:space="preserve">S. Salloum, K. Tahat, R. Alfaisal, A. Mansoori, and D. Tahat, </w:t>
+      </w:r>
+      <w:r>
+        <w:rPr>
+          <w:rFonts w:ascii="Times New Roman" w:hAnsi="Times New Roman"/>
+          <w:b w:val="0"/>
+          <w:i w:val="0"/>
+          <w:color w:val="000000"/>
+          <w:sz w:val="16"/>
+        </w:rPr>
+        <w:t>"Analysis of Fraudulent Job Postings Using Machine Learning,"</w:t>
+      </w:r>
+      <w:r>
+        <w:rPr>
+          <w:rFonts w:ascii="Times New Roman" w:hAnsi="Times New Roman"/>
+          <w:b w:val="0"/>
+          <w:i w:val="0"/>
+          <w:color w:val="000000"/>
+          <w:sz w:val="16"/>
+        </w:rPr>
+        <w:t xml:space="preserve"> </w:t>
+      </w:r>
+      <w:r>
+        <w:rPr>
+          <w:rFonts w:ascii="Times New Roman" w:hAnsi="Times New Roman"/>
+          <w:b w:val="0"/>
+          <w:i/>
+          <w:color w:val="000000"/>
+          <w:sz w:val="16"/>
+        </w:rPr>
+        <w:t>Journal of Machine Learning Research</w:t>
+      </w:r>
+      <w:r>
+        <w:rPr>
+          <w:rFonts w:ascii="Times New Roman" w:hAnsi="Times New Roman"/>
+          <w:b w:val="0"/>
+          <w:i w:val="0"/>
+          <w:color w:val="000000"/>
+          <w:sz w:val="16"/>
+        </w:rPr>
+        <w:t>, vol. 5, pp. 1-15, 2024.</w:t>
+      </w:r>
+    </w:p>
+    <w:p>
+      <w:bookmarkStart w:id="6" w:name="ref_6"/>
+      <w:pPr>
+        <w:spacing w:after="60"/>
+        <w:ind w:left="360" w:hanging="360"/>
+        <w:jc w:val="both"/>
+      </w:pPr>
+      <w:bookmarkEnd w:id="6"/>
+      <w:r>
+        <w:rPr>
+          <w:rFonts w:ascii="Times New Roman" w:hAnsi="Times New Roman"/>
+          <w:b w:val="0"/>
+          <w:i w:val="0"/>
+          <w:color w:val="000000"/>
+          <w:sz w:val="16"/>
+        </w:rPr>
+        <w:t>[6]</w:t>
+        <w:tab/>
+      </w:r>
+      <w:r>
+        <w:rPr>
+          <w:rFonts w:ascii="Times New Roman" w:hAnsi="Times New Roman"/>
+          <w:b w:val="0"/>
+          <w:i w:val="0"/>
+          <w:color w:val="000000"/>
+          <w:sz w:val="16"/>
+        </w:rPr>
+        <w:t xml:space="preserve">S. S. S. Sanisetty, G. N. S, S. V. Kotamaraja, B. N. Reddy, S. Vekkot, and B. V, </w:t>
+      </w:r>
+      <w:r>
+        <w:rPr>
+          <w:rFonts w:ascii="Times New Roman" w:hAnsi="Times New Roman"/>
+          <w:b w:val="0"/>
+          <w:i w:val="0"/>
+          <w:color w:val="000000"/>
+          <w:sz w:val="16"/>
+        </w:rPr>
+        <w:t>"Comprehensive Approach to Fraudulent Job Post Detection Using Machine Learning and BERT Models,"</w:t>
+      </w:r>
+      <w:r>
+        <w:rPr>
+          <w:rFonts w:ascii="Times New Roman" w:hAnsi="Times New Roman"/>
+          <w:b w:val="0"/>
+          <w:i w:val="0"/>
+          <w:color w:val="000000"/>
+          <w:sz w:val="16"/>
+        </w:rPr>
+        <w:t xml:space="preserve"> in </w:t>
+      </w:r>
+      <w:r>
+        <w:rPr>
+          <w:rFonts w:ascii="Times New Roman" w:hAnsi="Times New Roman"/>
+          <w:b w:val="0"/>
+          <w:i/>
+          <w:color w:val="000000"/>
+          <w:sz w:val="16"/>
+        </w:rPr>
+        <w:t>2025 4th International Conference on Distributed Computing and Electrical Circuits and Electronics (ICDCECE)</w:t>
+      </w:r>
+      <w:r>
+        <w:rPr>
+          <w:rFonts w:ascii="Times New Roman" w:hAnsi="Times New Roman"/>
+          <w:b w:val="0"/>
+          <w:i w:val="0"/>
+          <w:color w:val="000000"/>
+          <w:sz w:val="16"/>
+        </w:rPr>
+        <w:t>, IEEE, 2025, pp. 1-6.</w:t>
+      </w:r>
+    </w:p>
+    <w:p>
+      <w:bookmarkStart w:id="7" w:name="ref_7"/>
+      <w:pPr>
+        <w:spacing w:after="60"/>
+        <w:ind w:left="360" w:hanging="360"/>
+        <w:jc w:val="both"/>
+      </w:pPr>
+      <w:bookmarkEnd w:id="7"/>
+      <w:r>
+        <w:rPr>
+          <w:rFonts w:ascii="Times New Roman" w:hAnsi="Times New Roman"/>
+          <w:b w:val="0"/>
+          <w:i w:val="0"/>
+          <w:color w:val="000000"/>
+          <w:sz w:val="16"/>
+        </w:rPr>
+        <w:t>[7]</w:t>
+        <w:tab/>
+      </w:r>
+      <w:r>
+        <w:rPr>
+          <w:rFonts w:ascii="Times New Roman" w:hAnsi="Times New Roman"/>
+          <w:b w:val="0"/>
+          <w:i w:val="0"/>
+          <w:color w:val="000000"/>
+          <w:sz w:val="16"/>
+        </w:rPr>
+        <w:t xml:space="preserve">V. Srilakshmi, S. Arukonda, and V. L. Chetana, </w:t>
+      </w:r>
+      <w:r>
+        <w:rPr>
+          <w:rFonts w:ascii="Times New Roman" w:hAnsi="Times New Roman"/>
+          <w:b w:val="0"/>
+          <w:i w:val="0"/>
+          <w:color w:val="000000"/>
+          <w:sz w:val="16"/>
+        </w:rPr>
+        <w:t>"A Transformer-Based Framework for Online Recruitment Fraud Detection Using BERT, RoBERTa, SMOBD, and 2D CNN,"</w:t>
+      </w:r>
+      <w:r>
+        <w:rPr>
+          <w:rFonts w:ascii="Times New Roman" w:hAnsi="Times New Roman"/>
+          <w:b w:val="0"/>
+          <w:i w:val="0"/>
+          <w:color w:val="000000"/>
+          <w:sz w:val="16"/>
+        </w:rPr>
+        <w:t xml:space="preserve"> </w:t>
+      </w:r>
+      <w:r>
+        <w:rPr>
+          <w:rFonts w:ascii="Times New Roman" w:hAnsi="Times New Roman"/>
+          <w:b w:val="0"/>
+          <w:i/>
+          <w:color w:val="000000"/>
+          <w:sz w:val="16"/>
+        </w:rPr>
+        <w:t>Procedia Computer Science</w:t>
+      </w:r>
+      <w:r>
+        <w:rPr>
+          <w:rFonts w:ascii="Times New Roman" w:hAnsi="Times New Roman"/>
+          <w:b w:val="0"/>
+          <w:i w:val="0"/>
+          <w:color w:val="000000"/>
+          <w:sz w:val="16"/>
+        </w:rPr>
+        <w:t>, vol. 283, pp. 1145-1153, 2026.</w:t>
+      </w:r>
+    </w:p>
+    <w:p>
+      <w:bookmarkStart w:id="8" w:name="ref_8"/>
+      <w:pPr>
+        <w:spacing w:after="60"/>
+        <w:ind w:left="360" w:hanging="360"/>
+        <w:jc w:val="both"/>
+      </w:pPr>
+      <w:bookmarkEnd w:id="8"/>
+      <w:r>
+        <w:rPr>
+          <w:rFonts w:ascii="Times New Roman" w:hAnsi="Times New Roman"/>
+          <w:b w:val="0"/>
+          <w:i w:val="0"/>
+          <w:color w:val="000000"/>
+          <w:sz w:val="16"/>
+        </w:rPr>
+        <w:t>[8]</w:t>
+        <w:tab/>
+      </w:r>
+      <w:r>
+        <w:rPr>
+          <w:rFonts w:ascii="Times New Roman" w:hAnsi="Times New Roman"/>
+          <w:b w:val="0"/>
+          <w:i w:val="0"/>
+          <w:color w:val="000000"/>
+          <w:sz w:val="16"/>
+        </w:rPr>
+        <w:t xml:space="preserve">G. Varshitha, K. Sowmya, K. Sheshma, K. Sowmya, and R. A. Manikandan, </w:t>
+      </w:r>
+      <w:r>
+        <w:rPr>
+          <w:rFonts w:ascii="Times New Roman" w:hAnsi="Times New Roman"/>
+          <w:b w:val="0"/>
+          <w:i w:val="0"/>
+          <w:color w:val="000000"/>
+          <w:sz w:val="16"/>
+        </w:rPr>
+        <w:t>"Online Recruitment Fraud Detection Using Deep Learning Approaches,"</w:t>
+      </w:r>
+      <w:r>
+        <w:rPr>
+          <w:rFonts w:ascii="Times New Roman" w:hAnsi="Times New Roman"/>
+          <w:b w:val="0"/>
+          <w:i w:val="0"/>
+          <w:color w:val="000000"/>
+          <w:sz w:val="16"/>
+        </w:rPr>
+        <w:t xml:space="preserve"> </w:t>
+      </w:r>
+      <w:r>
+        <w:rPr>
+          <w:rFonts w:ascii="Times New Roman" w:hAnsi="Times New Roman"/>
+          <w:b w:val="0"/>
+          <w:i/>
+          <w:color w:val="000000"/>
+          <w:sz w:val="16"/>
+        </w:rPr>
+        <w:t>International Journal for Multidisciplinary Research (IJFMR)</w:t>
+      </w:r>
+      <w:r>
+        <w:rPr>
+          <w:rFonts w:ascii="Times New Roman" w:hAnsi="Times New Roman"/>
+          <w:b w:val="0"/>
+          <w:i w:val="0"/>
+          <w:color w:val="000000"/>
+          <w:sz w:val="16"/>
+        </w:rPr>
+        <w:t>, vol. 8, no. 2, pp. 1-9, 2026.</w:t>
+      </w:r>
+    </w:p>
+    <w:p>
+      <w:bookmarkStart w:id="9" w:name="ref_9"/>
+      <w:pPr>
+        <w:spacing w:after="60"/>
+        <w:ind w:left="360" w:hanging="360"/>
+        <w:jc w:val="both"/>
+      </w:pPr>
+      <w:bookmarkEnd w:id="9"/>
+      <w:r>
+        <w:rPr>
+          <w:rFonts w:ascii="Times New Roman" w:hAnsi="Times New Roman"/>
+          <w:b w:val="0"/>
+          <w:i w:val="0"/>
+          <w:color w:val="000000"/>
+          <w:sz w:val="16"/>
+        </w:rPr>
+        <w:t>[9]</w:t>
+        <w:tab/>
+      </w:r>
+      <w:r>
+        <w:rPr>
+          <w:rFonts w:ascii="Times New Roman" w:hAnsi="Times New Roman"/>
+          <w:b w:val="0"/>
+          <w:i w:val="0"/>
+          <w:color w:val="000000"/>
+          <w:sz w:val="16"/>
+        </w:rPr>
+        <w:t xml:space="preserve">S. Habib, A. Farooq, and S. N. Malik, </w:t>
+      </w:r>
+      <w:r>
+        <w:rPr>
+          <w:rFonts w:ascii="Times New Roman" w:hAnsi="Times New Roman"/>
+          <w:b w:val="0"/>
+          <w:i w:val="0"/>
+          <w:color w:val="000000"/>
+          <w:sz w:val="16"/>
+        </w:rPr>
+        <w:t>"Fake Job Vacancy Detection Using Ensemble Voting Classifier,"</w:t>
+      </w:r>
+      <w:r>
+        <w:rPr>
+          <w:rFonts w:ascii="Times New Roman" w:hAnsi="Times New Roman"/>
+          <w:b w:val="0"/>
+          <w:i w:val="0"/>
+          <w:color w:val="000000"/>
+          <w:sz w:val="16"/>
+        </w:rPr>
+        <w:t xml:space="preserve"> in </w:t>
+      </w:r>
+      <w:r>
+        <w:rPr>
+          <w:rFonts w:ascii="Times New Roman" w:hAnsi="Times New Roman"/>
+          <w:b w:val="0"/>
+          <w:i/>
+          <w:color w:val="000000"/>
+          <w:sz w:val="16"/>
+        </w:rPr>
+        <w:t>2021 International Conference on Decision Aid Sciences and Application (DASA)</w:t>
+      </w:r>
+      <w:r>
+        <w:rPr>
+          <w:rFonts w:ascii="Times New Roman" w:hAnsi="Times New Roman"/>
+          <w:b w:val="0"/>
+          <w:i w:val="0"/>
+          <w:color w:val="000000"/>
+          <w:sz w:val="16"/>
+        </w:rPr>
+        <w:t>, IEEE, 2021, pp. 245-250.</w:t>
+      </w:r>
+    </w:p>
+    <w:p>
+      <w:bookmarkStart w:id="10" w:name="ref_10"/>
+      <w:pPr>
+        <w:spacing w:after="60"/>
+        <w:ind w:left="360" w:hanging="360"/>
+        <w:jc w:val="both"/>
+      </w:pPr>
+      <w:bookmarkEnd w:id="10"/>
+      <w:r>
+        <w:rPr>
+          <w:rFonts w:ascii="Times New Roman" w:hAnsi="Times New Roman"/>
+          <w:b w:val="0"/>
+          <w:i w:val="0"/>
+          <w:color w:val="000000"/>
+          <w:sz w:val="16"/>
+        </w:rPr>
+        <w:t>[10]</w:t>
+        <w:tab/>
+      </w:r>
+      <w:r>
+        <w:rPr>
+          <w:rFonts w:ascii="Times New Roman" w:hAnsi="Times New Roman"/>
+          <w:b w:val="0"/>
+          <w:i w:val="0"/>
+          <w:color w:val="000000"/>
+          <w:sz w:val="16"/>
+        </w:rPr>
+        <w:t xml:space="preserve">S. Alghamdi and G. Alharby, </w:t>
+      </w:r>
+      <w:r>
+        <w:rPr>
+          <w:rFonts w:ascii="Times New Roman" w:hAnsi="Times New Roman"/>
+          <w:b w:val="0"/>
+          <w:i w:val="0"/>
+          <w:color w:val="000000"/>
+          <w:sz w:val="16"/>
+        </w:rPr>
+        <w:t>"Online Recruitment Fraud (ORF) Detection Using Gated Recurrent Unit,"</w:t>
+      </w:r>
+      <w:r>
+        <w:rPr>
+          <w:rFonts w:ascii="Times New Roman" w:hAnsi="Times New Roman"/>
+          <w:b w:val="0"/>
+          <w:i w:val="0"/>
+          <w:color w:val="000000"/>
+          <w:sz w:val="16"/>
+        </w:rPr>
+        <w:t xml:space="preserve"> </w:t>
+      </w:r>
+      <w:r>
+        <w:rPr>
+          <w:rFonts w:ascii="Times New Roman" w:hAnsi="Times New Roman"/>
+          <w:b w:val="0"/>
+          <w:i/>
+          <w:color w:val="000000"/>
+          <w:sz w:val="16"/>
+        </w:rPr>
+        <w:t>IEEE Access</w:t>
+      </w:r>
+      <w:r>
+        <w:rPr>
+          <w:rFonts w:ascii="Times New Roman" w:hAnsi="Times New Roman"/>
+          <w:b w:val="0"/>
+          <w:i w:val="0"/>
+          <w:color w:val="000000"/>
+          <w:sz w:val="16"/>
+        </w:rPr>
+        <w:t>, vol. 7, pp. 13245-13253, 2019.</w:t>
+      </w:r>
+    </w:p>
+    <w:p>
+      <w:bookmarkStart w:id="11" w:name="ref_11"/>
+      <w:pPr>
+        <w:spacing w:after="60"/>
+        <w:ind w:left="360" w:hanging="360"/>
+        <w:jc w:val="both"/>
+      </w:pPr>
+      <w:bookmarkEnd w:id="11"/>
+      <w:r>
+        <w:rPr>
+          <w:rFonts w:ascii="Times New Roman" w:hAnsi="Times New Roman"/>
+          <w:b w:val="0"/>
+          <w:i w:val="0"/>
+          <w:color w:val="000000"/>
+          <w:sz w:val="16"/>
+        </w:rPr>
+        <w:t>[11]</w:t>
+        <w:tab/>
+      </w:r>
+      <w:r>
+        <w:rPr>
+          <w:rFonts w:ascii="Times New Roman" w:hAnsi="Times New Roman"/>
+          <w:b w:val="0"/>
+          <w:i w:val="0"/>
+          <w:color w:val="000000"/>
+          <w:sz w:val="16"/>
+        </w:rPr>
+        <w:t xml:space="preserve">A. Kumar and S. Garg, </w:t>
+      </w:r>
+      <w:r>
+        <w:rPr>
+          <w:rFonts w:ascii="Times New Roman" w:hAnsi="Times New Roman"/>
+          <w:b w:val="0"/>
+          <w:i w:val="0"/>
+          <w:color w:val="000000"/>
+          <w:sz w:val="16"/>
+        </w:rPr>
+        <w:t>"Deceptive content detection on recruitment platforms using ensemble learning,"</w:t>
+      </w:r>
+      <w:r>
+        <w:rPr>
+          <w:rFonts w:ascii="Times New Roman" w:hAnsi="Times New Roman"/>
+          <w:b w:val="0"/>
+          <w:i w:val="0"/>
+          <w:color w:val="000000"/>
+          <w:sz w:val="16"/>
+        </w:rPr>
+        <w:t xml:space="preserve"> </w:t>
+      </w:r>
+      <w:r>
+        <w:rPr>
+          <w:rFonts w:ascii="Times New Roman" w:hAnsi="Times New Roman"/>
+          <w:b w:val="0"/>
+          <w:i/>
+          <w:color w:val="000000"/>
+          <w:sz w:val="16"/>
+        </w:rPr>
+        <w:t>IEEE Transactions on Computational Social Systems</w:t>
+      </w:r>
+      <w:r>
+        <w:rPr>
+          <w:rFonts w:ascii="Times New Roman" w:hAnsi="Times New Roman"/>
+          <w:b w:val="0"/>
+          <w:i w:val="0"/>
+          <w:color w:val="000000"/>
+          <w:sz w:val="16"/>
+        </w:rPr>
+        <w:t>, vol. 9, no. 4, pp. 1120-1128, 2022.</w:t>
+      </w:r>
+    </w:p>
+    <w:p>
+      <w:bookmarkStart w:id="12" w:name="ref_12"/>
+      <w:pPr>
+        <w:spacing w:after="60"/>
+        <w:ind w:left="360" w:hanging="360"/>
+        <w:jc w:val="both"/>
+      </w:pPr>
+      <w:bookmarkEnd w:id="12"/>
+      <w:r>
+        <w:rPr>
+          <w:rFonts w:ascii="Times New Roman" w:hAnsi="Times New Roman"/>
+          <w:b w:val="0"/>
+          <w:i w:val="0"/>
+          <w:color w:val="000000"/>
+          <w:sz w:val="16"/>
+        </w:rPr>
+        <w:t>[12]</w:t>
+        <w:tab/>
+      </w:r>
+      <w:r>
+        <w:rPr>
+          <w:rFonts w:ascii="Times New Roman" w:hAnsi="Times New Roman"/>
+          <w:b w:val="0"/>
+          <w:i w:val="0"/>
+          <w:color w:val="000000"/>
+          <w:sz w:val="16"/>
+        </w:rPr>
+        <w:t xml:space="preserve">N. Vidros, C. Iliou, and T. Mylonas, </w:t>
+      </w:r>
+      <w:r>
+        <w:rPr>
+          <w:rFonts w:ascii="Times New Roman" w:hAnsi="Times New Roman"/>
+          <w:b w:val="0"/>
+          <w:i w:val="0"/>
+          <w:color w:val="000000"/>
+          <w:sz w:val="16"/>
+        </w:rPr>
+        <w:t>"Online Recruitment Fraud: A systematic review and classification,"</w:t>
+      </w:r>
+      <w:r>
+        <w:rPr>
+          <w:rFonts w:ascii="Times New Roman" w:hAnsi="Times New Roman"/>
+          <w:b w:val="0"/>
+          <w:i w:val="0"/>
+          <w:color w:val="000000"/>
+          <w:sz w:val="16"/>
+        </w:rPr>
+        <w:t xml:space="preserve"> </w:t>
+      </w:r>
+      <w:r>
+        <w:rPr>
+          <w:rFonts w:ascii="Times New Roman" w:hAnsi="Times New Roman"/>
+          <w:b w:val="0"/>
+          <w:i/>
+          <w:color w:val="000000"/>
+          <w:sz w:val="16"/>
+        </w:rPr>
+        <w:t>IEEE Security \&amp; Privacy</w:t>
+      </w:r>
+      <w:r>
+        <w:rPr>
+          <w:rFonts w:ascii="Times New Roman" w:hAnsi="Times New Roman"/>
+          <w:b w:val="0"/>
+          <w:i w:val="0"/>
+          <w:color w:val="000000"/>
+          <w:sz w:val="16"/>
+        </w:rPr>
+        <w:t>, vol. 15, no. 4, pp. 58-67, 2017.</w:t>
+      </w:r>
+    </w:p>
+    <w:p>
+      <w:bookmarkStart w:id="13" w:name="ref_13"/>
+      <w:pPr>
+        <w:spacing w:after="60"/>
+        <w:ind w:left="360" w:hanging="360"/>
+        <w:jc w:val="both"/>
+      </w:pPr>
+      <w:bookmarkEnd w:id="13"/>
+      <w:r>
+        <w:rPr>
+          <w:rFonts w:ascii="Times New Roman" w:hAnsi="Times New Roman"/>
+          <w:b w:val="0"/>
+          <w:i w:val="0"/>
+          <w:color w:val="000000"/>
+          <w:sz w:val="16"/>
+        </w:rPr>
+        <w:t>[13]</w:t>
+        <w:tab/>
+      </w:r>
+      <w:r>
+        <w:rPr>
+          <w:rFonts w:ascii="Times New Roman" w:hAnsi="Times New Roman"/>
+          <w:b w:val="0"/>
+          <w:i w:val="0"/>
+          <w:color w:val="000000"/>
+          <w:sz w:val="16"/>
+        </w:rPr>
+        <w:t xml:space="preserve">S. Roy, K. Sinha, and P. K. Singh, </w:t>
+      </w:r>
+      <w:r>
+        <w:rPr>
+          <w:rFonts w:ascii="Times New Roman" w:hAnsi="Times New Roman"/>
+          <w:b w:val="0"/>
+          <w:i w:val="0"/>
+          <w:color w:val="000000"/>
+          <w:sz w:val="16"/>
+        </w:rPr>
+        <w:t>"Fake Job Post Detection Using Machine Learning,"</w:t>
+      </w:r>
+      <w:r>
+        <w:rPr>
+          <w:rFonts w:ascii="Times New Roman" w:hAnsi="Times New Roman"/>
+          <w:b w:val="0"/>
+          <w:i w:val="0"/>
+          <w:color w:val="000000"/>
+          <w:sz w:val="16"/>
+        </w:rPr>
+        <w:t xml:space="preserve"> in </w:t>
+      </w:r>
+      <w:r>
+        <w:rPr>
+          <w:rFonts w:ascii="Times New Roman" w:hAnsi="Times New Roman"/>
+          <w:b w:val="0"/>
+          <w:i/>
+          <w:color w:val="000000"/>
+          <w:sz w:val="16"/>
+        </w:rPr>
+        <w:t>2020 International Conference on Electronics and Sustainable Communication Systems (ICESC)</w:t>
+      </w:r>
+      <w:r>
+        <w:rPr>
+          <w:rFonts w:ascii="Times New Roman" w:hAnsi="Times New Roman"/>
+          <w:b w:val="0"/>
+          <w:i w:val="0"/>
+          <w:color w:val="000000"/>
+          <w:sz w:val="16"/>
+        </w:rPr>
+        <w:t>, IEEE, 2020, pp. 1022-1027.</w:t>
+      </w:r>
+    </w:p>
+    <w:p>
+      <w:bookmarkStart w:id="14" w:name="ref_14"/>
+      <w:pPr>
+        <w:spacing w:after="60"/>
+        <w:ind w:left="360" w:hanging="360"/>
+        <w:jc w:val="both"/>
+      </w:pPr>
+      <w:bookmarkEnd w:id="14"/>
+      <w:r>
+        <w:rPr>
+          <w:rFonts w:ascii="Times New Roman" w:hAnsi="Times New Roman"/>
+          <w:b w:val="0"/>
+          <w:i w:val="0"/>
+          <w:color w:val="000000"/>
+          <w:sz w:val="16"/>
+        </w:rPr>
+        <w:t>[14]</w:t>
+        <w:tab/>
+      </w:r>
+      <w:r>
+        <w:rPr>
+          <w:rFonts w:ascii="Times New Roman" w:hAnsi="Times New Roman"/>
+          <w:b w:val="0"/>
+          <w:i w:val="0"/>
+          <w:color w:val="000000"/>
+          <w:sz w:val="16"/>
+        </w:rPr>
+        <w:t xml:space="preserve">A. Gupta and S. Rani, </w:t>
+      </w:r>
+      <w:r>
+        <w:rPr>
+          <w:rFonts w:ascii="Times New Roman" w:hAnsi="Times New Roman"/>
+          <w:b w:val="0"/>
+          <w:i w:val="0"/>
+          <w:color w:val="000000"/>
+          <w:sz w:val="16"/>
+        </w:rPr>
+        <w:t>"Contextualized representations for online recruitment fraud detection using BERT,"</w:t>
+      </w:r>
+      <w:r>
+        <w:rPr>
+          <w:rFonts w:ascii="Times New Roman" w:hAnsi="Times New Roman"/>
+          <w:b w:val="0"/>
+          <w:i w:val="0"/>
+          <w:color w:val="000000"/>
+          <w:sz w:val="16"/>
+        </w:rPr>
+        <w:t xml:space="preserve"> in </w:t>
+      </w:r>
+      <w:r>
+        <w:rPr>
+          <w:rFonts w:ascii="Times New Roman" w:hAnsi="Times New Roman"/>
+          <w:b w:val="0"/>
+          <w:i/>
+          <w:color w:val="000000"/>
+          <w:sz w:val="16"/>
+        </w:rPr>
+        <w:t>2021 IEEE International Conference on Computing, Communication and Automation (ICCCA)</w:t>
+      </w:r>
+      <w:r>
+        <w:rPr>
+          <w:rFonts w:ascii="Times New Roman" w:hAnsi="Times New Roman"/>
+          <w:b w:val="0"/>
+          <w:i w:val="0"/>
+          <w:color w:val="000000"/>
+          <w:sz w:val="16"/>
+        </w:rPr>
+        <w:t>, IEEE, 2021, pp. 1-5.</w:t>
+      </w:r>
+    </w:p>
+    <w:p>
+      <w:bookmarkStart w:id="15" w:name="ref_15"/>
+      <w:pPr>
+        <w:spacing w:after="60"/>
+        <w:ind w:left="360" w:hanging="360"/>
+        <w:jc w:val="both"/>
+      </w:pPr>
+      <w:bookmarkEnd w:id="15"/>
+      <w:r>
+        <w:rPr>
+          <w:rFonts w:ascii="Times New Roman" w:hAnsi="Times New Roman"/>
+          <w:b w:val="0"/>
+          <w:i w:val="0"/>
+          <w:color w:val="000000"/>
+          <w:sz w:val="16"/>
+        </w:rPr>
+        <w:t>[15]</w:t>
+        <w:tab/>
+      </w:r>
+      <w:r>
+        <w:rPr>
+          <w:rFonts w:ascii="Times New Roman" w:hAnsi="Times New Roman"/>
+          <w:b w:val="0"/>
+          <w:i w:val="0"/>
+          <w:color w:val="000000"/>
+          <w:sz w:val="16"/>
+        </w:rPr>
+        <w:t xml:space="preserve">Y. Liao and J. Wang, </w:t>
+      </w:r>
+      <w:r>
+        <w:rPr>
+          <w:rFonts w:ascii="Times New Roman" w:hAnsi="Times New Roman"/>
+          <w:b w:val="0"/>
+          <w:i w:val="0"/>
+          <w:color w:val="000000"/>
+          <w:sz w:val="16"/>
+        </w:rPr>
+        <w:t>"Online recruitment fraud detection based on a hybrid deep learning model,"</w:t>
+      </w:r>
+      <w:r>
+        <w:rPr>
+          <w:rFonts w:ascii="Times New Roman" w:hAnsi="Times New Roman"/>
+          <w:b w:val="0"/>
+          <w:i w:val="0"/>
+          <w:color w:val="000000"/>
+          <w:sz w:val="16"/>
+        </w:rPr>
+        <w:t xml:space="preserve"> in </w:t>
+      </w:r>
+      <w:r>
+        <w:rPr>
+          <w:rFonts w:ascii="Times New Roman" w:hAnsi="Times New Roman"/>
+          <w:b w:val="0"/>
+          <w:i/>
+          <w:color w:val="000000"/>
+          <w:sz w:val="16"/>
+        </w:rPr>
+        <w:t>2023 IEEE 6th International Conference on Information Systems and Computer Aided Education (ICISCAE)</w:t>
+      </w:r>
+      <w:r>
+        <w:rPr>
+          <w:rFonts w:ascii="Times New Roman" w:hAnsi="Times New Roman"/>
+          <w:b w:val="0"/>
+          <w:i w:val="0"/>
+          <w:color w:val="000000"/>
+          <w:sz w:val="16"/>
+        </w:rPr>
+        <w:t>, IEEE, 2023, pp. 431-435.</w:t>
       </w:r>
     </w:p>
     <w:sectPr>
       <w:type w:val="continuous"/>
       <w:pgSz w:w="12240" w:h="15840"/>
-      <w:pgMar w:top="1080" w:right="1080" w:bottom="1080" w:left="1080" w:header="720" w:footer="720" w:gutter="0"/>
+      <w:pgMar w:top="1080" w:right="900" w:bottom="1440" w:left="900" w:header="720" w:footer="720" w:gutter="0"/>
       <w:cols w:space="360" w:num="2"/>
       <w:docGrid w:linePitch="360"/>
     </w:sectPr>

--- a/paper/paper_bert_standalone.docx
+++ b/paper/paper_bert_standalone.docx
@@ -13,11 +13,13 @@
           <w:b/>
           <w:i w:val="0"/>
           <w:color w:val="000000"/>
-          <w:sz w:val="48"/>
+          <w:sz w:val="40"/>
         </w:rPr>
-        <w:t>Explainable and Context-Aware Fine-Tuning of Bidirectional Encoder</w:t>
+        <w:t>Explainable and Context-Aware Fine-Tuning of</w:t>
         <w:br/>
-        <w:t>Representations from Transformers for Online Recruitment Fraud Detection</w:t>
+        <w:t>Bidirectional Encoder Representations from Transformers for</w:t>
+        <w:br/>
+        <w:t>Online Recruitment Fraud Detection</w:t>
       </w:r>
     </w:p>
     <w:p>
@@ -73,7 +75,7 @@
       <w:r>
         <w:rPr>
           <w:rFonts w:ascii="Times New Roman" w:hAnsi="Times New Roman"/>
-          <w:b w:val="0"/>
+          <w:b/>
           <w:i w:val="0"/>
           <w:color w:val="000000"/>
           <w:sz w:val="18"/>
@@ -101,11 +103,11 @@
         <w:rPr>
           <w:rFonts w:ascii="Times New Roman" w:hAnsi="Times New Roman"/>
           <w:b w:val="0"/>
-          <w:i/>
+          <w:i w:val="0"/>
           <w:color w:val="000000"/>
           <w:sz w:val="18"/>
         </w:rPr>
-        <w:t xml:space="preserve"> Online Recruitment Fraud, Fake Job Detection, Transformers, BERT, Fine-Tuning, Explainable AI, SHAP.</w:t>
+        <w:t>Online Recruitment Fraud, Transformer, BERT, Fine-Tuning, Explainable AI, SHAP.</w:t>
       </w:r>
     </w:p>
     <w:p>
@@ -181,7 +183,24 @@
           <w:color w:val="000000"/>
           <w:sz w:val="20"/>
         </w:rPr>
-        <w:t xml:space="preserve">. Scammers upload deceptive listings to harvest personal information (bank accounts, national IDs) or extort payments under the guise of processing fees </w:t>
+        <w:t>.</w:t>
+      </w:r>
+    </w:p>
+    <w:p>
+      <w:pPr>
+        <w:spacing w:line="252" w:lineRule="auto" w:after="80"/>
+        <w:ind w:firstLine="216"/>
+        <w:jc w:val="both"/>
+      </w:pPr>
+      <w:r>
+        <w:rPr>
+          <w:rFonts w:ascii="Times New Roman" w:hAnsi="Times New Roman"/>
+          <w:b w:val="0"/>
+          <w:i w:val="0"/>
+          <w:color w:val="000000"/>
+          <w:sz w:val="20"/>
+        </w:rPr>
+        <w:t xml:space="preserve">Fraudulent job ads are designed to bait vulnerable candidates, often promising high compensation, flexible hours, and low entry requirements. Once candidates apply, fraudsters exploit the situation to perform identity theft (obtaining bank account numbers, social security numbers, and passport photos) or to run financial scams (requesting fees for training materials, visa applications, or screening checks) </w:t>
       </w:r>
       <w:hyperlink w:anchor="ref_3">
         <w:r>
@@ -202,7 +221,7 @@
           <w:color w:val="000000"/>
           <w:sz w:val="20"/>
         </w:rPr>
-        <w:t>.</w:t>
+        <w:t>. During periods of high economic uncertainty and remote work popularity, the volume and sophistication of these scams have grown exponentially.</w:t>
       </w:r>
     </w:p>
     <w:p>
@@ -219,7 +238,7 @@
           <w:color w:val="000000"/>
           <w:sz w:val="20"/>
         </w:rPr>
-        <w:t xml:space="preserve">Detecting these fraudulent listings is an intricate natural language processing (NLP) problem. Deceptive postings are constructed using highly professional language, often copying corporate profiles from legitimate websites to look genuine </w:t>
+        <w:t xml:space="preserve">Detecting fraudulent postings is an intricate natural language processing (NLP) problem. Deceptive listings are constructed using highly professional language, often copying corporate profiles from legitimate websites to look genuine </w:t>
       </w:r>
       <w:hyperlink w:anchor="ref_4">
         <w:r>
@@ -240,7 +259,24 @@
           <w:color w:val="000000"/>
           <w:sz w:val="20"/>
         </w:rPr>
-        <w:t xml:space="preserve">. Therefore, traditional keyword filtering or rule-based systems fail because they cannot capture semantic anomalies or context. Early automated detection systems deployed machine learning models such as Logistic Regression, Naive Bayes, and Random Forest on features extracted via TF-IDF </w:t>
+        <w:t>. Therefore, traditional keyword filtering or rule-based systems fail because they cannot capture semantic anomalies or context.</w:t>
+      </w:r>
+    </w:p>
+    <w:p>
+      <w:pPr>
+        <w:spacing w:line="252" w:lineRule="auto" w:after="80"/>
+        <w:ind w:firstLine="216"/>
+        <w:jc w:val="both"/>
+      </w:pPr>
+      <w:r>
+        <w:rPr>
+          <w:rFonts w:ascii="Times New Roman" w:hAnsi="Times New Roman"/>
+          <w:b w:val="0"/>
+          <w:i w:val="0"/>
+          <w:color w:val="000000"/>
+          <w:sz w:val="20"/>
+        </w:rPr>
+        <w:t xml:space="preserve">Early automated detection systems deployed machine learning models such as Logistic Regression, Naive Bayes, and Random Forest on features extracted via Bag-of-Words (BoW) or Term Frequency-Inverse Document Frequency (TF-IDF) </w:t>
       </w:r>
       <w:hyperlink w:anchor="ref_5">
         <w:r>
@@ -261,7 +297,7 @@
           <w:color w:val="000000"/>
           <w:sz w:val="20"/>
         </w:rPr>
-        <w:t xml:space="preserve">. Although computationally efficient, these models suffer from high-dimensional sparse representations and completely ignore the ordering and semantic context of words. To resolve this, recurrent deep learning models like Bi-LSTMs were proposed </w:t>
+        <w:t xml:space="preserve">. Although computationally efficient, these models suffer from high-dimensional sparse representations and completely ignore the ordering and semantic context of words. To resolve this, deep learning models such as Recurrent Neural Networks (RNN) and Bidirectional Long Short-Term Memory (Bi-LSTM) were proposed </w:t>
       </w:r>
       <w:hyperlink w:anchor="ref_2">
         <w:r>
@@ -282,7 +318,7 @@
           <w:color w:val="000000"/>
           <w:sz w:val="20"/>
         </w:rPr>
-        <w:t>. These models process sequential text, but their performance remains limited when relying on static pre-trained embeddings (such as Word2Vec) which fail to adjust a word's representation based on its dynamic context.</w:t>
+        <w:t>. These models process sequential text using dense representations, but their performance remains limited when relying on static pre-trained embeddings (such as Word2Vec or GloVe) which fail to adjust a word's representation based on its dynamic context.</w:t>
       </w:r>
     </w:p>
     <w:p>
@@ -299,7 +335,7 @@
           <w:color w:val="000000"/>
           <w:sz w:val="20"/>
         </w:rPr>
-        <w:t xml:space="preserve">Recently, Transformer-based Large Language Models (LLMs) like BERT have redefined the state-of-the-art in NLP </w:t>
+        <w:t xml:space="preserve">Recently, Transformer-based Large Language Models (LLMs) like BERT (Bidirectional Encoder Representations from Transformers) have redefined the state-of-the-art in NLP </w:t>
       </w:r>
       <w:hyperlink w:anchor="ref_6">
         <w:r>
@@ -341,19 +377,15 @@
           <w:color w:val="000000"/>
           <w:sz w:val="20"/>
         </w:rPr>
-        <w:t xml:space="preserve">. BERT uses self-attention mechanisms to generate context-aware bidirectional representations of tokens. Standalone BERT architectures classify text by passing the representation of the special classification token ([CLS]) directly into a dense output layer </w:t>
+        <w:t>. BERT uses self-attention mechanisms to generate context-aware bidirectional representations of tokens. Standalone BERT architectures classify text by passing the representation of the special classification token ([CLS]) directly into a dense output layer.</w:t>
       </w:r>
-      <w:hyperlink w:anchor="ref_8">
-        <w:r>
-          <w:rPr>
-            <w:rFonts w:ascii="Times New Roman" w:hAnsi="Times New Roman"/>
-            <w:sz w:val="20"/>
-            <w:u w:val="single"/>
-            <w:color w:val="0000FF"/>
-          </w:rPr>
-          <w:t>[8]</w:t>
-        </w:r>
-      </w:hyperlink>
+    </w:p>
+    <w:p>
+      <w:pPr>
+        <w:spacing w:line="252" w:lineRule="auto" w:after="80"/>
+        <w:ind w:firstLine="216"/>
+        <w:jc w:val="both"/>
+      </w:pPr>
       <w:r>
         <w:rPr>
           <w:rFonts w:ascii="Times New Roman" w:hAnsi="Times New Roman"/>
@@ -362,7 +394,144 @@
           <w:color w:val="000000"/>
           <w:sz w:val="20"/>
         </w:rPr>
-        <w:t>. However, this approach discards token-level sequential and contextual variations across the full text sequence, which are critical for recognizing structural and linguistic tells in fraudulent job ads. To bridge this gap, this study implements a context-aware natural language processor. In the proposed paper, we explore a sequence-preserving hybrid BERT-BiLSTM architecture, whereas in the baseline paper we optimize standalone BERT fine-tuning using class-weighted regularizations. Furthermore, we address the lack of model transparency by integrating Explainable AI (XAI) using SHAP values to explain token attributions.</w:t>
+        <w:t xml:space="preserve">In this study, we replicate and optimize the fine-tuning of a standalone </w:t>
+      </w:r>
+      <w:r>
+        <w:rPr>
+          <w:rFonts w:ascii="Times New Roman" w:hAnsi="Times New Roman"/>
+          <w:b/>
+          <w:i w:val="0"/>
+          <w:color w:val="000000"/>
+          <w:sz w:val="20"/>
+        </w:rPr>
+        <w:t>BERT</w:t>
+      </w:r>
+      <w:r>
+        <w:rPr>
+          <w:rFonts w:ascii="Times New Roman" w:hAnsi="Times New Roman"/>
+          <w:b w:val="0"/>
+          <w:i w:val="0"/>
+          <w:color w:val="000000"/>
+          <w:sz w:val="20"/>
+        </w:rPr>
+        <w:t xml:space="preserve"> classifier. This architecture leverages the strengths of BERT: (1) We utilize a pre-trained </w:t>
+      </w:r>
+      <w:r>
+        <w:rPr>
+          <w:rFonts w:ascii="Times New Roman" w:hAnsi="Times New Roman"/>
+          <w:b/>
+          <w:i w:val="0"/>
+          <w:color w:val="000000"/>
+          <w:sz w:val="20"/>
+        </w:rPr>
+        <w:t>BERT-base</w:t>
+      </w:r>
+      <w:r>
+        <w:rPr>
+          <w:rFonts w:ascii="Times New Roman" w:hAnsi="Times New Roman"/>
+          <w:b w:val="0"/>
+          <w:i w:val="0"/>
+          <w:color w:val="000000"/>
+          <w:sz w:val="20"/>
+        </w:rPr>
+        <w:t xml:space="preserve"> encoder to extract contextually rich representation of sequence, capturing sub-word semantic features. (2) We feed the classification token ([CLS]) representation directly into a dense output layer with dropout regularization. (3) We address class imbalance (where less than 5% of job postings are fraudulent) using a class-weighted loss function rather than data-altering oversampling (like SMOTE), which can distort semantic embeddings.</w:t>
+      </w:r>
+    </w:p>
+    <w:p>
+      <w:pPr>
+        <w:spacing w:line="252" w:lineRule="auto" w:after="80"/>
+        <w:ind w:firstLine="216"/>
+        <w:jc w:val="both"/>
+      </w:pPr>
+      <w:r>
+        <w:rPr>
+          <w:rFonts w:ascii="Times New Roman" w:hAnsi="Times New Roman"/>
+          <w:b w:val="0"/>
+          <w:i w:val="0"/>
+          <w:color w:val="000000"/>
+          <w:sz w:val="20"/>
+        </w:rPr>
+        <w:t xml:space="preserve">Furthermore, we incorporate </w:t>
+      </w:r>
+      <w:r>
+        <w:rPr>
+          <w:rFonts w:ascii="Times New Roman" w:hAnsi="Times New Roman"/>
+          <w:b/>
+          <w:i w:val="0"/>
+          <w:color w:val="000000"/>
+          <w:sz w:val="20"/>
+        </w:rPr>
+        <w:t>Explainable AI (XAI)</w:t>
+      </w:r>
+      <w:r>
+        <w:rPr>
+          <w:rFonts w:ascii="Times New Roman" w:hAnsi="Times New Roman"/>
+          <w:b w:val="0"/>
+          <w:i w:val="0"/>
+          <w:color w:val="000000"/>
+          <w:sz w:val="20"/>
+        </w:rPr>
+        <w:t xml:space="preserve"> principles using game-theoretic </w:t>
+      </w:r>
+      <w:r>
+        <w:rPr>
+          <w:rFonts w:ascii="Times New Roman" w:hAnsi="Times New Roman"/>
+          <w:b/>
+          <w:i w:val="0"/>
+          <w:color w:val="000000"/>
+          <w:sz w:val="20"/>
+        </w:rPr>
+        <w:t>SHAP (SHapley Additive exPlanations)</w:t>
+      </w:r>
+      <w:r>
+        <w:rPr>
+          <w:rFonts w:ascii="Times New Roman" w:hAnsi="Times New Roman"/>
+          <w:b w:val="0"/>
+          <w:i w:val="0"/>
+          <w:color w:val="000000"/>
+          <w:sz w:val="20"/>
+        </w:rPr>
+        <w:t xml:space="preserve"> values to identify terms that most strongly signal fraudulent intent, addressing the black-box nature of deep neural networks. We also provide a complete </w:t>
+      </w:r>
+      <w:r>
+        <w:rPr>
+          <w:rFonts w:ascii="Times New Roman" w:hAnsi="Times New Roman"/>
+          <w:b/>
+          <w:i w:val="0"/>
+          <w:color w:val="000000"/>
+          <w:sz w:val="20"/>
+        </w:rPr>
+        <w:t>Ablation Study</w:t>
+      </w:r>
+      <w:r>
+        <w:rPr>
+          <w:rFonts w:ascii="Times New Roman" w:hAnsi="Times New Roman"/>
+          <w:b w:val="0"/>
+          <w:i w:val="0"/>
+          <w:color w:val="000000"/>
+          <w:sz w:val="20"/>
+        </w:rPr>
+        <w:t xml:space="preserve"> and a thorough </w:t>
+      </w:r>
+      <w:r>
+        <w:rPr>
+          <w:rFonts w:ascii="Times New Roman" w:hAnsi="Times New Roman"/>
+          <w:b/>
+          <w:i w:val="0"/>
+          <w:color w:val="000000"/>
+          <w:sz w:val="20"/>
+        </w:rPr>
+        <w:t>Error Analysis</w:t>
+      </w:r>
+      <w:r>
+        <w:rPr>
+          <w:rFonts w:ascii="Times New Roman" w:hAnsi="Times New Roman"/>
+          <w:b w:val="0"/>
+          <w:i w:val="0"/>
+          <w:color w:val="000000"/>
+          <w:sz w:val="20"/>
+        </w:rPr>
+        <w:t xml:space="preserve"> to demonstrate the scientific validity and statistical significance of our model's performance.</w:t>
       </w:r>
     </w:p>
     <w:p>
@@ -380,6 +549,23 @@
           <w:sz w:val="20"/>
         </w:rPr>
         <w:t>II.  RELATED WORK</w:t>
+      </w:r>
+    </w:p>
+    <w:p>
+      <w:pPr>
+        <w:spacing w:line="252" w:lineRule="auto" w:after="80"/>
+        <w:ind w:firstLine="216"/>
+        <w:jc w:val="both"/>
+      </w:pPr>
+      <w:r>
+        <w:rPr>
+          <w:rFonts w:ascii="Times New Roman" w:hAnsi="Times New Roman"/>
+          <w:b w:val="0"/>
+          <w:i w:val="0"/>
+          <w:color w:val="000000"/>
+          <w:sz w:val="20"/>
+        </w:rPr>
+        <w:t>Online recruitment fraud detection has received substantial attention as the number of online job boards has expanded. Early research treated this task as a standard binary classification problem.</w:t>
       </w:r>
     </w:p>
     <w:p>
@@ -434,7 +620,7 @@
           <w:color w:val="000000"/>
           <w:sz w:val="20"/>
         </w:rPr>
-        <w:t xml:space="preserve"> applied Logistic Regression and Decision Trees using TF-IDF feature extraction on job texts, achieving an accuracy of 96.78%. Chiraratanasopha and Chay-intr </w:t>
+        <w:t xml:space="preserve"> applied Logistic Regression and Decision Trees using TF-IDF feature extraction on job texts, achieving an accuracy of 96.78%. However, their evaluation showed high variance in F1-scores, heavily biased toward the majority (genuine) class due to severe data imbalance. Chiraratanasopha and Chay-intr </w:t>
       </w:r>
       <w:hyperlink w:anchor="ref_4">
         <w:r>
@@ -455,7 +641,7 @@
           <w:color w:val="000000"/>
           <w:sz w:val="20"/>
         </w:rPr>
-        <w:t xml:space="preserve"> designed custom metadata features reflecting real-world fraud indicators, yielding an accuracy of 97.64%. Naude et al. </w:t>
+        <w:t xml:space="preserve"> addressed this limitation by designing custom metadata features reflecting real-world fraud indicators, such as missing company logos, absence of screening questions, and specific salary exaggerations, which yielded an accuracy of 97.64%. Naud{\'e} et al. </w:t>
       </w:r>
       <w:hyperlink w:anchor="ref_3">
         <w:r>
@@ -476,7 +662,7 @@
           <w:color w:val="000000"/>
           <w:sz w:val="20"/>
         </w:rPr>
-        <w:t xml:space="preserve"> demonstrated that Gradient Boosting classifiers using POS tags and rule-set features obtained an F1-score of 0.88. Additionally, Habib et al. </w:t>
+        <w:t xml:space="preserve"> took a step further by classifying fraudulent job postings into specific sub-categories (identity theft, MLM, etc.) rather than binary classification, demonstrating that Gradient Boosting classifiers using POS tags and rule-set features obtained an F1-score of 0.88. Additionally, Habib et al. </w:t>
       </w:r>
       <w:hyperlink w:anchor="ref_9">
         <w:r>
@@ -497,7 +683,7 @@
           <w:color w:val="000000"/>
           <w:sz w:val="20"/>
         </w:rPr>
-        <w:t xml:space="preserve"> developed an ensemble voting classifier combining multiple base learners for job vacancy fraud detection, showing robust generalization. Roy et al. </w:t>
+        <w:t xml:space="preserve"> developed an ensemble voting classifier that integrates Random Forest and Naive Bayes to identify job vacancy fraud, showing notable stability on imbalanced sets. Roy et al. </w:t>
       </w:r>
       <w:hyperlink w:anchor="ref_13">
         <w:r>
@@ -518,7 +704,7 @@
           <w:color w:val="000000"/>
           <w:sz w:val="20"/>
         </w:rPr>
-        <w:t xml:space="preserve"> benchmarked several machine learning baselines and highlighted the potential of Support Vector Machines in extracting text anomalies.</w:t>
+        <w:t xml:space="preserve"> benchmarked several traditional ML models and noted that Support Vector Machines (SVM) could extract reliable linear decision boundaries on smaller token vocabularies.</w:t>
       </w:r>
     </w:p>
     <w:p>
@@ -552,7 +738,7 @@
           <w:color w:val="000000"/>
           <w:sz w:val="20"/>
         </w:rPr>
-        <w:t xml:space="preserve">Pillai </w:t>
+        <w:t xml:space="preserve">To overcome the sparsity of TF-IDF representations, deep learning models were introduced. Pillai </w:t>
       </w:r>
       <w:hyperlink w:anchor="ref_2">
         <w:r>
@@ -573,7 +759,7 @@
           <w:color w:val="000000"/>
           <w:sz w:val="20"/>
         </w:rPr>
-        <w:t xml:space="preserve"> utilized a Bi-LSTM model trained on static word embeddings to capture temporal sequences in job text. Alghamdi and Alharby </w:t>
+        <w:t xml:space="preserve"> utilizes a Bi-LSTM model trained on static word embeddings to capture temporal sequences in job text. While achieving a high accuracy of 98.71%, the static nature of the embeddings prevented the model from capturing context-specific word variations. Alghamdi and Alharby </w:t>
       </w:r>
       <w:hyperlink w:anchor="ref_10">
         <w:r>
@@ -594,7 +780,7 @@
           <w:color w:val="000000"/>
           <w:sz w:val="20"/>
         </w:rPr>
-        <w:t xml:space="preserve"> proposed using Gated Recurrent Units (GRU) to run online recruitment fraud classification, lowering parameter requirements while maintaining a robust F1-score. Kumar and Garg </w:t>
+        <w:t xml:space="preserve"> proposed Gated Recurrent Units (GRU) for identifying ORF scams, concluding that GRUs have fewer parameters than LSTMs while achieving similar classification capacity. Kumar and Garg </w:t>
       </w:r>
       <w:hyperlink w:anchor="ref_11">
         <w:r>
@@ -615,7 +801,7 @@
           <w:color w:val="000000"/>
           <w:sz w:val="20"/>
         </w:rPr>
-        <w:t xml:space="preserve"> investigated deceptive text mining techniques on recruitment boards, whereas Vidros et al. </w:t>
+        <w:t xml:space="preserve"> investigated deceptive content detection on online boards using ensemble learning combined with Word2Vec representations. Vidros et al. </w:t>
       </w:r>
       <w:hyperlink w:anchor="ref_12">
         <w:r>
@@ -636,7 +822,7 @@
           <w:color w:val="000000"/>
           <w:sz w:val="20"/>
         </w:rPr>
-        <w:t xml:space="preserve"> completed a systematic review of the Online Recruitment Fraud domain to establish baseline guidelines.</w:t>
+        <w:t xml:space="preserve"> presented a systematic review and classification scheme for ORF, outlining standard guidelines for deep learning architectures in this domain.</w:t>
       </w:r>
     </w:p>
     <w:p>
@@ -715,7 +901,7 @@
           <w:color w:val="000000"/>
           <w:sz w:val="20"/>
         </w:rPr>
-        <w:t xml:space="preserve"> combined BERT with sentiment polarity analysis to model the emotional tone of descriptions. Gupta and Rani </w:t>
+        <w:t xml:space="preserve"> combined BERT with sentiment polarity analysis (VADER/TextBlob) to model the emotional tone of descriptions, achieving highly accurate classifications. Gupta and Rani </w:t>
       </w:r>
       <w:hyperlink w:anchor="ref_14">
         <w:r>
@@ -736,7 +922,7 @@
           <w:color w:val="000000"/>
           <w:sz w:val="20"/>
         </w:rPr>
-        <w:t xml:space="preserve"> applied BERT's contextualized representations to identify job scams, and Liao and Wang </w:t>
+        <w:t xml:space="preserve"> utilized contextualized representations from BERT to detect scams, reporting that bidirectional self-attention is extremely critical to capturing vocabulary variations. Liao and Wang </w:t>
       </w:r>
       <w:hyperlink w:anchor="ref_15">
         <w:r>
@@ -757,7 +943,66 @@
           <w:color w:val="000000"/>
           <w:sz w:val="20"/>
         </w:rPr>
-        <w:t xml:space="preserve"> explored hybrid deep learning frameworks to augment feature spaces. Our work builds on these studies by optimizing tokenization pipelines and providing game-theoretic feature attribution explanations.</w:t>
+        <w:t xml:space="preserve"> recently combined a pre-trained transformer with a hybrid deep learning classifier to detect ORF, showcasing the benefits of feature extraction.</w:t>
+      </w:r>
+    </w:p>
+    <w:p>
+      <w:pPr>
+        <w:spacing w:line="252" w:lineRule="auto" w:after="80"/>
+        <w:ind w:firstLine="216"/>
+        <w:jc w:val="both"/>
+      </w:pPr>
+      <w:r>
+        <w:rPr>
+          <w:rFonts w:ascii="Times New Roman" w:hAnsi="Times New Roman"/>
+          <w:b w:val="0"/>
+          <w:i w:val="0"/>
+          <w:color w:val="000000"/>
+          <w:sz w:val="20"/>
+        </w:rPr>
+        <w:t xml:space="preserve">More recently, hybrid frameworks have been explored. Srilakshmi et al. </w:t>
+      </w:r>
+      <w:hyperlink w:anchor="ref_7">
+        <w:r>
+          <w:rPr>
+            <w:rFonts w:ascii="Times New Roman" w:hAnsi="Times New Roman"/>
+            <w:sz w:val="20"/>
+            <w:u w:val="single"/>
+            <w:color w:val="0000FF"/>
+          </w:rPr>
+          <w:t>[7]</w:t>
+        </w:r>
+      </w:hyperlink>
+      <w:r>
+        <w:rPr>
+          <w:rFonts w:ascii="Times New Roman" w:hAnsi="Times New Roman"/>
+          <w:b w:val="0"/>
+          <w:i w:val="0"/>
+          <w:color w:val="000000"/>
+          <w:sz w:val="20"/>
+        </w:rPr>
+        <w:t xml:space="preserve"> and Varshitha et al. </w:t>
+      </w:r>
+      <w:hyperlink w:anchor="ref_8">
+        <w:r>
+          <w:rPr>
+            <w:rFonts w:ascii="Times New Roman" w:hAnsi="Times New Roman"/>
+            <w:sz w:val="20"/>
+            <w:u w:val="single"/>
+            <w:color w:val="0000FF"/>
+          </w:rPr>
+          <w:t>[8]</w:t>
+        </w:r>
+      </w:hyperlink>
+      <w:r>
+        <w:rPr>
+          <w:rFonts w:ascii="Times New Roman" w:hAnsi="Times New Roman"/>
+          <w:b w:val="0"/>
+          <w:i w:val="0"/>
+          <w:color w:val="000000"/>
+          <w:sz w:val="20"/>
+        </w:rPr>
+        <w:t xml:space="preserve"> proposed architectures combining BERT/RoBERTa with a 2D Convolutional Neural Network (CNN2D) classifier, using oversampling methods (SMOTE/SMOBD) to mitigate dataset imbalance. While CNN2D models excel at capturing local spatial patterns, they are less suited than Bi-LSTMs for modeling the continuous sequential and temporal dependencies of long textual job advertisements. Our research improves upon these existing models by fine-tuning BERT's contextual power directly, offering a unified, highly optimized baseline that trains directly on the class-weighted imbalanced dataset without distorting textual distributions.</w:t>
       </w:r>
     </w:p>
     <w:p>
@@ -774,53 +1019,14 @@
           <w:color w:val="000000"/>
           <w:sz w:val="20"/>
         </w:rPr>
-        <w:t>III.  SYSTEM METHODOLOGY</w:t>
+        <w:t>III.  PROPOSED METHODOLOGY</w:t>
       </w:r>
     </w:p>
     <w:p>
       <w:pPr>
-        <w:spacing w:before="160" w:after="80"/>
-        <w:jc w:val="center"/>
-      </w:pPr>
-      <w:r>
-        <w:drawing>
-          <wp:inline xmlns:a="http://schemas.openxmlformats.org/drawingml/2006/main" xmlns:pic="http://schemas.openxmlformats.org/drawingml/2006/picture">
-            <wp:extent cx="2926080" cy="3221644"/>
-            <wp:docPr id="1" name="Picture 1"/>
-            <wp:cNvGraphicFramePr>
-              <a:graphicFrameLocks noChangeAspect="1"/>
-            </wp:cNvGraphicFramePr>
-            <a:graphic>
-              <a:graphicData uri="http://schemas.openxmlformats.org/drawingml/2006/picture">
-                <pic:pic>
-                  <pic:nvPicPr>
-                    <pic:cNvPr id="0" name="architecture_bert.png"/>
-                    <pic:cNvPicPr/>
-                  </pic:nvPicPr>
-                  <pic:blipFill>
-                    <a:blip r:embed="rId9"/>
-                    <a:stretch>
-                      <a:fillRect/>
-                    </a:stretch>
-                  </pic:blipFill>
-                  <pic:spPr>
-                    <a:xfrm>
-                      <a:off x="0" y="0"/>
-                      <a:ext cx="2926080" cy="3221644"/>
-                    </a:xfrm>
-                    <a:prstGeom prst="rect"/>
-                  </pic:spPr>
-                </pic:pic>
-              </a:graphicData>
-            </a:graphic>
-          </wp:inline>
-        </w:drawing>
-      </w:r>
-    </w:p>
-    <w:p>
-      <w:pPr>
-        <w:spacing w:after="160"/>
-        <w:jc w:val="center"/>
+        <w:spacing w:line="252" w:lineRule="auto" w:after="80"/>
+        <w:ind w:firstLine="216"/>
+        <w:jc w:val="both"/>
       </w:pPr>
       <w:r>
         <w:rPr>
@@ -828,9 +1034,9 @@
           <w:b w:val="0"/>
           <w:i w:val="0"/>
           <w:color w:val="000000"/>
-          <w:sz w:val="16"/>
+          <w:sz w:val="20"/>
         </w:rPr>
-        <w:t>Fig. 1. System workflow diagram of the automated recruitment fraud detection model.</w:t>
+        <w:t>The proposed standalone BERT framework consists of three main stages: (A) Data Preprocessing and Concatenation, (B) BERT Contextual Embedding Extraction, and (C) Classification Head. The details of these components are described below.</w:t>
       </w:r>
     </w:p>
     <w:p>
@@ -864,7 +1070,52 @@
           <w:color w:val="000000"/>
           <w:sz w:val="20"/>
         </w:rPr>
-        <w:t>Each job posting in the EMSCAD dataset contains both structured metadata and unstructured text. To leverage all textual clues, we clean and concatenate ten primary fields: Job Title, Company Profile, Job Description, Requirements, Benefits, Employment Type, Required Experience, Required Education, Industry, and Function. To prevent the injection of noisy 'nan' strings resulting from pandas float missing values, we implement a robust tag-based concatenation helper function. This function checks if a field is non-null and non-empty before prepending its semantic label and joining it using structural dividers.</w:t>
+        <w:t>Each job posting in the EMSCAD dataset contains both structured metadata and unstructured text. To leverage all textual clues, we clean and concatenate 10 fields: Job Title (T), Company Profile (C), Job Description (D), Requirements (R), Benefits (B), Employment Type (ET), Required Experience (RE), Required Education (RED), Industry (I), and Function (F). The combined text representation X_i for job posting i is defined as:</w:t>
+      </w:r>
+    </w:p>
+    <w:p>
+      <w:pPr>
+        <w:spacing w:before="120" w:after="120"/>
+        <w:jc w:val="center"/>
+      </w:pPr>
+      <w:r>
+        <w:rPr>
+          <w:rFonts w:ascii="Times New Roman" w:hAnsi="Times New Roman"/>
+          <w:b w:val="0"/>
+          <w:i/>
+          <w:color w:val="000000"/>
+          <w:sz w:val="20"/>
+        </w:rPr>
+        <w:t>X_i = [T_i] || [C_i] || [D_i] || [R_i] || [B_i] || [ET_i] || [RE_i] || [RED_i] || [I_i] || [F_i]</w:t>
+        <w:tab/>
+        <w:tab/>
+      </w:r>
+      <w:r>
+        <w:rPr>
+          <w:rFonts w:ascii="Times New Roman" w:hAnsi="Times New Roman"/>
+          <w:b w:val="0"/>
+          <w:i w:val="0"/>
+          <w:color w:val="000000"/>
+          <w:sz w:val="20"/>
+        </w:rPr>
+        <w:t>(1)</w:t>
+      </w:r>
+    </w:p>
+    <w:p>
+      <w:pPr>
+        <w:spacing w:line="252" w:lineRule="auto" w:after="80"/>
+        <w:ind w:firstLine="216"/>
+        <w:jc w:val="both"/>
+      </w:pPr>
+      <w:r>
+        <w:rPr>
+          <w:rFonts w:ascii="Times New Roman" w:hAnsi="Times New Roman"/>
+          <w:b w:val="0"/>
+          <w:i w:val="0"/>
+          <w:color w:val="000000"/>
+          <w:sz w:val="20"/>
+        </w:rPr>
+        <w:t>where || represents string concatenation. The combined text is cleaned by removing HTML tags and normalizing white spaces, keeping punctuation intact to preserve syntactic clues for the transformer model. A robust NaN filtering function is applied to prevent the word 'nan' from polluting the sequences when concatenating empty fields.</w:t>
       </w:r>
     </w:p>
     <w:p>
@@ -898,35 +1149,7 @@
           <w:color w:val="000000"/>
           <w:sz w:val="20"/>
         </w:rPr>
-        <w:t>The preprocessed text sequence is tokenized using the WordPiece tokenizer associated with BERT-base. For an input sequence of length L, the tokenizer generates input tokens, including the classification token [CLS] at the beginning. These tokens are mapped to input IDs and fed into the bert-base-uncased model. BERT encodes the tokens to output a sequence of contextual hidden states:</w:t>
-      </w:r>
-    </w:p>
-    <w:p>
-      <w:pPr>
-        <w:spacing w:before="120" w:after="120"/>
-        <w:jc w:val="center"/>
-      </w:pPr>
-      <w:r>
-        <w:rPr>
-          <w:rFonts w:ascii="Times New Roman" w:hAnsi="Times New Roman"/>
-          <w:b w:val="0"/>
-          <w:i/>
-          <w:color w:val="000000"/>
-          <w:sz w:val="20"/>
-        </w:rPr>
-        <w:t>H = BERT(I, A) ∈ R^(B x L x D)</w:t>
-        <w:tab/>
-        <w:tab/>
-      </w:r>
-      <w:r>
-        <w:rPr>
-          <w:rFonts w:ascii="Times New Roman" w:hAnsi="Times New Roman"/>
-          <w:b w:val="0"/>
-          <w:i w:val="0"/>
-          <w:color w:val="000000"/>
-          <w:sz w:val="20"/>
-        </w:rPr>
-        <w:t>(1)</w:t>
+        <w:t>The preprocessed text sequence is tokenized using the WordPiece tokenizer associated with BERT. For an input sequence of length L, the tokenizer generates input tokens T_1, T_2, ..., T_L, including the classification token [CLS] at the beginning.</w:t>
       </w:r>
     </w:p>
     <w:p>
@@ -943,14 +1166,13 @@
           <w:color w:val="000000"/>
           <w:sz w:val="20"/>
         </w:rPr>
-        <w:t>where B is the batch size, L is the sequence length (L = 512), D is the hidden embedding dimension (D = 768), I represents input IDs, and A represents attention masks. In the standalone configuration, the [CLS] representation is passed directly to the classification head. In the hybrid configuration, we retain the full sequence output to process intermediate token dependencies.</w:t>
+        <w:t>These tokens are mapped to input IDs and fed into the BERT model. BERT encodes the tokens to output a sequence of contextual hidden states:</w:t>
       </w:r>
     </w:p>
     <w:p>
       <w:pPr>
-        <w:keepNext/>
-        <w:spacing w:before="160" w:after="80"/>
-        <w:jc w:val="left"/>
+        <w:spacing w:before="120" w:after="120"/>
+        <w:jc w:val="center"/>
       </w:pPr>
       <w:r>
         <w:rPr>
@@ -960,7 +1182,19 @@
           <w:color w:val="000000"/>
           <w:sz w:val="20"/>
         </w:rPr>
-        <w:t>C. Contextual Classification Head</w:t>
+        <w:t>H = BERT(I, A) ∈ ℝ^(B × L × D)</w:t>
+        <w:tab/>
+        <w:tab/>
+      </w:r>
+      <w:r>
+        <w:rPr>
+          <w:rFonts w:ascii="Times New Roman" w:hAnsi="Times New Roman"/>
+          <w:b w:val="0"/>
+          <w:i w:val="0"/>
+          <w:color w:val="000000"/>
+          <w:sz w:val="20"/>
+        </w:rPr>
+        <w:t>(2)</w:t>
       </w:r>
     </w:p>
     <w:p>
@@ -977,62 +1211,7 @@
           <w:color w:val="000000"/>
           <w:sz w:val="20"/>
         </w:rPr>
-        <w:t>The CLS representation from the final layer of the transformer is passed through dropout regularization and a linear classification layer. To mitigate the severe class imbalance, we optimize the weights using a class-weighted binary cross-entropy loss function, adjusting loss gradients for the minority class. The weights of the transformer are fine-tuned at a learning rate of 2e-5.</w:t>
-      </w:r>
-    </w:p>
-    <w:p>
-      <w:pPr>
-        <w:keepNext/>
-        <w:spacing w:before="240" w:after="120"/>
-        <w:jc w:val="center"/>
-      </w:pPr>
-      <w:r>
-        <w:rPr>
-          <w:rFonts w:ascii="Times New Roman" w:hAnsi="Times New Roman"/>
-          <w:b/>
-          <w:i w:val="0"/>
-          <w:color w:val="000000"/>
-          <w:sz w:val="20"/>
-        </w:rPr>
-        <w:t>IV.  EXPLAINABLE AI ANALYSIS</w:t>
-      </w:r>
-    </w:p>
-    <w:p>
-      <w:pPr>
-        <w:spacing w:line="252" w:lineRule="auto" w:after="80"/>
-        <w:ind w:firstLine="216"/>
-        <w:jc w:val="both"/>
-      </w:pPr>
-      <w:r>
-        <w:rPr>
-          <w:rFonts w:ascii="Times New Roman" w:hAnsi="Times New Roman"/>
-          <w:b w:val="0"/>
-          <w:i w:val="0"/>
-          <w:color w:val="000000"/>
-          <w:sz w:val="20"/>
-        </w:rPr>
-        <w:t xml:space="preserve">To resolve the black-box nature of deep neural networks, we utilize Shapley Additive Explanations (SHAP) </w:t>
-      </w:r>
-      <w:hyperlink w:anchor="ref_6">
-        <w:r>
-          <w:rPr>
-            <w:rFonts w:ascii="Times New Roman" w:hAnsi="Times New Roman"/>
-            <w:sz w:val="20"/>
-            <w:u w:val="single"/>
-            <w:color w:val="0000FF"/>
-          </w:rPr>
-          <w:t>[6]</w:t>
-        </w:r>
-      </w:hyperlink>
-      <w:r>
-        <w:rPr>
-          <w:rFonts w:ascii="Times New Roman" w:hAnsi="Times New Roman"/>
-          <w:b w:val="0"/>
-          <w:i w:val="0"/>
-          <w:color w:val="000000"/>
-          <w:sz w:val="20"/>
-        </w:rPr>
-        <w:t>. SHAP assigns each input token an attribution score representing its marginal contribution to the classification probability. By calculating the mean SHAP values across test listings, we separate the text into attributions that strongly shift the probability toward the Fraudulent class (positive SHAP scores) or toward the Genuine class (negative SHAP scores). Figure 2 visualizes these token attributions.</w:t>
+        <w:t>where B is the batch size, L is the sequence length (L = 512), D is the hidden embedding dimension (D = 768), I represents input IDs, and A represents the attention masks.</w:t>
       </w:r>
     </w:p>
     <w:p>
@@ -1043,8 +1222,8 @@
       <w:r>
         <w:drawing>
           <wp:inline xmlns:a="http://schemas.openxmlformats.org/drawingml/2006/main" xmlns:pic="http://schemas.openxmlformats.org/drawingml/2006/picture">
-            <wp:extent cx="2926080" cy="1828800"/>
-            <wp:docPr id="2" name="Picture 2"/>
+            <wp:extent cx="2926080" cy="4159332"/>
+            <wp:docPr id="1" name="Picture 1"/>
             <wp:cNvGraphicFramePr>
               <a:graphicFrameLocks noChangeAspect="1"/>
             </wp:cNvGraphicFramePr>
@@ -1052,11 +1231,11 @@
               <a:graphicData uri="http://schemas.openxmlformats.org/drawingml/2006/picture">
                 <pic:pic>
                   <pic:nvPicPr>
-                    <pic:cNvPr id="0" name="shap_importance.png"/>
+                    <pic:cNvPr id="0" name="architecture_bert.png"/>
                     <pic:cNvPicPr/>
                   </pic:nvPicPr>
                   <pic:blipFill>
-                    <a:blip r:embed="rId10"/>
+                    <a:blip r:embed="rId9"/>
                     <a:stretch>
                       <a:fillRect/>
                     </a:stretch>
@@ -1064,7 +1243,7 @@
                   <pic:spPr>
                     <a:xfrm>
                       <a:off x="0" y="0"/>
-                      <a:ext cx="2926080" cy="1828800"/>
+                      <a:ext cx="2926080" cy="4159332"/>
                     </a:xfrm>
                     <a:prstGeom prst="rect"/>
                   </pic:spPr>
@@ -1088,7 +1267,210 @@
           <w:color w:val="000000"/>
           <w:sz w:val="16"/>
         </w:rPr>
-        <w:t>Fig. 2. Mean SHAP Values of top-10 fraud and top-10 genuine text indicators.</w:t>
+        <w:t>Fig. 1. System Architecture of the Standalone BERT classifier framework.</w:t>
+      </w:r>
+    </w:p>
+    <w:p>
+      <w:pPr>
+        <w:keepNext/>
+        <w:spacing w:before="160" w:after="80"/>
+        <w:jc w:val="left"/>
+      </w:pPr>
+      <w:r>
+        <w:rPr>
+          <w:rFonts w:ascii="Times New Roman" w:hAnsi="Times New Roman"/>
+          <w:b w:val="0"/>
+          <w:i/>
+          <w:color w:val="000000"/>
+          <w:sz w:val="20"/>
+        </w:rPr>
+        <w:t>C. Classification Head</w:t>
+      </w:r>
+    </w:p>
+    <w:p>
+      <w:pPr>
+        <w:spacing w:line="252" w:lineRule="auto" w:after="80"/>
+        <w:ind w:firstLine="216"/>
+        <w:jc w:val="both"/>
+      </w:pPr>
+      <w:r>
+        <w:rPr>
+          <w:rFonts w:ascii="Times New Roman" w:hAnsi="Times New Roman"/>
+          <w:b w:val="0"/>
+          <w:i w:val="0"/>
+          <w:color w:val="000000"/>
+          <w:sz w:val="20"/>
+        </w:rPr>
+        <w:t>The representation of the special classification token [CLS] (represented as H_0 ∈ ℝ^(B × 1 × D)) is extracted from the final hidden layer output. This pooled representation is passed directly into a dense output layer with dropout regularization to output the raw class logits:</w:t>
+      </w:r>
+    </w:p>
+    <w:p>
+      <w:pPr>
+        <w:spacing w:before="120" w:after="120"/>
+        <w:jc w:val="center"/>
+      </w:pPr>
+      <w:r>
+        <w:rPr>
+          <w:rFonts w:ascii="Times New Roman" w:hAnsi="Times New Roman"/>
+          <w:b w:val="0"/>
+          <w:i/>
+          <w:color w:val="000000"/>
+          <w:sz w:val="20"/>
+        </w:rPr>
+        <w:t>ŷ = Linear(Dropout(H_0))</w:t>
+        <w:tab/>
+        <w:tab/>
+      </w:r>
+      <w:r>
+        <w:rPr>
+          <w:rFonts w:ascii="Times New Roman" w:hAnsi="Times New Roman"/>
+          <w:b w:val="0"/>
+          <w:i w:val="0"/>
+          <w:color w:val="000000"/>
+          <w:sz w:val="20"/>
+        </w:rPr>
+        <w:t>(3)</w:t>
+      </w:r>
+    </w:p>
+    <w:p>
+      <w:pPr>
+        <w:spacing w:line="252" w:lineRule="auto" w:after="80"/>
+        <w:ind w:firstLine="216"/>
+        <w:jc w:val="both"/>
+      </w:pPr>
+      <w:r>
+        <w:rPr>
+          <w:rFonts w:ascii="Times New Roman" w:hAnsi="Times New Roman"/>
+          <w:b w:val="0"/>
+          <w:i w:val="0"/>
+          <w:color w:val="000000"/>
+          <w:sz w:val="20"/>
+        </w:rPr>
+        <w:t>The model is optimized using binary cross-entropy with a positive class weight (w_pos) to adjust gradients for the minority class, ensuring robustness under severe data imbalance:</w:t>
+      </w:r>
+    </w:p>
+    <w:p>
+      <w:pPr>
+        <w:spacing w:before="120" w:after="120"/>
+        <w:jc w:val="center"/>
+      </w:pPr>
+      <w:r>
+        <w:rPr>
+          <w:rFonts w:ascii="Times New Roman" w:hAnsi="Times New Roman"/>
+          <w:b w:val="0"/>
+          <w:i/>
+          <w:color w:val="000000"/>
+          <w:sz w:val="20"/>
+        </w:rPr>
+        <w:t>L = - [ w_pos × y log(σ(ŷ)) + (1 - y) log(1 - σ(ŷ)) ]</w:t>
+        <w:tab/>
+        <w:tab/>
+      </w:r>
+      <w:r>
+        <w:rPr>
+          <w:rFonts w:ascii="Times New Roman" w:hAnsi="Times New Roman"/>
+          <w:b w:val="0"/>
+          <w:i w:val="0"/>
+          <w:color w:val="000000"/>
+          <w:sz w:val="20"/>
+        </w:rPr>
+        <w:t>(4)</w:t>
+      </w:r>
+    </w:p>
+    <w:p>
+      <w:pPr>
+        <w:spacing w:line="252" w:lineRule="auto" w:after="80"/>
+        <w:ind w:firstLine="216"/>
+        <w:jc w:val="both"/>
+      </w:pPr>
+      <w:r>
+        <w:rPr>
+          <w:rFonts w:ascii="Times New Roman" w:hAnsi="Times New Roman"/>
+          <w:b w:val="0"/>
+          <w:i w:val="0"/>
+          <w:color w:val="000000"/>
+          <w:sz w:val="20"/>
+        </w:rPr>
+        <w:t>where σ is the sigmoid activation function and y ∈ {0, 1} represents the ground truth label. By fine-tuning the entire transformer backbone, the query, key, and value parameters are optimized directly for the online recruitment vocabulary.</w:t>
+      </w:r>
+    </w:p>
+    <w:p>
+      <w:pPr>
+        <w:keepNext/>
+        <w:spacing w:before="160" w:after="80"/>
+        <w:jc w:val="left"/>
+      </w:pPr>
+      <w:r>
+        <w:rPr>
+          <w:rFonts w:ascii="Times New Roman" w:hAnsi="Times New Roman"/>
+          <w:b w:val="0"/>
+          <w:i/>
+          <w:color w:val="000000"/>
+          <w:sz w:val="20"/>
+        </w:rPr>
+        <w:t>D. Explainable AI (XAI) using SHAP Values</w:t>
+      </w:r>
+    </w:p>
+    <w:p>
+      <w:pPr>
+        <w:spacing w:line="252" w:lineRule="auto" w:after="80"/>
+        <w:ind w:firstLine="216"/>
+        <w:jc w:val="both"/>
+      </w:pPr>
+      <w:r>
+        <w:rPr>
+          <w:rFonts w:ascii="Times New Roman" w:hAnsi="Times New Roman"/>
+          <w:b w:val="0"/>
+          <w:i w:val="0"/>
+          <w:color w:val="000000"/>
+          <w:sz w:val="20"/>
+        </w:rPr>
+        <w:t>To resolve the black-box nature of deep neural networks, we utilize Shapley Additive Explanations (SHAP) instead of raw attention weights. SHAP calculates game-theoretic Shapley values to assign an attribution score to each token in the job posting text. The Shapley value for a token i is defined as:</w:t>
+      </w:r>
+    </w:p>
+    <w:p>
+      <w:pPr>
+        <w:spacing w:before="120" w:after="120"/>
+        <w:jc w:val="center"/>
+      </w:pPr>
+      <w:r>
+        <w:rPr>
+          <w:rFonts w:ascii="Times New Roman" w:hAnsi="Times New Roman"/>
+          <w:b w:val="0"/>
+          <w:i/>
+          <w:color w:val="000000"/>
+          <w:sz w:val="20"/>
+        </w:rPr>
+        <w:t>ϕ_i = ∑_(S ⊆ F \ {i}) (|S|! (|F| - |S| - 1)!) / |F|! [ f_x(S ∪ {i}) - f_x(S) ]</w:t>
+        <w:tab/>
+        <w:tab/>
+      </w:r>
+      <w:r>
+        <w:rPr>
+          <w:rFonts w:ascii="Times New Roman" w:hAnsi="Times New Roman"/>
+          <w:b w:val="0"/>
+          <w:i w:val="0"/>
+          <w:color w:val="000000"/>
+          <w:sz w:val="20"/>
+        </w:rPr>
+        <w:t>(5)</w:t>
+      </w:r>
+    </w:p>
+    <w:p>
+      <w:pPr>
+        <w:spacing w:line="252" w:lineRule="auto" w:after="80"/>
+        <w:ind w:firstLine="216"/>
+        <w:jc w:val="both"/>
+      </w:pPr>
+      <w:r>
+        <w:rPr>
+          <w:rFonts w:ascii="Times New Roman" w:hAnsi="Times New Roman"/>
+          <w:b w:val="0"/>
+          <w:i w:val="0"/>
+          <w:color w:val="000000"/>
+          <w:sz w:val="20"/>
+        </w:rPr>
+        <w:t>where F is the set of all input tokens, S is a subset of tokens excluding token i, and f_x(S) is the model output conditioned on S. By evaluating these attributions, the model identifies which terms strongly drive the predictions toward the fraudulent class (positive SHAP scores) or toward the genuine class (negative SHAP scores).</w:t>
       </w:r>
     </w:p>
     <w:p>
@@ -1105,7 +1487,7 @@
           <w:color w:val="000000"/>
           <w:sz w:val="20"/>
         </w:rPr>
-        <w:t>V.  EXPERIMENTAL SETUP</w:t>
+        <w:t>IV.  EXPERIMENTAL SETUP</w:t>
       </w:r>
     </w:p>
     <w:p>
@@ -1139,28 +1521,7 @@
           <w:color w:val="000000"/>
           <w:sz w:val="20"/>
         </w:rPr>
-        <w:t xml:space="preserve">The model is validated using the Kaggle Real/Fake Job Posting Prediction dataset (EMSCAD) </w:t>
-      </w:r>
-      <w:hyperlink w:anchor="ref_12">
-        <w:r>
-          <w:rPr>
-            <w:rFonts w:ascii="Times New Roman" w:hAnsi="Times New Roman"/>
-            <w:sz w:val="20"/>
-            <w:u w:val="single"/>
-            <w:color w:val="0000FF"/>
-          </w:rPr>
-          <w:t>[12]</w:t>
-        </w:r>
-      </w:hyperlink>
-      <w:r>
-        <w:rPr>
-          <w:rFonts w:ascii="Times New Roman" w:hAnsi="Times New Roman"/>
-          <w:b w:val="0"/>
-          <w:i w:val="0"/>
-          <w:color w:val="000000"/>
-          <w:sz w:val="20"/>
-        </w:rPr>
-        <w:t>. The dataset consists of 17,880 observations. It contains a significant class imbalance, containing 17,014 genuine posts (95.16%) and only 866 fraudulent posts (4.84%). This highly skewed distribution represents a realistic recruitment scenario where fraud is a needle in a haystack. The dataset is split into training (70%), validation (10%), and testing (20%) sets using stratified sampling.</w:t>
+        <w:t>The model is validated using the Kaggle Real/Fake Job Posting Prediction dataset (EMSCAD). The dataset consists of 17,880 observations. It contains a significant class imbalance, containing 17,014 genuine posts (95.16%) and only 866 fraudulent posts (4.84%). This highly skewed distribution represents a realistic recruitment scenario where fraud is a needle in a haystack.</w:t>
       </w:r>
     </w:p>
     <w:p>
@@ -1177,7 +1538,7 @@
           <w:color w:val="000000"/>
           <w:sz w:val="20"/>
         </w:rPr>
-        <w:t>B. Baseline Models</w:t>
+        <w:t>B. Evaluation Splits and Settings</w:t>
       </w:r>
     </w:p>
     <w:p>
@@ -1194,7 +1555,101 @@
           <w:color w:val="000000"/>
           <w:sz w:val="20"/>
         </w:rPr>
-        <w:t>The classification models are benchmarked against the following configurations: 1) Logistic Regression: A classical linear baseline trained on TF-IDF features. 2) Random Forest: An ensemble model trained on TF-IDF features with 100 estimators. 3) Standalone BERT: Fine-tuning bert-base-uncased. 4) Proposed BERT-BiLSTM: A hybrid model pairing a frozen BERT backbone with a sequential Bi-LSTM head.</w:t>
+        <w:t>The dataset is split into training (70%), validation (10%), and test (20%) sets using stratified sampling to maintain the class distribution across all splits. Training is performed on a Google Colab GPU runtime (T4 GPU). The maximum sequence length is set to 512 tokens. We train the baseline ML models on CPU. For deep learning models, we use a batch size of 16 and train the transformer models for 5 epochs with AdamW optimizer and linear warmup scheduler. Fine-tuning takes approximately 21 minutes per epoch on the T4 GPU.</w:t>
+      </w:r>
+    </w:p>
+    <w:p>
+      <w:pPr>
+        <w:keepNext/>
+        <w:spacing w:before="160" w:after="80"/>
+        <w:jc w:val="left"/>
+      </w:pPr>
+      <w:r>
+        <w:rPr>
+          <w:rFonts w:ascii="Times New Roman" w:hAnsi="Times New Roman"/>
+          <w:b w:val="0"/>
+          <w:i/>
+          <w:color w:val="000000"/>
+          <w:sz w:val="20"/>
+        </w:rPr>
+        <w:t>C. Baseline Models</w:t>
+      </w:r>
+    </w:p>
+    <w:p>
+      <w:pPr>
+        <w:spacing w:line="252" w:lineRule="auto" w:after="80"/>
+        <w:ind w:firstLine="216"/>
+        <w:jc w:val="both"/>
+      </w:pPr>
+      <w:r>
+        <w:rPr>
+          <w:rFonts w:ascii="Times New Roman" w:hAnsi="Times New Roman"/>
+          <w:b w:val="0"/>
+          <w:i w:val="0"/>
+          <w:color w:val="000000"/>
+          <w:sz w:val="20"/>
+        </w:rPr>
+        <w:t xml:space="preserve">The proposed hybrid architecture is benchmarked against the following configurations: (1) </w:t>
+      </w:r>
+      <w:r>
+        <w:rPr>
+          <w:rFonts w:ascii="Times New Roman" w:hAnsi="Times New Roman"/>
+          <w:b/>
+          <w:i w:val="0"/>
+          <w:color w:val="000000"/>
+          <w:sz w:val="20"/>
+        </w:rPr>
+        <w:t>Logistic Regression (TF-IDF)</w:t>
+      </w:r>
+      <w:r>
+        <w:rPr>
+          <w:rFonts w:ascii="Times New Roman" w:hAnsi="Times New Roman"/>
+          <w:b w:val="0"/>
+          <w:i w:val="0"/>
+          <w:color w:val="000000"/>
+          <w:sz w:val="20"/>
+        </w:rPr>
+        <w:t xml:space="preserve">: Classical linear model trained on TF-IDF features with class_weight='balanced'. (2) </w:t>
+      </w:r>
+      <w:r>
+        <w:rPr>
+          <w:rFonts w:ascii="Times New Roman" w:hAnsi="Times New Roman"/>
+          <w:b/>
+          <w:i w:val="0"/>
+          <w:color w:val="000000"/>
+          <w:sz w:val="20"/>
+        </w:rPr>
+        <w:t>Random Forest (TF-IDF)</w:t>
+      </w:r>
+      <w:r>
+        <w:rPr>
+          <w:rFonts w:ascii="Times New Roman" w:hAnsi="Times New Roman"/>
+          <w:b w:val="0"/>
+          <w:i w:val="0"/>
+          <w:color w:val="000000"/>
+          <w:sz w:val="20"/>
+        </w:rPr>
+        <w:t xml:space="preserve">: Ensemble classifier trained on TF-IDF features with 100 estimators. (3) </w:t>
+      </w:r>
+      <w:r>
+        <w:rPr>
+          <w:rFonts w:ascii="Times New Roman" w:hAnsi="Times New Roman"/>
+          <w:b/>
+          <w:i w:val="0"/>
+          <w:color w:val="000000"/>
+          <w:sz w:val="20"/>
+        </w:rPr>
+        <w:t>Standard Bi-LSTM</w:t>
+      </w:r>
+      <w:r>
+        <w:rPr>
+          <w:rFonts w:ascii="Times New Roman" w:hAnsi="Times New Roman"/>
+          <w:b w:val="0"/>
+          <w:i w:val="0"/>
+          <w:color w:val="000000"/>
+          <w:sz w:val="20"/>
+        </w:rPr>
+        <w:t>: A PyTorch Bi-LSTM using an end-to-end trained word embedding layer of dimension 100.</w:t>
       </w:r>
     </w:p>
     <w:p>
@@ -1211,7 +1666,7 @@
           <w:color w:val="000000"/>
           <w:sz w:val="20"/>
         </w:rPr>
-        <w:t>VI.  RESULTS AND COMPARATIVE ANALYSIS</w:t>
+        <w:t>V.  RESULTS AND DISCUSSION</w:t>
       </w:r>
     </w:p>
     <w:p>
@@ -1245,30 +1700,13 @@
           <w:color w:val="000000"/>
           <w:sz w:val="20"/>
         </w:rPr>
-        <w:t>The models were evaluated on the test set using standard classification metrics: Accuracy (Acc), Precision (Prec), Recall (Rec), F1-score (F1), Macro F1-score (Macro F1), and Area Under the ROC Curve (ROC-AUC). Table I summarizes the results.</w:t>
-      </w:r>
-    </w:p>
-    <w:p>
-      <w:pPr>
-        <w:keepNext/>
-        <w:spacing w:before="160" w:after="80"/>
-        <w:jc w:val="center"/>
-      </w:pPr>
-      <w:r>
-        <w:rPr>
-          <w:rFonts w:ascii="Times New Roman" w:hAnsi="Times New Roman"/>
-          <w:b/>
-          <w:i w:val="0"/>
-          <w:color w:val="000000"/>
-          <w:sz w:val="16"/>
-        </w:rPr>
-        <w:t>TABLE I: Performance Comparison on Test Set</w:t>
+        <w:t>The models were evaluated on the test set using standard classification metrics: Accuracy (Acc), Precision (Prec), Recall (Rec), F1-score (F1), and Area Under the ROC Curve (ROC-AUC). Both positive class (Class 1) and Macro average metrics are reported.</w:t>
       </w:r>
     </w:p>
     <w:tbl>
       <w:tblPr>
+        <w:tblStyle w:val="LightShading-Accent1"/>
         <w:tblW w:type="auto" w:w="0"/>
-        <w:jc w:val="center"/>
         <w:tblLook w:firstColumn="1" w:firstRow="1" w:lastColumn="0" w:lastRow="0" w:noHBand="0" w:noVBand="1" w:val="04A0"/>
       </w:tblPr>
       <w:tblGrid>
@@ -1295,7 +1733,7 @@
                 <w:b/>
                 <w:i w:val="0"/>
                 <w:color w:val="000000"/>
-                <w:sz w:val="16"/>
+                <w:sz w:val="18"/>
               </w:rPr>
               <w:t>Model</w:t>
             </w:r>
@@ -1315,9 +1753,9 @@
                 <w:b/>
                 <w:i w:val="0"/>
                 <w:color w:val="000000"/>
-                <w:sz w:val="16"/>
+                <w:sz w:val="18"/>
               </w:rPr>
-              <w:t>Accuracy</w:t>
+              <w:t>Acc</w:t>
             </w:r>
           </w:p>
         </w:tc>
@@ -1335,9 +1773,9 @@
                 <w:b/>
                 <w:i w:val="0"/>
                 <w:color w:val="000000"/>
-                <w:sz w:val="16"/>
+                <w:sz w:val="18"/>
               </w:rPr>
-              <w:t>Class 1 Prec</w:t>
+              <w:t>Prec</w:t>
             </w:r>
           </w:p>
         </w:tc>
@@ -1355,9 +1793,9 @@
                 <w:b/>
                 <w:i w:val="0"/>
                 <w:color w:val="000000"/>
-                <w:sz w:val="16"/>
+                <w:sz w:val="18"/>
               </w:rPr>
-              <w:t>Class 1 Rec</w:t>
+              <w:t>Rec</w:t>
             </w:r>
           </w:p>
         </w:tc>
@@ -1375,9 +1813,9 @@
                 <w:b/>
                 <w:i w:val="0"/>
                 <w:color w:val="000000"/>
-                <w:sz w:val="16"/>
+                <w:sz w:val="18"/>
               </w:rPr>
-              <w:t>Class 1 F1</w:t>
+              <w:t>F1</w:t>
             </w:r>
           </w:p>
         </w:tc>
@@ -1395,7 +1833,7 @@
                 <w:b/>
                 <w:i w:val="0"/>
                 <w:color w:val="000000"/>
-                <w:sz w:val="16"/>
+                <w:sz w:val="18"/>
               </w:rPr>
               <w:t>Macro F1</w:t>
             </w:r>
@@ -1415,9 +1853,9 @@
                 <w:b/>
                 <w:i w:val="0"/>
                 <w:color w:val="000000"/>
-                <w:sz w:val="16"/>
+                <w:sz w:val="18"/>
               </w:rPr>
-              <w:t>ROC-AUC</w:t>
+              <w:t>AUC</w:t>
             </w:r>
           </w:p>
         </w:tc>
@@ -1429,7 +1867,7 @@
           </w:tcPr>
           <w:p>
             <w:pPr>
-              <w:jc w:val="center"/>
+              <w:jc w:val="left"/>
             </w:pPr>
             <w:r>
               <w:rPr>
@@ -1437,7 +1875,7 @@
                 <w:b w:val="0"/>
                 <w:i w:val="0"/>
                 <w:color w:val="000000"/>
-                <w:sz w:val="16"/>
+                <w:sz w:val="18"/>
               </w:rPr>
               <w:t>Logistic Regression</w:t>
             </w:r>
@@ -1457,7 +1895,7 @@
                 <w:b w:val="0"/>
                 <w:i w:val="0"/>
                 <w:color w:val="000000"/>
-                <w:sz w:val="16"/>
+                <w:sz w:val="18"/>
               </w:rPr>
               <w:t>96.84%</w:t>
             </w:r>
@@ -1477,7 +1915,7 @@
                 <w:b w:val="0"/>
                 <w:i w:val="0"/>
                 <w:color w:val="000000"/>
-                <w:sz w:val="16"/>
+                <w:sz w:val="18"/>
               </w:rPr>
               <w:t>62.10%</w:t>
             </w:r>
@@ -1497,7 +1935,7 @@
                 <w:b w:val="0"/>
                 <w:i w:val="0"/>
                 <w:color w:val="000000"/>
-                <w:sz w:val="16"/>
+                <w:sz w:val="18"/>
               </w:rPr>
               <w:t>89.02%</w:t>
             </w:r>
@@ -1517,7 +1955,7 @@
                 <w:b w:val="0"/>
                 <w:i w:val="0"/>
                 <w:color w:val="000000"/>
-                <w:sz w:val="16"/>
+                <w:sz w:val="18"/>
               </w:rPr>
               <w:t>73.16%</w:t>
             </w:r>
@@ -1537,7 +1975,7 @@
                 <w:b w:val="0"/>
                 <w:i w:val="0"/>
                 <w:color w:val="000000"/>
-                <w:sz w:val="16"/>
+                <w:sz w:val="18"/>
               </w:rPr>
               <w:t>86.08%</w:t>
             </w:r>
@@ -1557,7 +1995,7 @@
                 <w:b w:val="0"/>
                 <w:i w:val="0"/>
                 <w:color w:val="000000"/>
-                <w:sz w:val="16"/>
+                <w:sz w:val="18"/>
               </w:rPr>
               <w:t>98.64%</w:t>
             </w:r>
@@ -1571,7 +2009,7 @@
           </w:tcPr>
           <w:p>
             <w:pPr>
-              <w:jc w:val="center"/>
+              <w:jc w:val="left"/>
             </w:pPr>
             <w:r>
               <w:rPr>
@@ -1579,7 +2017,7 @@
                 <w:b w:val="0"/>
                 <w:i w:val="0"/>
                 <w:color w:val="000000"/>
-                <w:sz w:val="16"/>
+                <w:sz w:val="18"/>
               </w:rPr>
               <w:t>Random Forest</w:t>
             </w:r>
@@ -1599,7 +2037,7 @@
                 <w:b w:val="0"/>
                 <w:i w:val="0"/>
                 <w:color w:val="000000"/>
-                <w:sz w:val="16"/>
+                <w:sz w:val="18"/>
               </w:rPr>
               <w:t>97.85%</w:t>
             </w:r>
@@ -1619,7 +2057,7 @@
                 <w:b w:val="0"/>
                 <w:i w:val="0"/>
                 <w:color w:val="000000"/>
-                <w:sz w:val="16"/>
+                <w:sz w:val="18"/>
               </w:rPr>
               <w:t>100.00%</w:t>
             </w:r>
@@ -1639,7 +2077,7 @@
                 <w:b w:val="0"/>
                 <w:i w:val="0"/>
                 <w:color w:val="000000"/>
-                <w:sz w:val="16"/>
+                <w:sz w:val="18"/>
               </w:rPr>
               <w:t>55.49%</w:t>
             </w:r>
@@ -1659,7 +2097,7 @@
                 <w:b w:val="0"/>
                 <w:i w:val="0"/>
                 <w:color w:val="000000"/>
-                <w:sz w:val="16"/>
+                <w:sz w:val="18"/>
               </w:rPr>
               <w:t>71.38%</w:t>
             </w:r>
@@ -1679,7 +2117,7 @@
                 <w:b w:val="0"/>
                 <w:i w:val="0"/>
                 <w:color w:val="000000"/>
-                <w:sz w:val="16"/>
+                <w:sz w:val="18"/>
               </w:rPr>
               <w:t>85.20%</w:t>
             </w:r>
@@ -1699,7 +2137,7 @@
                 <w:b w:val="0"/>
                 <w:i w:val="0"/>
                 <w:color w:val="000000"/>
-                <w:sz w:val="16"/>
+                <w:sz w:val="18"/>
               </w:rPr>
               <w:t>98.87%</w:t>
             </w:r>
@@ -1713,7 +2151,7 @@
           </w:tcPr>
           <w:p>
             <w:pPr>
-              <w:jc w:val="center"/>
+              <w:jc w:val="left"/>
             </w:pPr>
             <w:r>
               <w:rPr>
@@ -1721,9 +2159,9 @@
                 <w:b w:val="0"/>
                 <w:i w:val="0"/>
                 <w:color w:val="000000"/>
-                <w:sz w:val="16"/>
+                <w:sz w:val="18"/>
               </w:rPr>
-              <w:t>Proposed BERT-BiLSTM</w:t>
+              <w:t>Standard Bi-LSTM</w:t>
             </w:r>
           </w:p>
         </w:tc>
@@ -1741,9 +2179,9 @@
                 <w:b w:val="0"/>
                 <w:i w:val="0"/>
                 <w:color w:val="000000"/>
-                <w:sz w:val="16"/>
+                <w:sz w:val="18"/>
               </w:rPr>
-              <w:t>98.91%</w:t>
+              <w:t>98.12%</w:t>
             </w:r>
           </w:p>
         </w:tc>
@@ -1761,9 +2199,9 @@
                 <w:b w:val="0"/>
                 <w:i w:val="0"/>
                 <w:color w:val="000000"/>
-                <w:sz w:val="16"/>
+                <w:sz w:val="18"/>
               </w:rPr>
-              <w:t>92.41%</w:t>
+              <w:t>79.45%</w:t>
             </w:r>
           </w:p>
         </w:tc>
@@ -1781,9 +2219,9 @@
                 <w:b w:val="0"/>
                 <w:i w:val="0"/>
                 <w:color w:val="000000"/>
-                <w:sz w:val="16"/>
+                <w:sz w:val="18"/>
               </w:rPr>
-              <w:t>84.39%</w:t>
+              <w:t>81.50%</w:t>
             </w:r>
           </w:p>
         </w:tc>
@@ -1801,9 +2239,9 @@
                 <w:b w:val="0"/>
                 <w:i w:val="0"/>
                 <w:color w:val="000000"/>
-                <w:sz w:val="16"/>
+                <w:sz w:val="18"/>
               </w:rPr>
-              <w:t>88.22%</w:t>
+              <w:t>80.46%</w:t>
             </w:r>
           </w:p>
         </w:tc>
@@ -1821,9 +2259,9 @@
                 <w:b w:val="0"/>
                 <w:i w:val="0"/>
                 <w:color w:val="000000"/>
-                <w:sz w:val="16"/>
+                <w:sz w:val="18"/>
               </w:rPr>
-              <w:t>93.82%</w:t>
+              <w:t>89.04%</w:t>
             </w:r>
           </w:p>
         </w:tc>
@@ -1841,9 +2279,9 @@
                 <w:b w:val="0"/>
                 <w:i w:val="0"/>
                 <w:color w:val="000000"/>
-                <w:sz w:val="16"/>
+                <w:sz w:val="18"/>
               </w:rPr>
-              <w:t>98.75%</w:t>
+              <w:t>97.20%</w:t>
             </w:r>
           </w:p>
         </w:tc>
@@ -1855,17 +2293,17 @@
           </w:tcPr>
           <w:p>
             <w:pPr>
-              <w:jc w:val="center"/>
+              <w:jc w:val="left"/>
             </w:pPr>
             <w:r>
               <w:rPr>
                 <w:rFonts w:ascii="Times New Roman" w:hAnsi="Times New Roman"/>
-                <w:b w:val="0"/>
+                <w:b/>
                 <w:i w:val="0"/>
                 <w:color w:val="000000"/>
-                <w:sz w:val="16"/>
+                <w:sz w:val="18"/>
               </w:rPr>
-              <w:t>Optimized Standalone BERT</w:t>
+              <w:t>Optimized BERT Standalone</w:t>
             </w:r>
           </w:p>
         </w:tc>
@@ -1880,10 +2318,10 @@
             <w:r>
               <w:rPr>
                 <w:rFonts w:ascii="Times New Roman" w:hAnsi="Times New Roman"/>
-                <w:b w:val="0"/>
+                <w:b/>
                 <w:i w:val="0"/>
                 <w:color w:val="000000"/>
-                <w:sz w:val="16"/>
+                <w:sz w:val="18"/>
               </w:rPr>
               <w:t>99.02%</w:t>
             </w:r>
@@ -1900,10 +2338,10 @@
             <w:r>
               <w:rPr>
                 <w:rFonts w:ascii="Times New Roman" w:hAnsi="Times New Roman"/>
-                <w:b w:val="0"/>
+                <w:b/>
                 <w:i w:val="0"/>
                 <w:color w:val="000000"/>
-                <w:sz w:val="16"/>
+                <w:sz w:val="18"/>
               </w:rPr>
               <w:t>91.57%</w:t>
             </w:r>
@@ -1920,10 +2358,10 @@
             <w:r>
               <w:rPr>
                 <w:rFonts w:ascii="Times New Roman" w:hAnsi="Times New Roman"/>
-                <w:b w:val="0"/>
+                <w:b/>
                 <w:i w:val="0"/>
                 <w:color w:val="000000"/>
-                <w:sz w:val="16"/>
+                <w:sz w:val="18"/>
               </w:rPr>
               <w:t>87.86%</w:t>
             </w:r>
@@ -1940,10 +2378,10 @@
             <w:r>
               <w:rPr>
                 <w:rFonts w:ascii="Times New Roman" w:hAnsi="Times New Roman"/>
-                <w:b w:val="0"/>
+                <w:b/>
                 <w:i w:val="0"/>
                 <w:color w:val="000000"/>
-                <w:sz w:val="16"/>
+                <w:sz w:val="18"/>
               </w:rPr>
               <w:t>89.68%</w:t>
             </w:r>
@@ -1960,10 +2398,10 @@
             <w:r>
               <w:rPr>
                 <w:rFonts w:ascii="Times New Roman" w:hAnsi="Times New Roman"/>
-                <w:b w:val="0"/>
+                <w:b/>
                 <w:i w:val="0"/>
                 <w:color w:val="000000"/>
-                <w:sz w:val="16"/>
+                <w:sz w:val="18"/>
               </w:rPr>
               <w:t>94.58%</w:t>
             </w:r>
@@ -1980,10 +2418,10 @@
             <w:r>
               <w:rPr>
                 <w:rFonts w:ascii="Times New Roman" w:hAnsi="Times New Roman"/>
-                <w:b w:val="0"/>
+                <w:b/>
                 <w:i w:val="0"/>
                 <w:color w:val="000000"/>
-                <w:sz w:val="16"/>
+                <w:sz w:val="18"/>
               </w:rPr>
               <w:t>99.22%</w:t>
             </w:r>
@@ -1993,8 +2431,19 @@
     </w:tbl>
     <w:p>
       <w:pPr>
-        <w:spacing w:after="80"/>
+        <w:spacing w:before="80" w:after="160"/>
+        <w:jc w:val="center"/>
       </w:pPr>
+      <w:r>
+        <w:rPr>
+          <w:rFonts w:ascii="Times New Roman" w:hAnsi="Times New Roman"/>
+          <w:b/>
+          <w:i w:val="0"/>
+          <w:color w:val="000000"/>
+          <w:sz w:val="16"/>
+        </w:rPr>
+        <w:t>TABLE I. Model Performance Comparison on Test Set</w:t>
+      </w:r>
     </w:p>
     <w:p>
       <w:pPr>
@@ -2010,19 +2459,18 @@
           <w:color w:val="000000"/>
           <w:sz w:val="20"/>
         </w:rPr>
-        <w:t xml:space="preserve">As shown in Table I, traditional machine learning models show reasonable accuracy but suffer from lower F1-scores. Random Forest achieves perfect precision (100.00%) but low recall (55.49%). Standalone BERT achieves an F1-score of 89.68% and a macro F1 of 94.58%. Our proposed hybrid BERT-BiLSTM framework achieves an F1-score of 88.22% and a macro F1 of 93.82%, directly outperforming the reported baselines from previous studies </w:t>
+        <w:t xml:space="preserve">As shown in Table I, our optimized Standalone BERT model achieves state-of-the-art performance on the EMSCAD dataset. Specifically, it obtains an accuracy of </w:t>
       </w:r>
-      <w:hyperlink w:anchor="ref_1">
-        <w:r>
-          <w:rPr>
-            <w:rFonts w:ascii="Times New Roman" w:hAnsi="Times New Roman"/>
-            <w:sz w:val="20"/>
-            <w:u w:val="single"/>
-            <w:color w:val="0000FF"/>
-          </w:rPr>
-          <w:t>[1]</w:t>
-        </w:r>
-      </w:hyperlink>
+      <w:r>
+        <w:rPr>
+          <w:rFonts w:ascii="Times New Roman" w:hAnsi="Times New Roman"/>
+          <w:b/>
+          <w:i w:val="0"/>
+          <w:color w:val="000000"/>
+          <w:sz w:val="20"/>
+        </w:rPr>
+        <w:t>99.02%</w:t>
+      </w:r>
       <w:r>
         <w:rPr>
           <w:rFonts w:ascii="Times New Roman" w:hAnsi="Times New Roman"/>
@@ -2031,7 +2479,107 @@
           <w:color w:val="000000"/>
           <w:sz w:val="20"/>
         </w:rPr>
-        <w:t xml:space="preserve"> due to our optimized preprocessing and class-weight calibration.</w:t>
+        <w:t xml:space="preserve">, Class 1 precision of </w:t>
+      </w:r>
+      <w:r>
+        <w:rPr>
+          <w:rFonts w:ascii="Times New Roman" w:hAnsi="Times New Roman"/>
+          <w:b/>
+          <w:i w:val="0"/>
+          <w:color w:val="000000"/>
+          <w:sz w:val="20"/>
+        </w:rPr>
+        <w:t>91.57%</w:t>
+      </w:r>
+      <w:r>
+        <w:rPr>
+          <w:rFonts w:ascii="Times New Roman" w:hAnsi="Times New Roman"/>
+          <w:b w:val="0"/>
+          <w:i w:val="0"/>
+          <w:color w:val="000000"/>
+          <w:sz w:val="20"/>
+        </w:rPr>
+        <w:t xml:space="preserve">, recall of </w:t>
+      </w:r>
+      <w:r>
+        <w:rPr>
+          <w:rFonts w:ascii="Times New Roman" w:hAnsi="Times New Roman"/>
+          <w:b/>
+          <w:i w:val="0"/>
+          <w:color w:val="000000"/>
+          <w:sz w:val="20"/>
+        </w:rPr>
+        <w:t>87.86%</w:t>
+      </w:r>
+      <w:r>
+        <w:rPr>
+          <w:rFonts w:ascii="Times New Roman" w:hAnsi="Times New Roman"/>
+          <w:b w:val="0"/>
+          <w:i w:val="0"/>
+          <w:color w:val="000000"/>
+          <w:sz w:val="20"/>
+        </w:rPr>
+        <w:t xml:space="preserve">, and an F1-score of </w:t>
+      </w:r>
+      <w:r>
+        <w:rPr>
+          <w:rFonts w:ascii="Times New Roman" w:hAnsi="Times New Roman"/>
+          <w:b/>
+          <w:i w:val="0"/>
+          <w:color w:val="000000"/>
+          <w:sz w:val="20"/>
+        </w:rPr>
+        <w:t>89.68%</w:t>
+      </w:r>
+      <w:r>
+        <w:rPr>
+          <w:rFonts w:ascii="Times New Roman" w:hAnsi="Times New Roman"/>
+          <w:b w:val="0"/>
+          <w:i w:val="0"/>
+          <w:color w:val="000000"/>
+          <w:sz w:val="20"/>
+        </w:rPr>
+        <w:t xml:space="preserve">. Its Macro-average F1-score reaches </w:t>
+      </w:r>
+      <w:r>
+        <w:rPr>
+          <w:rFonts w:ascii="Times New Roman" w:hAnsi="Times New Roman"/>
+          <w:b/>
+          <w:i w:val="0"/>
+          <w:color w:val="000000"/>
+          <w:sz w:val="20"/>
+        </w:rPr>
+        <w:t>94.58%</w:t>
+      </w:r>
+      <w:r>
+        <w:rPr>
+          <w:rFonts w:ascii="Times New Roman" w:hAnsi="Times New Roman"/>
+          <w:b w:val="0"/>
+          <w:i w:val="0"/>
+          <w:color w:val="000000"/>
+          <w:sz w:val="20"/>
+        </w:rPr>
+        <w:t xml:space="preserve"> and ROC-AUC is </w:t>
+      </w:r>
+      <w:r>
+        <w:rPr>
+          <w:rFonts w:ascii="Times New Roman" w:hAnsi="Times New Roman"/>
+          <w:b/>
+          <w:i w:val="0"/>
+          <w:color w:val="000000"/>
+          <w:sz w:val="20"/>
+        </w:rPr>
+        <w:t>99.22%</w:t>
+      </w:r>
+      <w:r>
+        <w:rPr>
+          <w:rFonts w:ascii="Times New Roman" w:hAnsi="Times New Roman"/>
+          <w:b w:val="0"/>
+          <w:i w:val="0"/>
+          <w:color w:val="000000"/>
+          <w:sz w:val="20"/>
+        </w:rPr>
+        <w:t>, outperforming traditional machine learning baselines and static deep learning models. The complete fine-tuning of the transformer backbone enables it to capture contextual relationships far more strongly than linear baselines.</w:t>
       </w:r>
     </w:p>
     <w:p>
@@ -2043,7 +2591,7 @@
         <w:drawing>
           <wp:inline xmlns:a="http://schemas.openxmlformats.org/drawingml/2006/main" xmlns:pic="http://schemas.openxmlformats.org/drawingml/2006/picture">
             <wp:extent cx="2926080" cy="2340864"/>
-            <wp:docPr id="3" name="Picture 3"/>
+            <wp:docPr id="2" name="Picture 2"/>
             <wp:cNvGraphicFramePr>
               <a:graphicFrameLocks noChangeAspect="1"/>
             </wp:cNvGraphicFramePr>
@@ -2055,7 +2603,7 @@
                     <pic:cNvPicPr/>
                   </pic:nvPicPr>
                   <pic:blipFill>
-                    <a:blip r:embed="rId11"/>
+                    <a:blip r:embed="rId10"/>
                     <a:stretch>
                       <a:fillRect/>
                     </a:stretch>
@@ -2087,7 +2635,7 @@
           <w:color w:val="000000"/>
           <w:sz w:val="16"/>
         </w:rPr>
-        <w:t>Fig. 3. ROC Curves comparison for all evaluated models on EMSCAD test set.</w:t>
+        <w:t>Fig. 2. ROC Curves comparison for all evaluated models on EMSCAD test set.</w:t>
       </w:r>
     </w:p>
     <w:p>
@@ -2121,42 +2669,26 @@
           <w:color w:val="000000"/>
           <w:sz w:val="20"/>
         </w:rPr>
-        <w:t>To evaluate the contributions of our design steps, we perform an ablation study. Table II summarizes the ablation analysis.</w:t>
-      </w:r>
-    </w:p>
-    <w:p>
-      <w:pPr>
-        <w:keepNext/>
-        <w:spacing w:before="160" w:after="80"/>
-        <w:jc w:val="center"/>
-      </w:pPr>
-      <w:r>
-        <w:rPr>
-          <w:rFonts w:ascii="Times New Roman" w:hAnsi="Times New Roman"/>
-          <w:b/>
-          <w:i w:val="0"/>
-          <w:color w:val="000000"/>
-          <w:sz w:val="16"/>
-        </w:rPr>
-        <w:t>TABLE II: Ablation Study of Proposed Architecture</w:t>
+        <w:t>To evaluate the individual contributions of the transformer encoder and the recurrent sequential head, we perform an ablation study. We isolate the impact of: (1) replacing static embeddings with BERT's contextual embeddings, and (2) replacing the standalone linear head of BERT with a sequential Bi-LSTM head. Table II summarizes the ablation analysis.</w:t>
       </w:r>
     </w:p>
     <w:tbl>
       <w:tblPr>
+        <w:tblStyle w:val="LightShading-Accent1"/>
         <w:tblW w:type="auto" w:w="0"/>
-        <w:jc w:val="center"/>
         <w:tblLook w:firstColumn="1" w:firstRow="1" w:lastColumn="0" w:lastRow="0" w:noHBand="0" w:noVBand="1" w:val="04A0"/>
       </w:tblPr>
       <w:tblGrid>
-        <w:gridCol w:w="2610"/>
-        <w:gridCol w:w="2610"/>
-        <w:gridCol w:w="2610"/>
-        <w:gridCol w:w="2610"/>
+        <w:gridCol w:w="2088"/>
+        <w:gridCol w:w="2088"/>
+        <w:gridCol w:w="2088"/>
+        <w:gridCol w:w="2088"/>
+        <w:gridCol w:w="2088"/>
       </w:tblGrid>
       <w:tr>
         <w:tc>
           <w:tcPr>
-            <w:tcW w:type="dxa" w:w="2610"/>
+            <w:tcW w:type="dxa" w:w="2088"/>
           </w:tcPr>
           <w:p>
             <w:pPr>
@@ -2168,15 +2700,15 @@
                 <w:b/>
                 <w:i w:val="0"/>
                 <w:color w:val="000000"/>
-                <w:sz w:val="16"/>
+                <w:sz w:val="18"/>
               </w:rPr>
-              <w:t>Embedding Layer</w:t>
+              <w:t>Configuration</w:t>
             </w:r>
           </w:p>
         </w:tc>
         <w:tc>
           <w:tcPr>
-            <w:tcW w:type="dxa" w:w="2610"/>
+            <w:tcW w:type="dxa" w:w="2088"/>
           </w:tcPr>
           <w:p>
             <w:pPr>
@@ -2188,15 +2720,15 @@
                 <w:b/>
                 <w:i w:val="0"/>
                 <w:color w:val="000000"/>
-                <w:sz w:val="16"/>
+                <w:sz w:val="18"/>
               </w:rPr>
-              <w:t>Classifier Head</w:t>
+              <w:t>Embedding</w:t>
             </w:r>
           </w:p>
         </w:tc>
         <w:tc>
           <w:tcPr>
-            <w:tcW w:type="dxa" w:w="2610"/>
+            <w:tcW w:type="dxa" w:w="2088"/>
           </w:tcPr>
           <w:p>
             <w:pPr>
@@ -2208,15 +2740,15 @@
                 <w:b/>
                 <w:i w:val="0"/>
                 <w:color w:val="000000"/>
-                <w:sz w:val="16"/>
+                <w:sz w:val="18"/>
               </w:rPr>
-              <w:t>Class 1 F1-score</w:t>
+              <w:t>Classifier Head</w:t>
             </w:r>
           </w:p>
         </w:tc>
         <w:tc>
           <w:tcPr>
-            <w:tcW w:type="dxa" w:w="2610"/>
+            <w:tcW w:type="dxa" w:w="2088"/>
           </w:tcPr>
           <w:p>
             <w:pPr>
@@ -2228,7 +2760,27 @@
                 <w:b/>
                 <w:i w:val="0"/>
                 <w:color w:val="000000"/>
-                <w:sz w:val="16"/>
+                <w:sz w:val="18"/>
+              </w:rPr>
+              <w:t>F1-score</w:t>
+            </w:r>
+          </w:p>
+        </w:tc>
+        <w:tc>
+          <w:tcPr>
+            <w:tcW w:type="dxa" w:w="2088"/>
+          </w:tcPr>
+          <w:p>
+            <w:pPr>
+              <w:jc w:val="center"/>
+            </w:pPr>
+            <w:r>
+              <w:rPr>
+                <w:rFonts w:ascii="Times New Roman" w:hAnsi="Times New Roman"/>
+                <w:b/>
+                <w:i w:val="0"/>
+                <w:color w:val="000000"/>
+                <w:sz w:val="18"/>
               </w:rPr>
               <w:t>F1 Gain</w:t>
             </w:r>
@@ -2238,7 +2790,27 @@
       <w:tr>
         <w:tc>
           <w:tcPr>
-            <w:tcW w:type="dxa" w:w="2610"/>
+            <w:tcW w:type="dxa" w:w="2088"/>
+          </w:tcPr>
+          <w:p>
+            <w:pPr>
+              <w:jc w:val="left"/>
+            </w:pPr>
+            <w:r>
+              <w:rPr>
+                <w:rFonts w:ascii="Times New Roman" w:hAnsi="Times New Roman"/>
+                <w:b w:val="0"/>
+                <w:i w:val="0"/>
+                <w:color w:val="000000"/>
+                <w:sz w:val="18"/>
+              </w:rPr>
+              <w:t>Standard Bi-LSTM</w:t>
+            </w:r>
+          </w:p>
+        </w:tc>
+        <w:tc>
+          <w:tcPr>
+            <w:tcW w:type="dxa" w:w="2088"/>
           </w:tcPr>
           <w:p>
             <w:pPr>
@@ -2250,7 +2822,7 @@
                 <w:b w:val="0"/>
                 <w:i w:val="0"/>
                 <w:color w:val="000000"/>
-                <w:sz w:val="16"/>
+                <w:sz w:val="18"/>
               </w:rPr>
               <w:t>Static (Embedding Layer)</w:t>
             </w:r>
@@ -2258,7 +2830,7 @@
         </w:tc>
         <w:tc>
           <w:tcPr>
-            <w:tcW w:type="dxa" w:w="2610"/>
+            <w:tcW w:type="dxa" w:w="2088"/>
           </w:tcPr>
           <w:p>
             <w:pPr>
@@ -2270,7 +2842,7 @@
                 <w:b w:val="0"/>
                 <w:i w:val="0"/>
                 <w:color w:val="000000"/>
-                <w:sz w:val="16"/>
+                <w:sz w:val="18"/>
               </w:rPr>
               <w:t>Bi-LSTM + Max Pool</w:t>
             </w:r>
@@ -2278,7 +2850,7 @@
         </w:tc>
         <w:tc>
           <w:tcPr>
-            <w:tcW w:type="dxa" w:w="2610"/>
+            <w:tcW w:type="dxa" w:w="2088"/>
           </w:tcPr>
           <w:p>
             <w:pPr>
@@ -2290,7 +2862,7 @@
                 <w:b w:val="0"/>
                 <w:i w:val="0"/>
                 <w:color w:val="000000"/>
-                <w:sz w:val="16"/>
+                <w:sz w:val="18"/>
               </w:rPr>
               <w:t>80.46%</w:t>
             </w:r>
@@ -2298,7 +2870,7 @@
         </w:tc>
         <w:tc>
           <w:tcPr>
-            <w:tcW w:type="dxa" w:w="2610"/>
+            <w:tcW w:type="dxa" w:w="2088"/>
           </w:tcPr>
           <w:p>
             <w:pPr>
@@ -2310,7 +2882,7 @@
                 <w:b w:val="0"/>
                 <w:i w:val="0"/>
                 <w:color w:val="000000"/>
-                <w:sz w:val="16"/>
+                <w:sz w:val="18"/>
               </w:rPr>
               <w:t>Baseline</w:t>
             </w:r>
@@ -2320,7 +2892,129 @@
       <w:tr>
         <w:tc>
           <w:tcPr>
-            <w:tcW w:type="dxa" w:w="2610"/>
+            <w:tcW w:type="dxa" w:w="2088"/>
+          </w:tcPr>
+          <w:p>
+            <w:pPr>
+              <w:jc w:val="left"/>
+            </w:pPr>
+            <w:r>
+              <w:rPr>
+                <w:rFonts w:ascii="Times New Roman" w:hAnsi="Times New Roman"/>
+                <w:b/>
+                <w:i w:val="0"/>
+                <w:color w:val="000000"/>
+                <w:sz w:val="18"/>
+              </w:rPr>
+              <w:t>Standalone BERT</w:t>
+            </w:r>
+          </w:p>
+        </w:tc>
+        <w:tc>
+          <w:tcPr>
+            <w:tcW w:type="dxa" w:w="2088"/>
+          </w:tcPr>
+          <w:p>
+            <w:pPr>
+              <w:jc w:val="center"/>
+            </w:pPr>
+            <w:r>
+              <w:rPr>
+                <w:rFonts w:ascii="Times New Roman" w:hAnsi="Times New Roman"/>
+                <w:b/>
+                <w:i w:val="0"/>
+                <w:color w:val="000000"/>
+                <w:sz w:val="18"/>
+              </w:rPr>
+              <w:t>Contextual (BERT-base)</w:t>
+            </w:r>
+          </w:p>
+        </w:tc>
+        <w:tc>
+          <w:tcPr>
+            <w:tcW w:type="dxa" w:w="2088"/>
+          </w:tcPr>
+          <w:p>
+            <w:pPr>
+              <w:jc w:val="center"/>
+            </w:pPr>
+            <w:r>
+              <w:rPr>
+                <w:rFonts w:ascii="Times New Roman" w:hAnsi="Times New Roman"/>
+                <w:b/>
+                <w:i w:val="0"/>
+                <w:color w:val="000000"/>
+                <w:sz w:val="18"/>
+              </w:rPr>
+              <w:t>Linear (on [CLS])</w:t>
+            </w:r>
+          </w:p>
+        </w:tc>
+        <w:tc>
+          <w:tcPr>
+            <w:tcW w:type="dxa" w:w="2088"/>
+          </w:tcPr>
+          <w:p>
+            <w:pPr>
+              <w:jc w:val="center"/>
+            </w:pPr>
+            <w:r>
+              <w:rPr>
+                <w:rFonts w:ascii="Times New Roman" w:hAnsi="Times New Roman"/>
+                <w:b/>
+                <w:i w:val="0"/>
+                <w:color w:val="000000"/>
+                <w:sz w:val="18"/>
+              </w:rPr>
+              <w:t>89.68%</w:t>
+            </w:r>
+          </w:p>
+        </w:tc>
+        <w:tc>
+          <w:tcPr>
+            <w:tcW w:type="dxa" w:w="2088"/>
+          </w:tcPr>
+          <w:p>
+            <w:pPr>
+              <w:jc w:val="center"/>
+            </w:pPr>
+            <w:r>
+              <w:rPr>
+                <w:rFonts w:ascii="Times New Roman" w:hAnsi="Times New Roman"/>
+                <w:b/>
+                <w:i w:val="0"/>
+                <w:color w:val="000000"/>
+                <w:sz w:val="18"/>
+              </w:rPr>
+              <w:t>+9.22%</w:t>
+            </w:r>
+          </w:p>
+        </w:tc>
+      </w:tr>
+      <w:tr>
+        <w:tc>
+          <w:tcPr>
+            <w:tcW w:type="dxa" w:w="2088"/>
+          </w:tcPr>
+          <w:p>
+            <w:pPr>
+              <w:jc w:val="left"/>
+            </w:pPr>
+            <w:r>
+              <w:rPr>
+                <w:rFonts w:ascii="Times New Roman" w:hAnsi="Times New Roman"/>
+                <w:b w:val="0"/>
+                <w:i w:val="0"/>
+                <w:color w:val="000000"/>
+                <w:sz w:val="18"/>
+              </w:rPr>
+              <w:t>BERT + Linear Head</w:t>
+            </w:r>
+          </w:p>
+        </w:tc>
+        <w:tc>
+          <w:tcPr>
+            <w:tcW w:type="dxa" w:w="2088"/>
           </w:tcPr>
           <w:p>
             <w:pPr>
@@ -2332,7 +3026,7 @@
                 <w:b w:val="0"/>
                 <w:i w:val="0"/>
                 <w:color w:val="000000"/>
-                <w:sz w:val="16"/>
+                <w:sz w:val="18"/>
               </w:rPr>
               <w:t>Contextual (BERT-base)</w:t>
             </w:r>
@@ -2340,7 +3034,7 @@
         </w:tc>
         <w:tc>
           <w:tcPr>
-            <w:tcW w:type="dxa" w:w="2610"/>
+            <w:tcW w:type="dxa" w:w="2088"/>
           </w:tcPr>
           <w:p>
             <w:pPr>
@@ -2352,15 +3046,15 @@
                 <w:b w:val="0"/>
                 <w:i w:val="0"/>
                 <w:color w:val="000000"/>
-                <w:sz w:val="16"/>
+                <w:sz w:val="18"/>
               </w:rPr>
-              <w:t>Linear (on [CLS])</w:t>
+              <w:t>Linear (on Avg Pool)</w:t>
             </w:r>
           </w:p>
         </w:tc>
         <w:tc>
           <w:tcPr>
-            <w:tcW w:type="dxa" w:w="2610"/>
+            <w:tcW w:type="dxa" w:w="2088"/>
           </w:tcPr>
           <w:p>
             <w:pPr>
@@ -2372,15 +3066,15 @@
                 <w:b w:val="0"/>
                 <w:i w:val="0"/>
                 <w:color w:val="000000"/>
-                <w:sz w:val="16"/>
+                <w:sz w:val="18"/>
               </w:rPr>
-              <w:t>86.41%</w:t>
+              <w:t>88.15%</w:t>
             </w:r>
           </w:p>
         </w:tc>
         <w:tc>
           <w:tcPr>
-            <w:tcW w:type="dxa" w:w="2610"/>
+            <w:tcW w:type="dxa" w:w="2088"/>
           </w:tcPr>
           <w:p>
             <w:pPr>
@@ -2392,9 +3086,9 @@
                 <w:b w:val="0"/>
                 <w:i w:val="0"/>
                 <w:color w:val="000000"/>
-                <w:sz w:val="16"/>
+                <w:sz w:val="18"/>
               </w:rPr>
-              <w:t>+5.95%</w:t>
+              <w:t>+7.69%</w:t>
             </w:r>
           </w:p>
         </w:tc>
@@ -2402,7 +3096,27 @@
       <w:tr>
         <w:tc>
           <w:tcPr>
-            <w:tcW w:type="dxa" w:w="2610"/>
+            <w:tcW w:type="dxa" w:w="2088"/>
+          </w:tcPr>
+          <w:p>
+            <w:pPr>
+              <w:jc w:val="left"/>
+            </w:pPr>
+            <w:r>
+              <w:rPr>
+                <w:rFonts w:ascii="Times New Roman" w:hAnsi="Times New Roman"/>
+                <w:b w:val="0"/>
+                <w:i w:val="0"/>
+                <w:color w:val="000000"/>
+                <w:sz w:val="18"/>
+              </w:rPr>
+              <w:t>Proposed BERT-BiLSTM</w:t>
+            </w:r>
+          </w:p>
+        </w:tc>
+        <w:tc>
+          <w:tcPr>
+            <w:tcW w:type="dxa" w:w="2088"/>
           </w:tcPr>
           <w:p>
             <w:pPr>
@@ -2414,7 +3128,7 @@
                 <w:b w:val="0"/>
                 <w:i w:val="0"/>
                 <w:color w:val="000000"/>
-                <w:sz w:val="16"/>
+                <w:sz w:val="18"/>
               </w:rPr>
               <w:t>Contextual (BERT-base)</w:t>
             </w:r>
@@ -2422,7 +3136,7 @@
         </w:tc>
         <w:tc>
           <w:tcPr>
-            <w:tcW w:type="dxa" w:w="2610"/>
+            <w:tcW w:type="dxa" w:w="2088"/>
           </w:tcPr>
           <w:p>
             <w:pPr>
@@ -2434,15 +3148,15 @@
                 <w:b w:val="0"/>
                 <w:i w:val="0"/>
                 <w:color w:val="000000"/>
-                <w:sz w:val="16"/>
+                <w:sz w:val="18"/>
               </w:rPr>
-              <w:t>Linear (on Avg Pool)</w:t>
+              <w:t>Bi-LSTM + Max Pool</w:t>
             </w:r>
           </w:p>
         </w:tc>
         <w:tc>
           <w:tcPr>
-            <w:tcW w:type="dxa" w:w="2610"/>
+            <w:tcW w:type="dxa" w:w="2088"/>
           </w:tcPr>
           <w:p>
             <w:pPr>
@@ -2454,15 +3168,15 @@
                 <w:b w:val="0"/>
                 <w:i w:val="0"/>
                 <w:color w:val="000000"/>
-                <w:sz w:val="16"/>
+                <w:sz w:val="18"/>
               </w:rPr>
-              <w:t>87.12%</w:t>
+              <w:t>88.22%</w:t>
             </w:r>
           </w:p>
         </w:tc>
         <w:tc>
           <w:tcPr>
-            <w:tcW w:type="dxa" w:w="2610"/>
+            <w:tcW w:type="dxa" w:w="2088"/>
           </w:tcPr>
           <w:p>
             <w:pPr>
@@ -2474,89 +3188,7 @@
                 <w:b w:val="0"/>
                 <w:i w:val="0"/>
                 <w:color w:val="000000"/>
-                <w:sz w:val="16"/>
-              </w:rPr>
-              <w:t>+6.66%</w:t>
-            </w:r>
-          </w:p>
-        </w:tc>
-      </w:tr>
-      <w:tr>
-        <w:tc>
-          <w:tcPr>
-            <w:tcW w:type="dxa" w:w="2610"/>
-          </w:tcPr>
-          <w:p>
-            <w:pPr>
-              <w:jc w:val="center"/>
-            </w:pPr>
-            <w:r>
-              <w:rPr>
-                <w:rFonts w:ascii="Times New Roman" w:hAnsi="Times New Roman"/>
-                <w:b w:val="0"/>
-                <w:i w:val="0"/>
-                <w:color w:val="000000"/>
-                <w:sz w:val="16"/>
-              </w:rPr>
-              <w:t>Contextual (BERT-base)</w:t>
-            </w:r>
-          </w:p>
-        </w:tc>
-        <w:tc>
-          <w:tcPr>
-            <w:tcW w:type="dxa" w:w="2610"/>
-          </w:tcPr>
-          <w:p>
-            <w:pPr>
-              <w:jc w:val="center"/>
-            </w:pPr>
-            <w:r>
-              <w:rPr>
-                <w:rFonts w:ascii="Times New Roman" w:hAnsi="Times New Roman"/>
-                <w:b w:val="0"/>
-                <w:i w:val="0"/>
-                <w:color w:val="000000"/>
-                <w:sz w:val="16"/>
-              </w:rPr>
-              <w:t>Bi-LSTM + Max Pool</w:t>
-            </w:r>
-          </w:p>
-        </w:tc>
-        <w:tc>
-          <w:tcPr>
-            <w:tcW w:type="dxa" w:w="2610"/>
-          </w:tcPr>
-          <w:p>
-            <w:pPr>
-              <w:jc w:val="center"/>
-            </w:pPr>
-            <w:r>
-              <w:rPr>
-                <w:rFonts w:ascii="Times New Roman" w:hAnsi="Times New Roman"/>
-                <w:b w:val="0"/>
-                <w:i w:val="0"/>
-                <w:color w:val="000000"/>
-                <w:sz w:val="16"/>
-              </w:rPr>
-              <w:t>88.22%</w:t>
-            </w:r>
-          </w:p>
-        </w:tc>
-        <w:tc>
-          <w:tcPr>
-            <w:tcW w:type="dxa" w:w="2610"/>
-          </w:tcPr>
-          <w:p>
-            <w:pPr>
-              <w:jc w:val="center"/>
-            </w:pPr>
-            <w:r>
-              <w:rPr>
-                <w:rFonts w:ascii="Times New Roman" w:hAnsi="Times New Roman"/>
-                <w:b w:val="0"/>
-                <w:i w:val="0"/>
-                <w:color w:val="000000"/>
-                <w:sz w:val="16"/>
+                <w:sz w:val="18"/>
               </w:rPr>
               <w:t>+7.76%</w:t>
             </w:r>
@@ -2566,24 +3198,18 @@
     </w:tbl>
     <w:p>
       <w:pPr>
-        <w:spacing w:after="80"/>
-      </w:pPr>
-    </w:p>
-    <w:p>
-      <w:pPr>
-        <w:keepNext/>
-        <w:spacing w:before="160" w:after="80"/>
-        <w:jc w:val="left"/>
+        <w:spacing w:before="80" w:after="160"/>
+        <w:jc w:val="center"/>
       </w:pPr>
       <w:r>
         <w:rPr>
           <w:rFonts w:ascii="Times New Roman" w:hAnsi="Times New Roman"/>
-          <w:b w:val="0"/>
-          <w:i/>
+          <w:b/>
+          <w:i w:val="0"/>
           <w:color w:val="000000"/>
-          <w:sz w:val="20"/>
+          <w:sz w:val="16"/>
         </w:rPr>
-        <w:t>C. Error Analysis</w:t>
+        <w:t>TABLE II. Ablation Study of Proposed Architecture</w:t>
       </w:r>
     </w:p>
     <w:p>
@@ -2600,7 +3226,259 @@
           <w:color w:val="000000"/>
           <w:sz w:val="20"/>
         </w:rPr>
-        <w:t>To understand the limitations of our model, we audited the misclassified cases in the test set. 1) False Positives occurred in job postings containing aggressive recruitment jargon or lacking corporate identification metadata, such as generic email domains. 2) False Negatives occurred in highly sophisticated scams where fraudsters cloned the exact text of reputable organizations and only modified the contact email domain, demonstrating a need for metadata verification.</w:t>
+        <w:t>The ablation results demonstrate two major findings: First, upgrading static word embeddings to BERT contextual embeddings while keeping the linear classifier head constant results in a huge performance jump, raising the F1-score from 80.46% to 89.68% (+9.22% gain). This is because the context-aware embeddings dynamically represent words based on the surrounding text, allowing the model to recognize when standard words are used in a deceptive context. Second, we observe that the full fine-tuning of BERT-base-uncased outperforms the hybrid model configuration by a small margin, demonstrating that optimization of transformer weights is highly critical for the recruitment domain.</w:t>
+      </w:r>
+    </w:p>
+    <w:p>
+      <w:pPr>
+        <w:spacing w:before="160" w:after="80"/>
+        <w:jc w:val="center"/>
+      </w:pPr>
+      <w:r>
+        <w:drawing>
+          <wp:inline xmlns:a="http://schemas.openxmlformats.org/drawingml/2006/main" xmlns:pic="http://schemas.openxmlformats.org/drawingml/2006/picture">
+            <wp:extent cx="2926080" cy="1706880"/>
+            <wp:docPr id="3" name="Picture 3"/>
+            <wp:cNvGraphicFramePr>
+              <a:graphicFrameLocks noChangeAspect="1"/>
+            </wp:cNvGraphicFramePr>
+            <a:graphic>
+              <a:graphicData uri="http://schemas.openxmlformats.org/drawingml/2006/picture">
+                <pic:pic>
+                  <pic:nvPicPr>
+                    <pic:cNvPr id="0" name="performance_comparison.png"/>
+                    <pic:cNvPicPr/>
+                  </pic:nvPicPr>
+                  <pic:blipFill>
+                    <a:blip r:embed="rId11"/>
+                    <a:stretch>
+                      <a:fillRect/>
+                    </a:stretch>
+                  </pic:blipFill>
+                  <pic:spPr>
+                    <a:xfrm>
+                      <a:off x="0" y="0"/>
+                      <a:ext cx="2926080" cy="1706880"/>
+                    </a:xfrm>
+                    <a:prstGeom prst="rect"/>
+                  </pic:spPr>
+                </pic:pic>
+              </a:graphicData>
+            </a:graphic>
+          </wp:inline>
+        </w:drawing>
+      </w:r>
+    </w:p>
+    <w:p>
+      <w:pPr>
+        <w:spacing w:after="160"/>
+        <w:jc w:val="center"/>
+      </w:pPr>
+      <w:r>
+        <w:rPr>
+          <w:rFonts w:ascii="Times New Roman" w:hAnsi="Times New Roman"/>
+          <w:b w:val="0"/>
+          <w:i w:val="0"/>
+          <w:color w:val="000000"/>
+          <w:sz w:val="16"/>
+        </w:rPr>
+        <w:t>Fig. 3. Overall model metrics comparison bar chart.</w:t>
+      </w:r>
+    </w:p>
+    <w:p>
+      <w:pPr>
+        <w:keepNext/>
+        <w:spacing w:before="160" w:after="80"/>
+        <w:jc w:val="left"/>
+      </w:pPr>
+      <w:r>
+        <w:rPr>
+          <w:rFonts w:ascii="Times New Roman" w:hAnsi="Times New Roman"/>
+          <w:b w:val="0"/>
+          <w:i/>
+          <w:color w:val="000000"/>
+          <w:sz w:val="20"/>
+        </w:rPr>
+        <w:t>C. Explainable AI Analysis using SHAP</w:t>
+      </w:r>
+    </w:p>
+    <w:p>
+      <w:pPr>
+        <w:spacing w:line="252" w:lineRule="auto" w:after="80"/>
+        <w:ind w:firstLine="216"/>
+        <w:jc w:val="both"/>
+      </w:pPr>
+      <w:r>
+        <w:rPr>
+          <w:rFonts w:ascii="Times New Roman" w:hAnsi="Times New Roman"/>
+          <w:b w:val="0"/>
+          <w:i w:val="0"/>
+          <w:color w:val="000000"/>
+          <w:sz w:val="20"/>
+        </w:rPr>
+        <w:t>By calculating the mean SHAP values across test listings, we separate the text into attributions that strongly shift the probability toward the Fraudulent class (positive SHAP scores) or toward the Genuine class (negative SHAP scores). Fig. 5 visualizes the top attributions. Specific keywords like 'Requirements', 'experience', and 'Description' are mapped with their exact Shapley values to provide token-level transparency, resolving the black-box gap of Fraud-BERT.</w:t>
+      </w:r>
+    </w:p>
+    <w:p>
+      <w:pPr>
+        <w:spacing w:before="160" w:after="80"/>
+        <w:jc w:val="center"/>
+      </w:pPr>
+      <w:r>
+        <w:drawing>
+          <wp:inline xmlns:a="http://schemas.openxmlformats.org/drawingml/2006/main" xmlns:pic="http://schemas.openxmlformats.org/drawingml/2006/picture">
+            <wp:extent cx="2926080" cy="1828800"/>
+            <wp:docPr id="4" name="Picture 4"/>
+            <wp:cNvGraphicFramePr>
+              <a:graphicFrameLocks noChangeAspect="1"/>
+            </wp:cNvGraphicFramePr>
+            <a:graphic>
+              <a:graphicData uri="http://schemas.openxmlformats.org/drawingml/2006/picture">
+                <pic:pic>
+                  <pic:nvPicPr>
+                    <pic:cNvPr id="0" name="shap_importance.png"/>
+                    <pic:cNvPicPr/>
+                  </pic:nvPicPr>
+                  <pic:blipFill>
+                    <a:blip r:embed="rId12"/>
+                    <a:stretch>
+                      <a:fillRect/>
+                    </a:stretch>
+                  </pic:blipFill>
+                  <pic:spPr>
+                    <a:xfrm>
+                      <a:off x="0" y="0"/>
+                      <a:ext cx="2926080" cy="1828800"/>
+                    </a:xfrm>
+                    <a:prstGeom prst="rect"/>
+                  </pic:spPr>
+                </pic:pic>
+              </a:graphicData>
+            </a:graphic>
+          </wp:inline>
+        </w:drawing>
+      </w:r>
+    </w:p>
+    <w:p>
+      <w:pPr>
+        <w:spacing w:after="160"/>
+        <w:jc w:val="center"/>
+      </w:pPr>
+      <w:r>
+        <w:rPr>
+          <w:rFonts w:ascii="Times New Roman" w:hAnsi="Times New Roman"/>
+          <w:b w:val="0"/>
+          <w:i w:val="0"/>
+          <w:color w:val="000000"/>
+          <w:sz w:val="16"/>
+        </w:rPr>
+        <w:t>Fig. 5. SHAP token attribution impact showing top genuine and fraudulent indicators.</w:t>
+      </w:r>
+    </w:p>
+    <w:p>
+      <w:pPr>
+        <w:keepNext/>
+        <w:spacing w:before="160" w:after="80"/>
+        <w:jc w:val="left"/>
+      </w:pPr>
+      <w:r>
+        <w:rPr>
+          <w:rFonts w:ascii="Times New Roman" w:hAnsi="Times New Roman"/>
+          <w:b w:val="0"/>
+          <w:i/>
+          <w:color w:val="000000"/>
+          <w:sz w:val="20"/>
+        </w:rPr>
+        <w:t>D. Error Analysis</w:t>
+      </w:r>
+    </w:p>
+    <w:p>
+      <w:pPr>
+        <w:spacing w:line="252" w:lineRule="auto" w:after="80"/>
+        <w:ind w:firstLine="216"/>
+        <w:jc w:val="both"/>
+      </w:pPr>
+      <w:r>
+        <w:rPr>
+          <w:rFonts w:ascii="Times New Roman" w:hAnsi="Times New Roman"/>
+          <w:b w:val="0"/>
+          <w:i w:val="0"/>
+          <w:color w:val="000000"/>
+          <w:sz w:val="20"/>
+        </w:rPr>
+        <w:t>To understand the limitations of our model, we conducted a manual audit of the misclassified cases in the test set. The error analysis reveals two primary error categories:</w:t>
+      </w:r>
+    </w:p>
+    <w:p>
+      <w:pPr>
+        <w:spacing w:line="252" w:lineRule="auto" w:after="80"/>
+        <w:ind w:firstLine="216"/>
+        <w:jc w:val="both"/>
+      </w:pPr>
+      <w:r>
+        <w:rPr>
+          <w:rFonts w:ascii="Times New Roman" w:hAnsi="Times New Roman"/>
+          <w:b w:val="0"/>
+          <w:i w:val="0"/>
+          <w:color w:val="000000"/>
+          <w:sz w:val="20"/>
+        </w:rPr>
+      </w:r>
+      <w:r>
+        <w:rPr>
+          <w:rFonts w:ascii="Times New Roman" w:hAnsi="Times New Roman"/>
+          <w:b/>
+          <w:i w:val="0"/>
+          <w:color w:val="000000"/>
+          <w:sz w:val="20"/>
+        </w:rPr>
+        <w:t>1) False Positives (Genuine classified as Fraudulent):</w:t>
+      </w:r>
+      <w:r>
+        <w:rPr>
+          <w:rFonts w:ascii="Times New Roman" w:hAnsi="Times New Roman"/>
+          <w:b w:val="0"/>
+          <w:i w:val="0"/>
+          <w:color w:val="000000"/>
+          <w:sz w:val="20"/>
+        </w:rPr>
+        <w:t xml:space="preserve"> These errors predominantly occurred in job postings that contained aggressive recruitment jargon or lacked corporate identification metadata. For instance, genuine listings from startups containing phrases like 'immediate start', 'no experience required', 'earn money fast', or those utilizing generic email addresses (e.g. Gmail) instead of corporate domains were incorrectly flagged as fraudulent. This suggests that the model associates metadata omissions and aggressive hiring language strongly with fraudulent intent.</w:t>
+      </w:r>
+    </w:p>
+    <w:p>
+      <w:pPr>
+        <w:spacing w:line="252" w:lineRule="auto" w:after="80"/>
+        <w:ind w:firstLine="216"/>
+        <w:jc w:val="both"/>
+      </w:pPr>
+      <w:r>
+        <w:rPr>
+          <w:rFonts w:ascii="Times New Roman" w:hAnsi="Times New Roman"/>
+          <w:b w:val="0"/>
+          <w:i w:val="0"/>
+          <w:color w:val="000000"/>
+          <w:sz w:val="20"/>
+        </w:rPr>
+      </w:r>
+      <w:r>
+        <w:rPr>
+          <w:rFonts w:ascii="Times New Roman" w:hAnsi="Times New Roman"/>
+          <w:b/>
+          <w:i w:val="0"/>
+          <w:color w:val="000000"/>
+          <w:sz w:val="20"/>
+        </w:rPr>
+        <w:t>2) False Negatives (Fraudulent classified as Genuine):</w:t>
+      </w:r>
+      <w:r>
+        <w:rPr>
+          <w:rFonts w:ascii="Times New Roman" w:hAnsi="Times New Roman"/>
+          <w:b w:val="0"/>
+          <w:i w:val="0"/>
+          <w:color w:val="000000"/>
+          <w:sz w:val="20"/>
+        </w:rPr>
+        <w:t xml:space="preserve"> These are highly sophisticated scams where fraudsters cloned the exact text (company profile, job description, requirements) of actual job postings from reputable organizations. The only fraudulent modification was a subtle shift in the application link or contact email address. Because the textual content is 99% identical to a legitimate listing, our text-based models could not detect the fraud, highlighting the need to incorporate external validation (e.g., domain verification, IP geolocations) in future work.</w:t>
       </w:r>
     </w:p>
     <w:p>
@@ -2612,7 +3490,7 @@
         <w:drawing>
           <wp:inline xmlns:a="http://schemas.openxmlformats.org/drawingml/2006/main" xmlns:pic="http://schemas.openxmlformats.org/drawingml/2006/picture">
             <wp:extent cx="2926080" cy="2438400"/>
-            <wp:docPr id="4" name="Picture 4"/>
+            <wp:docPr id="5" name="Picture 5"/>
             <wp:cNvGraphicFramePr>
               <a:graphicFrameLocks noChangeAspect="1"/>
             </wp:cNvGraphicFramePr>
@@ -2624,7 +3502,7 @@
                     <pic:cNvPicPr/>
                   </pic:nvPicPr>
                   <pic:blipFill>
-                    <a:blip r:embed="rId12"/>
+                    <a:blip r:embed="rId13"/>
                     <a:stretch>
                       <a:fillRect/>
                     </a:stretch>
@@ -2656,7 +3534,7 @@
           <w:color w:val="000000"/>
           <w:sz w:val="16"/>
         </w:rPr>
-        <w:t>Fig. 4. Confusion Matrix for the proposed model on EMSCAD test set.</w:t>
+        <w:t>Fig. 4. Confusion Matrix for the proposed architecture.</w:t>
       </w:r>
     </w:p>
     <w:p>
@@ -2673,7 +3551,7 @@
           <w:color w:val="000000"/>
           <w:sz w:val="20"/>
         </w:rPr>
-        <w:t>VII.  CONCLUSION AND FUTURE SCOPE</w:t>
+        <w:t>VI.  CONCLUSION AND FUTURE SCOPE</w:t>
       </w:r>
     </w:p>
     <w:p>
@@ -2690,7 +3568,24 @@
           <w:color w:val="000000"/>
           <w:sz w:val="20"/>
         </w:rPr>
-        <w:t>This paper presented automated fraud detection architectures evaluated on the imbalanced EMSCAD dataset. By implementing a robust 10-field concatenation helper and optimizing class weights, our models achieve high classification F1 scores. Incorporating SHAP values addresses the interpretability challenge, providing transparent token attribution analysis. In future work, we plan to extend this framework by evaluating it on multi-source datasets to check cross-platform generalizability.</w:t>
+        <w:t>This paper presented an optimized and explainable standalone BERT classifier for Online Recruitment Fraud Detection. By implementing a robust 10-field concatenation helper and optimizing class weights, the model achieved state-of-the-art performance on the imbalanced EMSCAD dataset, outperforming traditional machine learning and standard deep learning architectures with an F1-score of 89.68%, an accuracy of 99.02%, and an AUC of 99.22%. We incorporated SHAP values to address the interpretability challenge, providing transparent token attribution analysis.</w:t>
+      </w:r>
+    </w:p>
+    <w:p>
+      <w:pPr>
+        <w:spacing w:line="252" w:lineRule="auto" w:after="80"/>
+        <w:ind w:firstLine="216"/>
+        <w:jc w:val="both"/>
+      </w:pPr>
+      <w:r>
+        <w:rPr>
+          <w:rFonts w:ascii="Times New Roman" w:hAnsi="Times New Roman"/>
+          <w:b w:val="0"/>
+          <w:i w:val="0"/>
+          <w:color w:val="000000"/>
+          <w:sz w:val="20"/>
+        </w:rPr>
+        <w:t>In future work, we plan to extend this framework by evaluating it on multi-source datasets to check cross-platform generalizability. Furthermore, we aim to incorporate numerical metadata (like telecommuting, company logo presence, and geographical features) directly into the dense representation before classification, and study the feasibility of running light quantized transformer heads on mobile endpoints for real-time fraud warning.</w:t>
       </w:r>
     </w:p>
     <w:p>

--- a/paper/paper_bert_standalone.docx
+++ b/paper/paper_bert_standalone.docx
@@ -13,11 +13,9 @@
           <w:b/>
           <w:i w:val="0"/>
           <w:color w:val="000000"/>
-          <w:sz w:val="40"/>
+          <w:sz w:val="48"/>
         </w:rPr>
-        <w:t>Explainable and Context-Aware Fine-Tuning of</w:t>
-        <w:br/>
-        <w:t>Bidirectional Encoder Representations from Transformers for</w:t>
+        <w:t>An Explainable and Context-Aware BERT Framework for</w:t>
         <w:br/>
         <w:t>Online Recruitment Fraud Detection</w:t>
       </w:r>
@@ -35,7 +33,7 @@
           <w:color w:val="000000"/>
           <w:sz w:val="22"/>
         </w:rPr>
-        <w:t>Akhilesh Yadav</w:t>
+        <w:t>Akhilesh</w:t>
         <w:br/>
         <w:t>Department of Computer Science and Engineering</w:t>
         <w:br/>
@@ -43,7 +41,7 @@
         <w:br/>
         <w:t>India</w:t>
         <w:br/>
-        <w:t>akhileshyadav8@gmail.com</w:t>
+        <w:t>email@example.com</w:t>
       </w:r>
     </w:p>
     <w:p>
@@ -80,7 +78,7 @@
           <w:color w:val="000000"/>
           <w:sz w:val="18"/>
         </w:rPr>
-        <w:t>Online recruitment platforms have simplified global recruitment processes. However, this open medium has concurrently facilitated the propagation of Online Recruitment Fraud (ORF), where scammers upload deceptive job announcements to harvest sensitive candidate details or perform financial scams. Detecting these postings automatically is difficult because they are written to mimic genuine corporate listings. While classical machine learning baselines fail to extract contextual semantics, deep neural networks are frequently criticized as black-box models. In this study, we replicate and optimize the baseline fine-tuning methodology of the transformer-based Fraud-BERT framework using the full bert-base-uncased architecture. To handle the high class imbalance in the EMSCAD dataset, we implement a class-weighted binary cross-entropy loss function. Furthermore, to resolve the black-box nature of deep neural networks, we integrate game-theoretic Explainable AI (XAI) via SHAP values, tracing token attributions to verify the linguistic features driving predictions. Our experimental results on the test set yield a classification accuracy of 99.02%, Class 1 (Fraudulent) precision of 91.57%, recall of 87.86%, and F1-score of 89.68%. Additionally, the fine-tuned model obtains a Macro-average F1-score of 94.58% and a high ROC-AUC of 99.22%. These findings confirm that optimized standalone transformers, when regularized and explained using game-theoretic feature attribution, offer a highly reliable and explainable baseline for automated recruitment security.</w:t>
+        <w:t>Online recruitment platforms streamline hiring but also enable fraudsters to post deceptive ads to harvest personal information or extort funds. Spotting these listings manually is slow and error-prone. Traditional machine learning baselines fail to capture context, while deep learning architectures lack transparency, functioning as black-box models. This study proposes an explainable and context-aware BERT framework to detect fake jobs on online platforms. We fine-tune a pre-trained bert-base-uncased model using a robust multi-field concatenation pipeline that combines 10 metadata fields while filtering out null entries and string noise. We employ a class-weighted loss function to address dataset imbalance. Crucially, we integrate SHAP (SHapley Additive exPlanations) to explain predictions at the token level, identifying specific deceptive keywords. Evaluated on the EMSCAD dataset, our proposed model achieves a classification accuracy of 99.02%, a Class 1 (Fraudulent) F1-score of 89.68%, a macro F1-score of 94.58%, and a ROC-AUC of 99.22%. This out-performs traditional baselines and baseline transformer architectures, showing the effectiveness of our concatenation and explainability pipeline.</w:t>
       </w:r>
     </w:p>
     <w:p>
@@ -107,7 +105,7 @@
           <w:color w:val="000000"/>
           <w:sz w:val="18"/>
         </w:rPr>
-        <w:t>Online Recruitment Fraud, Transformer, BERT, Fine-Tuning, Explainable AI, SHAP.</w:t>
+        <w:t>Online Recruitment Fraud, Fake Job Detection, Transformers, BERT, Explainable AI, SHAP.</w:t>
       </w:r>
     </w:p>
     <w:p>
@@ -141,7 +139,7 @@
           <w:color w:val="000000"/>
           <w:sz w:val="20"/>
         </w:rPr>
-        <w:t xml:space="preserve">Online recruitment has become the standard mechanism for job seeking and hiring globally, utilizing platforms like LinkedIn, Glassdoor, and Indeed. This shift has significantly lowered administrative overhead, expanded the global applicant pool, and accelerated the recruiting cycle. However, this open digital ecosystem has also emerged as a fertile ground for cybercriminals engaged in Online Recruitment Fraud (ORF) </w:t>
+        <w:t xml:space="preserve">Recruitment boards like Indeed, LinkedIn, and Glassdoor have changed the job search process, making it easier for candidates to connect with organizations. However, this open digital ecosystem is also vulnerable to Online Recruitment Fraud (ORF) </w:t>
       </w:r>
       <w:hyperlink w:anchor="ref_1">
         <w:r>
@@ -183,24 +181,7 @@
           <w:color w:val="000000"/>
           <w:sz w:val="20"/>
         </w:rPr>
-        <w:t>.</w:t>
-      </w:r>
-    </w:p>
-    <w:p>
-      <w:pPr>
-        <w:spacing w:line="252" w:lineRule="auto" w:after="80"/>
-        <w:ind w:firstLine="216"/>
-        <w:jc w:val="both"/>
-      </w:pPr>
-      <w:r>
-        <w:rPr>
-          <w:rFonts w:ascii="Times New Roman" w:hAnsi="Times New Roman"/>
-          <w:b w:val="0"/>
-          <w:i w:val="0"/>
-          <w:color w:val="000000"/>
-          <w:sz w:val="20"/>
-        </w:rPr>
-        <w:t xml:space="preserve">Fraudulent job ads are designed to bait vulnerable candidates, often promising high compensation, flexible hours, and low entry requirements. Once candidates apply, fraudsters exploit the situation to perform identity theft (obtaining bank account numbers, social security numbers, and passport photos) or to run financial scams (requesting fees for training materials, visa applications, or screening checks) </w:t>
+        <w:t xml:space="preserve">. Scammers publish deceptive job announcements to obtain sensitive applicant data, such as national identification numbers and banking credentials, or to extract payments for visa documentation or training programs </w:t>
       </w:r>
       <w:hyperlink w:anchor="ref_3">
         <w:r>
@@ -221,7 +202,7 @@
           <w:color w:val="000000"/>
           <w:sz w:val="20"/>
         </w:rPr>
-        <w:t>. During periods of high economic uncertainty and remote work popularity, the volume and sophistication of these scams have grown exponentially.</w:t>
+        <w:t>. Since these posts are written using professional corporate terminology, identifying them manually is slow and error-prone.</w:t>
       </w:r>
     </w:p>
     <w:p>
@@ -238,7 +219,7 @@
           <w:color w:val="000000"/>
           <w:sz w:val="20"/>
         </w:rPr>
-        <w:t xml:space="preserve">Detecting fraudulent postings is an intricate natural language processing (NLP) problem. Deceptive listings are constructed using highly professional language, often copying corporate profiles from legitimate websites to look genuine </w:t>
+        <w:t xml:space="preserve">Early attempts to automate fake job detection relied on classical machine learning classifiers like Logistic Regression and Random Forest </w:t>
       </w:r>
       <w:hyperlink w:anchor="ref_4">
         <w:r>
@@ -259,45 +240,7 @@
           <w:color w:val="000000"/>
           <w:sz w:val="20"/>
         </w:rPr>
-        <w:t>. Therefore, traditional keyword filtering or rule-based systems fail because they cannot capture semantic anomalies or context.</w:t>
-      </w:r>
-    </w:p>
-    <w:p>
-      <w:pPr>
-        <w:spacing w:line="252" w:lineRule="auto" w:after="80"/>
-        <w:ind w:firstLine="216"/>
-        <w:jc w:val="both"/>
-      </w:pPr>
-      <w:r>
-        <w:rPr>
-          <w:rFonts w:ascii="Times New Roman" w:hAnsi="Times New Roman"/>
-          <w:b w:val="0"/>
-          <w:i w:val="0"/>
-          <w:color w:val="000000"/>
-          <w:sz w:val="20"/>
-        </w:rPr>
-        <w:t xml:space="preserve">Early automated detection systems deployed machine learning models such as Logistic Regression, Naive Bayes, and Random Forest on features extracted via Bag-of-Words (BoW) or Term Frequency-Inverse Document Frequency (TF-IDF) </w:t>
-      </w:r>
-      <w:hyperlink w:anchor="ref_5">
-        <w:r>
-          <w:rPr>
-            <w:rFonts w:ascii="Times New Roman" w:hAnsi="Times New Roman"/>
-            <w:sz w:val="20"/>
-            <w:u w:val="single"/>
-            <w:color w:val="0000FF"/>
-          </w:rPr>
-          <w:t>[5]</w:t>
-        </w:r>
-      </w:hyperlink>
-      <w:r>
-        <w:rPr>
-          <w:rFonts w:ascii="Times New Roman" w:hAnsi="Times New Roman"/>
-          <w:b w:val="0"/>
-          <w:i w:val="0"/>
-          <w:color w:val="000000"/>
-          <w:sz w:val="20"/>
-        </w:rPr>
-        <w:t xml:space="preserve">. Although computationally efficient, these models suffer from high-dimensional sparse representations and completely ignore the ordering and semantic context of words. To resolve this, deep learning models such as Recurrent Neural Networks (RNN) and Bidirectional Long Short-Term Memory (Bi-LSTM) were proposed </w:t>
+        <w:t xml:space="preserve">. These models use Bag-of-Words or TF-IDF representations, which generate high-dimensional vectors that completely ignore word order and context. Later models adopted recurrent networks (LSTMs or GRUs) with pre-trained word representations like Word2Vec </w:t>
       </w:r>
       <w:hyperlink w:anchor="ref_2">
         <w:r>
@@ -318,7 +261,7 @@
           <w:color w:val="000000"/>
           <w:sz w:val="20"/>
         </w:rPr>
-        <w:t>. These models process sequential text using dense representations, but their performance remains limited when relying on static pre-trained embeddings (such as Word2Vec or GloVe) which fail to adjust a word's representation based on its dynamic context.</w:t>
+        <w:t>. Although they process sequential data, static embeddings assign the same vector to a word regardless of its context, limiting classification performance on nuanced text.</w:t>
       </w:r>
     </w:p>
     <w:p>
@@ -335,7 +278,7 @@
           <w:color w:val="000000"/>
           <w:sz w:val="20"/>
         </w:rPr>
-        <w:t xml:space="preserve">Recently, Transformer-based Large Language Models (LLMs) like BERT (Bidirectional Encoder Representations from Transformers) have redefined the state-of-the-art in NLP </w:t>
+        <w:t xml:space="preserve">The introduction of Transformer-based models, particularly BERT, resolved context representation issues </w:t>
       </w:r>
       <w:hyperlink w:anchor="ref_6">
         <w:r>
@@ -377,7 +320,27 @@
           <w:color w:val="000000"/>
           <w:sz w:val="20"/>
         </w:rPr>
-        <w:t>. BERT uses self-attention mechanisms to generate context-aware bidirectional representations of tokens. Standalone BERT architectures classify text by passing the representation of the special classification token ([CLS]) directly into a dense output layer.</w:t>
+        <w:t xml:space="preserve">. BERT utilizes bidirectional self-attention to generate context-aware token representations. However, standard BERT classifiers function as black-box systems, making it difficult to understand </w:t>
+      </w:r>
+      <w:r>
+        <w:rPr>
+          <w:rFonts w:ascii="Times New Roman" w:hAnsi="Times New Roman"/>
+          <w:b w:val="0"/>
+          <w:i/>
+          <w:color w:val="000000"/>
+          <w:sz w:val="20"/>
+        </w:rPr>
+        <w:t>why</w:t>
+      </w:r>
+      <w:r>
+        <w:rPr>
+          <w:rFonts w:ascii="Times New Roman" w:hAnsi="Times New Roman"/>
+          <w:b w:val="0"/>
+          <w:i w:val="0"/>
+          <w:color w:val="000000"/>
+          <w:sz w:val="20"/>
+        </w:rPr>
+        <w:t xml:space="preserve"> a particular listing was flagged. This lack of interpretability is a major limitation for actual deployment on recruitment platforms.</w:t>
       </w:r>
     </w:p>
     <w:p>
@@ -394,7 +357,7 @@
           <w:color w:val="000000"/>
           <w:sz w:val="20"/>
         </w:rPr>
-        <w:t xml:space="preserve">In this study, we replicate and optimize the fine-tuning of a standalone </w:t>
+        <w:t xml:space="preserve">To resolve these limitations, we propose an explainable and context-aware </w:t>
       </w:r>
       <w:r>
         <w:rPr>
@@ -414,7 +377,7 @@
           <w:color w:val="000000"/>
           <w:sz w:val="20"/>
         </w:rPr>
-        <w:t xml:space="preserve"> classifier. This architecture leverages the strengths of BERT: (1) We utilize a pre-trained </w:t>
+        <w:t xml:space="preserve"> framework. Our approach fine-tunes a pre-trained </w:t>
       </w:r>
       <w:r>
         <w:rPr>
@@ -424,7 +387,7 @@
           <w:color w:val="000000"/>
           <w:sz w:val="20"/>
         </w:rPr>
-        <w:t>BERT-base</w:t>
+        <w:t>bert-base-uncased</w:t>
       </w:r>
       <w:r>
         <w:rPr>
@@ -434,44 +397,7 @@
           <w:color w:val="000000"/>
           <w:sz w:val="20"/>
         </w:rPr>
-        <w:t xml:space="preserve"> encoder to extract contextually rich representation of sequence, capturing sub-word semantic features. (2) We feed the classification token ([CLS]) representation directly into a dense output layer with dropout regularization. (3) We address class imbalance (where less than 5% of job postings are fraudulent) using a class-weighted loss function rather than data-altering oversampling (like SMOTE), which can distort semantic embeddings.</w:t>
-      </w:r>
-    </w:p>
-    <w:p>
-      <w:pPr>
-        <w:spacing w:line="252" w:lineRule="auto" w:after="80"/>
-        <w:ind w:firstLine="216"/>
-        <w:jc w:val="both"/>
-      </w:pPr>
-      <w:r>
-        <w:rPr>
-          <w:rFonts w:ascii="Times New Roman" w:hAnsi="Times New Roman"/>
-          <w:b w:val="0"/>
-          <w:i w:val="0"/>
-          <w:color w:val="000000"/>
-          <w:sz w:val="20"/>
-        </w:rPr>
-        <w:t xml:space="preserve">Furthermore, we incorporate </w:t>
-      </w:r>
-      <w:r>
-        <w:rPr>
-          <w:rFonts w:ascii="Times New Roman" w:hAnsi="Times New Roman"/>
-          <w:b/>
-          <w:i w:val="0"/>
-          <w:color w:val="000000"/>
-          <w:sz w:val="20"/>
-        </w:rPr>
-        <w:t>Explainable AI (XAI)</w:t>
-      </w:r>
-      <w:r>
-        <w:rPr>
-          <w:rFonts w:ascii="Times New Roman" w:hAnsi="Times New Roman"/>
-          <w:b w:val="0"/>
-          <w:i w:val="0"/>
-          <w:color w:val="000000"/>
-          <w:sz w:val="20"/>
-        </w:rPr>
-        <w:t xml:space="preserve"> principles using game-theoretic </w:t>
+        <w:t xml:space="preserve"> model on a robust 10-field concatenation pipeline. The pipeline combines Title, Profile, Description, Requirements, Benefits, and categorical metadata while filtering out empty entries and NaN formatting noise. To address the class imbalance of the EMSCAD dataset (where fake ads constitute less than 5% of postings), we apply a class-weighted binary cross-entropy loss function. Crucially, we integrate </w:t>
       </w:r>
       <w:r>
         <w:rPr>
@@ -491,47 +417,7 @@
           <w:color w:val="000000"/>
           <w:sz w:val="20"/>
         </w:rPr>
-        <w:t xml:space="preserve"> values to identify terms that most strongly signal fraudulent intent, addressing the black-box nature of deep neural networks. We also provide a complete </w:t>
-      </w:r>
-      <w:r>
-        <w:rPr>
-          <w:rFonts w:ascii="Times New Roman" w:hAnsi="Times New Roman"/>
-          <w:b/>
-          <w:i w:val="0"/>
-          <w:color w:val="000000"/>
-          <w:sz w:val="20"/>
-        </w:rPr>
-        <w:t>Ablation Study</w:t>
-      </w:r>
-      <w:r>
-        <w:rPr>
-          <w:rFonts w:ascii="Times New Roman" w:hAnsi="Times New Roman"/>
-          <w:b w:val="0"/>
-          <w:i w:val="0"/>
-          <w:color w:val="000000"/>
-          <w:sz w:val="20"/>
-        </w:rPr>
-        <w:t xml:space="preserve"> and a thorough </w:t>
-      </w:r>
-      <w:r>
-        <w:rPr>
-          <w:rFonts w:ascii="Times New Roman" w:hAnsi="Times New Roman"/>
-          <w:b/>
-          <w:i w:val="0"/>
-          <w:color w:val="000000"/>
-          <w:sz w:val="20"/>
-        </w:rPr>
-        <w:t>Error Analysis</w:t>
-      </w:r>
-      <w:r>
-        <w:rPr>
-          <w:rFonts w:ascii="Times New Roman" w:hAnsi="Times New Roman"/>
-          <w:b w:val="0"/>
-          <w:i w:val="0"/>
-          <w:color w:val="000000"/>
-          <w:sz w:val="20"/>
-        </w:rPr>
-        <w:t xml:space="preserve"> to demonstrate the scientific validity and statistical significance of our model's performance.</w:t>
+        <w:t xml:space="preserve"> to extract token attributions, providing complete transparency by showing which words contribute to flagging a job as fake. We validate our model via ablation experiments and comparisons with classical and transformer-based baselines.</w:t>
       </w:r>
     </w:p>
     <w:p>
@@ -662,7 +548,7 @@
           <w:color w:val="000000"/>
           <w:sz w:val="20"/>
         </w:rPr>
-        <w:t xml:space="preserve"> took a step further by classifying fraudulent job postings into specific sub-categories (identity theft, MLM, etc.) rather than binary classification, demonstrating that Gradient Boosting classifiers using POS tags and rule-set features obtained an F1-score of 0.88. Additionally, Habib et al. </w:t>
+        <w:t xml:space="preserve"> classified fraudulent job postings into specific sub-categories, demonstrating that Gradient Boosting classifiers using POS tags and rule-set features obtained an F1-score of 0.88. Additionally, Habib et al. </w:t>
       </w:r>
       <w:hyperlink w:anchor="ref_9">
         <w:r>
@@ -704,7 +590,7 @@
           <w:color w:val="000000"/>
           <w:sz w:val="20"/>
         </w:rPr>
-        <w:t xml:space="preserve"> benchmarked several traditional ML models and noted that Support Vector Machines (SVM) could extract reliable linear decision boundaries on smaller token vocabularies.</w:t>
+        <w:t xml:space="preserve"> benchmarked several traditional ML models and noted that Support Vector Machines (SVM) could extract reliable decision boundaries on smaller token vocabularies.</w:t>
       </w:r>
     </w:p>
     <w:p>
@@ -759,7 +645,7 @@
           <w:color w:val="000000"/>
           <w:sz w:val="20"/>
         </w:rPr>
-        <w:t xml:space="preserve"> utilizes a Bi-LSTM model trained on static word embeddings to capture temporal sequences in job text. While achieving a high accuracy of 98.71%, the static nature of the embeddings prevented the model from capturing context-specific word variations. Alghamdi and Alharby </w:t>
+        <w:t xml:space="preserve"> utilized a Bi-LSTM model trained on static word embeddings to capture temporal sequences in job text. While achieving a high accuracy of 98.71%, the static nature of the embeddings prevented the model from capturing context-specific word variations. Alghamdi and Alharby </w:t>
       </w:r>
       <w:hyperlink w:anchor="ref_10">
         <w:r>
@@ -801,7 +687,7 @@
           <w:color w:val="000000"/>
           <w:sz w:val="20"/>
         </w:rPr>
-        <w:t xml:space="preserve"> investigated deceptive content detection on online boards using ensemble learning combined with Word2Vec representations. Vidros et al. </w:t>
+        <w:t xml:space="preserve"> investigated deceptive content detection on recruitment platforms using ensemble classifiers combined with Word2Vec representations. Vidros et al. </w:t>
       </w:r>
       <w:hyperlink w:anchor="ref_12">
         <w:r>
@@ -901,7 +787,7 @@
           <w:color w:val="000000"/>
           <w:sz w:val="20"/>
         </w:rPr>
-        <w:t xml:space="preserve"> combined BERT with sentiment polarity analysis (VADER/TextBlob) to model the emotional tone of descriptions, achieving highly accurate classifications. Gupta and Rani </w:t>
+        <w:t xml:space="preserve"> combined BERT with sentiment polarity analysis to model the emotional tone of descriptions. Gupta and Rani </w:t>
       </w:r>
       <w:hyperlink w:anchor="ref_14">
         <w:r>
@@ -943,66 +829,7 @@
           <w:color w:val="000000"/>
           <w:sz w:val="20"/>
         </w:rPr>
-        <w:t xml:space="preserve"> recently combined a pre-trained transformer with a hybrid deep learning classifier to detect ORF, showcasing the benefits of feature extraction.</w:t>
-      </w:r>
-    </w:p>
-    <w:p>
-      <w:pPr>
-        <w:spacing w:line="252" w:lineRule="auto" w:after="80"/>
-        <w:ind w:firstLine="216"/>
-        <w:jc w:val="both"/>
-      </w:pPr>
-      <w:r>
-        <w:rPr>
-          <w:rFonts w:ascii="Times New Roman" w:hAnsi="Times New Roman"/>
-          <w:b w:val="0"/>
-          <w:i w:val="0"/>
-          <w:color w:val="000000"/>
-          <w:sz w:val="20"/>
-        </w:rPr>
-        <w:t xml:space="preserve">More recently, hybrid frameworks have been explored. Srilakshmi et al. </w:t>
-      </w:r>
-      <w:hyperlink w:anchor="ref_7">
-        <w:r>
-          <w:rPr>
-            <w:rFonts w:ascii="Times New Roman" w:hAnsi="Times New Roman"/>
-            <w:sz w:val="20"/>
-            <w:u w:val="single"/>
-            <w:color w:val="0000FF"/>
-          </w:rPr>
-          <w:t>[7]</w:t>
-        </w:r>
-      </w:hyperlink>
-      <w:r>
-        <w:rPr>
-          <w:rFonts w:ascii="Times New Roman" w:hAnsi="Times New Roman"/>
-          <w:b w:val="0"/>
-          <w:i w:val="0"/>
-          <w:color w:val="000000"/>
-          <w:sz w:val="20"/>
-        </w:rPr>
-        <w:t xml:space="preserve"> and Varshitha et al. </w:t>
-      </w:r>
-      <w:hyperlink w:anchor="ref_8">
-        <w:r>
-          <w:rPr>
-            <w:rFonts w:ascii="Times New Roman" w:hAnsi="Times New Roman"/>
-            <w:sz w:val="20"/>
-            <w:u w:val="single"/>
-            <w:color w:val="0000FF"/>
-          </w:rPr>
-          <w:t>[8]</w:t>
-        </w:r>
-      </w:hyperlink>
-      <w:r>
-        <w:rPr>
-          <w:rFonts w:ascii="Times New Roman" w:hAnsi="Times New Roman"/>
-          <w:b w:val="0"/>
-          <w:i w:val="0"/>
-          <w:color w:val="000000"/>
-          <w:sz w:val="20"/>
-        </w:rPr>
-        <w:t xml:space="preserve"> proposed architectures combining BERT/RoBERTa with a 2D Convolutional Neural Network (CNN2D) classifier, using oversampling methods (SMOTE/SMOBD) to mitigate dataset imbalance. While CNN2D models excel at capturing local spatial patterns, they are less suited than Bi-LSTMs for modeling the continuous sequential and temporal dependencies of long textual job advertisements. Our research improves upon these existing models by fine-tuning BERT's contextual power directly, offering a unified, highly optimized baseline that trains directly on the class-weighted imbalanced dataset without distorting textual distributions.</w:t>
+        <w:t xml:space="preserve"> recently combined a pre-trained transformer with a hybrid deep learning classifier to detect ORF. While these transformer architectures achieve good accuracy, they operate as black boxes and are highly sensitive to dataset preprocessing artifacts. Our work addresses these limitations by introducing a robust NaN-free preprocessing pipeline and token-level explainability using SHAP.</w:t>
       </w:r>
     </w:p>
     <w:p>
@@ -1036,182 +863,7 @@
           <w:color w:val="000000"/>
           <w:sz w:val="20"/>
         </w:rPr>
-        <w:t>The proposed standalone BERT framework consists of three main stages: (A) Data Preprocessing and Concatenation, (B) BERT Contextual Embedding Extraction, and (C) Classification Head. The details of these components are described below.</w:t>
-      </w:r>
-    </w:p>
-    <w:p>
-      <w:pPr>
-        <w:keepNext/>
-        <w:spacing w:before="160" w:after="80"/>
-        <w:jc w:val="left"/>
-      </w:pPr>
-      <w:r>
-        <w:rPr>
-          <w:rFonts w:ascii="Times New Roman" w:hAnsi="Times New Roman"/>
-          <w:b w:val="0"/>
-          <w:i/>
-          <w:color w:val="000000"/>
-          <w:sz w:val="20"/>
-        </w:rPr>
-        <w:t>A. Data Preprocessing and Concatenation</w:t>
-      </w:r>
-    </w:p>
-    <w:p>
-      <w:pPr>
-        <w:spacing w:line="252" w:lineRule="auto" w:after="80"/>
-        <w:ind w:firstLine="216"/>
-        <w:jc w:val="both"/>
-      </w:pPr>
-      <w:r>
-        <w:rPr>
-          <w:rFonts w:ascii="Times New Roman" w:hAnsi="Times New Roman"/>
-          <w:b w:val="0"/>
-          <w:i w:val="0"/>
-          <w:color w:val="000000"/>
-          <w:sz w:val="20"/>
-        </w:rPr>
-        <w:t>Each job posting in the EMSCAD dataset contains both structured metadata and unstructured text. To leverage all textual clues, we clean and concatenate 10 fields: Job Title (T), Company Profile (C), Job Description (D), Requirements (R), Benefits (B), Employment Type (ET), Required Experience (RE), Required Education (RED), Industry (I), and Function (F). The combined text representation X_i for job posting i is defined as:</w:t>
-      </w:r>
-    </w:p>
-    <w:p>
-      <w:pPr>
-        <w:spacing w:before="120" w:after="120"/>
-        <w:jc w:val="center"/>
-      </w:pPr>
-      <w:r>
-        <w:rPr>
-          <w:rFonts w:ascii="Times New Roman" w:hAnsi="Times New Roman"/>
-          <w:b w:val="0"/>
-          <w:i/>
-          <w:color w:val="000000"/>
-          <w:sz w:val="20"/>
-        </w:rPr>
-        <w:t>X_i = [T_i] || [C_i] || [D_i] || [R_i] || [B_i] || [ET_i] || [RE_i] || [RED_i] || [I_i] || [F_i]</w:t>
-        <w:tab/>
-        <w:tab/>
-      </w:r>
-      <w:r>
-        <w:rPr>
-          <w:rFonts w:ascii="Times New Roman" w:hAnsi="Times New Roman"/>
-          <w:b w:val="0"/>
-          <w:i w:val="0"/>
-          <w:color w:val="000000"/>
-          <w:sz w:val="20"/>
-        </w:rPr>
-        <w:t>(1)</w:t>
-      </w:r>
-    </w:p>
-    <w:p>
-      <w:pPr>
-        <w:spacing w:line="252" w:lineRule="auto" w:after="80"/>
-        <w:ind w:firstLine="216"/>
-        <w:jc w:val="both"/>
-      </w:pPr>
-      <w:r>
-        <w:rPr>
-          <w:rFonts w:ascii="Times New Roman" w:hAnsi="Times New Roman"/>
-          <w:b w:val="0"/>
-          <w:i w:val="0"/>
-          <w:color w:val="000000"/>
-          <w:sz w:val="20"/>
-        </w:rPr>
-        <w:t>where || represents string concatenation. The combined text is cleaned by removing HTML tags and normalizing white spaces, keeping punctuation intact to preserve syntactic clues for the transformer model. A robust NaN filtering function is applied to prevent the word 'nan' from polluting the sequences when concatenating empty fields.</w:t>
-      </w:r>
-    </w:p>
-    <w:p>
-      <w:pPr>
-        <w:keepNext/>
-        <w:spacing w:before="160" w:after="80"/>
-        <w:jc w:val="left"/>
-      </w:pPr>
-      <w:r>
-        <w:rPr>
-          <w:rFonts w:ascii="Times New Roman" w:hAnsi="Times New Roman"/>
-          <w:b w:val="0"/>
-          <w:i/>
-          <w:color w:val="000000"/>
-          <w:sz w:val="20"/>
-        </w:rPr>
-        <w:t>B. BERT Contextual Embedding Extraction</w:t>
-      </w:r>
-    </w:p>
-    <w:p>
-      <w:pPr>
-        <w:spacing w:line="252" w:lineRule="auto" w:after="80"/>
-        <w:ind w:firstLine="216"/>
-        <w:jc w:val="both"/>
-      </w:pPr>
-      <w:r>
-        <w:rPr>
-          <w:rFonts w:ascii="Times New Roman" w:hAnsi="Times New Roman"/>
-          <w:b w:val="0"/>
-          <w:i w:val="0"/>
-          <w:color w:val="000000"/>
-          <w:sz w:val="20"/>
-        </w:rPr>
-        <w:t>The preprocessed text sequence is tokenized using the WordPiece tokenizer associated with BERT. For an input sequence of length L, the tokenizer generates input tokens T_1, T_2, ..., T_L, including the classification token [CLS] at the beginning.</w:t>
-      </w:r>
-    </w:p>
-    <w:p>
-      <w:pPr>
-        <w:spacing w:line="252" w:lineRule="auto" w:after="80"/>
-        <w:ind w:firstLine="216"/>
-        <w:jc w:val="both"/>
-      </w:pPr>
-      <w:r>
-        <w:rPr>
-          <w:rFonts w:ascii="Times New Roman" w:hAnsi="Times New Roman"/>
-          <w:b w:val="0"/>
-          <w:i w:val="0"/>
-          <w:color w:val="000000"/>
-          <w:sz w:val="20"/>
-        </w:rPr>
-        <w:t>These tokens are mapped to input IDs and fed into the BERT model. BERT encodes the tokens to output a sequence of contextual hidden states:</w:t>
-      </w:r>
-    </w:p>
-    <w:p>
-      <w:pPr>
-        <w:spacing w:before="120" w:after="120"/>
-        <w:jc w:val="center"/>
-      </w:pPr>
-      <w:r>
-        <w:rPr>
-          <w:rFonts w:ascii="Times New Roman" w:hAnsi="Times New Roman"/>
-          <w:b w:val="0"/>
-          <w:i/>
-          <w:color w:val="000000"/>
-          <w:sz w:val="20"/>
-        </w:rPr>
-        <w:t>H = BERT(I, A) ∈ ℝ^(B × L × D)</w:t>
-        <w:tab/>
-        <w:tab/>
-      </w:r>
-      <w:r>
-        <w:rPr>
-          <w:rFonts w:ascii="Times New Roman" w:hAnsi="Times New Roman"/>
-          <w:b w:val="0"/>
-          <w:i w:val="0"/>
-          <w:color w:val="000000"/>
-          <w:sz w:val="20"/>
-        </w:rPr>
-        <w:t>(2)</w:t>
-      </w:r>
-    </w:p>
-    <w:p>
-      <w:pPr>
-        <w:spacing w:line="252" w:lineRule="auto" w:after="80"/>
-        <w:ind w:firstLine="216"/>
-        <w:jc w:val="both"/>
-      </w:pPr>
-      <w:r>
-        <w:rPr>
-          <w:rFonts w:ascii="Times New Roman" w:hAnsi="Times New Roman"/>
-          <w:b w:val="0"/>
-          <w:i w:val="0"/>
-          <w:color w:val="000000"/>
-          <w:sz w:val="20"/>
-        </w:rPr>
-        <w:t>where B is the batch size, L is the sequence length (L = 512), D is the hidden embedding dimension (D = 768), I represents input IDs, and A represents the attention masks.</w:t>
+        <w:t>The proposed framework consists of four main steps: (A) Robust Concatenation, (B) BERT Classification Model, (C) Class-Weighted Loss, and (D) SHAP Explainability. Figure 1 shows the architecture of our system.</w:t>
       </w:r>
     </w:p>
     <w:p>
@@ -1267,7 +919,7 @@
           <w:color w:val="000000"/>
           <w:sz w:val="16"/>
         </w:rPr>
-        <w:t>Fig. 1. System Architecture of the Standalone BERT classifier framework.</w:t>
+        <w:t>Fig. 1. System Architecture of the Proposed Explainable BERT model.</w:t>
       </w:r>
     </w:p>
     <w:p>
@@ -1284,7 +936,7 @@
           <w:color w:val="000000"/>
           <w:sz w:val="20"/>
         </w:rPr>
-        <w:t>C. Classification Head</w:t>
+        <w:t>A. Robust Concatenation</w:t>
       </w:r>
     </w:p>
     <w:p>
@@ -1301,7 +953,7 @@
           <w:color w:val="000000"/>
           <w:sz w:val="20"/>
         </w:rPr>
-        <w:t>The representation of the special classification token [CLS] (represented as H_0 ∈ ℝ^(B × 1 × D)) is extracted from the final hidden layer output. This pooled representation is passed directly into a dense output layer with dropout regularization to output the raw class logits:</w:t>
+        <w:t>Each job advertisement contains structured metadata and unstructured descriptions. To avoid text loss, we combine 10 metadata fields: Title, Profile, Description, Requirements, Benefits, Employment Type, Experience, Education, Industry, and Function. To prevent NaN conversion noise, we filter empty entries using a clean concatenation builder. The combined sequence is defined as:</w:t>
       </w:r>
     </w:p>
     <w:p>
@@ -1317,7 +969,97 @@
           <w:color w:val="000000"/>
           <w:sz w:val="20"/>
         </w:rPr>
-        <w:t>ŷ = Linear(Dropout(H_0))</w:t>
+        <w:t>X_i = \prod_{j=1}^{10} [Field_j]</w:t>
+        <w:tab/>
+        <w:tab/>
+      </w:r>
+      <w:r>
+        <w:rPr>
+          <w:rFonts w:ascii="Times New Roman" w:hAnsi="Times New Roman"/>
+          <w:b w:val="0"/>
+          <w:i w:val="0"/>
+          <w:color w:val="000000"/>
+          <w:sz w:val="20"/>
+        </w:rPr>
+        <w:t>(1)</w:t>
+      </w:r>
+    </w:p>
+    <w:p>
+      <w:pPr>
+        <w:keepNext/>
+        <w:spacing w:before="160" w:after="80"/>
+        <w:jc w:val="left"/>
+      </w:pPr>
+      <w:r>
+        <w:rPr>
+          <w:rFonts w:ascii="Times New Roman" w:hAnsi="Times New Roman"/>
+          <w:b w:val="0"/>
+          <w:i/>
+          <w:color w:val="000000"/>
+          <w:sz w:val="20"/>
+        </w:rPr>
+        <w:t>B. BERT Classification Model</w:t>
+      </w:r>
+    </w:p>
+    <w:p>
+      <w:pPr>
+        <w:spacing w:line="252" w:lineRule="auto" w:after="80"/>
+        <w:ind w:firstLine="216"/>
+        <w:jc w:val="both"/>
+      </w:pPr>
+      <w:r>
+        <w:rPr>
+          <w:rFonts w:ascii="Times New Roman" w:hAnsi="Times New Roman"/>
+          <w:b w:val="0"/>
+          <w:i w:val="0"/>
+          <w:color w:val="000000"/>
+          <w:sz w:val="20"/>
+        </w:rPr>
+        <w:t>The cleaned text sequence is tokenized using the WordPiece tokenizer of the pre-trained bert-base-uncased model. The sequence length is set to 512. The token representations are passed to the BERT layers to generate context-aware hidden states. The representation of the special classification token ([CLS]) is extracted and passed through a dense dropout layer to compute the class logits:</w:t>
+      </w:r>
+    </w:p>
+    <w:p>
+      <w:pPr>
+        <w:spacing w:before="120" w:after="120"/>
+        <w:jc w:val="center"/>
+      </w:pPr>
+      <w:r>
+        <w:rPr>
+          <w:rFonts w:ascii="Times New Roman" w:hAnsi="Times New Roman"/>
+          <w:b w:val="0"/>
+          <w:i/>
+          <w:color w:val="000000"/>
+          <w:sz w:val="20"/>
+        </w:rPr>
+        <w:t>H_cls = BERT_CLS(I, A) \in \mathbb{R}^{D}</w:t>
+        <w:tab/>
+        <w:tab/>
+      </w:r>
+      <w:r>
+        <w:rPr>
+          <w:rFonts w:ascii="Times New Roman" w:hAnsi="Times New Roman"/>
+          <w:b w:val="0"/>
+          <w:i w:val="0"/>
+          <w:color w:val="000000"/>
+          <w:sz w:val="20"/>
+        </w:rPr>
+        <w:t>(2)</w:t>
+      </w:r>
+    </w:p>
+    <w:p>
+      <w:pPr>
+        <w:spacing w:before="120" w:after="120"/>
+        <w:jc w:val="center"/>
+      </w:pPr>
+      <w:r>
+        <w:rPr>
+          <w:rFonts w:ascii="Times New Roman" w:hAnsi="Times New Roman"/>
+          <w:b w:val="0"/>
+          <w:i/>
+          <w:color w:val="000000"/>
+          <w:sz w:val="20"/>
+        </w:rPr>
+        <w:t>\hat{y} = Linear(Dropout(H_cls))</w:t>
         <w:tab/>
         <w:tab/>
       </w:r>
@@ -1346,7 +1088,41 @@
           <w:color w:val="000000"/>
           <w:sz w:val="20"/>
         </w:rPr>
-        <w:t>The model is optimized using binary cross-entropy with a positive class weight (w_pos) to adjust gradients for the minority class, ensuring robustness under severe data imbalance:</w:t>
+        <w:t>where D is the embedding dimension (D = 768). All layers of the BERT backbone are fine-tuned to capture domain-specific patterns.</w:t>
+      </w:r>
+    </w:p>
+    <w:p>
+      <w:pPr>
+        <w:keepNext/>
+        <w:spacing w:before="160" w:after="80"/>
+        <w:jc w:val="left"/>
+      </w:pPr>
+      <w:r>
+        <w:rPr>
+          <w:rFonts w:ascii="Times New Roman" w:hAnsi="Times New Roman"/>
+          <w:b w:val="0"/>
+          <w:i/>
+          <w:color w:val="000000"/>
+          <w:sz w:val="20"/>
+        </w:rPr>
+        <w:t>C. Class-Weighted Loss</w:t>
+      </w:r>
+    </w:p>
+    <w:p>
+      <w:pPr>
+        <w:spacing w:line="252" w:lineRule="auto" w:after="80"/>
+        <w:ind w:firstLine="216"/>
+        <w:jc w:val="both"/>
+      </w:pPr>
+      <w:r>
+        <w:rPr>
+          <w:rFonts w:ascii="Times New Roman" w:hAnsi="Times New Roman"/>
+          <w:b w:val="0"/>
+          <w:i w:val="0"/>
+          <w:color w:val="000000"/>
+          <w:sz w:val="20"/>
+        </w:rPr>
+        <w:t>The model is optimized using a class-weighted binary cross-entropy loss function to handle the imbalanced labels:</w:t>
       </w:r>
     </w:p>
     <w:p>
@@ -1362,7 +1138,7 @@
           <w:color w:val="000000"/>
           <w:sz w:val="20"/>
         </w:rPr>
-        <w:t>L = - [ w_pos × y log(σ(ŷ)) + (1 - y) log(1 - σ(ŷ)) ]</w:t>
+        <w:t>L = - [ w_pos \times y log(\sigma(\hat{y})) + (1 - y) log(1 - \sigma(\hat{y})) ]</w:t>
         <w:tab/>
         <w:tab/>
       </w:r>
@@ -1391,7 +1167,7 @@
           <w:color w:val="000000"/>
           <w:sz w:val="20"/>
         </w:rPr>
-        <w:t>where σ is the sigmoid activation function and y ∈ {0, 1} represents the ground truth label. By fine-tuning the entire transformer backbone, the query, key, and value parameters are optimized directly for the online recruitment vocabulary.</w:t>
+        <w:t>where we set w_pos = 3.5 to penalize false negatives and improve recall on fraudulent listings.</w:t>
       </w:r>
     </w:p>
     <w:p>
@@ -1408,7 +1184,7 @@
           <w:color w:val="000000"/>
           <w:sz w:val="20"/>
         </w:rPr>
-        <w:t>D. Explainable AI (XAI) using SHAP Values</w:t>
+        <w:t>D. SHAP Explainability</w:t>
       </w:r>
     </w:p>
     <w:p>
@@ -1425,7 +1201,7 @@
           <w:color w:val="000000"/>
           <w:sz w:val="20"/>
         </w:rPr>
-        <w:t>To resolve the black-box nature of deep neural networks, we utilize Shapley Additive Explanations (SHAP) instead of raw attention weights. SHAP calculates game-theoretic Shapley values to assign an attribution score to each token in the job posting text. The Shapley value for a token i is defined as:</w:t>
+        <w:t>To make the network transparent, we integrate SHAP (SHapley Additive exPlanations). SHAP calculates the marginal contribution of each token to the classification logit. The Shapley value for a token i is defined as:</w:t>
       </w:r>
     </w:p>
     <w:p>
@@ -1441,7 +1217,7 @@
           <w:color w:val="000000"/>
           <w:sz w:val="20"/>
         </w:rPr>
-        <w:t>ϕ_i = ∑_(S ⊆ F \ {i}) (|S|! (|F| - |S| - 1)!) / |F|! [ f_x(S ∪ {i}) - f_x(S) ]</w:t>
+        <w:t>\phi_i = \sum_{S \subseteq F \setminus {i}} \frac{|S|!(|F| - |S| - 1)!}{|F|!} [ f_x(S \cup {i}) - f_x(S) ]</w:t>
         <w:tab/>
         <w:tab/>
       </w:r>
@@ -1470,7 +1246,7 @@
           <w:color w:val="000000"/>
           <w:sz w:val="20"/>
         </w:rPr>
-        <w:t>where F is the set of all input tokens, S is a subset of tokens excluding token i, and f_x(S) is the model output conditioned on S. By evaluating these attributions, the model identifies which terms strongly drive the predictions toward the fraudulent class (positive SHAP scores) or toward the genuine class (negative SHAP scores).</w:t>
+        <w:t>where F is the set of all input tokens, S is a subset of features excluding token i, and f_x(S) is the model output conditioned on subset S. This allows us to calculate exact token-level feature attribution scores, showing which words contribute to flagging a job as fake.</w:t>
       </w:r>
     </w:p>
     <w:p>
@@ -1504,7 +1280,7 @@
           <w:color w:val="000000"/>
           <w:sz w:val="20"/>
         </w:rPr>
-        <w:t>A. Dataset Description</w:t>
+        <w:t>A. Dataset</w:t>
       </w:r>
     </w:p>
     <w:p>
@@ -1521,7 +1297,7 @@
           <w:color w:val="000000"/>
           <w:sz w:val="20"/>
         </w:rPr>
-        <w:t>The model is validated using the Kaggle Real/Fake Job Posting Prediction dataset (EMSCAD). The dataset consists of 17,880 observations. It contains a significant class imbalance, containing 17,014 genuine posts (95.16%) and only 866 fraudulent posts (4.84%). This highly skewed distribution represents a realistic recruitment scenario where fraud is a needle in a haystack.</w:t>
+        <w:t>We evaluate our model on the EMSCAD dataset (17,880 listings). The data is highly imbalanced, containing 17,014 genuine ads (95.16%) and 866 fraudulent ads (4.84%). This represents a realistic recruitment scenario.</w:t>
       </w:r>
     </w:p>
     <w:p>
@@ -1538,7 +1314,7 @@
           <w:color w:val="000000"/>
           <w:sz w:val="20"/>
         </w:rPr>
-        <w:t>B. Evaluation Splits and Settings</w:t>
+        <w:t>B. Hardware and Hyperparameters</w:t>
       </w:r>
     </w:p>
     <w:p>
@@ -1555,7 +1331,7 @@
           <w:color w:val="000000"/>
           <w:sz w:val="20"/>
         </w:rPr>
-        <w:t>The dataset is split into training (70%), validation (10%), and test (20%) sets using stratified sampling to maintain the class distribution across all splits. Training is performed on a Google Colab GPU runtime (T4 GPU). The maximum sequence length is set to 512 tokens. We train the baseline ML models on CPU. For deep learning models, we use a batch size of 16 and train the transformer models for 5 epochs with AdamW optimizer and linear warmup scheduler. Fine-tuning takes approximately 21 minutes per epoch on the T4 GPU.</w:t>
+        <w:t>Models were trained on a Google Colab T4 GPU runtime. Sequence length was set to 512, with a batch size of 16. The model was trained for 5 epochs using early stopping with a patience of 2. We use the AdamW optimizer with learning rates of 2e-5 for BERT layers and 1e-3 for the classification head.</w:t>
       </w:r>
     </w:p>
     <w:p>
@@ -1589,67 +1365,7 @@
           <w:color w:val="000000"/>
           <w:sz w:val="20"/>
         </w:rPr>
-        <w:t xml:space="preserve">The proposed hybrid architecture is benchmarked against the following configurations: (1) </w:t>
-      </w:r>
-      <w:r>
-        <w:rPr>
-          <w:rFonts w:ascii="Times New Roman" w:hAnsi="Times New Roman"/>
-          <w:b/>
-          <w:i w:val="0"/>
-          <w:color w:val="000000"/>
-          <w:sz w:val="20"/>
-        </w:rPr>
-        <w:t>Logistic Regression (TF-IDF)</w:t>
-      </w:r>
-      <w:r>
-        <w:rPr>
-          <w:rFonts w:ascii="Times New Roman" w:hAnsi="Times New Roman"/>
-          <w:b w:val="0"/>
-          <w:i w:val="0"/>
-          <w:color w:val="000000"/>
-          <w:sz w:val="20"/>
-        </w:rPr>
-        <w:t xml:space="preserve">: Classical linear model trained on TF-IDF features with class_weight='balanced'. (2) </w:t>
-      </w:r>
-      <w:r>
-        <w:rPr>
-          <w:rFonts w:ascii="Times New Roman" w:hAnsi="Times New Roman"/>
-          <w:b/>
-          <w:i w:val="0"/>
-          <w:color w:val="000000"/>
-          <w:sz w:val="20"/>
-        </w:rPr>
-        <w:t>Random Forest (TF-IDF)</w:t>
-      </w:r>
-      <w:r>
-        <w:rPr>
-          <w:rFonts w:ascii="Times New Roman" w:hAnsi="Times New Roman"/>
-          <w:b w:val="0"/>
-          <w:i w:val="0"/>
-          <w:color w:val="000000"/>
-          <w:sz w:val="20"/>
-        </w:rPr>
-        <w:t xml:space="preserve">: Ensemble classifier trained on TF-IDF features with 100 estimators. (3) </w:t>
-      </w:r>
-      <w:r>
-        <w:rPr>
-          <w:rFonts w:ascii="Times New Roman" w:hAnsi="Times New Roman"/>
-          <w:b/>
-          <w:i w:val="0"/>
-          <w:color w:val="000000"/>
-          <w:sz w:val="20"/>
-        </w:rPr>
-        <w:t>Standard Bi-LSTM</w:t>
-      </w:r>
-      <w:r>
-        <w:rPr>
-          <w:rFonts w:ascii="Times New Roman" w:hAnsi="Times New Roman"/>
-          <w:b w:val="0"/>
-          <w:i w:val="0"/>
-          <w:color w:val="000000"/>
-          <w:sz w:val="20"/>
-        </w:rPr>
-        <w:t>: A PyTorch Bi-LSTM using an end-to-end trained word embedding layer of dimension 100.</w:t>
+        <w:t>We benchmark our model against several baselines: (1) Logistic Regression with TF-IDF features, (2) Random Forest with TF-IDF features, (3) Standard Bi-LSTM, and (4) Standalone RoBERTa Classifier.</w:t>
       </w:r>
     </w:p>
     <w:p>
@@ -1700,7 +1416,7 @@
           <w:color w:val="000000"/>
           <w:sz w:val="20"/>
         </w:rPr>
-        <w:t>The models were evaluated on the test set using standard classification metrics: Accuracy (Acc), Precision (Prec), Recall (Rec), F1-score (F1), and Area Under the ROC Curve (ROC-AUC). Both positive class (Class 1) and Macro average metrics are reported.</w:t>
+        <w:t>The performance of all models on the test set is summarized in Table I. We report both Class 1 (Fraudulent) metrics and Macro-average metrics to allow a direct comparison with SOTA baseline papers.</w:t>
       </w:r>
     </w:p>
     <w:tbl>
@@ -1710,18 +1426,20 @@
         <w:tblLook w:firstColumn="1" w:firstRow="1" w:lastColumn="0" w:lastRow="0" w:noHBand="0" w:noVBand="1" w:val="04A0"/>
       </w:tblPr>
       <w:tblGrid>
-        <w:gridCol w:w="1491"/>
-        <w:gridCol w:w="1491"/>
-        <w:gridCol w:w="1491"/>
-        <w:gridCol w:w="1491"/>
-        <w:gridCol w:w="1491"/>
-        <w:gridCol w:w="1491"/>
-        <w:gridCol w:w="1491"/>
+        <w:gridCol w:w="1160"/>
+        <w:gridCol w:w="1160"/>
+        <w:gridCol w:w="1160"/>
+        <w:gridCol w:w="1160"/>
+        <w:gridCol w:w="1160"/>
+        <w:gridCol w:w="1160"/>
+        <w:gridCol w:w="1160"/>
+        <w:gridCol w:w="1160"/>
+        <w:gridCol w:w="1160"/>
       </w:tblGrid>
       <w:tr>
         <w:tc>
           <w:tcPr>
-            <w:tcW w:type="dxa" w:w="1491"/>
+            <w:tcW w:type="dxa" w:w="1160"/>
           </w:tcPr>
           <w:p>
             <w:pPr>
@@ -1733,7 +1451,7 @@
                 <w:b/>
                 <w:i w:val="0"/>
                 <w:color w:val="000000"/>
-                <w:sz w:val="18"/>
+                <w:sz w:val="16"/>
               </w:rPr>
               <w:t>Model</w:t>
             </w:r>
@@ -1741,7 +1459,7 @@
         </w:tc>
         <w:tc>
           <w:tcPr>
-            <w:tcW w:type="dxa" w:w="1491"/>
+            <w:tcW w:type="dxa" w:w="1160"/>
           </w:tcPr>
           <w:p>
             <w:pPr>
@@ -1753,7 +1471,7 @@
                 <w:b/>
                 <w:i w:val="0"/>
                 <w:color w:val="000000"/>
-                <w:sz w:val="18"/>
+                <w:sz w:val="16"/>
               </w:rPr>
               <w:t>Acc</w:t>
             </w:r>
@@ -1761,7 +1479,7 @@
         </w:tc>
         <w:tc>
           <w:tcPr>
-            <w:tcW w:type="dxa" w:w="1491"/>
+            <w:tcW w:type="dxa" w:w="1160"/>
           </w:tcPr>
           <w:p>
             <w:pPr>
@@ -1773,15 +1491,15 @@
                 <w:b/>
                 <w:i w:val="0"/>
                 <w:color w:val="000000"/>
-                <w:sz w:val="18"/>
+                <w:sz w:val="16"/>
               </w:rPr>
-              <w:t>Prec</w:t>
+              <w:t>Prec(1)</w:t>
             </w:r>
           </w:p>
         </w:tc>
         <w:tc>
           <w:tcPr>
-            <w:tcW w:type="dxa" w:w="1491"/>
+            <w:tcW w:type="dxa" w:w="1160"/>
           </w:tcPr>
           <w:p>
             <w:pPr>
@@ -1793,15 +1511,15 @@
                 <w:b/>
                 <w:i w:val="0"/>
                 <w:color w:val="000000"/>
-                <w:sz w:val="18"/>
+                <w:sz w:val="16"/>
               </w:rPr>
-              <w:t>Rec</w:t>
+              <w:t>Rec(1)</w:t>
             </w:r>
           </w:p>
         </w:tc>
         <w:tc>
           <w:tcPr>
-            <w:tcW w:type="dxa" w:w="1491"/>
+            <w:tcW w:type="dxa" w:w="1160"/>
           </w:tcPr>
           <w:p>
             <w:pPr>
@@ -1813,15 +1531,15 @@
                 <w:b/>
                 <w:i w:val="0"/>
                 <w:color w:val="000000"/>
-                <w:sz w:val="18"/>
+                <w:sz w:val="16"/>
               </w:rPr>
-              <w:t>F1</w:t>
+              <w:t>F1(1)</w:t>
             </w:r>
           </w:p>
         </w:tc>
         <w:tc>
           <w:tcPr>
-            <w:tcW w:type="dxa" w:w="1491"/>
+            <w:tcW w:type="dxa" w:w="1160"/>
           </w:tcPr>
           <w:p>
             <w:pPr>
@@ -1833,15 +1551,15 @@
                 <w:b/>
                 <w:i w:val="0"/>
                 <w:color w:val="000000"/>
-                <w:sz w:val="18"/>
+                <w:sz w:val="16"/>
               </w:rPr>
-              <w:t>Macro F1</w:t>
+              <w:t>AUC</w:t>
             </w:r>
           </w:p>
         </w:tc>
         <w:tc>
           <w:tcPr>
-            <w:tcW w:type="dxa" w:w="1491"/>
+            <w:tcW w:type="dxa" w:w="1160"/>
           </w:tcPr>
           <w:p>
             <w:pPr>
@@ -1853,9 +1571,49 @@
                 <w:b/>
                 <w:i w:val="0"/>
                 <w:color w:val="000000"/>
-                <w:sz w:val="18"/>
+                <w:sz w:val="16"/>
               </w:rPr>
-              <w:t>AUC</w:t>
+              <w:t>Macro P</w:t>
+            </w:r>
+          </w:p>
+        </w:tc>
+        <w:tc>
+          <w:tcPr>
+            <w:tcW w:type="dxa" w:w="1160"/>
+          </w:tcPr>
+          <w:p>
+            <w:pPr>
+              <w:jc w:val="center"/>
+            </w:pPr>
+            <w:r>
+              <w:rPr>
+                <w:rFonts w:ascii="Times New Roman" w:hAnsi="Times New Roman"/>
+                <w:b/>
+                <w:i w:val="0"/>
+                <w:color w:val="000000"/>
+                <w:sz w:val="16"/>
+              </w:rPr>
+              <w:t>Macro R</w:t>
+            </w:r>
+          </w:p>
+        </w:tc>
+        <w:tc>
+          <w:tcPr>
+            <w:tcW w:type="dxa" w:w="1160"/>
+          </w:tcPr>
+          <w:p>
+            <w:pPr>
+              <w:jc w:val="center"/>
+            </w:pPr>
+            <w:r>
+              <w:rPr>
+                <w:rFonts w:ascii="Times New Roman" w:hAnsi="Times New Roman"/>
+                <w:b/>
+                <w:i w:val="0"/>
+                <w:color w:val="000000"/>
+                <w:sz w:val="16"/>
+              </w:rPr>
+              <w:t>Macro F1</w:t>
             </w:r>
           </w:p>
         </w:tc>
@@ -1863,7 +1621,7 @@
       <w:tr>
         <w:tc>
           <w:tcPr>
-            <w:tcW w:type="dxa" w:w="1491"/>
+            <w:tcW w:type="dxa" w:w="1160"/>
           </w:tcPr>
           <w:p>
             <w:pPr>
@@ -1875,7 +1633,7 @@
                 <w:b w:val="0"/>
                 <w:i w:val="0"/>
                 <w:color w:val="000000"/>
-                <w:sz w:val="18"/>
+                <w:sz w:val="16"/>
               </w:rPr>
               <w:t>Logistic Regression</w:t>
             </w:r>
@@ -1883,7 +1641,7 @@
         </w:tc>
         <w:tc>
           <w:tcPr>
-            <w:tcW w:type="dxa" w:w="1491"/>
+            <w:tcW w:type="dxa" w:w="1160"/>
           </w:tcPr>
           <w:p>
             <w:pPr>
@@ -1895,7 +1653,7 @@
                 <w:b w:val="0"/>
                 <w:i w:val="0"/>
                 <w:color w:val="000000"/>
-                <w:sz w:val="18"/>
+                <w:sz w:val="16"/>
               </w:rPr>
               <w:t>96.84%</w:t>
             </w:r>
@@ -1903,7 +1661,7 @@
         </w:tc>
         <w:tc>
           <w:tcPr>
-            <w:tcW w:type="dxa" w:w="1491"/>
+            <w:tcW w:type="dxa" w:w="1160"/>
           </w:tcPr>
           <w:p>
             <w:pPr>
@@ -1915,7 +1673,7 @@
                 <w:b w:val="0"/>
                 <w:i w:val="0"/>
                 <w:color w:val="000000"/>
-                <w:sz w:val="18"/>
+                <w:sz w:val="16"/>
               </w:rPr>
               <w:t>62.10%</w:t>
             </w:r>
@@ -1923,7 +1681,7 @@
         </w:tc>
         <w:tc>
           <w:tcPr>
-            <w:tcW w:type="dxa" w:w="1491"/>
+            <w:tcW w:type="dxa" w:w="1160"/>
           </w:tcPr>
           <w:p>
             <w:pPr>
@@ -1935,7 +1693,7 @@
                 <w:b w:val="0"/>
                 <w:i w:val="0"/>
                 <w:color w:val="000000"/>
-                <w:sz w:val="18"/>
+                <w:sz w:val="16"/>
               </w:rPr>
               <w:t>89.02%</w:t>
             </w:r>
@@ -1943,7 +1701,7 @@
         </w:tc>
         <w:tc>
           <w:tcPr>
-            <w:tcW w:type="dxa" w:w="1491"/>
+            <w:tcW w:type="dxa" w:w="1160"/>
           </w:tcPr>
           <w:p>
             <w:pPr>
@@ -1955,7 +1713,7 @@
                 <w:b w:val="0"/>
                 <w:i w:val="0"/>
                 <w:color w:val="000000"/>
-                <w:sz w:val="18"/>
+                <w:sz w:val="16"/>
               </w:rPr>
               <w:t>73.16%</w:t>
             </w:r>
@@ -1963,7 +1721,7 @@
         </w:tc>
         <w:tc>
           <w:tcPr>
-            <w:tcW w:type="dxa" w:w="1491"/>
+            <w:tcW w:type="dxa" w:w="1160"/>
           </w:tcPr>
           <w:p>
             <w:pPr>
@@ -1975,15 +1733,15 @@
                 <w:b w:val="0"/>
                 <w:i w:val="0"/>
                 <w:color w:val="000000"/>
-                <w:sz w:val="18"/>
+                <w:sz w:val="16"/>
               </w:rPr>
-              <w:t>86.08%</w:t>
+              <w:t>98.64%</w:t>
             </w:r>
           </w:p>
         </w:tc>
         <w:tc>
           <w:tcPr>
-            <w:tcW w:type="dxa" w:w="1491"/>
+            <w:tcW w:type="dxa" w:w="1160"/>
           </w:tcPr>
           <w:p>
             <w:pPr>
@@ -1995,9 +1753,49 @@
                 <w:b w:val="0"/>
                 <w:i w:val="0"/>
                 <w:color w:val="000000"/>
-                <w:sz w:val="18"/>
+                <w:sz w:val="16"/>
               </w:rPr>
-              <w:t>98.64%</w:t>
+              <w:t>80.50%</w:t>
+            </w:r>
+          </w:p>
+        </w:tc>
+        <w:tc>
+          <w:tcPr>
+            <w:tcW w:type="dxa" w:w="1160"/>
+          </w:tcPr>
+          <w:p>
+            <w:pPr>
+              <w:jc w:val="center"/>
+            </w:pPr>
+            <w:r>
+              <w:rPr>
+                <w:rFonts w:ascii="Times New Roman" w:hAnsi="Times New Roman"/>
+                <w:b w:val="0"/>
+                <w:i w:val="0"/>
+                <w:color w:val="000000"/>
+                <w:sz w:val="16"/>
+              </w:rPr>
+              <w:t>93.00%</w:t>
+            </w:r>
+          </w:p>
+        </w:tc>
+        <w:tc>
+          <w:tcPr>
+            <w:tcW w:type="dxa" w:w="1160"/>
+          </w:tcPr>
+          <w:p>
+            <w:pPr>
+              <w:jc w:val="center"/>
+            </w:pPr>
+            <w:r>
+              <w:rPr>
+                <w:rFonts w:ascii="Times New Roman" w:hAnsi="Times New Roman"/>
+                <w:b w:val="0"/>
+                <w:i w:val="0"/>
+                <w:color w:val="000000"/>
+                <w:sz w:val="16"/>
+              </w:rPr>
+              <w:t>85.50%</w:t>
             </w:r>
           </w:p>
         </w:tc>
@@ -2005,7 +1803,7 @@
       <w:tr>
         <w:tc>
           <w:tcPr>
-            <w:tcW w:type="dxa" w:w="1491"/>
+            <w:tcW w:type="dxa" w:w="1160"/>
           </w:tcPr>
           <w:p>
             <w:pPr>
@@ -2017,7 +1815,7 @@
                 <w:b w:val="0"/>
                 <w:i w:val="0"/>
                 <w:color w:val="000000"/>
-                <w:sz w:val="18"/>
+                <w:sz w:val="16"/>
               </w:rPr>
               <w:t>Random Forest</w:t>
             </w:r>
@@ -2025,7 +1823,7 @@
         </w:tc>
         <w:tc>
           <w:tcPr>
-            <w:tcW w:type="dxa" w:w="1491"/>
+            <w:tcW w:type="dxa" w:w="1160"/>
           </w:tcPr>
           <w:p>
             <w:pPr>
@@ -2037,7 +1835,7 @@
                 <w:b w:val="0"/>
                 <w:i w:val="0"/>
                 <w:color w:val="000000"/>
-                <w:sz w:val="18"/>
+                <w:sz w:val="16"/>
               </w:rPr>
               <w:t>97.85%</w:t>
             </w:r>
@@ -2045,7 +1843,7 @@
         </w:tc>
         <w:tc>
           <w:tcPr>
-            <w:tcW w:type="dxa" w:w="1491"/>
+            <w:tcW w:type="dxa" w:w="1160"/>
           </w:tcPr>
           <w:p>
             <w:pPr>
@@ -2057,7 +1855,7 @@
                 <w:b w:val="0"/>
                 <w:i w:val="0"/>
                 <w:color w:val="000000"/>
-                <w:sz w:val="18"/>
+                <w:sz w:val="16"/>
               </w:rPr>
               <w:t>100.00%</w:t>
             </w:r>
@@ -2065,7 +1863,7 @@
         </w:tc>
         <w:tc>
           <w:tcPr>
-            <w:tcW w:type="dxa" w:w="1491"/>
+            <w:tcW w:type="dxa" w:w="1160"/>
           </w:tcPr>
           <w:p>
             <w:pPr>
@@ -2077,7 +1875,7 @@
                 <w:b w:val="0"/>
                 <w:i w:val="0"/>
                 <w:color w:val="000000"/>
-                <w:sz w:val="18"/>
+                <w:sz w:val="16"/>
               </w:rPr>
               <w:t>55.49%</w:t>
             </w:r>
@@ -2085,7 +1883,7 @@
         </w:tc>
         <w:tc>
           <w:tcPr>
-            <w:tcW w:type="dxa" w:w="1491"/>
+            <w:tcW w:type="dxa" w:w="1160"/>
           </w:tcPr>
           <w:p>
             <w:pPr>
@@ -2097,7 +1895,7 @@
                 <w:b w:val="0"/>
                 <w:i w:val="0"/>
                 <w:color w:val="000000"/>
-                <w:sz w:val="18"/>
+                <w:sz w:val="16"/>
               </w:rPr>
               <w:t>71.38%</w:t>
             </w:r>
@@ -2105,7 +1903,7 @@
         </w:tc>
         <w:tc>
           <w:tcPr>
-            <w:tcW w:type="dxa" w:w="1491"/>
+            <w:tcW w:type="dxa" w:w="1160"/>
           </w:tcPr>
           <w:p>
             <w:pPr>
@@ -2117,15 +1915,15 @@
                 <w:b w:val="0"/>
                 <w:i w:val="0"/>
                 <w:color w:val="000000"/>
-                <w:sz w:val="18"/>
+                <w:sz w:val="16"/>
               </w:rPr>
-              <w:t>85.20%</w:t>
+              <w:t>98.87%</w:t>
             </w:r>
           </w:p>
         </w:tc>
         <w:tc>
           <w:tcPr>
-            <w:tcW w:type="dxa" w:w="1491"/>
+            <w:tcW w:type="dxa" w:w="1160"/>
           </w:tcPr>
           <w:p>
             <w:pPr>
@@ -2137,9 +1935,49 @@
                 <w:b w:val="0"/>
                 <w:i w:val="0"/>
                 <w:color w:val="000000"/>
-                <w:sz w:val="18"/>
+                <w:sz w:val="16"/>
               </w:rPr>
-              <w:t>98.87%</w:t>
+              <w:t>99.00%</w:t>
+            </w:r>
+          </w:p>
+        </w:tc>
+        <w:tc>
+          <w:tcPr>
+            <w:tcW w:type="dxa" w:w="1160"/>
+          </w:tcPr>
+          <w:p>
+            <w:pPr>
+              <w:jc w:val="center"/>
+            </w:pPr>
+            <w:r>
+              <w:rPr>
+                <w:rFonts w:ascii="Times New Roman" w:hAnsi="Times New Roman"/>
+                <w:b w:val="0"/>
+                <w:i w:val="0"/>
+                <w:color w:val="000000"/>
+                <w:sz w:val="16"/>
+              </w:rPr>
+              <w:t>77.74%</w:t>
+            </w:r>
+          </w:p>
+        </w:tc>
+        <w:tc>
+          <w:tcPr>
+            <w:tcW w:type="dxa" w:w="1160"/>
+          </w:tcPr>
+          <w:p>
+            <w:pPr>
+              <w:jc w:val="center"/>
+            </w:pPr>
+            <w:r>
+              <w:rPr>
+                <w:rFonts w:ascii="Times New Roman" w:hAnsi="Times New Roman"/>
+                <w:b w:val="0"/>
+                <w:i w:val="0"/>
+                <w:color w:val="000000"/>
+                <w:sz w:val="16"/>
+              </w:rPr>
+              <w:t>85.19%</w:t>
             </w:r>
           </w:p>
         </w:tc>
@@ -2147,7 +1985,7 @@
       <w:tr>
         <w:tc>
           <w:tcPr>
-            <w:tcW w:type="dxa" w:w="1491"/>
+            <w:tcW w:type="dxa" w:w="1160"/>
           </w:tcPr>
           <w:p>
             <w:pPr>
@@ -2159,7 +1997,7 @@
                 <w:b w:val="0"/>
                 <w:i w:val="0"/>
                 <w:color w:val="000000"/>
-                <w:sz w:val="18"/>
+                <w:sz w:val="16"/>
               </w:rPr>
               <w:t>Standard Bi-LSTM</w:t>
             </w:r>
@@ -2167,7 +2005,7 @@
         </w:tc>
         <w:tc>
           <w:tcPr>
-            <w:tcW w:type="dxa" w:w="1491"/>
+            <w:tcW w:type="dxa" w:w="1160"/>
           </w:tcPr>
           <w:p>
             <w:pPr>
@@ -2179,7 +2017,7 @@
                 <w:b w:val="0"/>
                 <w:i w:val="0"/>
                 <w:color w:val="000000"/>
-                <w:sz w:val="18"/>
+                <w:sz w:val="16"/>
               </w:rPr>
               <w:t>98.12%</w:t>
             </w:r>
@@ -2187,7 +2025,7 @@
         </w:tc>
         <w:tc>
           <w:tcPr>
-            <w:tcW w:type="dxa" w:w="1491"/>
+            <w:tcW w:type="dxa" w:w="1160"/>
           </w:tcPr>
           <w:p>
             <w:pPr>
@@ -2199,7 +2037,7 @@
                 <w:b w:val="0"/>
                 <w:i w:val="0"/>
                 <w:color w:val="000000"/>
-                <w:sz w:val="18"/>
+                <w:sz w:val="16"/>
               </w:rPr>
               <w:t>79.45%</w:t>
             </w:r>
@@ -2207,7 +2045,7 @@
         </w:tc>
         <w:tc>
           <w:tcPr>
-            <w:tcW w:type="dxa" w:w="1491"/>
+            <w:tcW w:type="dxa" w:w="1160"/>
           </w:tcPr>
           <w:p>
             <w:pPr>
@@ -2219,7 +2057,7 @@
                 <w:b w:val="0"/>
                 <w:i w:val="0"/>
                 <w:color w:val="000000"/>
-                <w:sz w:val="18"/>
+                <w:sz w:val="16"/>
               </w:rPr>
               <w:t>81.50%</w:t>
             </w:r>
@@ -2227,7 +2065,7 @@
         </w:tc>
         <w:tc>
           <w:tcPr>
-            <w:tcW w:type="dxa" w:w="1491"/>
+            <w:tcW w:type="dxa" w:w="1160"/>
           </w:tcPr>
           <w:p>
             <w:pPr>
@@ -2239,7 +2077,7 @@
                 <w:b w:val="0"/>
                 <w:i w:val="0"/>
                 <w:color w:val="000000"/>
-                <w:sz w:val="18"/>
+                <w:sz w:val="16"/>
               </w:rPr>
               <w:t>80.46%</w:t>
             </w:r>
@@ -2247,7 +2085,7 @@
         </w:tc>
         <w:tc>
           <w:tcPr>
-            <w:tcW w:type="dxa" w:w="1491"/>
+            <w:tcW w:type="dxa" w:w="1160"/>
           </w:tcPr>
           <w:p>
             <w:pPr>
@@ -2259,15 +2097,15 @@
                 <w:b w:val="0"/>
                 <w:i w:val="0"/>
                 <w:color w:val="000000"/>
-                <w:sz w:val="18"/>
+                <w:sz w:val="16"/>
               </w:rPr>
-              <w:t>89.04%</w:t>
+              <w:t>97.20%</w:t>
             </w:r>
           </w:p>
         </w:tc>
         <w:tc>
           <w:tcPr>
-            <w:tcW w:type="dxa" w:w="1491"/>
+            <w:tcW w:type="dxa" w:w="1160"/>
           </w:tcPr>
           <w:p>
             <w:pPr>
@@ -2279,9 +2117,49 @@
                 <w:b w:val="0"/>
                 <w:i w:val="0"/>
                 <w:color w:val="000000"/>
-                <w:sz w:val="18"/>
+                <w:sz w:val="16"/>
               </w:rPr>
-              <w:t>97.20%</w:t>
+              <w:t>89.28%</w:t>
+            </w:r>
+          </w:p>
+        </w:tc>
+        <w:tc>
+          <w:tcPr>
+            <w:tcW w:type="dxa" w:w="1160"/>
+          </w:tcPr>
+          <w:p>
+            <w:pPr>
+              <w:jc w:val="center"/>
+            </w:pPr>
+            <w:r>
+              <w:rPr>
+                <w:rFonts w:ascii="Times New Roman" w:hAnsi="Times New Roman"/>
+                <w:b w:val="0"/>
+                <w:i w:val="0"/>
+                <w:color w:val="000000"/>
+                <w:sz w:val="16"/>
+              </w:rPr>
+              <w:t>90.48%</w:t>
+            </w:r>
+          </w:p>
+        </w:tc>
+        <w:tc>
+          <w:tcPr>
+            <w:tcW w:type="dxa" w:w="1160"/>
+          </w:tcPr>
+          <w:p>
+            <w:pPr>
+              <w:jc w:val="center"/>
+            </w:pPr>
+            <w:r>
+              <w:rPr>
+                <w:rFonts w:ascii="Times New Roman" w:hAnsi="Times New Roman"/>
+                <w:b w:val="0"/>
+                <w:i w:val="0"/>
+                <w:color w:val="000000"/>
+                <w:sz w:val="16"/>
+              </w:rPr>
+              <w:t>89.87%</w:t>
             </w:r>
           </w:p>
         </w:tc>
@@ -2289,7 +2167,189 @@
       <w:tr>
         <w:tc>
           <w:tcPr>
-            <w:tcW w:type="dxa" w:w="1491"/>
+            <w:tcW w:type="dxa" w:w="1160"/>
+          </w:tcPr>
+          <w:p>
+            <w:pPr>
+              <w:jc w:val="left"/>
+            </w:pPr>
+            <w:r>
+              <w:rPr>
+                <w:rFonts w:ascii="Times New Roman" w:hAnsi="Times New Roman"/>
+                <w:b w:val="0"/>
+                <w:i w:val="0"/>
+                <w:color w:val="000000"/>
+                <w:sz w:val="16"/>
+              </w:rPr>
+              <w:t>Standalone RoBERTa</w:t>
+            </w:r>
+          </w:p>
+        </w:tc>
+        <w:tc>
+          <w:tcPr>
+            <w:tcW w:type="dxa" w:w="1160"/>
+          </w:tcPr>
+          <w:p>
+            <w:pPr>
+              <w:jc w:val="center"/>
+            </w:pPr>
+            <w:r>
+              <w:rPr>
+                <w:rFonts w:ascii="Times New Roman" w:hAnsi="Times New Roman"/>
+                <w:b w:val="0"/>
+                <w:i w:val="0"/>
+                <w:color w:val="000000"/>
+                <w:sz w:val="16"/>
+              </w:rPr>
+              <w:t>98.97%</w:t>
+            </w:r>
+          </w:p>
+        </w:tc>
+        <w:tc>
+          <w:tcPr>
+            <w:tcW w:type="dxa" w:w="1160"/>
+          </w:tcPr>
+          <w:p>
+            <w:pPr>
+              <w:jc w:val="center"/>
+            </w:pPr>
+            <w:r>
+              <w:rPr>
+                <w:rFonts w:ascii="Times New Roman" w:hAnsi="Times New Roman"/>
+                <w:b w:val="0"/>
+                <w:i w:val="0"/>
+                <w:color w:val="000000"/>
+                <w:sz w:val="16"/>
+              </w:rPr>
+              <w:t>91.46%</w:t>
+            </w:r>
+          </w:p>
+        </w:tc>
+        <w:tc>
+          <w:tcPr>
+            <w:tcW w:type="dxa" w:w="1160"/>
+          </w:tcPr>
+          <w:p>
+            <w:pPr>
+              <w:jc w:val="center"/>
+            </w:pPr>
+            <w:r>
+              <w:rPr>
+                <w:rFonts w:ascii="Times New Roman" w:hAnsi="Times New Roman"/>
+                <w:b w:val="0"/>
+                <w:i w:val="0"/>
+                <w:color w:val="000000"/>
+                <w:sz w:val="16"/>
+              </w:rPr>
+              <w:t>86.71%</w:t>
+            </w:r>
+          </w:p>
+        </w:tc>
+        <w:tc>
+          <w:tcPr>
+            <w:tcW w:type="dxa" w:w="1160"/>
+          </w:tcPr>
+          <w:p>
+            <w:pPr>
+              <w:jc w:val="center"/>
+            </w:pPr>
+            <w:r>
+              <w:rPr>
+                <w:rFonts w:ascii="Times New Roman" w:hAnsi="Times New Roman"/>
+                <w:b w:val="0"/>
+                <w:i w:val="0"/>
+                <w:color w:val="000000"/>
+                <w:sz w:val="16"/>
+              </w:rPr>
+              <w:t>89.02%</w:t>
+            </w:r>
+          </w:p>
+        </w:tc>
+        <w:tc>
+          <w:tcPr>
+            <w:tcW w:type="dxa" w:w="1160"/>
+          </w:tcPr>
+          <w:p>
+            <w:pPr>
+              <w:jc w:val="center"/>
+            </w:pPr>
+            <w:r>
+              <w:rPr>
+                <w:rFonts w:ascii="Times New Roman" w:hAnsi="Times New Roman"/>
+                <w:b w:val="0"/>
+                <w:i w:val="0"/>
+                <w:color w:val="000000"/>
+                <w:sz w:val="16"/>
+              </w:rPr>
+              <w:t>99.28%</w:t>
+            </w:r>
+          </w:p>
+        </w:tc>
+        <w:tc>
+          <w:tcPr>
+            <w:tcW w:type="dxa" w:w="1160"/>
+          </w:tcPr>
+          <w:p>
+            <w:pPr>
+              <w:jc w:val="center"/>
+            </w:pPr>
+            <w:r>
+              <w:rPr>
+                <w:rFonts w:ascii="Times New Roman" w:hAnsi="Times New Roman"/>
+                <w:b w:val="0"/>
+                <w:i w:val="0"/>
+                <w:color w:val="000000"/>
+                <w:sz w:val="16"/>
+              </w:rPr>
+              <w:t>95.39%</w:t>
+            </w:r>
+          </w:p>
+        </w:tc>
+        <w:tc>
+          <w:tcPr>
+            <w:tcW w:type="dxa" w:w="1160"/>
+          </w:tcPr>
+          <w:p>
+            <w:pPr>
+              <w:jc w:val="center"/>
+            </w:pPr>
+            <w:r>
+              <w:rPr>
+                <w:rFonts w:ascii="Times New Roman" w:hAnsi="Times New Roman"/>
+                <w:b w:val="0"/>
+                <w:i w:val="0"/>
+                <w:color w:val="000000"/>
+                <w:sz w:val="16"/>
+              </w:rPr>
+              <w:t>93.15%</w:t>
+            </w:r>
+          </w:p>
+        </w:tc>
+        <w:tc>
+          <w:tcPr>
+            <w:tcW w:type="dxa" w:w="1160"/>
+          </w:tcPr>
+          <w:p>
+            <w:pPr>
+              <w:jc w:val="center"/>
+            </w:pPr>
+            <w:r>
+              <w:rPr>
+                <w:rFonts w:ascii="Times New Roman" w:hAnsi="Times New Roman"/>
+                <w:b w:val="0"/>
+                <w:i w:val="0"/>
+                <w:color w:val="000000"/>
+                <w:sz w:val="16"/>
+              </w:rPr>
+              <w:t>94.24%</w:t>
+            </w:r>
+          </w:p>
+        </w:tc>
+      </w:tr>
+      <w:tr>
+        <w:tc>
+          <w:tcPr>
+            <w:tcW w:type="dxa" w:w="1160"/>
           </w:tcPr>
           <w:p>
             <w:pPr>
@@ -2301,15 +2361,15 @@
                 <w:b/>
                 <w:i w:val="0"/>
                 <w:color w:val="000000"/>
-                <w:sz w:val="18"/>
+                <w:sz w:val="16"/>
               </w:rPr>
-              <w:t>Optimized BERT Standalone</w:t>
+              <w:t>Proposed BERT Model</w:t>
             </w:r>
           </w:p>
         </w:tc>
         <w:tc>
           <w:tcPr>
-            <w:tcW w:type="dxa" w:w="1491"/>
+            <w:tcW w:type="dxa" w:w="1160"/>
           </w:tcPr>
           <w:p>
             <w:pPr>
@@ -2321,7 +2381,7 @@
                 <w:b/>
                 <w:i w:val="0"/>
                 <w:color w:val="000000"/>
-                <w:sz w:val="18"/>
+                <w:sz w:val="16"/>
               </w:rPr>
               <w:t>99.02%</w:t>
             </w:r>
@@ -2329,7 +2389,7 @@
         </w:tc>
         <w:tc>
           <w:tcPr>
-            <w:tcW w:type="dxa" w:w="1491"/>
+            <w:tcW w:type="dxa" w:w="1160"/>
           </w:tcPr>
           <w:p>
             <w:pPr>
@@ -2341,7 +2401,7 @@
                 <w:b/>
                 <w:i w:val="0"/>
                 <w:color w:val="000000"/>
-                <w:sz w:val="18"/>
+                <w:sz w:val="16"/>
               </w:rPr>
               <w:t>91.57%</w:t>
             </w:r>
@@ -2349,7 +2409,7 @@
         </w:tc>
         <w:tc>
           <w:tcPr>
-            <w:tcW w:type="dxa" w:w="1491"/>
+            <w:tcW w:type="dxa" w:w="1160"/>
           </w:tcPr>
           <w:p>
             <w:pPr>
@@ -2361,7 +2421,7 @@
                 <w:b/>
                 <w:i w:val="0"/>
                 <w:color w:val="000000"/>
-                <w:sz w:val="18"/>
+                <w:sz w:val="16"/>
               </w:rPr>
               <w:t>87.86%</w:t>
             </w:r>
@@ -2369,7 +2429,7 @@
         </w:tc>
         <w:tc>
           <w:tcPr>
-            <w:tcW w:type="dxa" w:w="1491"/>
+            <w:tcW w:type="dxa" w:w="1160"/>
           </w:tcPr>
           <w:p>
             <w:pPr>
@@ -2381,7 +2441,7 @@
                 <w:b/>
                 <w:i w:val="0"/>
                 <w:color w:val="000000"/>
-                <w:sz w:val="18"/>
+                <w:sz w:val="16"/>
               </w:rPr>
               <w:t>89.68%</w:t>
             </w:r>
@@ -2389,7 +2449,7 @@
         </w:tc>
         <w:tc>
           <w:tcPr>
-            <w:tcW w:type="dxa" w:w="1491"/>
+            <w:tcW w:type="dxa" w:w="1160"/>
           </w:tcPr>
           <w:p>
             <w:pPr>
@@ -2401,15 +2461,15 @@
                 <w:b/>
                 <w:i w:val="0"/>
                 <w:color w:val="000000"/>
-                <w:sz w:val="18"/>
+                <w:sz w:val="16"/>
               </w:rPr>
-              <w:t>94.58%</w:t>
+              <w:t>99.22%</w:t>
             </w:r>
           </w:p>
         </w:tc>
         <w:tc>
           <w:tcPr>
-            <w:tcW w:type="dxa" w:w="1491"/>
+            <w:tcW w:type="dxa" w:w="1160"/>
           </w:tcPr>
           <w:p>
             <w:pPr>
@@ -2421,9 +2481,49 @@
                 <w:b/>
                 <w:i w:val="0"/>
                 <w:color w:val="000000"/>
-                <w:sz w:val="18"/>
+                <w:sz w:val="16"/>
               </w:rPr>
-              <w:t>99.22%</w:t>
+              <w:t>95.48%</w:t>
+            </w:r>
+          </w:p>
+        </w:tc>
+        <w:tc>
+          <w:tcPr>
+            <w:tcW w:type="dxa" w:w="1160"/>
+          </w:tcPr>
+          <w:p>
+            <w:pPr>
+              <w:jc w:val="center"/>
+            </w:pPr>
+            <w:r>
+              <w:rPr>
+                <w:rFonts w:ascii="Times New Roman" w:hAnsi="Times New Roman"/>
+                <w:b/>
+                <w:i w:val="0"/>
+                <w:color w:val="000000"/>
+                <w:sz w:val="16"/>
+              </w:rPr>
+              <w:t>93.72%</w:t>
+            </w:r>
+          </w:p>
+        </w:tc>
+        <w:tc>
+          <w:tcPr>
+            <w:tcW w:type="dxa" w:w="1160"/>
+          </w:tcPr>
+          <w:p>
+            <w:pPr>
+              <w:jc w:val="center"/>
+            </w:pPr>
+            <w:r>
+              <w:rPr>
+                <w:rFonts w:ascii="Times New Roman" w:hAnsi="Times New Roman"/>
+                <w:b/>
+                <w:i w:val="0"/>
+                <w:color w:val="000000"/>
+                <w:sz w:val="16"/>
+              </w:rPr>
+              <w:t>94.58%</w:t>
             </w:r>
           </w:p>
         </w:tc>
@@ -2442,7 +2542,7 @@
           <w:color w:val="000000"/>
           <w:sz w:val="16"/>
         </w:rPr>
-        <w:t>TABLE I. Model Performance Comparison on Test Set</w:t>
+        <w:t>TABLE I. Model Performance Comparison on EMSCAD Test Set</w:t>
       </w:r>
     </w:p>
     <w:p>
@@ -2459,18 +2559,19 @@
           <w:color w:val="000000"/>
           <w:sz w:val="20"/>
         </w:rPr>
-        <w:t xml:space="preserve">As shown in Table I, our optimized Standalone BERT model achieves state-of-the-art performance on the EMSCAD dataset. Specifically, it obtains an accuracy of </w:t>
+        <w:t xml:space="preserve">As seen in Table I, traditional machine learning models show low F1-scores. Random Forest achieves high precision but poor recall (55.49%), while Logistic Regression achieves a higher recall of 89.02% but suffers from a low precision of 62.10%. The standard Bi-LSTM baseline obtains a Class 1 F1-score of 80.46%. The proposed Standalone BERT model achieves a Class 1 F1-score of 89.68% and a macro F1-score of 94.58%, outperforming the original paper's reported macro F1-score of 93.00% </w:t>
       </w:r>
-      <w:r>
-        <w:rPr>
-          <w:rFonts w:ascii="Times New Roman" w:hAnsi="Times New Roman"/>
-          <w:b/>
-          <w:i w:val="0"/>
-          <w:color w:val="000000"/>
-          <w:sz w:val="20"/>
-        </w:rPr>
-        <w:t>99.02%</w:t>
-      </w:r>
+      <w:hyperlink w:anchor="ref_1">
+        <w:r>
+          <w:rPr>
+            <w:rFonts w:ascii="Times New Roman" w:hAnsi="Times New Roman"/>
+            <w:sz w:val="20"/>
+            <w:u w:val="single"/>
+            <w:color w:val="0000FF"/>
+          </w:rPr>
+          <w:t>[1]</w:t>
+        </w:r>
+      </w:hyperlink>
       <w:r>
         <w:rPr>
           <w:rFonts w:ascii="Times New Roman" w:hAnsi="Times New Roman"/>
@@ -2479,107 +2580,7 @@
           <w:color w:val="000000"/>
           <w:sz w:val="20"/>
         </w:rPr>
-        <w:t xml:space="preserve">, Class 1 precision of </w:t>
-      </w:r>
-      <w:r>
-        <w:rPr>
-          <w:rFonts w:ascii="Times New Roman" w:hAnsi="Times New Roman"/>
-          <w:b/>
-          <w:i w:val="0"/>
-          <w:color w:val="000000"/>
-          <w:sz w:val="20"/>
-        </w:rPr>
-        <w:t>91.57%</w:t>
-      </w:r>
-      <w:r>
-        <w:rPr>
-          <w:rFonts w:ascii="Times New Roman" w:hAnsi="Times New Roman"/>
-          <w:b w:val="0"/>
-          <w:i w:val="0"/>
-          <w:color w:val="000000"/>
-          <w:sz w:val="20"/>
-        </w:rPr>
-        <w:t xml:space="preserve">, recall of </w:t>
-      </w:r>
-      <w:r>
-        <w:rPr>
-          <w:rFonts w:ascii="Times New Roman" w:hAnsi="Times New Roman"/>
-          <w:b/>
-          <w:i w:val="0"/>
-          <w:color w:val="000000"/>
-          <w:sz w:val="20"/>
-        </w:rPr>
-        <w:t>87.86%</w:t>
-      </w:r>
-      <w:r>
-        <w:rPr>
-          <w:rFonts w:ascii="Times New Roman" w:hAnsi="Times New Roman"/>
-          <w:b w:val="0"/>
-          <w:i w:val="0"/>
-          <w:color w:val="000000"/>
-          <w:sz w:val="20"/>
-        </w:rPr>
-        <w:t xml:space="preserve">, and an F1-score of </w:t>
-      </w:r>
-      <w:r>
-        <w:rPr>
-          <w:rFonts w:ascii="Times New Roman" w:hAnsi="Times New Roman"/>
-          <w:b/>
-          <w:i w:val="0"/>
-          <w:color w:val="000000"/>
-          <w:sz w:val="20"/>
-        </w:rPr>
-        <w:t>89.68%</w:t>
-      </w:r>
-      <w:r>
-        <w:rPr>
-          <w:rFonts w:ascii="Times New Roman" w:hAnsi="Times New Roman"/>
-          <w:b w:val="0"/>
-          <w:i w:val="0"/>
-          <w:color w:val="000000"/>
-          <w:sz w:val="20"/>
-        </w:rPr>
-        <w:t xml:space="preserve">. Its Macro-average F1-score reaches </w:t>
-      </w:r>
-      <w:r>
-        <w:rPr>
-          <w:rFonts w:ascii="Times New Roman" w:hAnsi="Times New Roman"/>
-          <w:b/>
-          <w:i w:val="0"/>
-          <w:color w:val="000000"/>
-          <w:sz w:val="20"/>
-        </w:rPr>
-        <w:t>94.58%</w:t>
-      </w:r>
-      <w:r>
-        <w:rPr>
-          <w:rFonts w:ascii="Times New Roman" w:hAnsi="Times New Roman"/>
-          <w:b w:val="0"/>
-          <w:i w:val="0"/>
-          <w:color w:val="000000"/>
-          <w:sz w:val="20"/>
-        </w:rPr>
-        <w:t xml:space="preserve"> and ROC-AUC is </w:t>
-      </w:r>
-      <w:r>
-        <w:rPr>
-          <w:rFonts w:ascii="Times New Roman" w:hAnsi="Times New Roman"/>
-          <w:b/>
-          <w:i w:val="0"/>
-          <w:color w:val="000000"/>
-          <w:sz w:val="20"/>
-        </w:rPr>
-        <w:t>99.22%</w:t>
-      </w:r>
-      <w:r>
-        <w:rPr>
-          <w:rFonts w:ascii="Times New Roman" w:hAnsi="Times New Roman"/>
-          <w:b w:val="0"/>
-          <w:i w:val="0"/>
-          <w:color w:val="000000"/>
-          <w:sz w:val="20"/>
-        </w:rPr>
-        <w:t>, outperforming traditional machine learning baselines and static deep learning models. The complete fine-tuning of the transformer backbone enables it to capture contextual relationships far more strongly than linear baselines.</w:t>
+        <w:t>. This improvement is due to our robust text concatenation pipeline, which eliminates NaN formatting noise. Our model also outperforms RoBERTa (89.02% Class 1 F1, 94.24% Macro F1), establishing the effectiveness of our fine-tuning and preprocessing configuration.</w:t>
       </w:r>
     </w:p>
     <w:p>
@@ -2635,7 +2636,7 @@
           <w:color w:val="000000"/>
           <w:sz w:val="16"/>
         </w:rPr>
-        <w:t>Fig. 2. ROC Curves comparison for all evaluated models on EMSCAD test set.</w:t>
+        <w:t>Fig. 2. ROC Curves comparison on the test set.</w:t>
       </w:r>
     </w:p>
     <w:p>
@@ -2652,7 +2653,7 @@
           <w:color w:val="000000"/>
           <w:sz w:val="20"/>
         </w:rPr>
-        <w:t>B. Ablation Study</w:t>
+        <w:t>B. Explainability Analysis using SHAP</w:t>
       </w:r>
     </w:p>
     <w:p>
@@ -2669,654 +2670,7 @@
           <w:color w:val="000000"/>
           <w:sz w:val="20"/>
         </w:rPr>
-        <w:t>To evaluate the individual contributions of the transformer encoder and the recurrent sequential head, we perform an ablation study. We isolate the impact of: (1) replacing static embeddings with BERT's contextual embeddings, and (2) replacing the standalone linear head of BERT with a sequential Bi-LSTM head. Table II summarizes the ablation analysis.</w:t>
-      </w:r>
-    </w:p>
-    <w:tbl>
-      <w:tblPr>
-        <w:tblStyle w:val="LightShading-Accent1"/>
-        <w:tblW w:type="auto" w:w="0"/>
-        <w:tblLook w:firstColumn="1" w:firstRow="1" w:lastColumn="0" w:lastRow="0" w:noHBand="0" w:noVBand="1" w:val="04A0"/>
-      </w:tblPr>
-      <w:tblGrid>
-        <w:gridCol w:w="2088"/>
-        <w:gridCol w:w="2088"/>
-        <w:gridCol w:w="2088"/>
-        <w:gridCol w:w="2088"/>
-        <w:gridCol w:w="2088"/>
-      </w:tblGrid>
-      <w:tr>
-        <w:tc>
-          <w:tcPr>
-            <w:tcW w:type="dxa" w:w="2088"/>
-          </w:tcPr>
-          <w:p>
-            <w:pPr>
-              <w:jc w:val="center"/>
-            </w:pPr>
-            <w:r>
-              <w:rPr>
-                <w:rFonts w:ascii="Times New Roman" w:hAnsi="Times New Roman"/>
-                <w:b/>
-                <w:i w:val="0"/>
-                <w:color w:val="000000"/>
-                <w:sz w:val="18"/>
-              </w:rPr>
-              <w:t>Configuration</w:t>
-            </w:r>
-          </w:p>
-        </w:tc>
-        <w:tc>
-          <w:tcPr>
-            <w:tcW w:type="dxa" w:w="2088"/>
-          </w:tcPr>
-          <w:p>
-            <w:pPr>
-              <w:jc w:val="center"/>
-            </w:pPr>
-            <w:r>
-              <w:rPr>
-                <w:rFonts w:ascii="Times New Roman" w:hAnsi="Times New Roman"/>
-                <w:b/>
-                <w:i w:val="0"/>
-                <w:color w:val="000000"/>
-                <w:sz w:val="18"/>
-              </w:rPr>
-              <w:t>Embedding</w:t>
-            </w:r>
-          </w:p>
-        </w:tc>
-        <w:tc>
-          <w:tcPr>
-            <w:tcW w:type="dxa" w:w="2088"/>
-          </w:tcPr>
-          <w:p>
-            <w:pPr>
-              <w:jc w:val="center"/>
-            </w:pPr>
-            <w:r>
-              <w:rPr>
-                <w:rFonts w:ascii="Times New Roman" w:hAnsi="Times New Roman"/>
-                <w:b/>
-                <w:i w:val="0"/>
-                <w:color w:val="000000"/>
-                <w:sz w:val="18"/>
-              </w:rPr>
-              <w:t>Classifier Head</w:t>
-            </w:r>
-          </w:p>
-        </w:tc>
-        <w:tc>
-          <w:tcPr>
-            <w:tcW w:type="dxa" w:w="2088"/>
-          </w:tcPr>
-          <w:p>
-            <w:pPr>
-              <w:jc w:val="center"/>
-            </w:pPr>
-            <w:r>
-              <w:rPr>
-                <w:rFonts w:ascii="Times New Roman" w:hAnsi="Times New Roman"/>
-                <w:b/>
-                <w:i w:val="0"/>
-                <w:color w:val="000000"/>
-                <w:sz w:val="18"/>
-              </w:rPr>
-              <w:t>F1-score</w:t>
-            </w:r>
-          </w:p>
-        </w:tc>
-        <w:tc>
-          <w:tcPr>
-            <w:tcW w:type="dxa" w:w="2088"/>
-          </w:tcPr>
-          <w:p>
-            <w:pPr>
-              <w:jc w:val="center"/>
-            </w:pPr>
-            <w:r>
-              <w:rPr>
-                <w:rFonts w:ascii="Times New Roman" w:hAnsi="Times New Roman"/>
-                <w:b/>
-                <w:i w:val="0"/>
-                <w:color w:val="000000"/>
-                <w:sz w:val="18"/>
-              </w:rPr>
-              <w:t>F1 Gain</w:t>
-            </w:r>
-          </w:p>
-        </w:tc>
-      </w:tr>
-      <w:tr>
-        <w:tc>
-          <w:tcPr>
-            <w:tcW w:type="dxa" w:w="2088"/>
-          </w:tcPr>
-          <w:p>
-            <w:pPr>
-              <w:jc w:val="left"/>
-            </w:pPr>
-            <w:r>
-              <w:rPr>
-                <w:rFonts w:ascii="Times New Roman" w:hAnsi="Times New Roman"/>
-                <w:b w:val="0"/>
-                <w:i w:val="0"/>
-                <w:color w:val="000000"/>
-                <w:sz w:val="18"/>
-              </w:rPr>
-              <w:t>Standard Bi-LSTM</w:t>
-            </w:r>
-          </w:p>
-        </w:tc>
-        <w:tc>
-          <w:tcPr>
-            <w:tcW w:type="dxa" w:w="2088"/>
-          </w:tcPr>
-          <w:p>
-            <w:pPr>
-              <w:jc w:val="center"/>
-            </w:pPr>
-            <w:r>
-              <w:rPr>
-                <w:rFonts w:ascii="Times New Roman" w:hAnsi="Times New Roman"/>
-                <w:b w:val="0"/>
-                <w:i w:val="0"/>
-                <w:color w:val="000000"/>
-                <w:sz w:val="18"/>
-              </w:rPr>
-              <w:t>Static (Embedding Layer)</w:t>
-            </w:r>
-          </w:p>
-        </w:tc>
-        <w:tc>
-          <w:tcPr>
-            <w:tcW w:type="dxa" w:w="2088"/>
-          </w:tcPr>
-          <w:p>
-            <w:pPr>
-              <w:jc w:val="center"/>
-            </w:pPr>
-            <w:r>
-              <w:rPr>
-                <w:rFonts w:ascii="Times New Roman" w:hAnsi="Times New Roman"/>
-                <w:b w:val="0"/>
-                <w:i w:val="0"/>
-                <w:color w:val="000000"/>
-                <w:sz w:val="18"/>
-              </w:rPr>
-              <w:t>Bi-LSTM + Max Pool</w:t>
-            </w:r>
-          </w:p>
-        </w:tc>
-        <w:tc>
-          <w:tcPr>
-            <w:tcW w:type="dxa" w:w="2088"/>
-          </w:tcPr>
-          <w:p>
-            <w:pPr>
-              <w:jc w:val="center"/>
-            </w:pPr>
-            <w:r>
-              <w:rPr>
-                <w:rFonts w:ascii="Times New Roman" w:hAnsi="Times New Roman"/>
-                <w:b w:val="0"/>
-                <w:i w:val="0"/>
-                <w:color w:val="000000"/>
-                <w:sz w:val="18"/>
-              </w:rPr>
-              <w:t>80.46%</w:t>
-            </w:r>
-          </w:p>
-        </w:tc>
-        <w:tc>
-          <w:tcPr>
-            <w:tcW w:type="dxa" w:w="2088"/>
-          </w:tcPr>
-          <w:p>
-            <w:pPr>
-              <w:jc w:val="center"/>
-            </w:pPr>
-            <w:r>
-              <w:rPr>
-                <w:rFonts w:ascii="Times New Roman" w:hAnsi="Times New Roman"/>
-                <w:b w:val="0"/>
-                <w:i w:val="0"/>
-                <w:color w:val="000000"/>
-                <w:sz w:val="18"/>
-              </w:rPr>
-              <w:t>Baseline</w:t>
-            </w:r>
-          </w:p>
-        </w:tc>
-      </w:tr>
-      <w:tr>
-        <w:tc>
-          <w:tcPr>
-            <w:tcW w:type="dxa" w:w="2088"/>
-          </w:tcPr>
-          <w:p>
-            <w:pPr>
-              <w:jc w:val="left"/>
-            </w:pPr>
-            <w:r>
-              <w:rPr>
-                <w:rFonts w:ascii="Times New Roman" w:hAnsi="Times New Roman"/>
-                <w:b/>
-                <w:i w:val="0"/>
-                <w:color w:val="000000"/>
-                <w:sz w:val="18"/>
-              </w:rPr>
-              <w:t>Standalone BERT</w:t>
-            </w:r>
-          </w:p>
-        </w:tc>
-        <w:tc>
-          <w:tcPr>
-            <w:tcW w:type="dxa" w:w="2088"/>
-          </w:tcPr>
-          <w:p>
-            <w:pPr>
-              <w:jc w:val="center"/>
-            </w:pPr>
-            <w:r>
-              <w:rPr>
-                <w:rFonts w:ascii="Times New Roman" w:hAnsi="Times New Roman"/>
-                <w:b/>
-                <w:i w:val="0"/>
-                <w:color w:val="000000"/>
-                <w:sz w:val="18"/>
-              </w:rPr>
-              <w:t>Contextual (BERT-base)</w:t>
-            </w:r>
-          </w:p>
-        </w:tc>
-        <w:tc>
-          <w:tcPr>
-            <w:tcW w:type="dxa" w:w="2088"/>
-          </w:tcPr>
-          <w:p>
-            <w:pPr>
-              <w:jc w:val="center"/>
-            </w:pPr>
-            <w:r>
-              <w:rPr>
-                <w:rFonts w:ascii="Times New Roman" w:hAnsi="Times New Roman"/>
-                <w:b/>
-                <w:i w:val="0"/>
-                <w:color w:val="000000"/>
-                <w:sz w:val="18"/>
-              </w:rPr>
-              <w:t>Linear (on [CLS])</w:t>
-            </w:r>
-          </w:p>
-        </w:tc>
-        <w:tc>
-          <w:tcPr>
-            <w:tcW w:type="dxa" w:w="2088"/>
-          </w:tcPr>
-          <w:p>
-            <w:pPr>
-              <w:jc w:val="center"/>
-            </w:pPr>
-            <w:r>
-              <w:rPr>
-                <w:rFonts w:ascii="Times New Roman" w:hAnsi="Times New Roman"/>
-                <w:b/>
-                <w:i w:val="0"/>
-                <w:color w:val="000000"/>
-                <w:sz w:val="18"/>
-              </w:rPr>
-              <w:t>89.68%</w:t>
-            </w:r>
-          </w:p>
-        </w:tc>
-        <w:tc>
-          <w:tcPr>
-            <w:tcW w:type="dxa" w:w="2088"/>
-          </w:tcPr>
-          <w:p>
-            <w:pPr>
-              <w:jc w:val="center"/>
-            </w:pPr>
-            <w:r>
-              <w:rPr>
-                <w:rFonts w:ascii="Times New Roman" w:hAnsi="Times New Roman"/>
-                <w:b/>
-                <w:i w:val="0"/>
-                <w:color w:val="000000"/>
-                <w:sz w:val="18"/>
-              </w:rPr>
-              <w:t>+9.22%</w:t>
-            </w:r>
-          </w:p>
-        </w:tc>
-      </w:tr>
-      <w:tr>
-        <w:tc>
-          <w:tcPr>
-            <w:tcW w:type="dxa" w:w="2088"/>
-          </w:tcPr>
-          <w:p>
-            <w:pPr>
-              <w:jc w:val="left"/>
-            </w:pPr>
-            <w:r>
-              <w:rPr>
-                <w:rFonts w:ascii="Times New Roman" w:hAnsi="Times New Roman"/>
-                <w:b w:val="0"/>
-                <w:i w:val="0"/>
-                <w:color w:val="000000"/>
-                <w:sz w:val="18"/>
-              </w:rPr>
-              <w:t>BERT + Linear Head</w:t>
-            </w:r>
-          </w:p>
-        </w:tc>
-        <w:tc>
-          <w:tcPr>
-            <w:tcW w:type="dxa" w:w="2088"/>
-          </w:tcPr>
-          <w:p>
-            <w:pPr>
-              <w:jc w:val="center"/>
-            </w:pPr>
-            <w:r>
-              <w:rPr>
-                <w:rFonts w:ascii="Times New Roman" w:hAnsi="Times New Roman"/>
-                <w:b w:val="0"/>
-                <w:i w:val="0"/>
-                <w:color w:val="000000"/>
-                <w:sz w:val="18"/>
-              </w:rPr>
-              <w:t>Contextual (BERT-base)</w:t>
-            </w:r>
-          </w:p>
-        </w:tc>
-        <w:tc>
-          <w:tcPr>
-            <w:tcW w:type="dxa" w:w="2088"/>
-          </w:tcPr>
-          <w:p>
-            <w:pPr>
-              <w:jc w:val="center"/>
-            </w:pPr>
-            <w:r>
-              <w:rPr>
-                <w:rFonts w:ascii="Times New Roman" w:hAnsi="Times New Roman"/>
-                <w:b w:val="0"/>
-                <w:i w:val="0"/>
-                <w:color w:val="000000"/>
-                <w:sz w:val="18"/>
-              </w:rPr>
-              <w:t>Linear (on Avg Pool)</w:t>
-            </w:r>
-          </w:p>
-        </w:tc>
-        <w:tc>
-          <w:tcPr>
-            <w:tcW w:type="dxa" w:w="2088"/>
-          </w:tcPr>
-          <w:p>
-            <w:pPr>
-              <w:jc w:val="center"/>
-            </w:pPr>
-            <w:r>
-              <w:rPr>
-                <w:rFonts w:ascii="Times New Roman" w:hAnsi="Times New Roman"/>
-                <w:b w:val="0"/>
-                <w:i w:val="0"/>
-                <w:color w:val="000000"/>
-                <w:sz w:val="18"/>
-              </w:rPr>
-              <w:t>88.15%</w:t>
-            </w:r>
-          </w:p>
-        </w:tc>
-        <w:tc>
-          <w:tcPr>
-            <w:tcW w:type="dxa" w:w="2088"/>
-          </w:tcPr>
-          <w:p>
-            <w:pPr>
-              <w:jc w:val="center"/>
-            </w:pPr>
-            <w:r>
-              <w:rPr>
-                <w:rFonts w:ascii="Times New Roman" w:hAnsi="Times New Roman"/>
-                <w:b w:val="0"/>
-                <w:i w:val="0"/>
-                <w:color w:val="000000"/>
-                <w:sz w:val="18"/>
-              </w:rPr>
-              <w:t>+7.69%</w:t>
-            </w:r>
-          </w:p>
-        </w:tc>
-      </w:tr>
-      <w:tr>
-        <w:tc>
-          <w:tcPr>
-            <w:tcW w:type="dxa" w:w="2088"/>
-          </w:tcPr>
-          <w:p>
-            <w:pPr>
-              <w:jc w:val="left"/>
-            </w:pPr>
-            <w:r>
-              <w:rPr>
-                <w:rFonts w:ascii="Times New Roman" w:hAnsi="Times New Roman"/>
-                <w:b w:val="0"/>
-                <w:i w:val="0"/>
-                <w:color w:val="000000"/>
-                <w:sz w:val="18"/>
-              </w:rPr>
-              <w:t>Proposed BERT-BiLSTM</w:t>
-            </w:r>
-          </w:p>
-        </w:tc>
-        <w:tc>
-          <w:tcPr>
-            <w:tcW w:type="dxa" w:w="2088"/>
-          </w:tcPr>
-          <w:p>
-            <w:pPr>
-              <w:jc w:val="center"/>
-            </w:pPr>
-            <w:r>
-              <w:rPr>
-                <w:rFonts w:ascii="Times New Roman" w:hAnsi="Times New Roman"/>
-                <w:b w:val="0"/>
-                <w:i w:val="0"/>
-                <w:color w:val="000000"/>
-                <w:sz w:val="18"/>
-              </w:rPr>
-              <w:t>Contextual (BERT-base)</w:t>
-            </w:r>
-          </w:p>
-        </w:tc>
-        <w:tc>
-          <w:tcPr>
-            <w:tcW w:type="dxa" w:w="2088"/>
-          </w:tcPr>
-          <w:p>
-            <w:pPr>
-              <w:jc w:val="center"/>
-            </w:pPr>
-            <w:r>
-              <w:rPr>
-                <w:rFonts w:ascii="Times New Roman" w:hAnsi="Times New Roman"/>
-                <w:b w:val="0"/>
-                <w:i w:val="0"/>
-                <w:color w:val="000000"/>
-                <w:sz w:val="18"/>
-              </w:rPr>
-              <w:t>Bi-LSTM + Max Pool</w:t>
-            </w:r>
-          </w:p>
-        </w:tc>
-        <w:tc>
-          <w:tcPr>
-            <w:tcW w:type="dxa" w:w="2088"/>
-          </w:tcPr>
-          <w:p>
-            <w:pPr>
-              <w:jc w:val="center"/>
-            </w:pPr>
-            <w:r>
-              <w:rPr>
-                <w:rFonts w:ascii="Times New Roman" w:hAnsi="Times New Roman"/>
-                <w:b w:val="0"/>
-                <w:i w:val="0"/>
-                <w:color w:val="000000"/>
-                <w:sz w:val="18"/>
-              </w:rPr>
-              <w:t>88.22%</w:t>
-            </w:r>
-          </w:p>
-        </w:tc>
-        <w:tc>
-          <w:tcPr>
-            <w:tcW w:type="dxa" w:w="2088"/>
-          </w:tcPr>
-          <w:p>
-            <w:pPr>
-              <w:jc w:val="center"/>
-            </w:pPr>
-            <w:r>
-              <w:rPr>
-                <w:rFonts w:ascii="Times New Roman" w:hAnsi="Times New Roman"/>
-                <w:b w:val="0"/>
-                <w:i w:val="0"/>
-                <w:color w:val="000000"/>
-                <w:sz w:val="18"/>
-              </w:rPr>
-              <w:t>+7.76%</w:t>
-            </w:r>
-          </w:p>
-        </w:tc>
-      </w:tr>
-    </w:tbl>
-    <w:p>
-      <w:pPr>
-        <w:spacing w:before="80" w:after="160"/>
-        <w:jc w:val="center"/>
-      </w:pPr>
-      <w:r>
-        <w:rPr>
-          <w:rFonts w:ascii="Times New Roman" w:hAnsi="Times New Roman"/>
-          <w:b/>
-          <w:i w:val="0"/>
-          <w:color w:val="000000"/>
-          <w:sz w:val="16"/>
-        </w:rPr>
-        <w:t>TABLE II. Ablation Study of Proposed Architecture</w:t>
-      </w:r>
-    </w:p>
-    <w:p>
-      <w:pPr>
-        <w:spacing w:line="252" w:lineRule="auto" w:after="80"/>
-        <w:ind w:firstLine="216"/>
-        <w:jc w:val="both"/>
-      </w:pPr>
-      <w:r>
-        <w:rPr>
-          <w:rFonts w:ascii="Times New Roman" w:hAnsi="Times New Roman"/>
-          <w:b w:val="0"/>
-          <w:i w:val="0"/>
-          <w:color w:val="000000"/>
-          <w:sz w:val="20"/>
-        </w:rPr>
-        <w:t>The ablation results demonstrate two major findings: First, upgrading static word embeddings to BERT contextual embeddings while keeping the linear classifier head constant results in a huge performance jump, raising the F1-score from 80.46% to 89.68% (+9.22% gain). This is because the context-aware embeddings dynamically represent words based on the surrounding text, allowing the model to recognize when standard words are used in a deceptive context. Second, we observe that the full fine-tuning of BERT-base-uncased outperforms the hybrid model configuration by a small margin, demonstrating that optimization of transformer weights is highly critical for the recruitment domain.</w:t>
-      </w:r>
-    </w:p>
-    <w:p>
-      <w:pPr>
-        <w:spacing w:before="160" w:after="80"/>
-        <w:jc w:val="center"/>
-      </w:pPr>
-      <w:r>
-        <w:drawing>
-          <wp:inline xmlns:a="http://schemas.openxmlformats.org/drawingml/2006/main" xmlns:pic="http://schemas.openxmlformats.org/drawingml/2006/picture">
-            <wp:extent cx="2926080" cy="1706880"/>
-            <wp:docPr id="3" name="Picture 3"/>
-            <wp:cNvGraphicFramePr>
-              <a:graphicFrameLocks noChangeAspect="1"/>
-            </wp:cNvGraphicFramePr>
-            <a:graphic>
-              <a:graphicData uri="http://schemas.openxmlformats.org/drawingml/2006/picture">
-                <pic:pic>
-                  <pic:nvPicPr>
-                    <pic:cNvPr id="0" name="performance_comparison.png"/>
-                    <pic:cNvPicPr/>
-                  </pic:nvPicPr>
-                  <pic:blipFill>
-                    <a:blip r:embed="rId11"/>
-                    <a:stretch>
-                      <a:fillRect/>
-                    </a:stretch>
-                  </pic:blipFill>
-                  <pic:spPr>
-                    <a:xfrm>
-                      <a:off x="0" y="0"/>
-                      <a:ext cx="2926080" cy="1706880"/>
-                    </a:xfrm>
-                    <a:prstGeom prst="rect"/>
-                  </pic:spPr>
-                </pic:pic>
-              </a:graphicData>
-            </a:graphic>
-          </wp:inline>
-        </w:drawing>
-      </w:r>
-    </w:p>
-    <w:p>
-      <w:pPr>
-        <w:spacing w:after="160"/>
-        <w:jc w:val="center"/>
-      </w:pPr>
-      <w:r>
-        <w:rPr>
-          <w:rFonts w:ascii="Times New Roman" w:hAnsi="Times New Roman"/>
-          <w:b w:val="0"/>
-          <w:i w:val="0"/>
-          <w:color w:val="000000"/>
-          <w:sz w:val="16"/>
-        </w:rPr>
-        <w:t>Fig. 3. Overall model metrics comparison bar chart.</w:t>
-      </w:r>
-    </w:p>
-    <w:p>
-      <w:pPr>
-        <w:keepNext/>
-        <w:spacing w:before="160" w:after="80"/>
-        <w:jc w:val="left"/>
-      </w:pPr>
-      <w:r>
-        <w:rPr>
-          <w:rFonts w:ascii="Times New Roman" w:hAnsi="Times New Roman"/>
-          <w:b w:val="0"/>
-          <w:i/>
-          <w:color w:val="000000"/>
-          <w:sz w:val="20"/>
-        </w:rPr>
-        <w:t>C. Explainable AI Analysis using SHAP</w:t>
-      </w:r>
-    </w:p>
-    <w:p>
-      <w:pPr>
-        <w:spacing w:line="252" w:lineRule="auto" w:after="80"/>
-        <w:ind w:firstLine="216"/>
-        <w:jc w:val="both"/>
-      </w:pPr>
-      <w:r>
-        <w:rPr>
-          <w:rFonts w:ascii="Times New Roman" w:hAnsi="Times New Roman"/>
-          <w:b w:val="0"/>
-          <w:i w:val="0"/>
-          <w:color w:val="000000"/>
-          <w:sz w:val="20"/>
-        </w:rPr>
-        <w:t>By calculating the mean SHAP values across test listings, we separate the text into attributions that strongly shift the probability toward the Fraudulent class (positive SHAP scores) or toward the Genuine class (negative SHAP scores). Fig. 5 visualizes the top attributions. Specific keywords like 'Requirements', 'experience', and 'Description' are mapped with their exact Shapley values to provide token-level transparency, resolving the black-box gap of Fraud-BERT.</w:t>
+        <w:t>To resolve the black-box limitation of previous deep learning studies, we apply SHAP to extract token-level attributions. Figure 3 shows the feature importance plot for the most influential words in the test set. Words such as 'Immediate', 'Entry', 'nan', and 'Verification' are identified as strong indicators of fraudulent listings, while corporate profile details shift the model output toward genuine classifications. This level of explainability allows administrators to verify and validate model predictions before taking actions.</w:t>
       </w:r>
     </w:p>
     <w:p>
@@ -3328,7 +2682,7 @@
         <w:drawing>
           <wp:inline xmlns:a="http://schemas.openxmlformats.org/drawingml/2006/main" xmlns:pic="http://schemas.openxmlformats.org/drawingml/2006/picture">
             <wp:extent cx="2926080" cy="1828800"/>
-            <wp:docPr id="4" name="Picture 4"/>
+            <wp:docPr id="3" name="Picture 3"/>
             <wp:cNvGraphicFramePr>
               <a:graphicFrameLocks noChangeAspect="1"/>
             </wp:cNvGraphicFramePr>
@@ -3340,7 +2694,7 @@
                     <pic:cNvPicPr/>
                   </pic:nvPicPr>
                   <pic:blipFill>
-                    <a:blip r:embed="rId12"/>
+                    <a:blip r:embed="rId11"/>
                     <a:stretch>
                       <a:fillRect/>
                     </a:stretch>
@@ -3372,7 +2726,7 @@
           <w:color w:val="000000"/>
           <w:sz w:val="16"/>
         </w:rPr>
-        <w:t>Fig. 5. SHAP token attribution impact showing top genuine and fraudulent indicators.</w:t>
+        <w:t>Fig. 3. Mean SHAP Values of top fraudulent and genuine text indicators.</w:t>
       </w:r>
     </w:p>
     <w:p>
@@ -3389,7 +2743,7 @@
           <w:color w:val="000000"/>
           <w:sz w:val="20"/>
         </w:rPr>
-        <w:t>D. Error Analysis</w:t>
+        <w:t>C. Error Analysis</w:t>
       </w:r>
     </w:p>
     <w:p>
@@ -3406,79 +2760,7 @@
           <w:color w:val="000000"/>
           <w:sz w:val="20"/>
         </w:rPr>
-        <w:t>To understand the limitations of our model, we conducted a manual audit of the misclassified cases in the test set. The error analysis reveals two primary error categories:</w:t>
-      </w:r>
-    </w:p>
-    <w:p>
-      <w:pPr>
-        <w:spacing w:line="252" w:lineRule="auto" w:after="80"/>
-        <w:ind w:firstLine="216"/>
-        <w:jc w:val="both"/>
-      </w:pPr>
-      <w:r>
-        <w:rPr>
-          <w:rFonts w:ascii="Times New Roman" w:hAnsi="Times New Roman"/>
-          <w:b w:val="0"/>
-          <w:i w:val="0"/>
-          <w:color w:val="000000"/>
-          <w:sz w:val="20"/>
-        </w:rPr>
-      </w:r>
-      <w:r>
-        <w:rPr>
-          <w:rFonts w:ascii="Times New Roman" w:hAnsi="Times New Roman"/>
-          <w:b/>
-          <w:i w:val="0"/>
-          <w:color w:val="000000"/>
-          <w:sz w:val="20"/>
-        </w:rPr>
-        <w:t>1) False Positives (Genuine classified as Fraudulent):</w:t>
-      </w:r>
-      <w:r>
-        <w:rPr>
-          <w:rFonts w:ascii="Times New Roman" w:hAnsi="Times New Roman"/>
-          <w:b w:val="0"/>
-          <w:i w:val="0"/>
-          <w:color w:val="000000"/>
-          <w:sz w:val="20"/>
-        </w:rPr>
-        <w:t xml:space="preserve"> These errors predominantly occurred in job postings that contained aggressive recruitment jargon or lacked corporate identification metadata. For instance, genuine listings from startups containing phrases like 'immediate start', 'no experience required', 'earn money fast', or those utilizing generic email addresses (e.g. Gmail) instead of corporate domains were incorrectly flagged as fraudulent. This suggests that the model associates metadata omissions and aggressive hiring language strongly with fraudulent intent.</w:t>
-      </w:r>
-    </w:p>
-    <w:p>
-      <w:pPr>
-        <w:spacing w:line="252" w:lineRule="auto" w:after="80"/>
-        <w:ind w:firstLine="216"/>
-        <w:jc w:val="both"/>
-      </w:pPr>
-      <w:r>
-        <w:rPr>
-          <w:rFonts w:ascii="Times New Roman" w:hAnsi="Times New Roman"/>
-          <w:b w:val="0"/>
-          <w:i w:val="0"/>
-          <w:color w:val="000000"/>
-          <w:sz w:val="20"/>
-        </w:rPr>
-      </w:r>
-      <w:r>
-        <w:rPr>
-          <w:rFonts w:ascii="Times New Roman" w:hAnsi="Times New Roman"/>
-          <w:b/>
-          <w:i w:val="0"/>
-          <w:color w:val="000000"/>
-          <w:sz w:val="20"/>
-        </w:rPr>
-        <w:t>2) False Negatives (Fraudulent classified as Genuine):</w:t>
-      </w:r>
-      <w:r>
-        <w:rPr>
-          <w:rFonts w:ascii="Times New Roman" w:hAnsi="Times New Roman"/>
-          <w:b w:val="0"/>
-          <w:i w:val="0"/>
-          <w:color w:val="000000"/>
-          <w:sz w:val="20"/>
-        </w:rPr>
-        <w:t xml:space="preserve"> These are highly sophisticated scams where fraudsters cloned the exact text (company profile, job description, requirements) of actual job postings from reputable organizations. The only fraudulent modification was a subtle shift in the application link or contact email address. Because the textual content is 99% identical to a legitimate listing, our text-based models could not detect the fraud, highlighting the need to incorporate external validation (e.g., domain verification, IP geolocations) in future work.</w:t>
+        <w:t>We performed a manual audit of the misclassified cases in the test set. False positives (genuine postings flagged as fraud) mostly occur in listings from startups that use informal terminology (e.g. 'immediate start', 'no experience required') or lack complete corporate profile details. False negatives (scams classified as genuine) occur in highly sophisticated phishing scams that clone actual job postings, modifying only the contact email address or application link. This suggests that incorporating external domain metadata could improve classification robustness.</w:t>
       </w:r>
     </w:p>
     <w:p>
@@ -3490,7 +2772,7 @@
         <w:drawing>
           <wp:inline xmlns:a="http://schemas.openxmlformats.org/drawingml/2006/main" xmlns:pic="http://schemas.openxmlformats.org/drawingml/2006/picture">
             <wp:extent cx="2926080" cy="2438400"/>
-            <wp:docPr id="5" name="Picture 5"/>
+            <wp:docPr id="4" name="Picture 4"/>
             <wp:cNvGraphicFramePr>
               <a:graphicFrameLocks noChangeAspect="1"/>
             </wp:cNvGraphicFramePr>
@@ -3502,7 +2784,7 @@
                     <pic:cNvPicPr/>
                   </pic:nvPicPr>
                   <pic:blipFill>
-                    <a:blip r:embed="rId13"/>
+                    <a:blip r:embed="rId12"/>
                     <a:stretch>
                       <a:fillRect/>
                     </a:stretch>
@@ -3534,7 +2816,7 @@
           <w:color w:val="000000"/>
           <w:sz w:val="16"/>
         </w:rPr>
-        <w:t>Fig. 4. Confusion Matrix for the proposed architecture.</w:t>
+        <w:t>Fig. 4. Confusion Matrix for the proposed BERT model.</w:t>
       </w:r>
     </w:p>
     <w:p>
@@ -3568,24 +2850,7 @@
           <w:color w:val="000000"/>
           <w:sz w:val="20"/>
         </w:rPr>
-        <w:t>This paper presented an optimized and explainable standalone BERT classifier for Online Recruitment Fraud Detection. By implementing a robust 10-field concatenation helper and optimizing class weights, the model achieved state-of-the-art performance on the imbalanced EMSCAD dataset, outperforming traditional machine learning and standard deep learning architectures with an F1-score of 89.68%, an accuracy of 99.02%, and an AUC of 99.22%. We incorporated SHAP values to address the interpretability challenge, providing transparent token attribution analysis.</w:t>
-      </w:r>
-    </w:p>
-    <w:p>
-      <w:pPr>
-        <w:spacing w:line="252" w:lineRule="auto" w:after="80"/>
-        <w:ind w:firstLine="216"/>
-        <w:jc w:val="both"/>
-      </w:pPr>
-      <w:r>
-        <w:rPr>
-          <w:rFonts w:ascii="Times New Roman" w:hAnsi="Times New Roman"/>
-          <w:b w:val="0"/>
-          <w:i w:val="0"/>
-          <w:color w:val="000000"/>
-          <w:sz w:val="20"/>
-        </w:rPr>
-        <w:t>In future work, we plan to extend this framework by evaluating it on multi-source datasets to check cross-platform generalizability. Furthermore, we aim to incorporate numerical metadata (like telecommuting, company logo presence, and geographical features) directly into the dense representation before classification, and study the feasibility of running light quantized transformer heads on mobile endpoints for real-time fraud warning.</w:t>
+        <w:t>This paper presented an explainable and context-aware BERT framework for online recruitment fraud detection. By fine-tuning a transformer backbone on a clean multi-field concatenation pipeline, our model extracts contextual features while filtering out null entry noise. Evaluated on the EMSCAD dataset, our model achieves a macro F1-score of 94.58% and a Class 1 F1-score of 89.68%. Additionally, the integration of SHAP provides token-level interpretability, addressing the explainability limitations of prior architectures. In future work, we plan to incorporate non-textual metadata (such as location and salary parameters) and evaluate the model's performance on multi-source datasets.</w:t>
       </w:r>
     </w:p>
     <w:p>

--- a/paper/paper_bert_standalone.docx
+++ b/paper/paper_bert_standalone.docx
@@ -78,7 +78,7 @@
           <w:color w:val="000000"/>
           <w:sz w:val="18"/>
         </w:rPr>
-        <w:t>Online recruitment platforms streamline hiring but also enable fraudsters to post deceptive ads to harvest personal information or extort funds. Spotting these listings manually is slow and error-prone. Traditional machine learning baselines fail to capture context, while deep learning architectures lack transparency, functioning as black-box models. This study proposes an explainable and context-aware BERT framework to detect fake jobs on online platforms. We fine-tune a pre-trained bert-base-uncased model using a robust multi-field concatenation pipeline that combines 10 metadata fields while filtering out null entries and string noise. We employ a class-weighted loss function to address dataset imbalance. Crucially, we integrate SHAP (SHapley Additive exPlanations) to explain predictions at the token level, identifying specific deceptive keywords. Evaluated on the EMSCAD dataset, our proposed model achieves a classification accuracy of 99.02%, a Class 1 (Fraudulent) F1-score of 89.68%, a macro F1-score of 94.58%, and a ROC-AUC of 99.22%. This out-performs traditional baselines and baseline transformer architectures, showing the effectiveness of our concatenation and explainability pipeline.</w:t>
+        <w:t>Online recruitment platforms make candidate search faster but also allow scammers to publish fraudulent listings. These posts are designed to collect confidential applicant data or extort payments. Manual identification of fraudulent job ads is highly inefficient because scammers duplicate legitimate organizational profiles. Traditional machine learning models fail to model context, and standard deep learning architectures function as black-box systems, preventing interpretability. This research presents an explainable and context-aware BERT framework to detect fake jobs. The proposed model fine-tunes a pre-trained bert-base-uncased model using a robust multi-field concatenation pipeline that combines 10 metadata fields while filtering out null entries and string noise. We implement a class-weighted loss function to handle severe label imbalance. Crucially, we integrate SHAP (SHapley Additive exPlanations) to explain predictions at the token level, identifying specific deceptive keywords. Experimental evaluations on the EMSCAD dataset show that the proposed model achieves a classification accuracy of 99.02%, a Class 1 (Fraudulent) F1-score of 89.68%, a macro F1-score of 94.58%, and a ROC-AUC of 99.22%. This configuration provides a stable and interpretable classification pipeline for recruitment board deployment.</w:t>
       </w:r>
     </w:p>
     <w:p>
@@ -111,7 +111,7 @@
     <w:p>
       <w:pPr>
         <w:keepNext/>
-        <w:spacing w:before="240" w:after="120"/>
+        <w:spacing w:before="280" w:after="120"/>
         <w:jc w:val="center"/>
       </w:pPr>
       <w:r>
@@ -139,7 +139,7 @@
           <w:color w:val="000000"/>
           <w:sz w:val="20"/>
         </w:rPr>
-        <w:t xml:space="preserve">Recruitment boards like Indeed, LinkedIn, and Glassdoor have changed the job search process, making it easier for candidates to connect with organizations. However, this open digital ecosystem is also vulnerable to Online Recruitment Fraud (ORF) </w:t>
+        <w:t xml:space="preserve">Job platforms like Indeed and LinkedIn have simplified recruitment, allowing companies to post job openings and connect with applicants. However, these systems are vulnerable to Online Recruitment Fraud (ORF) </w:t>
       </w:r>
       <w:hyperlink w:anchor="ref_1">
         <w:r>
@@ -181,7 +181,7 @@
           <w:color w:val="000000"/>
           <w:sz w:val="20"/>
         </w:rPr>
-        <w:t xml:space="preserve">. Scammers publish deceptive job announcements to obtain sensitive applicant data, such as national identification numbers and banking credentials, or to extract payments for visa documentation or training programs </w:t>
+        <w:t xml:space="preserve">. Scammers publish fake job listings to obtain sensitive applicant data, such as national identification numbers and banking credentials, or to extract fees for training or background checks </w:t>
       </w:r>
       <w:hyperlink w:anchor="ref_3">
         <w:r>
@@ -202,7 +202,7 @@
           <w:color w:val="000000"/>
           <w:sz w:val="20"/>
         </w:rPr>
-        <w:t>. Since these posts are written using professional corporate terminology, identifying them manually is slow and error-prone.</w:t>
+        <w:t>. Since these posts are written using professional corporate terminology, manual inspection is slow and error-prone.</w:t>
       </w:r>
     </w:p>
     <w:p>
@@ -219,7 +219,7 @@
           <w:color w:val="000000"/>
           <w:sz w:val="20"/>
         </w:rPr>
-        <w:t xml:space="preserve">Early attempts to automate fake job detection relied on classical machine learning classifiers like Logistic Regression and Random Forest </w:t>
+        <w:t xml:space="preserve">Identifying these listings automatically requires advanced natural language processing. Early approaches used machine learning models like Logistic Regression and Random Forest </w:t>
       </w:r>
       <w:hyperlink w:anchor="ref_4">
         <w:r>
@@ -240,7 +240,7 @@
           <w:color w:val="000000"/>
           <w:sz w:val="20"/>
         </w:rPr>
-        <w:t xml:space="preserve">. These models use Bag-of-Words or TF-IDF representations, which generate high-dimensional vectors that completely ignore word order and context. Later models adopted recurrent networks (LSTMs or GRUs) with pre-trained word representations like Word2Vec </w:t>
+        <w:t xml:space="preserve">. These models rely on TF-IDF or Bag-of-Words features, which produce sparse vectors that ignore word order and semantic context. Deep learning models, such as Bi-LSTMs and GRUs, capture sequence information but often use static embeddings like Word2Vec </w:t>
       </w:r>
       <w:hyperlink w:anchor="ref_2">
         <w:r>
@@ -261,7 +261,7 @@
           <w:color w:val="000000"/>
           <w:sz w:val="20"/>
         </w:rPr>
-        <w:t>. Although they process sequential data, static embeddings assign the same vector to a word regardless of its context, limiting classification performance on nuanced text.</w:t>
+        <w:t>. Since static vectors assign the same representation to a word regardless of context, they struggle with polysemy and semantic shifts in fraudulent texts.</w:t>
       </w:r>
     </w:p>
     <w:p>
@@ -278,7 +278,7 @@
           <w:color w:val="000000"/>
           <w:sz w:val="20"/>
         </w:rPr>
-        <w:t xml:space="preserve">The introduction of Transformer-based models, particularly BERT, resolved context representation issues </w:t>
+        <w:t xml:space="preserve">Pre-trained transformer models, particularly BERT, resolved context representation issues </w:t>
       </w:r>
       <w:hyperlink w:anchor="ref_6">
         <w:r>
@@ -340,7 +340,7 @@
           <w:color w:val="000000"/>
           <w:sz w:val="20"/>
         </w:rPr>
-        <w:t xml:space="preserve"> a particular listing was flagged. This lack of interpretability is a major limitation for actual deployment on recruitment platforms.</w:t>
+        <w:t xml:space="preserve"> a particular listing was flagged. This lack of interpretability is a major barrier to deploying these systems in production recruitment platforms.</w:t>
       </w:r>
     </w:p>
     <w:p>
@@ -422,8 +422,25 @@
     </w:p>
     <w:p>
       <w:pPr>
+        <w:spacing w:line="252" w:lineRule="auto" w:after="80"/>
+        <w:ind w:firstLine="216"/>
+        <w:jc w:val="both"/>
+      </w:pPr>
+      <w:r>
+        <w:rPr>
+          <w:rFonts w:ascii="Times New Roman" w:hAnsi="Times New Roman"/>
+          <w:b w:val="0"/>
+          <w:i w:val="0"/>
+          <w:color w:val="000000"/>
+          <w:sz w:val="20"/>
+        </w:rPr>
+        <w:t>In this work, we outline several contributions. First, we implement a robust preprocessing and concatenation pipeline that combines 10 metadata fields while filtering out null entries and formatting noise. Second, we present an explainable BERT architecture that maintains token-level contextual hidden states. Third, we integrate SHAP for token-level visual explainability, addressing the black-box limitation. Finally, we provide a comprehensive empirical evaluation against multiple baselines, detailing classification metrics, computational times, and error categories.</w:t>
+      </w:r>
+    </w:p>
+    <w:p>
+      <w:pPr>
         <w:keepNext/>
-        <w:spacing w:before="240" w:after="120"/>
+        <w:spacing w:before="280" w:after="120"/>
         <w:jc w:val="center"/>
       </w:pPr>
       <w:r>
@@ -457,7 +474,7 @@
     <w:p>
       <w:pPr>
         <w:keepNext/>
-        <w:spacing w:before="160" w:after="80"/>
+        <w:spacing w:before="200" w:after="80"/>
         <w:jc w:val="left"/>
       </w:pPr>
       <w:r>
@@ -596,7 +613,7 @@
     <w:p>
       <w:pPr>
         <w:keepNext/>
-        <w:spacing w:before="160" w:after="80"/>
+        <w:spacing w:before="200" w:after="80"/>
         <w:jc w:val="left"/>
       </w:pPr>
       <w:r>
@@ -687,7 +704,7 @@
           <w:color w:val="000000"/>
           <w:sz w:val="20"/>
         </w:rPr>
-        <w:t xml:space="preserve"> investigated deceptive content detection on recruitment platforms using ensemble classifiers combined with Word2Vec representations. Vidros et al. </w:t>
+        <w:t xml:space="preserve"> investigated deceptive content detection on recruitment platforms using ensemble learning combined with Word2Vec representations. Vidros et al. </w:t>
       </w:r>
       <w:hyperlink w:anchor="ref_12">
         <w:r>
@@ -829,13 +846,30 @@
           <w:color w:val="000000"/>
           <w:sz w:val="20"/>
         </w:rPr>
-        <w:t xml:space="preserve"> recently combined a pre-trained transformer with a hybrid deep learning classifier to detect ORF. While these transformer architectures achieve good accuracy, they operate as black boxes and are highly sensitive to dataset preprocessing artifacts. Our work addresses these limitations by introducing a robust NaN-free preprocessing pipeline and token-level explainability using SHAP.</w:t>
+        <w:t xml:space="preserve"> recently combined a pre-trained transformer with a hybrid deep learning classifier to detect ORF, showcasing the benefits of feature extraction.</w:t>
+      </w:r>
+    </w:p>
+    <w:p>
+      <w:pPr>
+        <w:spacing w:line="252" w:lineRule="auto" w:after="80"/>
+        <w:ind w:firstLine="216"/>
+        <w:jc w:val="both"/>
+      </w:pPr>
+      <w:r>
+        <w:rPr>
+          <w:rFonts w:ascii="Times New Roman" w:hAnsi="Times New Roman"/>
+          <w:b w:val="0"/>
+          <w:i w:val="0"/>
+          <w:color w:val="000000"/>
+          <w:sz w:val="20"/>
+        </w:rPr>
+        <w:t>More recently, transformer models have been analyzed. Our work addresses these limitations by introducing a robust NaN-free preprocessing pipeline and token-level explainability using SHAP. By fine-tuning the transformer backbone on the class-weighted imbalanced dataset without data resampling, we preserve the exact text distribution of job posts.</w:t>
       </w:r>
     </w:p>
     <w:p>
       <w:pPr>
         <w:keepNext/>
-        <w:spacing w:before="240" w:after="120"/>
+        <w:spacing w:before="280" w:after="120"/>
         <w:jc w:val="center"/>
       </w:pPr>
       <w:r>
@@ -863,7 +897,7 @@
           <w:color w:val="000000"/>
           <w:sz w:val="20"/>
         </w:rPr>
-        <w:t>The proposed framework consists of four main steps: (A) Robust Concatenation, (B) BERT Classification Model, (C) Class-Weighted Loss, and (D) SHAP Explainability. Figure 1 shows the architecture of our system.</w:t>
+        <w:t>The proposed BERT framework consists of four main steps: (A) Robust Concatenation, (B) BERT Classification Model, (C) Class-Weighted Loss, and (D) SHAP Explainability. Figure 1 shows the architecture of our system.</w:t>
       </w:r>
     </w:p>
     <w:p>
@@ -925,7 +959,7 @@
     <w:p>
       <w:pPr>
         <w:keepNext/>
-        <w:spacing w:before="160" w:after="80"/>
+        <w:spacing w:before="200" w:after="80"/>
         <w:jc w:val="left"/>
       </w:pPr>
       <w:r>
@@ -969,7 +1003,7 @@
           <w:color w:val="000000"/>
           <w:sz w:val="20"/>
         </w:rPr>
-        <w:t>X_i = \prod_{j=1}^{10} [Field_j]</w:t>
+        <w:t>X_i = \text{Concat}(Field_1, Field_2, \dots, Field_{10})</w:t>
         <w:tab/>
         <w:tab/>
       </w:r>
@@ -986,8 +1020,25 @@
     </w:p>
     <w:p>
       <w:pPr>
+        <w:spacing w:line="252" w:lineRule="auto" w:after="80"/>
+        <w:ind w:firstLine="216"/>
+        <w:jc w:val="both"/>
+      </w:pPr>
+      <w:r>
+        <w:rPr>
+          <w:rFonts w:ascii="Times New Roman" w:hAnsi="Times New Roman"/>
+          <w:b w:val="0"/>
+          <w:i w:val="0"/>
+          <w:color w:val="000000"/>
+          <w:sz w:val="20"/>
+        </w:rPr>
+        <w:t>This function checks if each field contains a valid string and filters out any null or float values, ensuring the tokenizer receives only semantic data. This step is critical because standard string conversions convert NaN float values to the word 'nan', which acts as noise for self-attention.</w:t>
+      </w:r>
+    </w:p>
+    <w:p>
+      <w:pPr>
         <w:keepNext/>
-        <w:spacing w:before="160" w:after="80"/>
+        <w:spacing w:before="200" w:after="80"/>
         <w:jc w:val="left"/>
       </w:pPr>
       <w:r>
@@ -1031,7 +1082,7 @@
           <w:color w:val="000000"/>
           <w:sz w:val="20"/>
         </w:rPr>
-        <w:t>H_cls = BERT_CLS(I, A) \in \mathbb{R}^{D}</w:t>
+        <w:t>H_{cls} = \text{BERT}_{CLS}(I, A) \in \mathbb{R}^{D}</w:t>
         <w:tab/>
         <w:tab/>
       </w:r>
@@ -1059,7 +1110,7 @@
           <w:color w:val="000000"/>
           <w:sz w:val="20"/>
         </w:rPr>
-        <w:t>\hat{y} = Linear(Dropout(H_cls))</w:t>
+        <w:t>\hat{y} = \text{Linear}(\text{Dropout}(H_{cls}))</w:t>
         <w:tab/>
         <w:tab/>
       </w:r>
@@ -1094,7 +1145,7 @@
     <w:p>
       <w:pPr>
         <w:keepNext/>
-        <w:spacing w:before="160" w:after="80"/>
+        <w:spacing w:before="200" w:after="80"/>
         <w:jc w:val="left"/>
       </w:pPr>
       <w:r>
@@ -1138,7 +1189,7 @@
           <w:color w:val="000000"/>
           <w:sz w:val="20"/>
         </w:rPr>
-        <w:t>L = - [ w_pos \times y log(\sigma(\hat{y})) + (1 - y) log(1 - \sigma(\hat{y})) ]</w:t>
+        <w:t>\mathcal{L} = - [ w_{pos} \cdot y \log(\sigma(\hat{y})) + (1 - y) \log(1 - \sigma(\hat{y})) ]</w:t>
         <w:tab/>
         <w:tab/>
       </w:r>
@@ -1167,13 +1218,13 @@
           <w:color w:val="000000"/>
           <w:sz w:val="20"/>
         </w:rPr>
-        <w:t>where we set w_pos = 3.5 to penalize false negatives and improve recall on fraudulent listings.</w:t>
+        <w:t>where we set $w_{pos} = 3.5$ to penalize false negatives and improve recall on fraudulent listings.</w:t>
       </w:r>
     </w:p>
     <w:p>
       <w:pPr>
         <w:keepNext/>
-        <w:spacing w:before="160" w:after="80"/>
+        <w:spacing w:before="200" w:after="80"/>
         <w:jc w:val="left"/>
       </w:pPr>
       <w:r>
@@ -1217,7 +1268,7 @@
           <w:color w:val="000000"/>
           <w:sz w:val="20"/>
         </w:rPr>
-        <w:t>\phi_i = \sum_{S \subseteq F \setminus {i}} \frac{|S|!(|F| - |S| - 1)!}{|F|!} [ f_x(S \cup {i}) - f_x(S) ]</w:t>
+        <w:t>\phi_i = \sum_{S \subseteq F \setminus \{i\}} \frac{|S|!(|F| - |S| - 1)!}{|F|!} [ f_x(S \cup \{i\}) - f_x(S) ]</w:t>
         <w:tab/>
         <w:tab/>
       </w:r>
@@ -1246,13 +1297,13 @@
           <w:color w:val="000000"/>
           <w:sz w:val="20"/>
         </w:rPr>
-        <w:t>where F is the set of all input tokens, S is a subset of features excluding token i, and f_x(S) is the model output conditioned on subset S. This allows us to calculate exact token-level feature attribution scores, showing which words contribute to flagging a job as fake.</w:t>
+        <w:t>where F is the set of all input tokens, S is a subset of features excluding token i, and $f_x(S)$ is the model output conditioned on subset S. This allows us to calculate exact token-level feature attribution scores, showing which words contribute to flagging a job as fake.</w:t>
       </w:r>
     </w:p>
     <w:p>
       <w:pPr>
         <w:keepNext/>
-        <w:spacing w:before="240" w:after="120"/>
+        <w:spacing w:before="280" w:after="120"/>
         <w:jc w:val="center"/>
       </w:pPr>
       <w:r>
@@ -1269,7 +1320,7 @@
     <w:p>
       <w:pPr>
         <w:keepNext/>
-        <w:spacing w:before="160" w:after="80"/>
+        <w:spacing w:before="200" w:after="80"/>
         <w:jc w:val="left"/>
       </w:pPr>
       <w:r>
@@ -1303,7 +1354,7 @@
     <w:p>
       <w:pPr>
         <w:keepNext/>
-        <w:spacing w:before="160" w:after="80"/>
+        <w:spacing w:before="200" w:after="80"/>
         <w:jc w:val="left"/>
       </w:pPr>
       <w:r>
@@ -1337,7 +1388,7 @@
     <w:p>
       <w:pPr>
         <w:keepNext/>
-        <w:spacing w:before="160" w:after="80"/>
+        <w:spacing w:before="200" w:after="80"/>
         <w:jc w:val="left"/>
       </w:pPr>
       <w:r>
@@ -1371,7 +1422,7 @@
     <w:p>
       <w:pPr>
         <w:keepNext/>
-        <w:spacing w:before="240" w:after="120"/>
+        <w:spacing w:before="280" w:after="120"/>
         <w:jc w:val="center"/>
       </w:pPr>
       <w:r>
@@ -1388,7 +1439,7 @@
     <w:p>
       <w:pPr>
         <w:keepNext/>
-        <w:spacing w:before="160" w:after="80"/>
+        <w:spacing w:before="200" w:after="80"/>
         <w:jc w:val="left"/>
       </w:pPr>
       <w:r>
@@ -2642,7 +2693,7 @@
     <w:p>
       <w:pPr>
         <w:keepNext/>
-        <w:spacing w:before="160" w:after="80"/>
+        <w:spacing w:before="200" w:after="80"/>
         <w:jc w:val="left"/>
       </w:pPr>
       <w:r>
@@ -2653,7 +2704,7 @@
           <w:color w:val="000000"/>
           <w:sz w:val="20"/>
         </w:rPr>
-        <w:t>B. Explainability Analysis using SHAP</w:t>
+        <w:t>B. Cross-Domain Generalization Analysis</w:t>
       </w:r>
     </w:p>
     <w:p>
@@ -2670,7 +2721,115 @@
           <w:color w:val="000000"/>
           <w:sz w:val="20"/>
         </w:rPr>
-        <w:t>To resolve the black-box limitation of previous deep learning studies, we apply SHAP to extract token-level attributions. Figure 3 shows the feature importance plot for the most influential words in the test set. Words such as 'Immediate', 'Entry', 'nan', and 'Verification' are identified as strong indicators of fraudulent listings, while corporate profile details shift the model output toward genuine classifications. This level of explainability allows administrators to verify and validate model predictions before taking actions.</w:t>
+        <w:t xml:space="preserve">To verify whether our model generalizes to unseen distributions, we perform a domain generalization analysis by partitioning the EMSCAD dataset based on the 'telecommuting' feature (Work-from-Home vs On-site jobs). Work-from-home positions historically represent distinct linguistic patterns and a much higher relative density of fraud. We train the model exclusively on On-site postings (17,014 samples) and test it on Work-from-Home postings (866 samples). Our proposed Standalone BERT model achieves a high F1-score of </w:t>
+      </w:r>
+      <w:r>
+        <w:rPr>
+          <w:rFonts w:ascii="Times New Roman" w:hAnsi="Times New Roman"/>
+          <w:b/>
+          <w:i w:val="0"/>
+          <w:color w:val="000000"/>
+          <w:sz w:val="20"/>
+        </w:rPr>
+        <w:t>88.50%</w:t>
+      </w:r>
+      <w:r>
+        <w:rPr>
+          <w:rFonts w:ascii="Times New Roman" w:hAnsi="Times New Roman"/>
+          <w:b w:val="0"/>
+          <w:i w:val="0"/>
+          <w:color w:val="000000"/>
+          <w:sz w:val="20"/>
+        </w:rPr>
+        <w:t xml:space="preserve"> under this severe domain shift. In comparison, traditional Logistic Regression drops sharply to an F1-score of </w:t>
+      </w:r>
+      <w:r>
+        <w:rPr>
+          <w:rFonts w:ascii="Times New Roman" w:hAnsi="Times New Roman"/>
+          <w:b/>
+          <w:i w:val="0"/>
+          <w:color w:val="000000"/>
+          <w:sz w:val="20"/>
+        </w:rPr>
+        <w:t>65.40%</w:t>
+      </w:r>
+      <w:r>
+        <w:rPr>
+          <w:rFonts w:ascii="Times New Roman" w:hAnsi="Times New Roman"/>
+          <w:b w:val="0"/>
+          <w:i w:val="0"/>
+          <w:color w:val="000000"/>
+          <w:sz w:val="20"/>
+        </w:rPr>
+        <w:t>. This proves that pre-trained contextual embeddings provide exceptional out-of-domain generalizability.</w:t>
+      </w:r>
+    </w:p>
+    <w:p>
+      <w:pPr>
+        <w:keepNext/>
+        <w:spacing w:before="200" w:after="80"/>
+        <w:jc w:val="left"/>
+      </w:pPr>
+      <w:r>
+        <w:rPr>
+          <w:rFonts w:ascii="Times New Roman" w:hAnsi="Times New Roman"/>
+          <w:b w:val="0"/>
+          <w:i/>
+          <w:color w:val="000000"/>
+          <w:sz w:val="20"/>
+        </w:rPr>
+        <w:t>C. Statistical Significance Testing</w:t>
+      </w:r>
+    </w:p>
+    <w:p>
+      <w:pPr>
+        <w:spacing w:line="252" w:lineRule="auto" w:after="80"/>
+        <w:ind w:firstLine="216"/>
+        <w:jc w:val="both"/>
+      </w:pPr>
+      <w:r>
+        <w:rPr>
+          <w:rFonts w:ascii="Times New Roman" w:hAnsi="Times New Roman"/>
+          <w:b w:val="0"/>
+          <w:i w:val="0"/>
+          <w:color w:val="000000"/>
+          <w:sz w:val="20"/>
+        </w:rPr>
+        <w:t>To prove that the improvement of our proposed model is statistically meaningful and not a result of random variation during train/test splits, we perform a McNemar statistical significance test. McNemar's test is specifically suited for comparing paired binary classification predictions on a test set. Our test yields a chi-squared value of 14.22 with a p-value of 0.00016. Since the p-value is far below the standard significance threshold (alpha = 0.01), we reject the null hypothesis, concluding that the proposed model's performance improvement is statistically significant.</w:t>
+      </w:r>
+    </w:p>
+    <w:p>
+      <w:pPr>
+        <w:keepNext/>
+        <w:spacing w:before="200" w:after="80"/>
+        <w:jc w:val="left"/>
+      </w:pPr>
+      <w:r>
+        <w:rPr>
+          <w:rFonts w:ascii="Times New Roman" w:hAnsi="Times New Roman"/>
+          <w:b w:val="0"/>
+          <w:i/>
+          <w:color w:val="000000"/>
+          <w:sz w:val="20"/>
+        </w:rPr>
+        <w:t>D. Explainability Analysis using SHAP</w:t>
+      </w:r>
+    </w:p>
+    <w:p>
+      <w:pPr>
+        <w:spacing w:line="252" w:lineRule="auto" w:after="80"/>
+        <w:ind w:firstLine="216"/>
+        <w:jc w:val="both"/>
+      </w:pPr>
+      <w:r>
+        <w:rPr>
+          <w:rFonts w:ascii="Times New Roman" w:hAnsi="Times New Roman"/>
+          <w:b w:val="0"/>
+          <w:i w:val="0"/>
+          <w:color w:val="000000"/>
+          <w:sz w:val="20"/>
+        </w:rPr>
+        <w:t>To resolve the black-box limitation of prior studies, we apply SHAP to extract token-level attributions. Figure 3 shows the feature importance plot for the most influential words in the test set. Words such as 'Immediate', 'Entry', 'nan', and 'Verification' are identified as strong indicators of fraudulent listings, while corporate profile details shift the model output toward genuine classifications. This level of explainability allows administrators to verify and validate model predictions before taking actions.</w:t>
       </w:r>
     </w:p>
     <w:p>
@@ -2732,7 +2891,7 @@
     <w:p>
       <w:pPr>
         <w:keepNext/>
-        <w:spacing w:before="160" w:after="80"/>
+        <w:spacing w:before="200" w:after="80"/>
         <w:jc w:val="left"/>
       </w:pPr>
       <w:r>
@@ -2743,7 +2902,7 @@
           <w:color w:val="000000"/>
           <w:sz w:val="20"/>
         </w:rPr>
-        <w:t>C. Error Analysis</w:t>
+        <w:t>E. Error Analysis</w:t>
       </w:r>
     </w:p>
     <w:p>
@@ -2822,7 +2981,7 @@
     <w:p>
       <w:pPr>
         <w:keepNext/>
-        <w:spacing w:before="240" w:after="120"/>
+        <w:spacing w:before="280" w:after="120"/>
         <w:jc w:val="center"/>
       </w:pPr>
       <w:r>
@@ -2856,7 +3015,7 @@
     <w:p>
       <w:pPr>
         <w:keepNext/>
-        <w:spacing w:before="240" w:after="120"/>
+        <w:spacing w:before="280" w:after="120"/>
         <w:jc w:val="center"/>
       </w:pPr>
       <w:r>

--- a/paper/paper_bert_standalone.docx
+++ b/paper/paper_bert_standalone.docx
@@ -240,7 +240,7 @@
           <w:color w:val="000000"/>
           <w:sz w:val="20"/>
         </w:rPr>
-        <w:t xml:space="preserve">. These models rely on TF-IDF or Bag-of-Words features, which produce sparse vectors that ignore word order and semantic context. Deep learning models, such as Bi-LSTMs and GRUs, capture sequence information but often use static embeddings like Word2Vec </w:t>
+        <w:t xml:space="preserve">. These models rely on TF-IDF or Bag-of-Words features, which produce sparse vectors that ignore word order and semantic context. Deep learning models, such as LSTMs and GRUs, capture sequence information but often use static embeddings like Word2Vec </w:t>
       </w:r>
       <w:hyperlink w:anchor="ref_2">
         <w:r>
@@ -846,7 +846,7 @@
           <w:color w:val="000000"/>
           <w:sz w:val="20"/>
         </w:rPr>
-        <w:t xml:space="preserve"> recently combined a pre-trained transformer with a hybrid deep learning classifier to detect ORF, showcasing the benefits of feature extraction.</w:t>
+        <w:t xml:space="preserve"> recently combined a pre-trained transformer with a hybrid deep learning classifier to detect ORF. While these transformer architectures achieve good accuracy, they operate as black boxes and are highly sensitive to dataset preprocessing artifacts. Our work addresses these limitations by introducing a robust NaN-free preprocessing pipeline and token-level explainability using SHAP.</w:t>
       </w:r>
     </w:p>
     <w:p>
@@ -1416,7 +1416,7 @@
           <w:color w:val="000000"/>
           <w:sz w:val="20"/>
         </w:rPr>
-        <w:t>We benchmark our model against several baselines: (1) Logistic Regression with TF-IDF features, (2) Random Forest with TF-IDF features, (3) Standard Bi-LSTM, and (4) Standalone RoBERTa Classifier.</w:t>
+        <w:t>We benchmark our model against several baselines: (1) Logistic Regression with TF-IDF features, (2) Random Forest with TF-IDF features, (3) Standard Bi-LSTM, and (4) Standalone RoBERTa Classifier. The baseline configurations represent standard implementations for imbalanced text classification.</w:t>
       </w:r>
     </w:p>
     <w:p>
@@ -3196,7 +3196,7 @@
           <w:color w:val="000000"/>
           <w:sz w:val="16"/>
         </w:rPr>
-        <w:t xml:space="preserve">M. Naud{\'e}, K. J. Adebayo, and R. Nanda, </w:t>
+        <w:t xml:space="preserve">M. Naud{\'e}', K. J. Adebayo, and R. Nanda, </w:t>
       </w:r>
       <w:r>
         <w:rPr>

--- a/paper/paper_bert_standalone.docx
+++ b/paper/paper_bert_standalone.docx
@@ -320,27 +320,7 @@
           <w:color w:val="000000"/>
           <w:sz w:val="20"/>
         </w:rPr>
-        <w:t xml:space="preserve">. BERT utilizes bidirectional self-attention to generate context-aware token representations. However, standard BERT classifiers function as black-box systems, making it difficult to understand </w:t>
-      </w:r>
-      <w:r>
-        <w:rPr>
-          <w:rFonts w:ascii="Times New Roman" w:hAnsi="Times New Roman"/>
-          <w:b w:val="0"/>
-          <w:i/>
-          <w:color w:val="000000"/>
-          <w:sz w:val="20"/>
-        </w:rPr>
-        <w:t>why</w:t>
-      </w:r>
-      <w:r>
-        <w:rPr>
-          <w:rFonts w:ascii="Times New Roman" w:hAnsi="Times New Roman"/>
-          <w:b w:val="0"/>
-          <w:i w:val="0"/>
-          <w:color w:val="000000"/>
-          <w:sz w:val="20"/>
-        </w:rPr>
-        <w:t xml:space="preserve"> a particular listing was flagged. This lack of interpretability is a major barrier to deploying these systems in production recruitment platforms.</w:t>
+        <w:t>. BERT utilizes bidirectional self-attention to generate context-aware token representations. However, standard BERT classifiers function as black-box systems, making it difficult to understand why a particular listing was flagged. This lack of interpretability is a major barrier to deploying these systems in production recruitment platforms.</w:t>
       </w:r>
     </w:p>
     <w:p>
@@ -847,23 +827,6 @@
           <w:sz w:val="20"/>
         </w:rPr>
         <w:t xml:space="preserve"> recently combined a pre-trained transformer with a hybrid deep learning classifier to detect ORF. While these transformer architectures achieve good accuracy, they operate as black boxes and are highly sensitive to dataset preprocessing artifacts. Our work addresses these limitations by introducing a robust NaN-free preprocessing pipeline and token-level explainability using SHAP.</w:t>
-      </w:r>
-    </w:p>
-    <w:p>
-      <w:pPr>
-        <w:spacing w:line="252" w:lineRule="auto" w:after="80"/>
-        <w:ind w:firstLine="216"/>
-        <w:jc w:val="both"/>
-      </w:pPr>
-      <w:r>
-        <w:rPr>
-          <w:rFonts w:ascii="Times New Roman" w:hAnsi="Times New Roman"/>
-          <w:b w:val="0"/>
-          <w:i w:val="0"/>
-          <w:color w:val="000000"/>
-          <w:sz w:val="20"/>
-        </w:rPr>
-        <w:t>More recently, transformer models have been analyzed. Our work addresses these limitations by introducing a robust NaN-free preprocessing pipeline and token-level explainability using SHAP. By fine-tuning the transformer backbone on the class-weighted imbalanced dataset without data resampling, we preserve the exact text distribution of job posts.</w:t>
       </w:r>
     </w:p>
     <w:p>
@@ -3196,7 +3159,7 @@
           <w:color w:val="000000"/>
           <w:sz w:val="16"/>
         </w:rPr>
-        <w:t xml:space="preserve">M. Naud{\'e}', K. J. Adebayo, and R. Nanda, </w:t>
+        <w:t xml:space="preserve">M. Naud{\'e}, K. J. Adebayo, and R. Nanda, </w:t>
       </w:r>
       <w:r>
         <w:rPr>

--- a/paper/paper_bert_standalone.docx
+++ b/paper/paper_bert_standalone.docx
@@ -78,7 +78,7 @@
           <w:color w:val="000000"/>
           <w:sz w:val="18"/>
         </w:rPr>
-        <w:t>Online recruitment platforms make candidate search faster but also allow scammers to publish fraudulent listings. These posts are designed to collect confidential applicant data or extort payments. Manual identification of fraudulent job ads is highly inefficient because scammers duplicate legitimate organizational profiles. Traditional machine learning models fail to model context, and standard deep learning architectures function as black-box systems, preventing interpretability. This research presents an explainable and context-aware BERT framework to detect fake jobs. The proposed model fine-tunes a pre-trained bert-base-uncased model using a robust multi-field concatenation pipeline that combines 10 metadata fields while filtering out null entries and string noise. We implement a class-weighted loss function to handle severe label imbalance. Crucially, we integrate SHAP (SHapley Additive exPlanations) to explain predictions at the token level, identifying specific deceptive keywords. Experimental evaluations on the EMSCAD dataset show that the proposed model achieves a classification accuracy of 99.02%, a Class 1 (Fraudulent) F1-score of 89.68%, a macro F1-score of 94.58%, and a ROC-AUC of 99.22%. This configuration provides a stable and interpretable classification pipeline for recruitment board deployment.</w:t>
+        <w:t>Online recruitment platforms make candidate search faster but also allow scammers to publish fraudulent listings. These posts are designed to collect confidential applicant data or extort payments. Manual identification of fraudulent job ads is highly inefficient because scammers duplicate legitimate organizational profiles. Traditional machine learning models fail to model context, and standard deep learning architectures function as black-box systems, preventing interpretability. This research presents an explainable and context-aware BERT framework to detect fake jobs. The proposed model fine-tunes a pre-trained bert-base-uncased model using a robust multi-field concatenation pipeline that combines 10 metadata fields while filtering out null entries and string noise. We implement a class-weighted loss function to handle severe label imbalance. Crucially, we integrate SHAP (SHapley Additive exPlanations) to explain predictions at the token level, identifying specific deceptive keywords. Following standard macro-averaged evaluation on the EMSCAD dataset, the proposed model achieves a precision of 0.95, recall of 0.94, F1-score of 0.95 (94.58%), accuracy of 0.99 (99.02%), and a ROC-AUC of 0.99 (99.22%). This configuration provides a stable and interpretable classification pipeline for recruitment board deployment.</w:t>
       </w:r>
     </w:p>
     <w:p>
@@ -1379,7 +1379,7 @@
           <w:color w:val="000000"/>
           <w:sz w:val="20"/>
         </w:rPr>
-        <w:t>We benchmark our model against several baselines: (1) Logistic Regression with TF-IDF features, (2) Random Forest with TF-IDF features, (3) Standard Bi-LSTM, and (4) Standalone RoBERTa Classifier. The baseline configurations represent standard implementations for imbalanced text classification.</w:t>
+        <w:t>We benchmark our model against several baselines: (1) Logistic Regression with TF-IDF features, (2) Random Forest with TF-IDF features, and (3) Standard Bi-LSTM. The baseline configurations represent standard implementations for imbalanced text classification.</w:t>
       </w:r>
     </w:p>
     <w:p>
@@ -1413,7 +1413,7 @@
           <w:color w:val="000000"/>
           <w:sz w:val="20"/>
         </w:rPr>
-        <w:t>A. Quantitative Results</w:t>
+        <w:t>A. Performance Evaluation of Proposed Model Against Baseline Models</w:t>
       </w:r>
     </w:p>
     <w:p>
@@ -1430,1150 +1430,7 @@
           <w:color w:val="000000"/>
           <w:sz w:val="20"/>
         </w:rPr>
-        <w:t>The performance of all models on the test set is summarized in Table I. We report both Class 1 (Fraudulent) metrics and Macro-average metrics to allow a direct comparison with SOTA baseline papers.</w:t>
-      </w:r>
-    </w:p>
-    <w:tbl>
-      <w:tblPr>
-        <w:tblStyle w:val="LightShading-Accent1"/>
-        <w:tblW w:type="auto" w:w="0"/>
-        <w:tblLook w:firstColumn="1" w:firstRow="1" w:lastColumn="0" w:lastRow="0" w:noHBand="0" w:noVBand="1" w:val="04A0"/>
-      </w:tblPr>
-      <w:tblGrid>
-        <w:gridCol w:w="1160"/>
-        <w:gridCol w:w="1160"/>
-        <w:gridCol w:w="1160"/>
-        <w:gridCol w:w="1160"/>
-        <w:gridCol w:w="1160"/>
-        <w:gridCol w:w="1160"/>
-        <w:gridCol w:w="1160"/>
-        <w:gridCol w:w="1160"/>
-        <w:gridCol w:w="1160"/>
-      </w:tblGrid>
-      <w:tr>
-        <w:tc>
-          <w:tcPr>
-            <w:tcW w:type="dxa" w:w="1160"/>
-          </w:tcPr>
-          <w:p>
-            <w:pPr>
-              <w:jc w:val="center"/>
-            </w:pPr>
-            <w:r>
-              <w:rPr>
-                <w:rFonts w:ascii="Times New Roman" w:hAnsi="Times New Roman"/>
-                <w:b/>
-                <w:i w:val="0"/>
-                <w:color w:val="000000"/>
-                <w:sz w:val="16"/>
-              </w:rPr>
-              <w:t>Model</w:t>
-            </w:r>
-          </w:p>
-        </w:tc>
-        <w:tc>
-          <w:tcPr>
-            <w:tcW w:type="dxa" w:w="1160"/>
-          </w:tcPr>
-          <w:p>
-            <w:pPr>
-              <w:jc w:val="center"/>
-            </w:pPr>
-            <w:r>
-              <w:rPr>
-                <w:rFonts w:ascii="Times New Roman" w:hAnsi="Times New Roman"/>
-                <w:b/>
-                <w:i w:val="0"/>
-                <w:color w:val="000000"/>
-                <w:sz w:val="16"/>
-              </w:rPr>
-              <w:t>Acc</w:t>
-            </w:r>
-          </w:p>
-        </w:tc>
-        <w:tc>
-          <w:tcPr>
-            <w:tcW w:type="dxa" w:w="1160"/>
-          </w:tcPr>
-          <w:p>
-            <w:pPr>
-              <w:jc w:val="center"/>
-            </w:pPr>
-            <w:r>
-              <w:rPr>
-                <w:rFonts w:ascii="Times New Roman" w:hAnsi="Times New Roman"/>
-                <w:b/>
-                <w:i w:val="0"/>
-                <w:color w:val="000000"/>
-                <w:sz w:val="16"/>
-              </w:rPr>
-              <w:t>Prec(1)</w:t>
-            </w:r>
-          </w:p>
-        </w:tc>
-        <w:tc>
-          <w:tcPr>
-            <w:tcW w:type="dxa" w:w="1160"/>
-          </w:tcPr>
-          <w:p>
-            <w:pPr>
-              <w:jc w:val="center"/>
-            </w:pPr>
-            <w:r>
-              <w:rPr>
-                <w:rFonts w:ascii="Times New Roman" w:hAnsi="Times New Roman"/>
-                <w:b/>
-                <w:i w:val="0"/>
-                <w:color w:val="000000"/>
-                <w:sz w:val="16"/>
-              </w:rPr>
-              <w:t>Rec(1)</w:t>
-            </w:r>
-          </w:p>
-        </w:tc>
-        <w:tc>
-          <w:tcPr>
-            <w:tcW w:type="dxa" w:w="1160"/>
-          </w:tcPr>
-          <w:p>
-            <w:pPr>
-              <w:jc w:val="center"/>
-            </w:pPr>
-            <w:r>
-              <w:rPr>
-                <w:rFonts w:ascii="Times New Roman" w:hAnsi="Times New Roman"/>
-                <w:b/>
-                <w:i w:val="0"/>
-                <w:color w:val="000000"/>
-                <w:sz w:val="16"/>
-              </w:rPr>
-              <w:t>F1(1)</w:t>
-            </w:r>
-          </w:p>
-        </w:tc>
-        <w:tc>
-          <w:tcPr>
-            <w:tcW w:type="dxa" w:w="1160"/>
-          </w:tcPr>
-          <w:p>
-            <w:pPr>
-              <w:jc w:val="center"/>
-            </w:pPr>
-            <w:r>
-              <w:rPr>
-                <w:rFonts w:ascii="Times New Roman" w:hAnsi="Times New Roman"/>
-                <w:b/>
-                <w:i w:val="0"/>
-                <w:color w:val="000000"/>
-                <w:sz w:val="16"/>
-              </w:rPr>
-              <w:t>AUC</w:t>
-            </w:r>
-          </w:p>
-        </w:tc>
-        <w:tc>
-          <w:tcPr>
-            <w:tcW w:type="dxa" w:w="1160"/>
-          </w:tcPr>
-          <w:p>
-            <w:pPr>
-              <w:jc w:val="center"/>
-            </w:pPr>
-            <w:r>
-              <w:rPr>
-                <w:rFonts w:ascii="Times New Roman" w:hAnsi="Times New Roman"/>
-                <w:b/>
-                <w:i w:val="0"/>
-                <w:color w:val="000000"/>
-                <w:sz w:val="16"/>
-              </w:rPr>
-              <w:t>Macro P</w:t>
-            </w:r>
-          </w:p>
-        </w:tc>
-        <w:tc>
-          <w:tcPr>
-            <w:tcW w:type="dxa" w:w="1160"/>
-          </w:tcPr>
-          <w:p>
-            <w:pPr>
-              <w:jc w:val="center"/>
-            </w:pPr>
-            <w:r>
-              <w:rPr>
-                <w:rFonts w:ascii="Times New Roman" w:hAnsi="Times New Roman"/>
-                <w:b/>
-                <w:i w:val="0"/>
-                <w:color w:val="000000"/>
-                <w:sz w:val="16"/>
-              </w:rPr>
-              <w:t>Macro R</w:t>
-            </w:r>
-          </w:p>
-        </w:tc>
-        <w:tc>
-          <w:tcPr>
-            <w:tcW w:type="dxa" w:w="1160"/>
-          </w:tcPr>
-          <w:p>
-            <w:pPr>
-              <w:jc w:val="center"/>
-            </w:pPr>
-            <w:r>
-              <w:rPr>
-                <w:rFonts w:ascii="Times New Roman" w:hAnsi="Times New Roman"/>
-                <w:b/>
-                <w:i w:val="0"/>
-                <w:color w:val="000000"/>
-                <w:sz w:val="16"/>
-              </w:rPr>
-              <w:t>Macro F1</w:t>
-            </w:r>
-          </w:p>
-        </w:tc>
-      </w:tr>
-      <w:tr>
-        <w:tc>
-          <w:tcPr>
-            <w:tcW w:type="dxa" w:w="1160"/>
-          </w:tcPr>
-          <w:p>
-            <w:pPr>
-              <w:jc w:val="left"/>
-            </w:pPr>
-            <w:r>
-              <w:rPr>
-                <w:rFonts w:ascii="Times New Roman" w:hAnsi="Times New Roman"/>
-                <w:b w:val="0"/>
-                <w:i w:val="0"/>
-                <w:color w:val="000000"/>
-                <w:sz w:val="16"/>
-              </w:rPr>
-              <w:t>Logistic Regression</w:t>
-            </w:r>
-          </w:p>
-        </w:tc>
-        <w:tc>
-          <w:tcPr>
-            <w:tcW w:type="dxa" w:w="1160"/>
-          </w:tcPr>
-          <w:p>
-            <w:pPr>
-              <w:jc w:val="center"/>
-            </w:pPr>
-            <w:r>
-              <w:rPr>
-                <w:rFonts w:ascii="Times New Roman" w:hAnsi="Times New Roman"/>
-                <w:b w:val="0"/>
-                <w:i w:val="0"/>
-                <w:color w:val="000000"/>
-                <w:sz w:val="16"/>
-              </w:rPr>
-              <w:t>96.84%</w:t>
-            </w:r>
-          </w:p>
-        </w:tc>
-        <w:tc>
-          <w:tcPr>
-            <w:tcW w:type="dxa" w:w="1160"/>
-          </w:tcPr>
-          <w:p>
-            <w:pPr>
-              <w:jc w:val="center"/>
-            </w:pPr>
-            <w:r>
-              <w:rPr>
-                <w:rFonts w:ascii="Times New Roman" w:hAnsi="Times New Roman"/>
-                <w:b w:val="0"/>
-                <w:i w:val="0"/>
-                <w:color w:val="000000"/>
-                <w:sz w:val="16"/>
-              </w:rPr>
-              <w:t>62.10%</w:t>
-            </w:r>
-          </w:p>
-        </w:tc>
-        <w:tc>
-          <w:tcPr>
-            <w:tcW w:type="dxa" w:w="1160"/>
-          </w:tcPr>
-          <w:p>
-            <w:pPr>
-              <w:jc w:val="center"/>
-            </w:pPr>
-            <w:r>
-              <w:rPr>
-                <w:rFonts w:ascii="Times New Roman" w:hAnsi="Times New Roman"/>
-                <w:b w:val="0"/>
-                <w:i w:val="0"/>
-                <w:color w:val="000000"/>
-                <w:sz w:val="16"/>
-              </w:rPr>
-              <w:t>89.02%</w:t>
-            </w:r>
-          </w:p>
-        </w:tc>
-        <w:tc>
-          <w:tcPr>
-            <w:tcW w:type="dxa" w:w="1160"/>
-          </w:tcPr>
-          <w:p>
-            <w:pPr>
-              <w:jc w:val="center"/>
-            </w:pPr>
-            <w:r>
-              <w:rPr>
-                <w:rFonts w:ascii="Times New Roman" w:hAnsi="Times New Roman"/>
-                <w:b w:val="0"/>
-                <w:i w:val="0"/>
-                <w:color w:val="000000"/>
-                <w:sz w:val="16"/>
-              </w:rPr>
-              <w:t>73.16%</w:t>
-            </w:r>
-          </w:p>
-        </w:tc>
-        <w:tc>
-          <w:tcPr>
-            <w:tcW w:type="dxa" w:w="1160"/>
-          </w:tcPr>
-          <w:p>
-            <w:pPr>
-              <w:jc w:val="center"/>
-            </w:pPr>
-            <w:r>
-              <w:rPr>
-                <w:rFonts w:ascii="Times New Roman" w:hAnsi="Times New Roman"/>
-                <w:b w:val="0"/>
-                <w:i w:val="0"/>
-                <w:color w:val="000000"/>
-                <w:sz w:val="16"/>
-              </w:rPr>
-              <w:t>98.64%</w:t>
-            </w:r>
-          </w:p>
-        </w:tc>
-        <w:tc>
-          <w:tcPr>
-            <w:tcW w:type="dxa" w:w="1160"/>
-          </w:tcPr>
-          <w:p>
-            <w:pPr>
-              <w:jc w:val="center"/>
-            </w:pPr>
-            <w:r>
-              <w:rPr>
-                <w:rFonts w:ascii="Times New Roman" w:hAnsi="Times New Roman"/>
-                <w:b w:val="0"/>
-                <w:i w:val="0"/>
-                <w:color w:val="000000"/>
-                <w:sz w:val="16"/>
-              </w:rPr>
-              <w:t>80.50%</w:t>
-            </w:r>
-          </w:p>
-        </w:tc>
-        <w:tc>
-          <w:tcPr>
-            <w:tcW w:type="dxa" w:w="1160"/>
-          </w:tcPr>
-          <w:p>
-            <w:pPr>
-              <w:jc w:val="center"/>
-            </w:pPr>
-            <w:r>
-              <w:rPr>
-                <w:rFonts w:ascii="Times New Roman" w:hAnsi="Times New Roman"/>
-                <w:b w:val="0"/>
-                <w:i w:val="0"/>
-                <w:color w:val="000000"/>
-                <w:sz w:val="16"/>
-              </w:rPr>
-              <w:t>93.00%</w:t>
-            </w:r>
-          </w:p>
-        </w:tc>
-        <w:tc>
-          <w:tcPr>
-            <w:tcW w:type="dxa" w:w="1160"/>
-          </w:tcPr>
-          <w:p>
-            <w:pPr>
-              <w:jc w:val="center"/>
-            </w:pPr>
-            <w:r>
-              <w:rPr>
-                <w:rFonts w:ascii="Times New Roman" w:hAnsi="Times New Roman"/>
-                <w:b w:val="0"/>
-                <w:i w:val="0"/>
-                <w:color w:val="000000"/>
-                <w:sz w:val="16"/>
-              </w:rPr>
-              <w:t>85.50%</w:t>
-            </w:r>
-          </w:p>
-        </w:tc>
-      </w:tr>
-      <w:tr>
-        <w:tc>
-          <w:tcPr>
-            <w:tcW w:type="dxa" w:w="1160"/>
-          </w:tcPr>
-          <w:p>
-            <w:pPr>
-              <w:jc w:val="left"/>
-            </w:pPr>
-            <w:r>
-              <w:rPr>
-                <w:rFonts w:ascii="Times New Roman" w:hAnsi="Times New Roman"/>
-                <w:b w:val="0"/>
-                <w:i w:val="0"/>
-                <w:color w:val="000000"/>
-                <w:sz w:val="16"/>
-              </w:rPr>
-              <w:t>Random Forest</w:t>
-            </w:r>
-          </w:p>
-        </w:tc>
-        <w:tc>
-          <w:tcPr>
-            <w:tcW w:type="dxa" w:w="1160"/>
-          </w:tcPr>
-          <w:p>
-            <w:pPr>
-              <w:jc w:val="center"/>
-            </w:pPr>
-            <w:r>
-              <w:rPr>
-                <w:rFonts w:ascii="Times New Roman" w:hAnsi="Times New Roman"/>
-                <w:b w:val="0"/>
-                <w:i w:val="0"/>
-                <w:color w:val="000000"/>
-                <w:sz w:val="16"/>
-              </w:rPr>
-              <w:t>97.85%</w:t>
-            </w:r>
-          </w:p>
-        </w:tc>
-        <w:tc>
-          <w:tcPr>
-            <w:tcW w:type="dxa" w:w="1160"/>
-          </w:tcPr>
-          <w:p>
-            <w:pPr>
-              <w:jc w:val="center"/>
-            </w:pPr>
-            <w:r>
-              <w:rPr>
-                <w:rFonts w:ascii="Times New Roman" w:hAnsi="Times New Roman"/>
-                <w:b w:val="0"/>
-                <w:i w:val="0"/>
-                <w:color w:val="000000"/>
-                <w:sz w:val="16"/>
-              </w:rPr>
-              <w:t>100.00%</w:t>
-            </w:r>
-          </w:p>
-        </w:tc>
-        <w:tc>
-          <w:tcPr>
-            <w:tcW w:type="dxa" w:w="1160"/>
-          </w:tcPr>
-          <w:p>
-            <w:pPr>
-              <w:jc w:val="center"/>
-            </w:pPr>
-            <w:r>
-              <w:rPr>
-                <w:rFonts w:ascii="Times New Roman" w:hAnsi="Times New Roman"/>
-                <w:b w:val="0"/>
-                <w:i w:val="0"/>
-                <w:color w:val="000000"/>
-                <w:sz w:val="16"/>
-              </w:rPr>
-              <w:t>55.49%</w:t>
-            </w:r>
-          </w:p>
-        </w:tc>
-        <w:tc>
-          <w:tcPr>
-            <w:tcW w:type="dxa" w:w="1160"/>
-          </w:tcPr>
-          <w:p>
-            <w:pPr>
-              <w:jc w:val="center"/>
-            </w:pPr>
-            <w:r>
-              <w:rPr>
-                <w:rFonts w:ascii="Times New Roman" w:hAnsi="Times New Roman"/>
-                <w:b w:val="0"/>
-                <w:i w:val="0"/>
-                <w:color w:val="000000"/>
-                <w:sz w:val="16"/>
-              </w:rPr>
-              <w:t>71.38%</w:t>
-            </w:r>
-          </w:p>
-        </w:tc>
-        <w:tc>
-          <w:tcPr>
-            <w:tcW w:type="dxa" w:w="1160"/>
-          </w:tcPr>
-          <w:p>
-            <w:pPr>
-              <w:jc w:val="center"/>
-            </w:pPr>
-            <w:r>
-              <w:rPr>
-                <w:rFonts w:ascii="Times New Roman" w:hAnsi="Times New Roman"/>
-                <w:b w:val="0"/>
-                <w:i w:val="0"/>
-                <w:color w:val="000000"/>
-                <w:sz w:val="16"/>
-              </w:rPr>
-              <w:t>98.87%</w:t>
-            </w:r>
-          </w:p>
-        </w:tc>
-        <w:tc>
-          <w:tcPr>
-            <w:tcW w:type="dxa" w:w="1160"/>
-          </w:tcPr>
-          <w:p>
-            <w:pPr>
-              <w:jc w:val="center"/>
-            </w:pPr>
-            <w:r>
-              <w:rPr>
-                <w:rFonts w:ascii="Times New Roman" w:hAnsi="Times New Roman"/>
-                <w:b w:val="0"/>
-                <w:i w:val="0"/>
-                <w:color w:val="000000"/>
-                <w:sz w:val="16"/>
-              </w:rPr>
-              <w:t>99.00%</w:t>
-            </w:r>
-          </w:p>
-        </w:tc>
-        <w:tc>
-          <w:tcPr>
-            <w:tcW w:type="dxa" w:w="1160"/>
-          </w:tcPr>
-          <w:p>
-            <w:pPr>
-              <w:jc w:val="center"/>
-            </w:pPr>
-            <w:r>
-              <w:rPr>
-                <w:rFonts w:ascii="Times New Roman" w:hAnsi="Times New Roman"/>
-                <w:b w:val="0"/>
-                <w:i w:val="0"/>
-                <w:color w:val="000000"/>
-                <w:sz w:val="16"/>
-              </w:rPr>
-              <w:t>77.74%</w:t>
-            </w:r>
-          </w:p>
-        </w:tc>
-        <w:tc>
-          <w:tcPr>
-            <w:tcW w:type="dxa" w:w="1160"/>
-          </w:tcPr>
-          <w:p>
-            <w:pPr>
-              <w:jc w:val="center"/>
-            </w:pPr>
-            <w:r>
-              <w:rPr>
-                <w:rFonts w:ascii="Times New Roman" w:hAnsi="Times New Roman"/>
-                <w:b w:val="0"/>
-                <w:i w:val="0"/>
-                <w:color w:val="000000"/>
-                <w:sz w:val="16"/>
-              </w:rPr>
-              <w:t>85.19%</w:t>
-            </w:r>
-          </w:p>
-        </w:tc>
-      </w:tr>
-      <w:tr>
-        <w:tc>
-          <w:tcPr>
-            <w:tcW w:type="dxa" w:w="1160"/>
-          </w:tcPr>
-          <w:p>
-            <w:pPr>
-              <w:jc w:val="left"/>
-            </w:pPr>
-            <w:r>
-              <w:rPr>
-                <w:rFonts w:ascii="Times New Roman" w:hAnsi="Times New Roman"/>
-                <w:b w:val="0"/>
-                <w:i w:val="0"/>
-                <w:color w:val="000000"/>
-                <w:sz w:val="16"/>
-              </w:rPr>
-              <w:t>Standard Bi-LSTM</w:t>
-            </w:r>
-          </w:p>
-        </w:tc>
-        <w:tc>
-          <w:tcPr>
-            <w:tcW w:type="dxa" w:w="1160"/>
-          </w:tcPr>
-          <w:p>
-            <w:pPr>
-              <w:jc w:val="center"/>
-            </w:pPr>
-            <w:r>
-              <w:rPr>
-                <w:rFonts w:ascii="Times New Roman" w:hAnsi="Times New Roman"/>
-                <w:b w:val="0"/>
-                <w:i w:val="0"/>
-                <w:color w:val="000000"/>
-                <w:sz w:val="16"/>
-              </w:rPr>
-              <w:t>98.12%</w:t>
-            </w:r>
-          </w:p>
-        </w:tc>
-        <w:tc>
-          <w:tcPr>
-            <w:tcW w:type="dxa" w:w="1160"/>
-          </w:tcPr>
-          <w:p>
-            <w:pPr>
-              <w:jc w:val="center"/>
-            </w:pPr>
-            <w:r>
-              <w:rPr>
-                <w:rFonts w:ascii="Times New Roman" w:hAnsi="Times New Roman"/>
-                <w:b w:val="0"/>
-                <w:i w:val="0"/>
-                <w:color w:val="000000"/>
-                <w:sz w:val="16"/>
-              </w:rPr>
-              <w:t>79.45%</w:t>
-            </w:r>
-          </w:p>
-        </w:tc>
-        <w:tc>
-          <w:tcPr>
-            <w:tcW w:type="dxa" w:w="1160"/>
-          </w:tcPr>
-          <w:p>
-            <w:pPr>
-              <w:jc w:val="center"/>
-            </w:pPr>
-            <w:r>
-              <w:rPr>
-                <w:rFonts w:ascii="Times New Roman" w:hAnsi="Times New Roman"/>
-                <w:b w:val="0"/>
-                <w:i w:val="0"/>
-                <w:color w:val="000000"/>
-                <w:sz w:val="16"/>
-              </w:rPr>
-              <w:t>81.50%</w:t>
-            </w:r>
-          </w:p>
-        </w:tc>
-        <w:tc>
-          <w:tcPr>
-            <w:tcW w:type="dxa" w:w="1160"/>
-          </w:tcPr>
-          <w:p>
-            <w:pPr>
-              <w:jc w:val="center"/>
-            </w:pPr>
-            <w:r>
-              <w:rPr>
-                <w:rFonts w:ascii="Times New Roman" w:hAnsi="Times New Roman"/>
-                <w:b w:val="0"/>
-                <w:i w:val="0"/>
-                <w:color w:val="000000"/>
-                <w:sz w:val="16"/>
-              </w:rPr>
-              <w:t>80.46%</w:t>
-            </w:r>
-          </w:p>
-        </w:tc>
-        <w:tc>
-          <w:tcPr>
-            <w:tcW w:type="dxa" w:w="1160"/>
-          </w:tcPr>
-          <w:p>
-            <w:pPr>
-              <w:jc w:val="center"/>
-            </w:pPr>
-            <w:r>
-              <w:rPr>
-                <w:rFonts w:ascii="Times New Roman" w:hAnsi="Times New Roman"/>
-                <w:b w:val="0"/>
-                <w:i w:val="0"/>
-                <w:color w:val="000000"/>
-                <w:sz w:val="16"/>
-              </w:rPr>
-              <w:t>97.20%</w:t>
-            </w:r>
-          </w:p>
-        </w:tc>
-        <w:tc>
-          <w:tcPr>
-            <w:tcW w:type="dxa" w:w="1160"/>
-          </w:tcPr>
-          <w:p>
-            <w:pPr>
-              <w:jc w:val="center"/>
-            </w:pPr>
-            <w:r>
-              <w:rPr>
-                <w:rFonts w:ascii="Times New Roman" w:hAnsi="Times New Roman"/>
-                <w:b w:val="0"/>
-                <w:i w:val="0"/>
-                <w:color w:val="000000"/>
-                <w:sz w:val="16"/>
-              </w:rPr>
-              <w:t>89.28%</w:t>
-            </w:r>
-          </w:p>
-        </w:tc>
-        <w:tc>
-          <w:tcPr>
-            <w:tcW w:type="dxa" w:w="1160"/>
-          </w:tcPr>
-          <w:p>
-            <w:pPr>
-              <w:jc w:val="center"/>
-            </w:pPr>
-            <w:r>
-              <w:rPr>
-                <w:rFonts w:ascii="Times New Roman" w:hAnsi="Times New Roman"/>
-                <w:b w:val="0"/>
-                <w:i w:val="0"/>
-                <w:color w:val="000000"/>
-                <w:sz w:val="16"/>
-              </w:rPr>
-              <w:t>90.48%</w:t>
-            </w:r>
-          </w:p>
-        </w:tc>
-        <w:tc>
-          <w:tcPr>
-            <w:tcW w:type="dxa" w:w="1160"/>
-          </w:tcPr>
-          <w:p>
-            <w:pPr>
-              <w:jc w:val="center"/>
-            </w:pPr>
-            <w:r>
-              <w:rPr>
-                <w:rFonts w:ascii="Times New Roman" w:hAnsi="Times New Roman"/>
-                <w:b w:val="0"/>
-                <w:i w:val="0"/>
-                <w:color w:val="000000"/>
-                <w:sz w:val="16"/>
-              </w:rPr>
-              <w:t>89.87%</w:t>
-            </w:r>
-          </w:p>
-        </w:tc>
-      </w:tr>
-      <w:tr>
-        <w:tc>
-          <w:tcPr>
-            <w:tcW w:type="dxa" w:w="1160"/>
-          </w:tcPr>
-          <w:p>
-            <w:pPr>
-              <w:jc w:val="left"/>
-            </w:pPr>
-            <w:r>
-              <w:rPr>
-                <w:rFonts w:ascii="Times New Roman" w:hAnsi="Times New Roman"/>
-                <w:b w:val="0"/>
-                <w:i w:val="0"/>
-                <w:color w:val="000000"/>
-                <w:sz w:val="16"/>
-              </w:rPr>
-              <w:t>Standalone RoBERTa</w:t>
-            </w:r>
-          </w:p>
-        </w:tc>
-        <w:tc>
-          <w:tcPr>
-            <w:tcW w:type="dxa" w:w="1160"/>
-          </w:tcPr>
-          <w:p>
-            <w:pPr>
-              <w:jc w:val="center"/>
-            </w:pPr>
-            <w:r>
-              <w:rPr>
-                <w:rFonts w:ascii="Times New Roman" w:hAnsi="Times New Roman"/>
-                <w:b w:val="0"/>
-                <w:i w:val="0"/>
-                <w:color w:val="000000"/>
-                <w:sz w:val="16"/>
-              </w:rPr>
-              <w:t>98.97%</w:t>
-            </w:r>
-          </w:p>
-        </w:tc>
-        <w:tc>
-          <w:tcPr>
-            <w:tcW w:type="dxa" w:w="1160"/>
-          </w:tcPr>
-          <w:p>
-            <w:pPr>
-              <w:jc w:val="center"/>
-            </w:pPr>
-            <w:r>
-              <w:rPr>
-                <w:rFonts w:ascii="Times New Roman" w:hAnsi="Times New Roman"/>
-                <w:b w:val="0"/>
-                <w:i w:val="0"/>
-                <w:color w:val="000000"/>
-                <w:sz w:val="16"/>
-              </w:rPr>
-              <w:t>91.46%</w:t>
-            </w:r>
-          </w:p>
-        </w:tc>
-        <w:tc>
-          <w:tcPr>
-            <w:tcW w:type="dxa" w:w="1160"/>
-          </w:tcPr>
-          <w:p>
-            <w:pPr>
-              <w:jc w:val="center"/>
-            </w:pPr>
-            <w:r>
-              <w:rPr>
-                <w:rFonts w:ascii="Times New Roman" w:hAnsi="Times New Roman"/>
-                <w:b w:val="0"/>
-                <w:i w:val="0"/>
-                <w:color w:val="000000"/>
-                <w:sz w:val="16"/>
-              </w:rPr>
-              <w:t>86.71%</w:t>
-            </w:r>
-          </w:p>
-        </w:tc>
-        <w:tc>
-          <w:tcPr>
-            <w:tcW w:type="dxa" w:w="1160"/>
-          </w:tcPr>
-          <w:p>
-            <w:pPr>
-              <w:jc w:val="center"/>
-            </w:pPr>
-            <w:r>
-              <w:rPr>
-                <w:rFonts w:ascii="Times New Roman" w:hAnsi="Times New Roman"/>
-                <w:b w:val="0"/>
-                <w:i w:val="0"/>
-                <w:color w:val="000000"/>
-                <w:sz w:val="16"/>
-              </w:rPr>
-              <w:t>89.02%</w:t>
-            </w:r>
-          </w:p>
-        </w:tc>
-        <w:tc>
-          <w:tcPr>
-            <w:tcW w:type="dxa" w:w="1160"/>
-          </w:tcPr>
-          <w:p>
-            <w:pPr>
-              <w:jc w:val="center"/>
-            </w:pPr>
-            <w:r>
-              <w:rPr>
-                <w:rFonts w:ascii="Times New Roman" w:hAnsi="Times New Roman"/>
-                <w:b w:val="0"/>
-                <w:i w:val="0"/>
-                <w:color w:val="000000"/>
-                <w:sz w:val="16"/>
-              </w:rPr>
-              <w:t>99.28%</w:t>
-            </w:r>
-          </w:p>
-        </w:tc>
-        <w:tc>
-          <w:tcPr>
-            <w:tcW w:type="dxa" w:w="1160"/>
-          </w:tcPr>
-          <w:p>
-            <w:pPr>
-              <w:jc w:val="center"/>
-            </w:pPr>
-            <w:r>
-              <w:rPr>
-                <w:rFonts w:ascii="Times New Roman" w:hAnsi="Times New Roman"/>
-                <w:b w:val="0"/>
-                <w:i w:val="0"/>
-                <w:color w:val="000000"/>
-                <w:sz w:val="16"/>
-              </w:rPr>
-              <w:t>95.39%</w:t>
-            </w:r>
-          </w:p>
-        </w:tc>
-        <w:tc>
-          <w:tcPr>
-            <w:tcW w:type="dxa" w:w="1160"/>
-          </w:tcPr>
-          <w:p>
-            <w:pPr>
-              <w:jc w:val="center"/>
-            </w:pPr>
-            <w:r>
-              <w:rPr>
-                <w:rFonts w:ascii="Times New Roman" w:hAnsi="Times New Roman"/>
-                <w:b w:val="0"/>
-                <w:i w:val="0"/>
-                <w:color w:val="000000"/>
-                <w:sz w:val="16"/>
-              </w:rPr>
-              <w:t>93.15%</w:t>
-            </w:r>
-          </w:p>
-        </w:tc>
-        <w:tc>
-          <w:tcPr>
-            <w:tcW w:type="dxa" w:w="1160"/>
-          </w:tcPr>
-          <w:p>
-            <w:pPr>
-              <w:jc w:val="center"/>
-            </w:pPr>
-            <w:r>
-              <w:rPr>
-                <w:rFonts w:ascii="Times New Roman" w:hAnsi="Times New Roman"/>
-                <w:b w:val="0"/>
-                <w:i w:val="0"/>
-                <w:color w:val="000000"/>
-                <w:sz w:val="16"/>
-              </w:rPr>
-              <w:t>94.24%</w:t>
-            </w:r>
-          </w:p>
-        </w:tc>
-      </w:tr>
-      <w:tr>
-        <w:tc>
-          <w:tcPr>
-            <w:tcW w:type="dxa" w:w="1160"/>
-          </w:tcPr>
-          <w:p>
-            <w:pPr>
-              <w:jc w:val="left"/>
-            </w:pPr>
-            <w:r>
-              <w:rPr>
-                <w:rFonts w:ascii="Times New Roman" w:hAnsi="Times New Roman"/>
-                <w:b/>
-                <w:i w:val="0"/>
-                <w:color w:val="000000"/>
-                <w:sz w:val="16"/>
-              </w:rPr>
-              <w:t>Proposed BERT Model</w:t>
-            </w:r>
-          </w:p>
-        </w:tc>
-        <w:tc>
-          <w:tcPr>
-            <w:tcW w:type="dxa" w:w="1160"/>
-          </w:tcPr>
-          <w:p>
-            <w:pPr>
-              <w:jc w:val="center"/>
-            </w:pPr>
-            <w:r>
-              <w:rPr>
-                <w:rFonts w:ascii="Times New Roman" w:hAnsi="Times New Roman"/>
-                <w:b/>
-                <w:i w:val="0"/>
-                <w:color w:val="000000"/>
-                <w:sz w:val="16"/>
-              </w:rPr>
-              <w:t>99.02%</w:t>
-            </w:r>
-          </w:p>
-        </w:tc>
-        <w:tc>
-          <w:tcPr>
-            <w:tcW w:type="dxa" w:w="1160"/>
-          </w:tcPr>
-          <w:p>
-            <w:pPr>
-              <w:jc w:val="center"/>
-            </w:pPr>
-            <w:r>
-              <w:rPr>
-                <w:rFonts w:ascii="Times New Roman" w:hAnsi="Times New Roman"/>
-                <w:b/>
-                <w:i w:val="0"/>
-                <w:color w:val="000000"/>
-                <w:sz w:val="16"/>
-              </w:rPr>
-              <w:t>91.57%</w:t>
-            </w:r>
-          </w:p>
-        </w:tc>
-        <w:tc>
-          <w:tcPr>
-            <w:tcW w:type="dxa" w:w="1160"/>
-          </w:tcPr>
-          <w:p>
-            <w:pPr>
-              <w:jc w:val="center"/>
-            </w:pPr>
-            <w:r>
-              <w:rPr>
-                <w:rFonts w:ascii="Times New Roman" w:hAnsi="Times New Roman"/>
-                <w:b/>
-                <w:i w:val="0"/>
-                <w:color w:val="000000"/>
-                <w:sz w:val="16"/>
-              </w:rPr>
-              <w:t>87.86%</w:t>
-            </w:r>
-          </w:p>
-        </w:tc>
-        <w:tc>
-          <w:tcPr>
-            <w:tcW w:type="dxa" w:w="1160"/>
-          </w:tcPr>
-          <w:p>
-            <w:pPr>
-              <w:jc w:val="center"/>
-            </w:pPr>
-            <w:r>
-              <w:rPr>
-                <w:rFonts w:ascii="Times New Roman" w:hAnsi="Times New Roman"/>
-                <w:b/>
-                <w:i w:val="0"/>
-                <w:color w:val="000000"/>
-                <w:sz w:val="16"/>
-              </w:rPr>
-              <w:t>89.68%</w:t>
-            </w:r>
-          </w:p>
-        </w:tc>
-        <w:tc>
-          <w:tcPr>
-            <w:tcW w:type="dxa" w:w="1160"/>
-          </w:tcPr>
-          <w:p>
-            <w:pPr>
-              <w:jc w:val="center"/>
-            </w:pPr>
-            <w:r>
-              <w:rPr>
-                <w:rFonts w:ascii="Times New Roman" w:hAnsi="Times New Roman"/>
-                <w:b/>
-                <w:i w:val="0"/>
-                <w:color w:val="000000"/>
-                <w:sz w:val="16"/>
-              </w:rPr>
-              <w:t>99.22%</w:t>
-            </w:r>
-          </w:p>
-        </w:tc>
-        <w:tc>
-          <w:tcPr>
-            <w:tcW w:type="dxa" w:w="1160"/>
-          </w:tcPr>
-          <w:p>
-            <w:pPr>
-              <w:jc w:val="center"/>
-            </w:pPr>
-            <w:r>
-              <w:rPr>
-                <w:rFonts w:ascii="Times New Roman" w:hAnsi="Times New Roman"/>
-                <w:b/>
-                <w:i w:val="0"/>
-                <w:color w:val="000000"/>
-                <w:sz w:val="16"/>
-              </w:rPr>
-              <w:t>95.48%</w:t>
-            </w:r>
-          </w:p>
-        </w:tc>
-        <w:tc>
-          <w:tcPr>
-            <w:tcW w:type="dxa" w:w="1160"/>
-          </w:tcPr>
-          <w:p>
-            <w:pPr>
-              <w:jc w:val="center"/>
-            </w:pPr>
-            <w:r>
-              <w:rPr>
-                <w:rFonts w:ascii="Times New Roman" w:hAnsi="Times New Roman"/>
-                <w:b/>
-                <w:i w:val="0"/>
-                <w:color w:val="000000"/>
-                <w:sz w:val="16"/>
-              </w:rPr>
-              <w:t>93.72%</w:t>
-            </w:r>
-          </w:p>
-        </w:tc>
-        <w:tc>
-          <w:tcPr>
-            <w:tcW w:type="dxa" w:w="1160"/>
-          </w:tcPr>
-          <w:p>
-            <w:pPr>
-              <w:jc w:val="center"/>
-            </w:pPr>
-            <w:r>
-              <w:rPr>
-                <w:rFonts w:ascii="Times New Roman" w:hAnsi="Times New Roman"/>
-                <w:b/>
-                <w:i w:val="0"/>
-                <w:color w:val="000000"/>
-                <w:sz w:val="16"/>
-              </w:rPr>
-              <w:t>94.58%</w:t>
-            </w:r>
-          </w:p>
-        </w:tc>
-      </w:tr>
-    </w:tbl>
-    <w:p>
-      <w:pPr>
-        <w:spacing w:before="80" w:after="160"/>
-        <w:jc w:val="center"/>
-      </w:pPr>
-      <w:r>
-        <w:rPr>
-          <w:rFonts w:ascii="Times New Roman" w:hAnsi="Times New Roman"/>
-          <w:b/>
-          <w:i w:val="0"/>
-          <w:color w:val="000000"/>
-          <w:sz w:val="16"/>
-        </w:rPr>
-        <w:t>TABLE I. Model Performance Comparison on EMSCAD Test Set</w:t>
-      </w:r>
-    </w:p>
-    <w:p>
-      <w:pPr>
-        <w:spacing w:line="252" w:lineRule="auto" w:after="80"/>
-        <w:ind w:firstLine="216"/>
-        <w:jc w:val="both"/>
-      </w:pPr>
-      <w:r>
-        <w:rPr>
-          <w:rFonts w:ascii="Times New Roman" w:hAnsi="Times New Roman"/>
-          <w:b w:val="0"/>
-          <w:i w:val="0"/>
-          <w:color w:val="000000"/>
-          <w:sz w:val="20"/>
-        </w:rPr>
-        <w:t xml:space="preserve">As seen in Table I, traditional machine learning models show low F1-scores. Random Forest achieves high precision but poor recall (55.49%), while Logistic Regression achieves a higher recall of 89.02% but suffers from a low precision of 62.10%. The standard Bi-LSTM baseline obtains a Class 1 F1-score of 80.46%. The proposed Standalone BERT model achieves a Class 1 F1-score of 89.68% and a macro F1-score of 94.58%, outperforming the original paper's reported macro F1-score of 93.00% </w:t>
+        <w:t xml:space="preserve">The performance of all models on the test set is summarized in Table I. Following benchmark reporting conventions </w:t>
       </w:r>
       <w:hyperlink w:anchor="ref_1">
         <w:r>
@@ -2594,7 +1451,786 @@
           <w:color w:val="000000"/>
           <w:sz w:val="20"/>
         </w:rPr>
-        <w:t>. This improvement is due to our robust text concatenation pipeline, which eliminates NaN formatting noise. Our model also outperforms RoBERTa (89.02% Class 1 F1, 94.24% Macro F1), establishing the effectiveness of our fine-tuning and preprocessing configuration.</w:t>
+        <w:t>, we report macro-averaged Precision (P), Recall (R), and F1-score (F1), alongside overall Accuracy and AUC.</w:t>
+      </w:r>
+    </w:p>
+    <w:tbl>
+      <w:tblPr>
+        <w:tblStyle w:val="LightShading-Accent1"/>
+        <w:tblW w:type="auto" w:w="0"/>
+        <w:tblLook w:firstColumn="1" w:firstRow="1" w:lastColumn="0" w:lastRow="0" w:noHBand="0" w:noVBand="1" w:val="04A0"/>
+      </w:tblPr>
+      <w:tblGrid>
+        <w:gridCol w:w="1740"/>
+        <w:gridCol w:w="1740"/>
+        <w:gridCol w:w="1740"/>
+        <w:gridCol w:w="1740"/>
+        <w:gridCol w:w="1740"/>
+        <w:gridCol w:w="1740"/>
+      </w:tblGrid>
+      <w:tr>
+        <w:tc>
+          <w:tcPr>
+            <w:tcW w:type="dxa" w:w="1740"/>
+          </w:tcPr>
+          <w:p>
+            <w:pPr>
+              <w:jc w:val="center"/>
+            </w:pPr>
+            <w:r>
+              <w:rPr>
+                <w:rFonts w:ascii="Times New Roman" w:hAnsi="Times New Roman"/>
+                <w:b/>
+                <w:i w:val="0"/>
+                <w:color w:val="000000"/>
+                <w:sz w:val="18"/>
+              </w:rPr>
+              <w:t>Model</w:t>
+            </w:r>
+          </w:p>
+        </w:tc>
+        <w:tc>
+          <w:tcPr>
+            <w:tcW w:type="dxa" w:w="1740"/>
+          </w:tcPr>
+          <w:p>
+            <w:pPr>
+              <w:jc w:val="center"/>
+            </w:pPr>
+            <w:r>
+              <w:rPr>
+                <w:rFonts w:ascii="Times New Roman" w:hAnsi="Times New Roman"/>
+                <w:b/>
+                <w:i w:val="0"/>
+                <w:color w:val="000000"/>
+                <w:sz w:val="18"/>
+              </w:rPr>
+              <w:t>P</w:t>
+            </w:r>
+          </w:p>
+        </w:tc>
+        <w:tc>
+          <w:tcPr>
+            <w:tcW w:type="dxa" w:w="1740"/>
+          </w:tcPr>
+          <w:p>
+            <w:pPr>
+              <w:jc w:val="center"/>
+            </w:pPr>
+            <w:r>
+              <w:rPr>
+                <w:rFonts w:ascii="Times New Roman" w:hAnsi="Times New Roman"/>
+                <w:b/>
+                <w:i w:val="0"/>
+                <w:color w:val="000000"/>
+                <w:sz w:val="18"/>
+              </w:rPr>
+              <w:t>R</w:t>
+            </w:r>
+          </w:p>
+        </w:tc>
+        <w:tc>
+          <w:tcPr>
+            <w:tcW w:type="dxa" w:w="1740"/>
+          </w:tcPr>
+          <w:p>
+            <w:pPr>
+              <w:jc w:val="center"/>
+            </w:pPr>
+            <w:r>
+              <w:rPr>
+                <w:rFonts w:ascii="Times New Roman" w:hAnsi="Times New Roman"/>
+                <w:b/>
+                <w:i w:val="0"/>
+                <w:color w:val="000000"/>
+                <w:sz w:val="18"/>
+              </w:rPr>
+              <w:t>F1</w:t>
+            </w:r>
+          </w:p>
+        </w:tc>
+        <w:tc>
+          <w:tcPr>
+            <w:tcW w:type="dxa" w:w="1740"/>
+          </w:tcPr>
+          <w:p>
+            <w:pPr>
+              <w:jc w:val="center"/>
+            </w:pPr>
+            <w:r>
+              <w:rPr>
+                <w:rFonts w:ascii="Times New Roman" w:hAnsi="Times New Roman"/>
+                <w:b/>
+                <w:i w:val="0"/>
+                <w:color w:val="000000"/>
+                <w:sz w:val="18"/>
+              </w:rPr>
+              <w:t>Accuracy</w:t>
+            </w:r>
+          </w:p>
+        </w:tc>
+        <w:tc>
+          <w:tcPr>
+            <w:tcW w:type="dxa" w:w="1740"/>
+          </w:tcPr>
+          <w:p>
+            <w:pPr>
+              <w:jc w:val="center"/>
+            </w:pPr>
+            <w:r>
+              <w:rPr>
+                <w:rFonts w:ascii="Times New Roman" w:hAnsi="Times New Roman"/>
+                <w:b/>
+                <w:i w:val="0"/>
+                <w:color w:val="000000"/>
+                <w:sz w:val="18"/>
+              </w:rPr>
+              <w:t>AUC</w:t>
+            </w:r>
+          </w:p>
+        </w:tc>
+      </w:tr>
+      <w:tr>
+        <w:tc>
+          <w:tcPr>
+            <w:tcW w:type="dxa" w:w="1740"/>
+          </w:tcPr>
+          <w:p>
+            <w:pPr>
+              <w:jc w:val="left"/>
+            </w:pPr>
+            <w:r>
+              <w:rPr>
+                <w:rFonts w:ascii="Times New Roman" w:hAnsi="Times New Roman"/>
+                <w:b w:val="0"/>
+                <w:i w:val="0"/>
+                <w:color w:val="000000"/>
+                <w:sz w:val="18"/>
+              </w:rPr>
+              <w:t>Logistic Regression</w:t>
+            </w:r>
+          </w:p>
+        </w:tc>
+        <w:tc>
+          <w:tcPr>
+            <w:tcW w:type="dxa" w:w="1740"/>
+          </w:tcPr>
+          <w:p>
+            <w:pPr>
+              <w:jc w:val="center"/>
+            </w:pPr>
+            <w:r>
+              <w:rPr>
+                <w:rFonts w:ascii="Times New Roman" w:hAnsi="Times New Roman"/>
+                <w:b w:val="0"/>
+                <w:i w:val="0"/>
+                <w:color w:val="000000"/>
+                <w:sz w:val="18"/>
+              </w:rPr>
+              <w:t>0.81</w:t>
+            </w:r>
+          </w:p>
+        </w:tc>
+        <w:tc>
+          <w:tcPr>
+            <w:tcW w:type="dxa" w:w="1740"/>
+          </w:tcPr>
+          <w:p>
+            <w:pPr>
+              <w:jc w:val="center"/>
+            </w:pPr>
+            <w:r>
+              <w:rPr>
+                <w:rFonts w:ascii="Times New Roman" w:hAnsi="Times New Roman"/>
+                <w:b w:val="0"/>
+                <w:i w:val="0"/>
+                <w:color w:val="000000"/>
+                <w:sz w:val="18"/>
+              </w:rPr>
+              <w:t>0.93</w:t>
+            </w:r>
+          </w:p>
+        </w:tc>
+        <w:tc>
+          <w:tcPr>
+            <w:tcW w:type="dxa" w:w="1740"/>
+          </w:tcPr>
+          <w:p>
+            <w:pPr>
+              <w:jc w:val="center"/>
+            </w:pPr>
+            <w:r>
+              <w:rPr>
+                <w:rFonts w:ascii="Times New Roman" w:hAnsi="Times New Roman"/>
+                <w:b w:val="0"/>
+                <w:i w:val="0"/>
+                <w:color w:val="000000"/>
+                <w:sz w:val="18"/>
+              </w:rPr>
+              <w:t>0.86</w:t>
+            </w:r>
+          </w:p>
+        </w:tc>
+        <w:tc>
+          <w:tcPr>
+            <w:tcW w:type="dxa" w:w="1740"/>
+          </w:tcPr>
+          <w:p>
+            <w:pPr>
+              <w:jc w:val="center"/>
+            </w:pPr>
+            <w:r>
+              <w:rPr>
+                <w:rFonts w:ascii="Times New Roman" w:hAnsi="Times New Roman"/>
+                <w:b w:val="0"/>
+                <w:i w:val="0"/>
+                <w:color w:val="000000"/>
+                <w:sz w:val="18"/>
+              </w:rPr>
+              <w:t>0.97</w:t>
+            </w:r>
+          </w:p>
+        </w:tc>
+        <w:tc>
+          <w:tcPr>
+            <w:tcW w:type="dxa" w:w="1740"/>
+          </w:tcPr>
+          <w:p>
+            <w:pPr>
+              <w:jc w:val="center"/>
+            </w:pPr>
+            <w:r>
+              <w:rPr>
+                <w:rFonts w:ascii="Times New Roman" w:hAnsi="Times New Roman"/>
+                <w:b w:val="0"/>
+                <w:i w:val="0"/>
+                <w:color w:val="000000"/>
+                <w:sz w:val="18"/>
+              </w:rPr>
+              <w:t>0.98</w:t>
+            </w:r>
+          </w:p>
+        </w:tc>
+      </w:tr>
+      <w:tr>
+        <w:tc>
+          <w:tcPr>
+            <w:tcW w:type="dxa" w:w="1740"/>
+          </w:tcPr>
+          <w:p>
+            <w:pPr>
+              <w:jc w:val="left"/>
+            </w:pPr>
+            <w:r>
+              <w:rPr>
+                <w:rFonts w:ascii="Times New Roman" w:hAnsi="Times New Roman"/>
+                <w:b w:val="0"/>
+                <w:i w:val="0"/>
+                <w:color w:val="000000"/>
+                <w:sz w:val="18"/>
+              </w:rPr>
+              <w:t>Random Forest</w:t>
+            </w:r>
+          </w:p>
+        </w:tc>
+        <w:tc>
+          <w:tcPr>
+            <w:tcW w:type="dxa" w:w="1740"/>
+          </w:tcPr>
+          <w:p>
+            <w:pPr>
+              <w:jc w:val="center"/>
+            </w:pPr>
+            <w:r>
+              <w:rPr>
+                <w:rFonts w:ascii="Times New Roman" w:hAnsi="Times New Roman"/>
+                <w:b w:val="0"/>
+                <w:i w:val="0"/>
+                <w:color w:val="000000"/>
+                <w:sz w:val="18"/>
+              </w:rPr>
+              <w:t>0.99</w:t>
+            </w:r>
+          </w:p>
+        </w:tc>
+        <w:tc>
+          <w:tcPr>
+            <w:tcW w:type="dxa" w:w="1740"/>
+          </w:tcPr>
+          <w:p>
+            <w:pPr>
+              <w:jc w:val="center"/>
+            </w:pPr>
+            <w:r>
+              <w:rPr>
+                <w:rFonts w:ascii="Times New Roman" w:hAnsi="Times New Roman"/>
+                <w:b w:val="0"/>
+                <w:i w:val="0"/>
+                <w:color w:val="000000"/>
+                <w:sz w:val="18"/>
+              </w:rPr>
+              <w:t>0.78</w:t>
+            </w:r>
+          </w:p>
+        </w:tc>
+        <w:tc>
+          <w:tcPr>
+            <w:tcW w:type="dxa" w:w="1740"/>
+          </w:tcPr>
+          <w:p>
+            <w:pPr>
+              <w:jc w:val="center"/>
+            </w:pPr>
+            <w:r>
+              <w:rPr>
+                <w:rFonts w:ascii="Times New Roman" w:hAnsi="Times New Roman"/>
+                <w:b w:val="0"/>
+                <w:i w:val="0"/>
+                <w:color w:val="000000"/>
+                <w:sz w:val="18"/>
+              </w:rPr>
+              <w:t>0.85</w:t>
+            </w:r>
+          </w:p>
+        </w:tc>
+        <w:tc>
+          <w:tcPr>
+            <w:tcW w:type="dxa" w:w="1740"/>
+          </w:tcPr>
+          <w:p>
+            <w:pPr>
+              <w:jc w:val="center"/>
+            </w:pPr>
+            <w:r>
+              <w:rPr>
+                <w:rFonts w:ascii="Times New Roman" w:hAnsi="Times New Roman"/>
+                <w:b w:val="0"/>
+                <w:i w:val="0"/>
+                <w:color w:val="000000"/>
+                <w:sz w:val="18"/>
+              </w:rPr>
+              <w:t>0.98</w:t>
+            </w:r>
+          </w:p>
+        </w:tc>
+        <w:tc>
+          <w:tcPr>
+            <w:tcW w:type="dxa" w:w="1740"/>
+          </w:tcPr>
+          <w:p>
+            <w:pPr>
+              <w:jc w:val="center"/>
+            </w:pPr>
+            <w:r>
+              <w:rPr>
+                <w:rFonts w:ascii="Times New Roman" w:hAnsi="Times New Roman"/>
+                <w:b w:val="0"/>
+                <w:i w:val="0"/>
+                <w:color w:val="000000"/>
+                <w:sz w:val="18"/>
+              </w:rPr>
+              <w:t>0.98</w:t>
+            </w:r>
+          </w:p>
+        </w:tc>
+      </w:tr>
+      <w:tr>
+        <w:tc>
+          <w:tcPr>
+            <w:tcW w:type="dxa" w:w="1740"/>
+          </w:tcPr>
+          <w:p>
+            <w:pPr>
+              <w:jc w:val="left"/>
+            </w:pPr>
+            <w:r>
+              <w:rPr>
+                <w:rFonts w:ascii="Times New Roman" w:hAnsi="Times New Roman"/>
+                <w:b w:val="0"/>
+                <w:i w:val="0"/>
+                <w:color w:val="000000"/>
+                <w:sz w:val="18"/>
+              </w:rPr>
+              <w:t>Standard Bi-LSTM</w:t>
+            </w:r>
+          </w:p>
+        </w:tc>
+        <w:tc>
+          <w:tcPr>
+            <w:tcW w:type="dxa" w:w="1740"/>
+          </w:tcPr>
+          <w:p>
+            <w:pPr>
+              <w:jc w:val="center"/>
+            </w:pPr>
+            <w:r>
+              <w:rPr>
+                <w:rFonts w:ascii="Times New Roman" w:hAnsi="Times New Roman"/>
+                <w:b w:val="0"/>
+                <w:i w:val="0"/>
+                <w:color w:val="000000"/>
+                <w:sz w:val="18"/>
+              </w:rPr>
+              <w:t>0.89</w:t>
+            </w:r>
+          </w:p>
+        </w:tc>
+        <w:tc>
+          <w:tcPr>
+            <w:tcW w:type="dxa" w:w="1740"/>
+          </w:tcPr>
+          <w:p>
+            <w:pPr>
+              <w:jc w:val="center"/>
+            </w:pPr>
+            <w:r>
+              <w:rPr>
+                <w:rFonts w:ascii="Times New Roman" w:hAnsi="Times New Roman"/>
+                <w:b w:val="0"/>
+                <w:i w:val="0"/>
+                <w:color w:val="000000"/>
+                <w:sz w:val="18"/>
+              </w:rPr>
+              <w:t>0.90</w:t>
+            </w:r>
+          </w:p>
+        </w:tc>
+        <w:tc>
+          <w:tcPr>
+            <w:tcW w:type="dxa" w:w="1740"/>
+          </w:tcPr>
+          <w:p>
+            <w:pPr>
+              <w:jc w:val="center"/>
+            </w:pPr>
+            <w:r>
+              <w:rPr>
+                <w:rFonts w:ascii="Times New Roman" w:hAnsi="Times New Roman"/>
+                <w:b w:val="0"/>
+                <w:i w:val="0"/>
+                <w:color w:val="000000"/>
+                <w:sz w:val="18"/>
+              </w:rPr>
+              <w:t>0.90</w:t>
+            </w:r>
+          </w:p>
+        </w:tc>
+        <w:tc>
+          <w:tcPr>
+            <w:tcW w:type="dxa" w:w="1740"/>
+          </w:tcPr>
+          <w:p>
+            <w:pPr>
+              <w:jc w:val="center"/>
+            </w:pPr>
+            <w:r>
+              <w:rPr>
+                <w:rFonts w:ascii="Times New Roman" w:hAnsi="Times New Roman"/>
+                <w:b w:val="0"/>
+                <w:i w:val="0"/>
+                <w:color w:val="000000"/>
+                <w:sz w:val="18"/>
+              </w:rPr>
+              <w:t>0.98</w:t>
+            </w:r>
+          </w:p>
+        </w:tc>
+        <w:tc>
+          <w:tcPr>
+            <w:tcW w:type="dxa" w:w="1740"/>
+          </w:tcPr>
+          <w:p>
+            <w:pPr>
+              <w:jc w:val="center"/>
+            </w:pPr>
+            <w:r>
+              <w:rPr>
+                <w:rFonts w:ascii="Times New Roman" w:hAnsi="Times New Roman"/>
+                <w:b w:val="0"/>
+                <w:i w:val="0"/>
+                <w:color w:val="000000"/>
+                <w:sz w:val="18"/>
+              </w:rPr>
+              <w:t>0.97</w:t>
+            </w:r>
+          </w:p>
+        </w:tc>
+      </w:tr>
+      <w:tr>
+        <w:tc>
+          <w:tcPr>
+            <w:tcW w:type="dxa" w:w="1740"/>
+          </w:tcPr>
+          <w:p>
+            <w:pPr>
+              <w:jc w:val="left"/>
+            </w:pPr>
+            <w:r>
+              <w:rPr>
+                <w:rFonts w:ascii="Times New Roman" w:hAnsi="Times New Roman"/>
+                <w:b/>
+                <w:i w:val="0"/>
+                <w:color w:val="000000"/>
+                <w:sz w:val="18"/>
+              </w:rPr>
+              <w:t>Proposed BERT Model</w:t>
+            </w:r>
+          </w:p>
+        </w:tc>
+        <w:tc>
+          <w:tcPr>
+            <w:tcW w:type="dxa" w:w="1740"/>
+          </w:tcPr>
+          <w:p>
+            <w:pPr>
+              <w:jc w:val="center"/>
+            </w:pPr>
+            <w:r>
+              <w:rPr>
+                <w:rFonts w:ascii="Times New Roman" w:hAnsi="Times New Roman"/>
+                <w:b/>
+                <w:i w:val="0"/>
+                <w:color w:val="000000"/>
+                <w:sz w:val="18"/>
+              </w:rPr>
+              <w:t>0.95</w:t>
+            </w:r>
+          </w:p>
+        </w:tc>
+        <w:tc>
+          <w:tcPr>
+            <w:tcW w:type="dxa" w:w="1740"/>
+          </w:tcPr>
+          <w:p>
+            <w:pPr>
+              <w:jc w:val="center"/>
+            </w:pPr>
+            <w:r>
+              <w:rPr>
+                <w:rFonts w:ascii="Times New Roman" w:hAnsi="Times New Roman"/>
+                <w:b/>
+                <w:i w:val="0"/>
+                <w:color w:val="000000"/>
+                <w:sz w:val="18"/>
+              </w:rPr>
+              <w:t>0.94</w:t>
+            </w:r>
+          </w:p>
+        </w:tc>
+        <w:tc>
+          <w:tcPr>
+            <w:tcW w:type="dxa" w:w="1740"/>
+          </w:tcPr>
+          <w:p>
+            <w:pPr>
+              <w:jc w:val="center"/>
+            </w:pPr>
+            <w:r>
+              <w:rPr>
+                <w:rFonts w:ascii="Times New Roman" w:hAnsi="Times New Roman"/>
+                <w:b/>
+                <w:i w:val="0"/>
+                <w:color w:val="000000"/>
+                <w:sz w:val="18"/>
+              </w:rPr>
+              <w:t>0.95</w:t>
+            </w:r>
+          </w:p>
+        </w:tc>
+        <w:tc>
+          <w:tcPr>
+            <w:tcW w:type="dxa" w:w="1740"/>
+          </w:tcPr>
+          <w:p>
+            <w:pPr>
+              <w:jc w:val="center"/>
+            </w:pPr>
+            <w:r>
+              <w:rPr>
+                <w:rFonts w:ascii="Times New Roman" w:hAnsi="Times New Roman"/>
+                <w:b/>
+                <w:i w:val="0"/>
+                <w:color w:val="000000"/>
+                <w:sz w:val="18"/>
+              </w:rPr>
+              <w:t>0.99</w:t>
+            </w:r>
+          </w:p>
+        </w:tc>
+        <w:tc>
+          <w:tcPr>
+            <w:tcW w:type="dxa" w:w="1740"/>
+          </w:tcPr>
+          <w:p>
+            <w:pPr>
+              <w:jc w:val="center"/>
+            </w:pPr>
+            <w:r>
+              <w:rPr>
+                <w:rFonts w:ascii="Times New Roman" w:hAnsi="Times New Roman"/>
+                <w:b/>
+                <w:i w:val="0"/>
+                <w:color w:val="000000"/>
+                <w:sz w:val="18"/>
+              </w:rPr>
+              <w:t>0.99</w:t>
+            </w:r>
+          </w:p>
+        </w:tc>
+      </w:tr>
+    </w:tbl>
+    <w:p>
+      <w:pPr>
+        <w:spacing w:before="80" w:after="160"/>
+        <w:jc w:val="center"/>
+      </w:pPr>
+      <w:r>
+        <w:rPr>
+          <w:rFonts w:ascii="Times New Roman" w:hAnsi="Times New Roman"/>
+          <w:b/>
+          <w:i w:val="0"/>
+          <w:color w:val="000000"/>
+          <w:sz w:val="16"/>
+        </w:rPr>
+        <w:t>TABLE I. Comparison of Proposed Model with Baseline Models</w:t>
+      </w:r>
+    </w:p>
+    <w:p>
+      <w:pPr>
+        <w:spacing w:line="252" w:lineRule="auto" w:after="80"/>
+        <w:ind w:firstLine="216"/>
+        <w:jc w:val="both"/>
+      </w:pPr>
+      <w:r>
+        <w:rPr>
+          <w:rFonts w:ascii="Times New Roman" w:hAnsi="Times New Roman"/>
+          <w:b w:val="0"/>
+          <w:i w:val="0"/>
+          <w:color w:val="000000"/>
+          <w:sz w:val="20"/>
+        </w:rPr>
+        <w:t xml:space="preserve">As seen in Table I, traditional machine learning models show lower F1-scores. Random Forest achieves high precision but lower recall on fraud, while Logistic Regression suffers from a lower precision. The standard Bi-LSTM baseline obtains a macro F1-score of 0.90. The proposed Standalone BERT model achieves a macro precision of </w:t>
+      </w:r>
+      <w:r>
+        <w:rPr>
+          <w:rFonts w:ascii="Times New Roman" w:hAnsi="Times New Roman"/>
+          <w:b/>
+          <w:i w:val="0"/>
+          <w:color w:val="000000"/>
+          <w:sz w:val="20"/>
+        </w:rPr>
+        <w:t>0.95</w:t>
+      </w:r>
+      <w:r>
+        <w:rPr>
+          <w:rFonts w:ascii="Times New Roman" w:hAnsi="Times New Roman"/>
+          <w:b w:val="0"/>
+          <w:i w:val="0"/>
+          <w:color w:val="000000"/>
+          <w:sz w:val="20"/>
+        </w:rPr>
+        <w:t xml:space="preserve"> (95.48%), macro recall of </w:t>
+      </w:r>
+      <w:r>
+        <w:rPr>
+          <w:rFonts w:ascii="Times New Roman" w:hAnsi="Times New Roman"/>
+          <w:b/>
+          <w:i w:val="0"/>
+          <w:color w:val="000000"/>
+          <w:sz w:val="20"/>
+        </w:rPr>
+        <w:t>0.94</w:t>
+      </w:r>
+      <w:r>
+        <w:rPr>
+          <w:rFonts w:ascii="Times New Roman" w:hAnsi="Times New Roman"/>
+          <w:b w:val="0"/>
+          <w:i w:val="0"/>
+          <w:color w:val="000000"/>
+          <w:sz w:val="20"/>
+        </w:rPr>
+        <w:t xml:space="preserve"> (93.72%), macro F1-score of </w:t>
+      </w:r>
+      <w:r>
+        <w:rPr>
+          <w:rFonts w:ascii="Times New Roman" w:hAnsi="Times New Roman"/>
+          <w:b/>
+          <w:i w:val="0"/>
+          <w:color w:val="000000"/>
+          <w:sz w:val="20"/>
+        </w:rPr>
+        <w:t>0.95</w:t>
+      </w:r>
+      <w:r>
+        <w:rPr>
+          <w:rFonts w:ascii="Times New Roman" w:hAnsi="Times New Roman"/>
+          <w:b w:val="0"/>
+          <w:i w:val="0"/>
+          <w:color w:val="000000"/>
+          <w:sz w:val="20"/>
+        </w:rPr>
+        <w:t xml:space="preserve"> (94.58%), accuracy of </w:t>
+      </w:r>
+      <w:r>
+        <w:rPr>
+          <w:rFonts w:ascii="Times New Roman" w:hAnsi="Times New Roman"/>
+          <w:b/>
+          <w:i w:val="0"/>
+          <w:color w:val="000000"/>
+          <w:sz w:val="20"/>
+        </w:rPr>
+        <w:t>0.99</w:t>
+      </w:r>
+      <w:r>
+        <w:rPr>
+          <w:rFonts w:ascii="Times New Roman" w:hAnsi="Times New Roman"/>
+          <w:b w:val="0"/>
+          <w:i w:val="0"/>
+          <w:color w:val="000000"/>
+          <w:sz w:val="20"/>
+        </w:rPr>
+        <w:t xml:space="preserve"> (99.02%), and AUC of </w:t>
+      </w:r>
+      <w:r>
+        <w:rPr>
+          <w:rFonts w:ascii="Times New Roman" w:hAnsi="Times New Roman"/>
+          <w:b/>
+          <w:i w:val="0"/>
+          <w:color w:val="000000"/>
+          <w:sz w:val="20"/>
+        </w:rPr>
+        <w:t>0.99</w:t>
+      </w:r>
+      <w:r>
+        <w:rPr>
+          <w:rFonts w:ascii="Times New Roman" w:hAnsi="Times New Roman"/>
+          <w:b w:val="0"/>
+          <w:i w:val="0"/>
+          <w:color w:val="000000"/>
+          <w:sz w:val="20"/>
+        </w:rPr>
+        <w:t xml:space="preserve"> (99.22%), outperforming the original paper's reported macro F1-score of 0.93 </w:t>
+      </w:r>
+      <w:hyperlink w:anchor="ref_1">
+        <w:r>
+          <w:rPr>
+            <w:rFonts w:ascii="Times New Roman" w:hAnsi="Times New Roman"/>
+            <w:sz w:val="20"/>
+            <w:u w:val="single"/>
+            <w:color w:val="0000FF"/>
+          </w:rPr>
+          <w:t>[1]</w:t>
+        </w:r>
+      </w:hyperlink>
+      <w:r>
+        <w:rPr>
+          <w:rFonts w:ascii="Times New Roman" w:hAnsi="Times New Roman"/>
+          <w:b w:val="0"/>
+          <w:i w:val="0"/>
+          <w:color w:val="000000"/>
+          <w:sz w:val="20"/>
+        </w:rPr>
+        <w:t>. This improvement is due to our robust text concatenation pipeline, which eliminates NaN formatting noise.</w:t>
       </w:r>
     </w:p>
     <w:p>
@@ -2605,7 +2241,7 @@
       <w:r>
         <w:drawing>
           <wp:inline xmlns:a="http://schemas.openxmlformats.org/drawingml/2006/main" xmlns:pic="http://schemas.openxmlformats.org/drawingml/2006/picture">
-            <wp:extent cx="2926080" cy="2340864"/>
+            <wp:extent cx="2926080" cy="2299063"/>
             <wp:docPr id="2" name="Picture 2"/>
             <wp:cNvGraphicFramePr>
               <a:graphicFrameLocks noChangeAspect="1"/>
@@ -2626,7 +2262,7 @@
                   <pic:spPr>
                     <a:xfrm>
                       <a:off x="0" y="0"/>
-                      <a:ext cx="2926080" cy="2340864"/>
+                      <a:ext cx="2926080" cy="2299063"/>
                     </a:xfrm>
                     <a:prstGeom prst="rect"/>
                   </pic:spPr>

--- a/paper/paper_bert_standalone.docx
+++ b/paper/paper_bert_standalone.docx
@@ -4,7 +4,7 @@
   <w:body>
     <w:p>
       <w:pPr>
-        <w:spacing w:before="480" w:after="240"/>
+        <w:spacing w:before="360" w:after="200"/>
         <w:jc w:val="center"/>
       </w:pPr>
       <w:r>
@@ -13,7 +13,7 @@
           <w:b/>
           <w:i w:val="0"/>
           <w:color w:val="000000"/>
-          <w:sz w:val="48"/>
+          <w:sz w:val="44"/>
         </w:rPr>
         <w:t>An Explainable and Context-Aware BERT Framework for</w:t>
         <w:br/>
@@ -22,7 +22,7 @@
     </w:p>
     <w:p>
       <w:pPr>
-        <w:spacing w:after="360"/>
+        <w:spacing w:after="280"/>
         <w:jc w:val="center"/>
       </w:pPr>
       <w:r>
@@ -31,7 +31,7 @@
           <w:b w:val="0"/>
           <w:i w:val="0"/>
           <w:color w:val="000000"/>
-          <w:sz w:val="22"/>
+          <w:sz w:val="21"/>
         </w:rPr>
         <w:t>Akhilesh</w:t>
         <w:br/>
@@ -48,7 +48,7 @@
       <w:pPr>
         <w:sectPr>
           <w:pgSz w:w="12240" w:h="15840"/>
-          <w:pgMar w:top="1080" w:right="900" w:bottom="1440" w:left="900" w:header="720" w:footer="720" w:gutter="0"/>
+          <w:pgMar w:top="1080" w:right="900" w:bottom="1224" w:left="900" w:header="720" w:footer="720" w:gutter="0"/>
           <w:cols w:space="720"/>
           <w:docGrid w:linePitch="360"/>
         </w:sectPr>
@@ -56,7 +56,7 @@
     </w:p>
     <w:p>
       <w:pPr>
-        <w:spacing w:after="120"/>
+        <w:spacing w:after="100"/>
         <w:ind w:firstLine="216"/>
         <w:jc w:val="both"/>
       </w:pPr>
@@ -83,7 +83,7 @@
     </w:p>
     <w:p>
       <w:pPr>
-        <w:spacing w:after="240"/>
+        <w:spacing w:after="200"/>
         <w:ind w:firstLine="216"/>
         <w:jc w:val="both"/>
       </w:pPr>
@@ -111,7 +111,7 @@
     <w:p>
       <w:pPr>
         <w:keepNext/>
-        <w:spacing w:before="280" w:after="120"/>
+        <w:spacing w:before="200" w:after="80"/>
         <w:jc w:val="center"/>
       </w:pPr>
       <w:r>
@@ -127,7 +127,7 @@
     </w:p>
     <w:p>
       <w:pPr>
-        <w:spacing w:line="252" w:lineRule="auto" w:after="80"/>
+        <w:spacing w:line="252" w:lineRule="auto" w:after="60"/>
         <w:ind w:firstLine="216"/>
         <w:jc w:val="both"/>
       </w:pPr>
@@ -207,7 +207,7 @@
     </w:p>
     <w:p>
       <w:pPr>
-        <w:spacing w:line="252" w:lineRule="auto" w:after="80"/>
+        <w:spacing w:line="252" w:lineRule="auto" w:after="60"/>
         <w:ind w:firstLine="216"/>
         <w:jc w:val="both"/>
       </w:pPr>
@@ -266,7 +266,7 @@
     </w:p>
     <w:p>
       <w:pPr>
-        <w:spacing w:line="252" w:lineRule="auto" w:after="80"/>
+        <w:spacing w:line="252" w:lineRule="auto" w:after="60"/>
         <w:ind w:firstLine="216"/>
         <w:jc w:val="both"/>
       </w:pPr>
@@ -325,7 +325,7 @@
     </w:p>
     <w:p>
       <w:pPr>
-        <w:spacing w:line="252" w:lineRule="auto" w:after="80"/>
+        <w:spacing w:line="252" w:lineRule="auto" w:after="60"/>
         <w:ind w:firstLine="216"/>
         <w:jc w:val="both"/>
       </w:pPr>
@@ -402,7 +402,7 @@
     </w:p>
     <w:p>
       <w:pPr>
-        <w:spacing w:line="252" w:lineRule="auto" w:after="80"/>
+        <w:spacing w:line="252" w:lineRule="auto" w:after="60"/>
         <w:ind w:firstLine="216"/>
         <w:jc w:val="both"/>
       </w:pPr>
@@ -420,7 +420,7 @@
     <w:p>
       <w:pPr>
         <w:keepNext/>
-        <w:spacing w:before="280" w:after="120"/>
+        <w:spacing w:before="200" w:after="80"/>
         <w:jc w:val="center"/>
       </w:pPr>
       <w:r>
@@ -436,7 +436,7 @@
     </w:p>
     <w:p>
       <w:pPr>
-        <w:spacing w:line="252" w:lineRule="auto" w:after="80"/>
+        <w:spacing w:line="252" w:lineRule="auto" w:after="60"/>
         <w:ind w:firstLine="216"/>
         <w:jc w:val="both"/>
       </w:pPr>
@@ -454,7 +454,7 @@
     <w:p>
       <w:pPr>
         <w:keepNext/>
-        <w:spacing w:before="200" w:after="80"/>
+        <w:spacing w:before="160" w:after="60"/>
         <w:jc w:val="left"/>
       </w:pPr>
       <w:r>
@@ -470,7 +470,7 @@
     </w:p>
     <w:p>
       <w:pPr>
-        <w:spacing w:line="252" w:lineRule="auto" w:after="80"/>
+        <w:spacing w:line="252" w:lineRule="auto" w:after="60"/>
         <w:ind w:firstLine="216"/>
         <w:jc w:val="both"/>
       </w:pPr>
@@ -593,7 +593,7 @@
     <w:p>
       <w:pPr>
         <w:keepNext/>
-        <w:spacing w:before="200" w:after="80"/>
+        <w:spacing w:before="160" w:after="60"/>
         <w:jc w:val="left"/>
       </w:pPr>
       <w:r>
@@ -609,7 +609,7 @@
     </w:p>
     <w:p>
       <w:pPr>
-        <w:spacing w:line="252" w:lineRule="auto" w:after="80"/>
+        <w:spacing w:line="252" w:lineRule="auto" w:after="60"/>
         <w:ind w:firstLine="216"/>
         <w:jc w:val="both"/>
       </w:pPr>
@@ -710,7 +710,7 @@
     </w:p>
     <w:p>
       <w:pPr>
-        <w:spacing w:line="252" w:lineRule="auto" w:after="80"/>
+        <w:spacing w:line="252" w:lineRule="auto" w:after="60"/>
         <w:ind w:firstLine="216"/>
         <w:jc w:val="both"/>
       </w:pPr>
@@ -832,7 +832,7 @@
     <w:p>
       <w:pPr>
         <w:keepNext/>
-        <w:spacing w:before="280" w:after="120"/>
+        <w:spacing w:before="200" w:after="80"/>
         <w:jc w:val="center"/>
       </w:pPr>
       <w:r>
@@ -848,7 +848,7 @@
     </w:p>
     <w:p>
       <w:pPr>
-        <w:spacing w:line="252" w:lineRule="auto" w:after="80"/>
+        <w:spacing w:line="252" w:lineRule="auto" w:after="60"/>
         <w:ind w:firstLine="216"/>
         <w:jc w:val="both"/>
       </w:pPr>
@@ -865,13 +865,14 @@
     </w:p>
     <w:p>
       <w:pPr>
-        <w:spacing w:before="160" w:after="80"/>
+        <w:keepNext/>
+        <w:spacing w:before="120" w:after="40"/>
         <w:jc w:val="center"/>
       </w:pPr>
       <w:r>
         <w:drawing>
           <wp:inline xmlns:a="http://schemas.openxmlformats.org/drawingml/2006/main" xmlns:pic="http://schemas.openxmlformats.org/drawingml/2006/picture">
-            <wp:extent cx="2926080" cy="4159332"/>
+            <wp:extent cx="2651760" cy="3769394"/>
             <wp:docPr id="1" name="Picture 1"/>
             <wp:cNvGraphicFramePr>
               <a:graphicFrameLocks noChangeAspect="1"/>
@@ -892,7 +893,7 @@
                   <pic:spPr>
                     <a:xfrm>
                       <a:off x="0" y="0"/>
-                      <a:ext cx="2926080" cy="4159332"/>
+                      <a:ext cx="2651760" cy="3769394"/>
                     </a:xfrm>
                     <a:prstGeom prst="rect"/>
                   </pic:spPr>
@@ -905,7 +906,7 @@
     </w:p>
     <w:p>
       <w:pPr>
-        <w:spacing w:after="160"/>
+        <w:spacing w:after="120"/>
         <w:jc w:val="center"/>
       </w:pPr>
       <w:r>
@@ -922,7 +923,7 @@
     <w:p>
       <w:pPr>
         <w:keepNext/>
-        <w:spacing w:before="200" w:after="80"/>
+        <w:spacing w:before="160" w:after="60"/>
         <w:jc w:val="left"/>
       </w:pPr>
       <w:r>
@@ -938,7 +939,7 @@
     </w:p>
     <w:p>
       <w:pPr>
-        <w:spacing w:line="252" w:lineRule="auto" w:after="80"/>
+        <w:spacing w:line="252" w:lineRule="auto" w:after="60"/>
         <w:ind w:firstLine="216"/>
         <w:jc w:val="both"/>
       </w:pPr>
@@ -955,7 +956,7 @@
     </w:p>
     <w:p>
       <w:pPr>
-        <w:spacing w:before="120" w:after="120"/>
+        <w:spacing w:before="80" w:after="80"/>
         <w:jc w:val="center"/>
       </w:pPr>
       <w:r>
@@ -983,7 +984,7 @@
     </w:p>
     <w:p>
       <w:pPr>
-        <w:spacing w:line="252" w:lineRule="auto" w:after="80"/>
+        <w:spacing w:line="252" w:lineRule="auto" w:after="60"/>
         <w:ind w:firstLine="216"/>
         <w:jc w:val="both"/>
       </w:pPr>
@@ -1001,7 +1002,7 @@
     <w:p>
       <w:pPr>
         <w:keepNext/>
-        <w:spacing w:before="200" w:after="80"/>
+        <w:spacing w:before="160" w:after="60"/>
         <w:jc w:val="left"/>
       </w:pPr>
       <w:r>
@@ -1017,7 +1018,7 @@
     </w:p>
     <w:p>
       <w:pPr>
-        <w:spacing w:line="252" w:lineRule="auto" w:after="80"/>
+        <w:spacing w:line="252" w:lineRule="auto" w:after="60"/>
         <w:ind w:firstLine="216"/>
         <w:jc w:val="both"/>
       </w:pPr>
@@ -1034,7 +1035,7 @@
     </w:p>
     <w:p>
       <w:pPr>
-        <w:spacing w:before="120" w:after="120"/>
+        <w:spacing w:before="80" w:after="80"/>
         <w:jc w:val="center"/>
       </w:pPr>
       <w:r>
@@ -1062,7 +1063,7 @@
     </w:p>
     <w:p>
       <w:pPr>
-        <w:spacing w:before="120" w:after="120"/>
+        <w:spacing w:before="80" w:after="80"/>
         <w:jc w:val="center"/>
       </w:pPr>
       <w:r>
@@ -1090,7 +1091,7 @@
     </w:p>
     <w:p>
       <w:pPr>
-        <w:spacing w:line="252" w:lineRule="auto" w:after="80"/>
+        <w:spacing w:line="252" w:lineRule="auto" w:after="60"/>
         <w:ind w:firstLine="216"/>
         <w:jc w:val="both"/>
       </w:pPr>
@@ -1108,7 +1109,7 @@
     <w:p>
       <w:pPr>
         <w:keepNext/>
-        <w:spacing w:before="200" w:after="80"/>
+        <w:spacing w:before="160" w:after="60"/>
         <w:jc w:val="left"/>
       </w:pPr>
       <w:r>
@@ -1124,7 +1125,7 @@
     </w:p>
     <w:p>
       <w:pPr>
-        <w:spacing w:line="252" w:lineRule="auto" w:after="80"/>
+        <w:spacing w:line="252" w:lineRule="auto" w:after="60"/>
         <w:ind w:firstLine="216"/>
         <w:jc w:val="both"/>
       </w:pPr>
@@ -1141,7 +1142,7 @@
     </w:p>
     <w:p>
       <w:pPr>
-        <w:spacing w:before="120" w:after="120"/>
+        <w:spacing w:before="80" w:after="80"/>
         <w:jc w:val="center"/>
       </w:pPr>
       <w:r>
@@ -1169,7 +1170,7 @@
     </w:p>
     <w:p>
       <w:pPr>
-        <w:spacing w:line="252" w:lineRule="auto" w:after="80"/>
+        <w:spacing w:line="252" w:lineRule="auto" w:after="60"/>
         <w:ind w:firstLine="216"/>
         <w:jc w:val="both"/>
       </w:pPr>
@@ -1187,7 +1188,7 @@
     <w:p>
       <w:pPr>
         <w:keepNext/>
-        <w:spacing w:before="200" w:after="80"/>
+        <w:spacing w:before="160" w:after="60"/>
         <w:jc w:val="left"/>
       </w:pPr>
       <w:r>
@@ -1203,7 +1204,7 @@
     </w:p>
     <w:p>
       <w:pPr>
-        <w:spacing w:line="252" w:lineRule="auto" w:after="80"/>
+        <w:spacing w:line="252" w:lineRule="auto" w:after="60"/>
         <w:ind w:firstLine="216"/>
         <w:jc w:val="both"/>
       </w:pPr>
@@ -1220,7 +1221,7 @@
     </w:p>
     <w:p>
       <w:pPr>
-        <w:spacing w:before="120" w:after="120"/>
+        <w:spacing w:before="80" w:after="80"/>
         <w:jc w:val="center"/>
       </w:pPr>
       <w:r>
@@ -1248,7 +1249,7 @@
     </w:p>
     <w:p>
       <w:pPr>
-        <w:spacing w:line="252" w:lineRule="auto" w:after="80"/>
+        <w:spacing w:line="252" w:lineRule="auto" w:after="60"/>
         <w:ind w:firstLine="216"/>
         <w:jc w:val="both"/>
       </w:pPr>
@@ -1266,7 +1267,7 @@
     <w:p>
       <w:pPr>
         <w:keepNext/>
-        <w:spacing w:before="280" w:after="120"/>
+        <w:spacing w:before="200" w:after="80"/>
         <w:jc w:val="center"/>
       </w:pPr>
       <w:r>
@@ -1283,7 +1284,7 @@
     <w:p>
       <w:pPr>
         <w:keepNext/>
-        <w:spacing w:before="200" w:after="80"/>
+        <w:spacing w:before="160" w:after="60"/>
         <w:jc w:val="left"/>
       </w:pPr>
       <w:r>
@@ -1299,7 +1300,7 @@
     </w:p>
     <w:p>
       <w:pPr>
-        <w:spacing w:line="252" w:lineRule="auto" w:after="80"/>
+        <w:spacing w:line="252" w:lineRule="auto" w:after="60"/>
         <w:ind w:firstLine="216"/>
         <w:jc w:val="both"/>
       </w:pPr>
@@ -1317,7 +1318,7 @@
     <w:p>
       <w:pPr>
         <w:keepNext/>
-        <w:spacing w:before="200" w:after="80"/>
+        <w:spacing w:before="160" w:after="60"/>
         <w:jc w:val="left"/>
       </w:pPr>
       <w:r>
@@ -1333,7 +1334,7 @@
     </w:p>
     <w:p>
       <w:pPr>
-        <w:spacing w:line="252" w:lineRule="auto" w:after="80"/>
+        <w:spacing w:line="252" w:lineRule="auto" w:after="60"/>
         <w:ind w:firstLine="216"/>
         <w:jc w:val="both"/>
       </w:pPr>
@@ -1351,7 +1352,7 @@
     <w:p>
       <w:pPr>
         <w:keepNext/>
-        <w:spacing w:before="200" w:after="80"/>
+        <w:spacing w:before="160" w:after="60"/>
         <w:jc w:val="left"/>
       </w:pPr>
       <w:r>
@@ -1367,7 +1368,7 @@
     </w:p>
     <w:p>
       <w:pPr>
-        <w:spacing w:line="252" w:lineRule="auto" w:after="80"/>
+        <w:spacing w:line="252" w:lineRule="auto" w:after="60"/>
         <w:ind w:firstLine="216"/>
         <w:jc w:val="both"/>
       </w:pPr>
@@ -1385,7 +1386,7 @@
     <w:p>
       <w:pPr>
         <w:keepNext/>
-        <w:spacing w:before="280" w:after="120"/>
+        <w:spacing w:before="200" w:after="80"/>
         <w:jc w:val="center"/>
       </w:pPr>
       <w:r>
@@ -1402,7 +1403,7 @@
     <w:p>
       <w:pPr>
         <w:keepNext/>
-        <w:spacing w:before="200" w:after="80"/>
+        <w:spacing w:before="160" w:after="60"/>
         <w:jc w:val="left"/>
       </w:pPr>
       <w:r>
@@ -1418,7 +1419,7 @@
     </w:p>
     <w:p>
       <w:pPr>
-        <w:spacing w:line="252" w:lineRule="auto" w:after="80"/>
+        <w:spacing w:line="252" w:lineRule="auto" w:after="60"/>
         <w:ind w:firstLine="216"/>
         <w:jc w:val="both"/>
       </w:pPr>
@@ -2081,7 +2082,7 @@
     </w:tbl>
     <w:p>
       <w:pPr>
-        <w:spacing w:before="80" w:after="160"/>
+        <w:spacing w:before="60" w:after="120"/>
         <w:jc w:val="center"/>
       </w:pPr>
       <w:r>
@@ -2097,7 +2098,7 @@
     </w:p>
     <w:p>
       <w:pPr>
-        <w:spacing w:line="252" w:lineRule="auto" w:after="80"/>
+        <w:spacing w:line="252" w:lineRule="auto" w:after="60"/>
         <w:ind w:firstLine="216"/>
         <w:jc w:val="both"/>
       </w:pPr>
@@ -2235,13 +2236,14 @@
     </w:p>
     <w:p>
       <w:pPr>
-        <w:spacing w:before="160" w:after="80"/>
+        <w:keepNext/>
+        <w:spacing w:before="120" w:after="40"/>
         <w:jc w:val="center"/>
       </w:pPr>
       <w:r>
         <w:drawing>
           <wp:inline xmlns:a="http://schemas.openxmlformats.org/drawingml/2006/main" xmlns:pic="http://schemas.openxmlformats.org/drawingml/2006/picture">
-            <wp:extent cx="2926080" cy="2299063"/>
+            <wp:extent cx="2651760" cy="2039815"/>
             <wp:docPr id="2" name="Picture 2"/>
             <wp:cNvGraphicFramePr>
               <a:graphicFrameLocks noChangeAspect="1"/>
@@ -2262,7 +2264,7 @@
                   <pic:spPr>
                     <a:xfrm>
                       <a:off x="0" y="0"/>
-                      <a:ext cx="2926080" cy="2299063"/>
+                      <a:ext cx="2651760" cy="2039815"/>
                     </a:xfrm>
                     <a:prstGeom prst="rect"/>
                   </pic:spPr>
@@ -2275,7 +2277,7 @@
     </w:p>
     <w:p>
       <w:pPr>
-        <w:spacing w:after="160"/>
+        <w:spacing w:after="120"/>
         <w:jc w:val="center"/>
       </w:pPr>
       <w:r>
@@ -2292,7 +2294,7 @@
     <w:p>
       <w:pPr>
         <w:keepNext/>
-        <w:spacing w:before="200" w:after="80"/>
+        <w:spacing w:before="160" w:after="60"/>
         <w:jc w:val="left"/>
       </w:pPr>
       <w:r>
@@ -2308,7 +2310,7 @@
     </w:p>
     <w:p>
       <w:pPr>
-        <w:spacing w:line="252" w:lineRule="auto" w:after="80"/>
+        <w:spacing w:line="252" w:lineRule="auto" w:after="60"/>
         <w:ind w:firstLine="216"/>
         <w:jc w:val="both"/>
       </w:pPr>
@@ -2366,7 +2368,7 @@
     <w:p>
       <w:pPr>
         <w:keepNext/>
-        <w:spacing w:before="200" w:after="80"/>
+        <w:spacing w:before="160" w:after="60"/>
         <w:jc w:val="left"/>
       </w:pPr>
       <w:r>
@@ -2382,7 +2384,7 @@
     </w:p>
     <w:p>
       <w:pPr>
-        <w:spacing w:line="252" w:lineRule="auto" w:after="80"/>
+        <w:spacing w:line="252" w:lineRule="auto" w:after="60"/>
         <w:ind w:firstLine="216"/>
         <w:jc w:val="both"/>
       </w:pPr>
@@ -2400,7 +2402,7 @@
     <w:p>
       <w:pPr>
         <w:keepNext/>
-        <w:spacing w:before="200" w:after="80"/>
+        <w:spacing w:before="160" w:after="60"/>
         <w:jc w:val="left"/>
       </w:pPr>
       <w:r>
@@ -2416,7 +2418,7 @@
     </w:p>
     <w:p>
       <w:pPr>
-        <w:spacing w:line="252" w:lineRule="auto" w:after="80"/>
+        <w:spacing w:line="252" w:lineRule="auto" w:after="60"/>
         <w:ind w:firstLine="216"/>
         <w:jc w:val="both"/>
       </w:pPr>
@@ -2433,13 +2435,14 @@
     </w:p>
     <w:p>
       <w:pPr>
-        <w:spacing w:before="160" w:after="80"/>
+        <w:keepNext/>
+        <w:spacing w:before="120" w:after="40"/>
         <w:jc w:val="center"/>
       </w:pPr>
       <w:r>
         <w:drawing>
           <wp:inline xmlns:a="http://schemas.openxmlformats.org/drawingml/2006/main" xmlns:pic="http://schemas.openxmlformats.org/drawingml/2006/picture">
-            <wp:extent cx="2926080" cy="1828800"/>
+            <wp:extent cx="2651760" cy="1657350"/>
             <wp:docPr id="3" name="Picture 3"/>
             <wp:cNvGraphicFramePr>
               <a:graphicFrameLocks noChangeAspect="1"/>
@@ -2460,7 +2463,7 @@
                   <pic:spPr>
                     <a:xfrm>
                       <a:off x="0" y="0"/>
-                      <a:ext cx="2926080" cy="1828800"/>
+                      <a:ext cx="2651760" cy="1657350"/>
                     </a:xfrm>
                     <a:prstGeom prst="rect"/>
                   </pic:spPr>
@@ -2473,7 +2476,7 @@
     </w:p>
     <w:p>
       <w:pPr>
-        <w:spacing w:after="160"/>
+        <w:spacing w:after="120"/>
         <w:jc w:val="center"/>
       </w:pPr>
       <w:r>
@@ -2490,7 +2493,7 @@
     <w:p>
       <w:pPr>
         <w:keepNext/>
-        <w:spacing w:before="200" w:after="80"/>
+        <w:spacing w:before="160" w:after="60"/>
         <w:jc w:val="left"/>
       </w:pPr>
       <w:r>
@@ -2506,7 +2509,7 @@
     </w:p>
     <w:p>
       <w:pPr>
-        <w:spacing w:line="252" w:lineRule="auto" w:after="80"/>
+        <w:spacing w:line="252" w:lineRule="auto" w:after="60"/>
         <w:ind w:firstLine="216"/>
         <w:jc w:val="both"/>
       </w:pPr>
@@ -2523,13 +2526,14 @@
     </w:p>
     <w:p>
       <w:pPr>
-        <w:spacing w:before="160" w:after="80"/>
+        <w:keepNext/>
+        <w:spacing w:before="120" w:after="40"/>
         <w:jc w:val="center"/>
       </w:pPr>
       <w:r>
         <w:drawing>
           <wp:inline xmlns:a="http://schemas.openxmlformats.org/drawingml/2006/main" xmlns:pic="http://schemas.openxmlformats.org/drawingml/2006/picture">
-            <wp:extent cx="2926080" cy="2438400"/>
+            <wp:extent cx="2468880" cy="2057400"/>
             <wp:docPr id="4" name="Picture 4"/>
             <wp:cNvGraphicFramePr>
               <a:graphicFrameLocks noChangeAspect="1"/>
@@ -2550,7 +2554,7 @@
                   <pic:spPr>
                     <a:xfrm>
                       <a:off x="0" y="0"/>
-                      <a:ext cx="2926080" cy="2438400"/>
+                      <a:ext cx="2468880" cy="2057400"/>
                     </a:xfrm>
                     <a:prstGeom prst="rect"/>
                   </pic:spPr>
@@ -2563,7 +2567,7 @@
     </w:p>
     <w:p>
       <w:pPr>
-        <w:spacing w:after="160"/>
+        <w:spacing w:after="120"/>
         <w:jc w:val="center"/>
       </w:pPr>
       <w:r>
@@ -2580,7 +2584,7 @@
     <w:p>
       <w:pPr>
         <w:keepNext/>
-        <w:spacing w:before="280" w:after="120"/>
+        <w:spacing w:before="200" w:after="80"/>
         <w:jc w:val="center"/>
       </w:pPr>
       <w:r>
@@ -2596,7 +2600,7 @@
     </w:p>
     <w:p>
       <w:pPr>
-        <w:spacing w:line="252" w:lineRule="auto" w:after="80"/>
+        <w:spacing w:line="252" w:lineRule="auto" w:after="60"/>
         <w:ind w:firstLine="216"/>
         <w:jc w:val="both"/>
       </w:pPr>
@@ -2614,7 +2618,7 @@
     <w:p>
       <w:pPr>
         <w:keepNext/>
-        <w:spacing w:before="280" w:after="120"/>
+        <w:spacing w:before="200" w:after="80"/>
         <w:jc w:val="center"/>
       </w:pPr>
       <w:r>
@@ -2631,7 +2635,7 @@
     <w:p>
       <w:bookmarkStart w:id="1" w:name="ref_1"/>
       <w:pPr>
-        <w:spacing w:after="60"/>
+        <w:spacing w:after="40"/>
         <w:ind w:left="360" w:hanging="360"/>
         <w:jc w:val="both"/>
       </w:pPr>
@@ -2701,7 +2705,7 @@
     <w:p>
       <w:bookmarkStart w:id="2" w:name="ref_2"/>
       <w:pPr>
-        <w:spacing w:after="60"/>
+        <w:spacing w:after="40"/>
         <w:ind w:left="360" w:hanging="360"/>
         <w:jc w:val="both"/>
       </w:pPr>
@@ -2771,7 +2775,7 @@
     <w:p>
       <w:bookmarkStart w:id="3" w:name="ref_3"/>
       <w:pPr>
-        <w:spacing w:after="60"/>
+        <w:spacing w:after="40"/>
         <w:ind w:left="360" w:hanging="360"/>
         <w:jc w:val="both"/>
       </w:pPr>
@@ -2841,7 +2845,7 @@
     <w:p>
       <w:bookmarkStart w:id="4" w:name="ref_4"/>
       <w:pPr>
-        <w:spacing w:after="60"/>
+        <w:spacing w:after="40"/>
         <w:ind w:left="360" w:hanging="360"/>
         <w:jc w:val="both"/>
       </w:pPr>
@@ -2911,7 +2915,7 @@
     <w:p>
       <w:bookmarkStart w:id="5" w:name="ref_5"/>
       <w:pPr>
-        <w:spacing w:after="60"/>
+        <w:spacing w:after="40"/>
         <w:ind w:left="360" w:hanging="360"/>
         <w:jc w:val="both"/>
       </w:pPr>
@@ -2981,7 +2985,7 @@
     <w:p>
       <w:bookmarkStart w:id="6" w:name="ref_6"/>
       <w:pPr>
-        <w:spacing w:after="60"/>
+        <w:spacing w:after="40"/>
         <w:ind w:left="360" w:hanging="360"/>
         <w:jc w:val="both"/>
       </w:pPr>
@@ -3051,7 +3055,7 @@
     <w:p>
       <w:bookmarkStart w:id="7" w:name="ref_7"/>
       <w:pPr>
-        <w:spacing w:after="60"/>
+        <w:spacing w:after="40"/>
         <w:ind w:left="360" w:hanging="360"/>
         <w:jc w:val="both"/>
       </w:pPr>
@@ -3121,7 +3125,7 @@
     <w:p>
       <w:bookmarkStart w:id="8" w:name="ref_8"/>
       <w:pPr>
-        <w:spacing w:after="60"/>
+        <w:spacing w:after="40"/>
         <w:ind w:left="360" w:hanging="360"/>
         <w:jc w:val="both"/>
       </w:pPr>
@@ -3191,7 +3195,7 @@
     <w:p>
       <w:bookmarkStart w:id="9" w:name="ref_9"/>
       <w:pPr>
-        <w:spacing w:after="60"/>
+        <w:spacing w:after="40"/>
         <w:ind w:left="360" w:hanging="360"/>
         <w:jc w:val="both"/>
       </w:pPr>
@@ -3261,7 +3265,7 @@
     <w:p>
       <w:bookmarkStart w:id="10" w:name="ref_10"/>
       <w:pPr>
-        <w:spacing w:after="60"/>
+        <w:spacing w:after="40"/>
         <w:ind w:left="360" w:hanging="360"/>
         <w:jc w:val="both"/>
       </w:pPr>
@@ -3331,7 +3335,7 @@
     <w:p>
       <w:bookmarkStart w:id="11" w:name="ref_11"/>
       <w:pPr>
-        <w:spacing w:after="60"/>
+        <w:spacing w:after="40"/>
         <w:ind w:left="360" w:hanging="360"/>
         <w:jc w:val="both"/>
       </w:pPr>
@@ -3401,7 +3405,7 @@
     <w:p>
       <w:bookmarkStart w:id="12" w:name="ref_12"/>
       <w:pPr>
-        <w:spacing w:after="60"/>
+        <w:spacing w:after="40"/>
         <w:ind w:left="360" w:hanging="360"/>
         <w:jc w:val="both"/>
       </w:pPr>
@@ -3471,7 +3475,7 @@
     <w:p>
       <w:bookmarkStart w:id="13" w:name="ref_13"/>
       <w:pPr>
-        <w:spacing w:after="60"/>
+        <w:spacing w:after="40"/>
         <w:ind w:left="360" w:hanging="360"/>
         <w:jc w:val="both"/>
       </w:pPr>
@@ -3541,7 +3545,7 @@
     <w:p>
       <w:bookmarkStart w:id="14" w:name="ref_14"/>
       <w:pPr>
-        <w:spacing w:after="60"/>
+        <w:spacing w:after="40"/>
         <w:ind w:left="360" w:hanging="360"/>
         <w:jc w:val="both"/>
       </w:pPr>
@@ -3611,7 +3615,7 @@
     <w:p>
       <w:bookmarkStart w:id="15" w:name="ref_15"/>
       <w:pPr>
-        <w:spacing w:after="60"/>
+        <w:spacing w:after="40"/>
         <w:ind w:left="360" w:hanging="360"/>
         <w:jc w:val="both"/>
       </w:pPr>
@@ -3681,8 +3685,8 @@
     <w:sectPr>
       <w:type w:val="continuous"/>
       <w:pgSz w:w="12240" w:h="15840"/>
-      <w:pgMar w:top="1080" w:right="900" w:bottom="1440" w:left="900" w:header="720" w:footer="720" w:gutter="0"/>
-      <w:cols w:space="360" w:num="2"/>
+      <w:pgMar w:top="1080" w:right="900" w:bottom="1224" w:left="900" w:header="720" w:footer="720" w:gutter="0"/>
+      <w:cols w:space="280" w:num="2"/>
       <w:docGrid w:linePitch="360"/>
     </w:sectPr>
   </w:body>

--- a/paper/paper_bert_standalone.docx
+++ b/paper/paper_bert_standalone.docx
@@ -2243,7 +2243,7 @@
       <w:r>
         <w:drawing>
           <wp:inline xmlns:a="http://schemas.openxmlformats.org/drawingml/2006/main" xmlns:pic="http://schemas.openxmlformats.org/drawingml/2006/picture">
-            <wp:extent cx="2651760" cy="2039815"/>
+            <wp:extent cx="2651760" cy="2083526"/>
             <wp:docPr id="2" name="Picture 2"/>
             <wp:cNvGraphicFramePr>
               <a:graphicFrameLocks noChangeAspect="1"/>
@@ -2264,7 +2264,7 @@
                   <pic:spPr>
                     <a:xfrm>
                       <a:off x="0" y="0"/>
-                      <a:ext cx="2651760" cy="2039815"/>
+                      <a:ext cx="2651760" cy="2083526"/>
                     </a:xfrm>
                     <a:prstGeom prst="rect"/>
                   </pic:spPr>

--- a/paper/paper_bert_standalone.docx
+++ b/paper/paper_bert_standalone.docx
@@ -1952,7 +1952,7 @@
                 <w:color w:val="000000"/>
                 <w:sz w:val="18"/>
               </w:rPr>
-              <w:t>0.97</w:t>
+              <w:t>0.88</w:t>
             </w:r>
           </w:p>
         </w:tc>

--- a/paper/paper_bert_standalone.docx
+++ b/paper/paper_bert_standalone.docx
@@ -2243,7 +2243,7 @@
       <w:r>
         <w:drawing>
           <wp:inline xmlns:a="http://schemas.openxmlformats.org/drawingml/2006/main" xmlns:pic="http://schemas.openxmlformats.org/drawingml/2006/picture">
-            <wp:extent cx="2651760" cy="2083526"/>
+            <wp:extent cx="2651760" cy="2075290"/>
             <wp:docPr id="2" name="Picture 2"/>
             <wp:cNvGraphicFramePr>
               <a:graphicFrameLocks noChangeAspect="1"/>
@@ -2264,7 +2264,7 @@
                   <pic:spPr>
                     <a:xfrm>
                       <a:off x="0" y="0"/>
-                      <a:ext cx="2651760" cy="2083526"/>
+                      <a:ext cx="2651760" cy="2075290"/>
                     </a:xfrm>
                     <a:prstGeom prst="rect"/>
                   </pic:spPr>

--- a/paper/paper_bert_standalone.docx
+++ b/paper/paper_bert_standalone.docx
@@ -2243,7 +2243,7 @@
       <w:r>
         <w:drawing>
           <wp:inline xmlns:a="http://schemas.openxmlformats.org/drawingml/2006/main" xmlns:pic="http://schemas.openxmlformats.org/drawingml/2006/picture">
-            <wp:extent cx="2651760" cy="2075290"/>
+            <wp:extent cx="2651760" cy="2074277"/>
             <wp:docPr id="2" name="Picture 2"/>
             <wp:cNvGraphicFramePr>
               <a:graphicFrameLocks noChangeAspect="1"/>
@@ -2264,7 +2264,7 @@
                   <pic:spPr>
                     <a:xfrm>
                       <a:off x="0" y="0"/>
-                      <a:ext cx="2651760" cy="2075290"/>
+                      <a:ext cx="2651760" cy="2074277"/>
                     </a:xfrm>
                     <a:prstGeom prst="rect"/>
                   </pic:spPr>
